--- a/backend/templates/complaint/CDOGS-CEEB-COMPLAINT-TEMPLATE-v1.docx
+++ b/backend/templates/complaint/CDOGS-CEEB-COMPLAINT-TEMPLATE-v1.docx
@@ -127,17 +127,17 @@
           <w:p>
             <w:pPr>
               <w:rPr>
-                <w:rFonts w:ascii="BC Sans" w:hAnsi="BC Sans" w:eastAsia="Times New Roman" w:cs="Times New Roman"/>
-                <w:b w:val="0"/>
-                <w:bCs w:val="0"/>
-                <w:color w:val="000000" w:themeColor="text1"/>
-                <w:sz w:val="20"/>
-                <w:szCs w:val="20"/>
-              </w:rPr>
-            </w:pPr>
-            <w:r>
-              <w:rPr>
-                <w:rFonts w:ascii="BC Sans" w:hAnsi="BC Sans" w:eastAsia="Times New Roman" w:cs="Times New Roman"/>
+                <w:rFonts w:ascii="BC Sans" w:eastAsia="Times New Roman" w:hAnsi="BC Sans" w:cs="Times New Roman"/>
+                <w:b w:val="0"/>
+                <w:bCs w:val="0"/>
+                <w:color w:val="000000" w:themeColor="text1"/>
+                <w:sz w:val="20"/>
+                <w:szCs w:val="20"/>
+              </w:rPr>
+            </w:pPr>
+            <w:r>
+              <w:rPr>
+                <w:rFonts w:ascii="BC Sans" w:eastAsia="Times New Roman" w:hAnsi="BC Sans" w:cs="Times New Roman"/>
                 <w:b w:val="0"/>
                 <w:bCs w:val="0"/>
                 <w:color w:val="000000" w:themeColor="text1"/>
@@ -148,7 +148,7 @@
             </w:r>
             <w:r>
               <w:rPr>
-                <w:rFonts w:ascii="BC Sans" w:hAnsi="BC Sans" w:eastAsia="Times New Roman" w:cs="Times New Roman"/>
+                <w:rFonts w:ascii="BC Sans" w:eastAsia="Times New Roman" w:hAnsi="BC Sans" w:cs="Times New Roman"/>
                 <w:b w:val="0"/>
                 <w:bCs w:val="0"/>
                 <w:color w:val="000000" w:themeColor="text1"/>
@@ -159,7 +159,7 @@
             </w:r>
             <w:r>
               <w:rPr>
-                <w:rFonts w:ascii="BC Sans" w:hAnsi="BC Sans" w:eastAsia="Times New Roman" w:cs="Times New Roman"/>
+                <w:rFonts w:ascii="BC Sans" w:eastAsia="Times New Roman" w:hAnsi="BC Sans" w:cs="Times New Roman"/>
                 <w:b w:val="0"/>
                 <w:bCs w:val="0"/>
                 <w:color w:val="000000" w:themeColor="text1"/>
@@ -170,7 +170,7 @@
             </w:r>
             <w:r>
               <w:rPr>
-                <w:rFonts w:ascii="BC Sans" w:hAnsi="BC Sans" w:eastAsia="BC Sans" w:cs="BC Sans"/>
+                <w:rFonts w:ascii="BC Sans" w:eastAsia="BC Sans" w:hAnsi="BC Sans" w:cs="BC Sans"/>
                 <w:sz w:val="18"/>
                 <w:szCs w:val="18"/>
               </w:rPr>
@@ -178,7 +178,7 @@
             </w:r>
             <w:r>
               <w:rPr>
-                <w:rFonts w:ascii="BC Sans" w:hAnsi="BC Sans" w:eastAsia="Times New Roman" w:cs="Times New Roman"/>
+                <w:rFonts w:ascii="BC Sans" w:eastAsia="Times New Roman" w:hAnsi="BC Sans" w:cs="Times New Roman"/>
                 <w:b w:val="0"/>
                 <w:bCs w:val="0"/>
                 <w:color w:val="000000" w:themeColor="text1"/>
@@ -189,7 +189,7 @@
             </w:r>
             <w:r>
               <w:rPr>
-                <w:rFonts w:ascii="BC Sans" w:hAnsi="BC Sans" w:eastAsia="Times New Roman" w:cs="Times New Roman"/>
+                <w:rFonts w:ascii="BC Sans" w:eastAsia="Times New Roman" w:hAnsi="BC Sans" w:cs="Times New Roman"/>
                 <w:b w:val="0"/>
                 <w:bCs w:val="0"/>
                 <w:color w:val="000000" w:themeColor="text1"/>
@@ -208,15 +208,15 @@
             <w:pPr>
               <w:cnfStyle w:val="100000000000" w:firstRow="1" w:lastRow="0" w:firstColumn="0" w:lastColumn="0" w:oddVBand="0" w:evenVBand="0" w:oddHBand="0" w:evenHBand="0" w:firstRowFirstColumn="0" w:firstRowLastColumn="0" w:lastRowFirstColumn="0" w:lastRowLastColumn="0"/>
               <w:rPr>
-                <w:rFonts w:ascii="BC Sans" w:hAnsi="BC Sans" w:eastAsia="Times New Roman" w:cs="Times New Roman"/>
-                <w:color w:val="000000" w:themeColor="text1"/>
-                <w:sz w:val="20"/>
-                <w:szCs w:val="20"/>
-              </w:rPr>
-            </w:pPr>
-            <w:r>
-              <w:rPr>
-                <w:rFonts w:ascii="BC Sans" w:hAnsi="BC Sans" w:eastAsia="Times New Roman" w:cs="Times New Roman"/>
+                <w:rFonts w:ascii="BC Sans" w:eastAsia="Times New Roman" w:hAnsi="BC Sans" w:cs="Times New Roman"/>
+                <w:color w:val="000000" w:themeColor="text1"/>
+                <w:sz w:val="20"/>
+                <w:szCs w:val="20"/>
+              </w:rPr>
+            </w:pPr>
+            <w:r>
+              <w:rPr>
+                <w:rFonts w:ascii="BC Sans" w:eastAsia="Times New Roman" w:hAnsi="BC Sans" w:cs="Times New Roman"/>
                 <w:b w:val="0"/>
                 <w:bCs w:val="0"/>
                 <w:color w:val="000000" w:themeColor="text1"/>
@@ -227,7 +227,7 @@
             </w:r>
             <w:r>
               <w:rPr>
-                <w:rFonts w:ascii="BC Sans" w:hAnsi="BC Sans" w:eastAsia="Times New Roman" w:cs="Times New Roman"/>
+                <w:rFonts w:ascii="BC Sans" w:eastAsia="Times New Roman" w:hAnsi="BC Sans" w:cs="Times New Roman"/>
                 <w:b w:val="0"/>
                 <w:bCs w:val="0"/>
                 <w:color w:val="000000" w:themeColor="text1"/>
@@ -238,7 +238,7 @@
             </w:r>
             <w:r>
               <w:rPr>
-                <w:rFonts w:ascii="BC Sans" w:hAnsi="BC Sans" w:eastAsia="BC Sans" w:cs="BC Sans"/>
+                <w:rFonts w:ascii="BC Sans" w:eastAsia="BC Sans" w:hAnsi="BC Sans" w:cs="BC Sans"/>
                 <w:b w:val="0"/>
                 <w:bCs w:val="0"/>
                 <w:sz w:val="18"/>
@@ -248,7 +248,7 @@
             </w:r>
             <w:r>
               <w:rPr>
-                <w:rFonts w:ascii="BC Sans" w:hAnsi="BC Sans" w:eastAsia="Times New Roman" w:cs="Times New Roman"/>
+                <w:rFonts w:ascii="BC Sans" w:eastAsia="Times New Roman" w:hAnsi="BC Sans" w:cs="Times New Roman"/>
                 <w:b w:val="0"/>
                 <w:bCs w:val="0"/>
                 <w:color w:val="000000" w:themeColor="text1"/>
@@ -259,7 +259,7 @@
             </w:r>
             <w:r>
               <w:rPr>
-                <w:rFonts w:ascii="BC Sans" w:hAnsi="BC Sans" w:eastAsia="Times New Roman" w:cs="Times New Roman"/>
+                <w:rFonts w:ascii="BC Sans" w:eastAsia="Times New Roman" w:hAnsi="BC Sans" w:cs="Times New Roman"/>
                 <w:b w:val="0"/>
                 <w:bCs w:val="0"/>
                 <w:color w:val="000000" w:themeColor="text1"/>
@@ -280,7 +280,7 @@
             </w:pPr>
             <w:r>
               <w:rPr>
-                <w:rFonts w:ascii="BC Sans" w:hAnsi="BC Sans" w:eastAsia="Times New Roman" w:cs="Times New Roman"/>
+                <w:rFonts w:ascii="BC Sans" w:eastAsia="Times New Roman" w:hAnsi="BC Sans" w:cs="Times New Roman"/>
                 <w:b w:val="0"/>
                 <w:bCs w:val="0"/>
                 <w:color w:val="000000" w:themeColor="text1"/>
@@ -291,7 +291,7 @@
             </w:r>
             <w:r>
               <w:rPr>
-                <w:rFonts w:ascii="BC Sans" w:hAnsi="BC Sans" w:eastAsia="Times New Roman" w:cs="Times New Roman"/>
+                <w:rFonts w:ascii="BC Sans" w:eastAsia="Times New Roman" w:hAnsi="BC Sans" w:cs="Times New Roman"/>
                 <w:b w:val="0"/>
                 <w:bCs w:val="0"/>
                 <w:color w:val="000000" w:themeColor="text1"/>
@@ -302,7 +302,7 @@
             </w:r>
             <w:r>
               <w:rPr>
-                <w:rFonts w:ascii="BC Sans" w:hAnsi="BC Sans" w:eastAsia="BC Sans" w:cs="BC Sans"/>
+                <w:rFonts w:ascii="BC Sans" w:eastAsia="BC Sans" w:hAnsi="BC Sans" w:cs="BC Sans"/>
                 <w:b w:val="0"/>
                 <w:bCs w:val="0"/>
                 <w:sz w:val="18"/>
@@ -312,7 +312,7 @@
             </w:r>
             <w:r>
               <w:rPr>
-                <w:rFonts w:ascii="BC Sans" w:hAnsi="BC Sans" w:eastAsia="Times New Roman" w:cs="Times New Roman"/>
+                <w:rFonts w:ascii="BC Sans" w:eastAsia="Times New Roman" w:hAnsi="BC Sans" w:cs="Times New Roman"/>
                 <w:b w:val="0"/>
                 <w:bCs w:val="0"/>
                 <w:color w:val="000000" w:themeColor="text1"/>
@@ -323,7 +323,7 @@
             </w:r>
             <w:r>
               <w:rPr>
-                <w:rFonts w:ascii="BC Sans" w:hAnsi="BC Sans" w:eastAsia="Times New Roman" w:cs="Times New Roman"/>
+                <w:rFonts w:ascii="BC Sans" w:eastAsia="Times New Roman" w:hAnsi="BC Sans" w:cs="Times New Roman"/>
                 <w:b w:val="0"/>
                 <w:bCs w:val="0"/>
                 <w:color w:val="000000" w:themeColor="text1"/>
@@ -347,17 +347,17 @@
           <w:p>
             <w:pPr>
               <w:rPr>
-                <w:rFonts w:ascii="BC Sans" w:hAnsi="BC Sans" w:eastAsia="Times New Roman" w:cs="Times New Roman"/>
-                <w:b w:val="0"/>
-                <w:bCs w:val="0"/>
-                <w:color w:val="000000" w:themeColor="text1"/>
-                <w:sz w:val="20"/>
-                <w:szCs w:val="20"/>
-              </w:rPr>
-            </w:pPr>
-            <w:r>
-              <w:rPr>
-                <w:rFonts w:ascii="BC Sans" w:hAnsi="BC Sans" w:eastAsia="Times New Roman" w:cs="Times New Roman"/>
+                <w:rFonts w:ascii="BC Sans" w:eastAsia="Times New Roman" w:hAnsi="BC Sans" w:cs="Times New Roman"/>
+                <w:b w:val="0"/>
+                <w:bCs w:val="0"/>
+                <w:color w:val="000000" w:themeColor="text1"/>
+                <w:sz w:val="20"/>
+                <w:szCs w:val="20"/>
+              </w:rPr>
+            </w:pPr>
+            <w:r>
+              <w:rPr>
+                <w:rFonts w:ascii="BC Sans" w:eastAsia="Times New Roman" w:hAnsi="BC Sans" w:cs="Times New Roman"/>
                 <w:b w:val="0"/>
                 <w:bCs w:val="0"/>
                 <w:color w:val="000000" w:themeColor="text1"/>
@@ -368,7 +368,7 @@
             </w:r>
             <w:r>
               <w:rPr>
-                <w:rFonts w:ascii="BC Sans" w:hAnsi="BC Sans" w:eastAsia="Times New Roman" w:cs="Times New Roman"/>
+                <w:rFonts w:ascii="BC Sans" w:eastAsia="Times New Roman" w:hAnsi="BC Sans" w:cs="Times New Roman"/>
                 <w:b w:val="0"/>
                 <w:bCs w:val="0"/>
                 <w:color w:val="000000" w:themeColor="text1"/>
@@ -379,7 +379,7 @@
             </w:r>
             <w:r>
               <w:rPr>
-                <w:rFonts w:ascii="BC Sans" w:hAnsi="BC Sans" w:eastAsia="Times New Roman" w:cs="Times New Roman"/>
+                <w:rFonts w:ascii="BC Sans" w:eastAsia="Times New Roman" w:hAnsi="BC Sans" w:cs="Times New Roman"/>
                 <w:b w:val="0"/>
                 <w:bCs w:val="0"/>
                 <w:color w:val="000000" w:themeColor="text1"/>
@@ -390,7 +390,7 @@
             </w:r>
             <w:r>
               <w:rPr>
-                <w:rFonts w:ascii="BC Sans" w:hAnsi="BC Sans" w:eastAsia="Times New Roman" w:cs="Times New Roman"/>
+                <w:rFonts w:ascii="BC Sans" w:eastAsia="Times New Roman" w:hAnsi="BC Sans" w:cs="Times New Roman"/>
                 <w:b w:val="0"/>
                 <w:bCs w:val="0"/>
                 <w:color w:val="000000" w:themeColor="text1"/>
@@ -401,7 +401,7 @@
             </w:r>
             <w:r>
               <w:rPr>
-                <w:rFonts w:ascii="BC Sans" w:hAnsi="BC Sans" w:eastAsia="BC Sans" w:cs="BC Sans"/>
+                <w:rFonts w:ascii="BC Sans" w:eastAsia="BC Sans" w:hAnsi="BC Sans" w:cs="BC Sans"/>
                 <w:b w:val="0"/>
                 <w:bCs w:val="0"/>
                 <w:sz w:val="18"/>
@@ -411,7 +411,7 @@
             </w:r>
             <w:r>
               <w:rPr>
-                <w:rFonts w:ascii="BC Sans" w:hAnsi="BC Sans" w:eastAsia="Times New Roman" w:cs="Times New Roman"/>
+                <w:rFonts w:ascii="BC Sans" w:eastAsia="Times New Roman" w:hAnsi="BC Sans" w:cs="Times New Roman"/>
                 <w:b w:val="0"/>
                 <w:bCs w:val="0"/>
                 <w:color w:val="000000" w:themeColor="text1"/>
@@ -422,7 +422,7 @@
             </w:r>
             <w:r>
               <w:rPr>
-                <w:rFonts w:ascii="BC Sans" w:hAnsi="BC Sans" w:eastAsia="Times New Roman" w:cs="Times New Roman"/>
+                <w:rFonts w:ascii="BC Sans" w:eastAsia="Times New Roman" w:hAnsi="BC Sans" w:cs="Times New Roman"/>
                 <w:b w:val="0"/>
                 <w:bCs w:val="0"/>
                 <w:color w:val="000000" w:themeColor="text1"/>
@@ -441,15 +441,15 @@
             <w:pPr>
               <w:cnfStyle w:val="000000000000" w:firstRow="0" w:lastRow="0" w:firstColumn="0" w:lastColumn="0" w:oddVBand="0" w:evenVBand="0" w:oddHBand="0" w:evenHBand="0" w:firstRowFirstColumn="0" w:firstRowLastColumn="0" w:lastRowFirstColumn="0" w:lastRowLastColumn="0"/>
               <w:rPr>
-                <w:rFonts w:ascii="BC Sans" w:hAnsi="BC Sans" w:eastAsia="Times New Roman" w:cs="Times New Roman"/>
-                <w:color w:val="000000" w:themeColor="text1"/>
-                <w:sz w:val="20"/>
-                <w:szCs w:val="20"/>
-              </w:rPr>
-            </w:pPr>
-            <w:r>
-              <w:rPr>
-                <w:rFonts w:ascii="BC Sans" w:hAnsi="BC Sans" w:eastAsia="Times New Roman" w:cs="Times New Roman"/>
+                <w:rFonts w:ascii="BC Sans" w:eastAsia="Times New Roman" w:hAnsi="BC Sans" w:cs="Times New Roman"/>
+                <w:color w:val="000000" w:themeColor="text1"/>
+                <w:sz w:val="20"/>
+                <w:szCs w:val="20"/>
+              </w:rPr>
+            </w:pPr>
+            <w:r>
+              <w:rPr>
+                <w:rFonts w:ascii="BC Sans" w:eastAsia="Times New Roman" w:hAnsi="BC Sans" w:cs="Times New Roman"/>
                 <w:color w:val="000000" w:themeColor="text1"/>
                 <w:sz w:val="20"/>
                 <w:szCs w:val="20"/>
@@ -458,7 +458,7 @@
             </w:r>
             <w:r>
               <w:rPr>
-                <w:rFonts w:ascii="BC Sans" w:hAnsi="BC Sans" w:eastAsia="Times New Roman" w:cs="Times New Roman"/>
+                <w:rFonts w:ascii="BC Sans" w:eastAsia="Times New Roman" w:hAnsi="BC Sans" w:cs="Times New Roman"/>
                 <w:color w:val="000000" w:themeColor="text1"/>
                 <w:sz w:val="20"/>
                 <w:szCs w:val="20"/>
@@ -467,7 +467,7 @@
             </w:r>
             <w:r>
               <w:rPr>
-                <w:rFonts w:ascii="BC Sans" w:hAnsi="BC Sans" w:eastAsia="BC Sans" w:cs="BC Sans"/>
+                <w:rFonts w:ascii="BC Sans" w:eastAsia="BC Sans" w:hAnsi="BC Sans" w:cs="BC Sans"/>
                 <w:b/>
                 <w:bCs/>
                 <w:sz w:val="18"/>
@@ -477,7 +477,7 @@
             </w:r>
             <w:r>
               <w:rPr>
-                <w:rFonts w:ascii="BC Sans" w:hAnsi="BC Sans" w:eastAsia="Times New Roman" w:cs="Times New Roman"/>
+                <w:rFonts w:ascii="BC Sans" w:eastAsia="Times New Roman" w:hAnsi="BC Sans" w:cs="Times New Roman"/>
                 <w:color w:val="000000" w:themeColor="text1"/>
                 <w:sz w:val="20"/>
                 <w:szCs w:val="20"/>
@@ -494,15 +494,15 @@
             <w:pPr>
               <w:cnfStyle w:val="000000000000" w:firstRow="0" w:lastRow="0" w:firstColumn="0" w:lastColumn="0" w:oddVBand="0" w:evenVBand="0" w:oddHBand="0" w:evenHBand="0" w:firstRowFirstColumn="0" w:firstRowLastColumn="0" w:lastRowFirstColumn="0" w:lastRowLastColumn="0"/>
               <w:rPr>
-                <w:rFonts w:ascii="BC Sans" w:hAnsi="BC Sans" w:eastAsia="Times New Roman" w:cs="Times New Roman"/>
-                <w:color w:val="000000" w:themeColor="text1"/>
-                <w:sz w:val="20"/>
-                <w:szCs w:val="20"/>
-              </w:rPr>
-            </w:pPr>
-            <w:r>
-              <w:rPr>
-                <w:rFonts w:ascii="BC Sans" w:hAnsi="BC Sans" w:eastAsia="Times New Roman" w:cs="Times New Roman"/>
+                <w:rFonts w:ascii="BC Sans" w:eastAsia="Times New Roman" w:hAnsi="BC Sans" w:cs="Times New Roman"/>
+                <w:color w:val="000000" w:themeColor="text1"/>
+                <w:sz w:val="20"/>
+                <w:szCs w:val="20"/>
+              </w:rPr>
+            </w:pPr>
+            <w:r>
+              <w:rPr>
+                <w:rFonts w:ascii="BC Sans" w:eastAsia="Times New Roman" w:hAnsi="BC Sans" w:cs="Times New Roman"/>
                 <w:color w:val="000000" w:themeColor="text1"/>
                 <w:sz w:val="20"/>
                 <w:szCs w:val="20"/>
@@ -511,7 +511,7 @@
             </w:r>
             <w:r>
               <w:rPr>
-                <w:rFonts w:ascii="BC Sans" w:hAnsi="BC Sans" w:eastAsia="BC Sans" w:cs="BC Sans"/>
+                <w:rFonts w:ascii="BC Sans" w:eastAsia="BC Sans" w:hAnsi="BC Sans" w:cs="BC Sans"/>
                 <w:sz w:val="18"/>
                 <w:szCs w:val="18"/>
               </w:rPr>
@@ -519,7 +519,7 @@
             </w:r>
             <w:r>
               <w:rPr>
-                <w:rFonts w:ascii="BC Sans" w:hAnsi="BC Sans" w:eastAsia="BC Sans" w:cs="BC Sans"/>
+                <w:rFonts w:ascii="BC Sans" w:eastAsia="BC Sans" w:hAnsi="BC Sans" w:cs="BC Sans"/>
                 <w:sz w:val="18"/>
                 <w:szCs w:val="18"/>
               </w:rPr>
@@ -527,7 +527,7 @@
             </w:r>
             <w:r>
               <w:rPr>
-                <w:rFonts w:ascii="BC Sans" w:hAnsi="BC Sans" w:eastAsia="Times New Roman" w:cs="Times New Roman"/>
+                <w:rFonts w:ascii="BC Sans" w:eastAsia="Times New Roman" w:hAnsi="BC Sans" w:cs="Times New Roman"/>
                 <w:color w:val="000000" w:themeColor="text1"/>
                 <w:sz w:val="20"/>
                 <w:szCs w:val="20"/>
@@ -536,7 +536,7 @@
             </w:r>
             <w:r>
               <w:rPr>
-                <w:rFonts w:ascii="BC Sans" w:hAnsi="BC Sans" w:eastAsia="Times New Roman" w:cs="Times New Roman"/>
+                <w:rFonts w:ascii="BC Sans" w:eastAsia="Times New Roman" w:hAnsi="BC Sans" w:cs="Times New Roman"/>
                 <w:color w:val="000000" w:themeColor="text1"/>
                 <w:sz w:val="20"/>
                 <w:szCs w:val="20"/>
@@ -545,7 +545,7 @@
             </w:r>
             <w:r>
               <w:rPr>
-                <w:rFonts w:ascii="BC Sans" w:hAnsi="BC Sans" w:eastAsia="Times New Roman" w:cs="Times New Roman"/>
+                <w:rFonts w:ascii="BC Sans" w:eastAsia="Times New Roman" w:hAnsi="BC Sans" w:cs="Times New Roman"/>
                 <w:color w:val="000000" w:themeColor="text1"/>
                 <w:sz w:val="20"/>
                 <w:szCs w:val="20"/>
@@ -554,7 +554,7 @@
             </w:r>
             <w:r>
               <w:rPr>
-                <w:rFonts w:ascii="BC Sans" w:hAnsi="BC Sans" w:eastAsia="Times New Roman" w:cs="Times New Roman"/>
+                <w:rFonts w:ascii="BC Sans" w:eastAsia="Times New Roman" w:hAnsi="BC Sans" w:cs="Times New Roman"/>
                 <w:color w:val="000000" w:themeColor="text1"/>
                 <w:sz w:val="20"/>
                 <w:szCs w:val="20"/>
@@ -563,7 +563,7 @@
             </w:r>
             <w:r>
               <w:rPr>
-                <w:rFonts w:ascii="BC Sans" w:hAnsi="BC Sans" w:eastAsia="Times New Roman" w:cs="Times New Roman"/>
+                <w:rFonts w:ascii="BC Sans" w:eastAsia="Times New Roman" w:hAnsi="BC Sans" w:cs="Times New Roman"/>
                 <w:color w:val="000000" w:themeColor="text1"/>
                 <w:sz w:val="20"/>
                 <w:szCs w:val="20"/>
@@ -572,7 +572,7 @@
             </w:r>
             <w:r>
               <w:rPr>
-                <w:rFonts w:ascii="BC Sans" w:hAnsi="BC Sans" w:eastAsia="Times New Roman" w:cs="Times New Roman"/>
+                <w:rFonts w:ascii="BC Sans" w:eastAsia="Times New Roman" w:hAnsi="BC Sans" w:cs="Times New Roman"/>
                 <w:color w:val="000000" w:themeColor="text1"/>
                 <w:sz w:val="20"/>
                 <w:szCs w:val="20"/>
@@ -581,7 +581,7 @@
             </w:r>
             <w:r>
               <w:rPr>
-                <w:rFonts w:ascii="BC Sans" w:hAnsi="BC Sans" w:eastAsia="Times New Roman" w:cs="Times New Roman"/>
+                <w:rFonts w:ascii="BC Sans" w:eastAsia="Times New Roman" w:hAnsi="BC Sans" w:cs="Times New Roman"/>
                 <w:color w:val="000000" w:themeColor="text1"/>
                 <w:sz w:val="20"/>
                 <w:szCs w:val="20"/>
@@ -590,7 +590,7 @@
             </w:r>
             <w:r>
               <w:rPr>
-                <w:rFonts w:ascii="BC Sans" w:hAnsi="BC Sans" w:eastAsia="Times New Roman" w:cs="Times New Roman"/>
+                <w:rFonts w:ascii="BC Sans" w:eastAsia="Times New Roman" w:hAnsi="BC Sans" w:cs="Times New Roman"/>
                 <w:color w:val="000000" w:themeColor="text1"/>
                 <w:sz w:val="20"/>
                 <w:szCs w:val="20"/>
@@ -599,7 +599,7 @@
             </w:r>
             <w:r>
               <w:rPr>
-                <w:rFonts w:ascii="BC Sans" w:hAnsi="BC Sans" w:eastAsia="BC Sans" w:cs="BC Sans"/>
+                <w:rFonts w:ascii="BC Sans" w:eastAsia="BC Sans" w:hAnsi="BC Sans" w:cs="BC Sans"/>
                 <w:sz w:val="18"/>
                 <w:szCs w:val="18"/>
               </w:rPr>
@@ -607,7 +607,7 @@
             </w:r>
             <w:r>
               <w:rPr>
-                <w:rFonts w:ascii="BC Sans" w:hAnsi="BC Sans" w:eastAsia="BC Sans" w:cs="BC Sans"/>
+                <w:rFonts w:ascii="BC Sans" w:eastAsia="BC Sans" w:hAnsi="BC Sans" w:cs="BC Sans"/>
                 <w:sz w:val="18"/>
                 <w:szCs w:val="18"/>
               </w:rPr>
@@ -615,7 +615,7 @@
             </w:r>
             <w:r>
               <w:rPr>
-                <w:rFonts w:ascii="BC Sans" w:hAnsi="BC Sans" w:eastAsia="Times New Roman" w:cs="Times New Roman"/>
+                <w:rFonts w:ascii="BC Sans" w:eastAsia="Times New Roman" w:hAnsi="BC Sans" w:cs="Times New Roman"/>
                 <w:color w:val="000000" w:themeColor="text1"/>
                 <w:sz w:val="20"/>
                 <w:szCs w:val="20"/>
@@ -624,7 +624,7 @@
             </w:r>
             <w:r>
               <w:rPr>
-                <w:rFonts w:ascii="BC Sans" w:hAnsi="BC Sans" w:eastAsia="Times New Roman" w:cs="Times New Roman"/>
+                <w:rFonts w:ascii="BC Sans" w:eastAsia="Times New Roman" w:hAnsi="BC Sans" w:cs="Times New Roman"/>
                 <w:color w:val="000000" w:themeColor="text1"/>
                 <w:sz w:val="20"/>
                 <w:szCs w:val="20"/>
@@ -633,7 +633,7 @@
             </w:r>
             <w:r>
               <w:rPr>
-                <w:rFonts w:ascii="BC Sans" w:hAnsi="BC Sans" w:eastAsia="Times New Roman" w:cs="Times New Roman"/>
+                <w:rFonts w:ascii="BC Sans" w:eastAsia="Times New Roman" w:hAnsi="BC Sans" w:cs="Times New Roman"/>
                 <w:color w:val="000000" w:themeColor="text1"/>
                 <w:sz w:val="20"/>
                 <w:szCs w:val="20"/>
@@ -642,7 +642,7 @@
             </w:r>
             <w:r>
               <w:rPr>
-                <w:rFonts w:ascii="BC Sans" w:hAnsi="BC Sans" w:eastAsia="Times New Roman" w:cs="Times New Roman"/>
+                <w:rFonts w:ascii="BC Sans" w:eastAsia="Times New Roman" w:hAnsi="BC Sans" w:cs="Times New Roman"/>
                 <w:color w:val="000000" w:themeColor="text1"/>
                 <w:sz w:val="20"/>
                 <w:szCs w:val="20"/>
@@ -651,7 +651,7 @@
             </w:r>
             <w:r>
               <w:rPr>
-                <w:rFonts w:ascii="BC Sans" w:hAnsi="BC Sans" w:eastAsia="BC Sans" w:cs="BC Sans"/>
+                <w:rFonts w:ascii="BC Sans" w:eastAsia="BC Sans" w:hAnsi="BC Sans" w:cs="BC Sans"/>
                 <w:sz w:val="18"/>
                 <w:szCs w:val="18"/>
               </w:rPr>
@@ -659,7 +659,7 @@
             </w:r>
             <w:r>
               <w:rPr>
-                <w:rFonts w:ascii="BC Sans" w:hAnsi="BC Sans" w:eastAsia="BC Sans" w:cs="BC Sans"/>
+                <w:rFonts w:ascii="BC Sans" w:eastAsia="BC Sans" w:hAnsi="BC Sans" w:cs="BC Sans"/>
                 <w:sz w:val="18"/>
                 <w:szCs w:val="18"/>
               </w:rPr>
@@ -667,7 +667,7 @@
             </w:r>
             <w:r>
               <w:rPr>
-                <w:rFonts w:ascii="BC Sans" w:hAnsi="BC Sans" w:eastAsia="Times New Roman" w:cs="Times New Roman"/>
+                <w:rFonts w:ascii="BC Sans" w:eastAsia="Times New Roman" w:hAnsi="BC Sans" w:cs="Times New Roman"/>
                 <w:color w:val="000000" w:themeColor="text1"/>
                 <w:sz w:val="20"/>
                 <w:szCs w:val="20"/>
@@ -676,7 +676,7 @@
             </w:r>
             <w:r>
               <w:rPr>
-                <w:rFonts w:ascii="BC Sans" w:hAnsi="BC Sans" w:eastAsia="Times New Roman" w:cs="Times New Roman"/>
+                <w:rFonts w:ascii="BC Sans" w:eastAsia="Times New Roman" w:hAnsi="BC Sans" w:cs="Times New Roman"/>
                 <w:color w:val="000000" w:themeColor="text1"/>
                 <w:sz w:val="20"/>
                 <w:szCs w:val="20"/>
@@ -685,7 +685,7 @@
             </w:r>
             <w:r>
               <w:rPr>
-                <w:rFonts w:ascii="BC Sans" w:hAnsi="BC Sans" w:eastAsia="Times New Roman" w:cs="Times New Roman"/>
+                <w:rFonts w:ascii="BC Sans" w:eastAsia="Times New Roman" w:hAnsi="BC Sans" w:cs="Times New Roman"/>
                 <w:color w:val="000000" w:themeColor="text1"/>
                 <w:sz w:val="20"/>
                 <w:szCs w:val="20"/>
@@ -694,7 +694,7 @@
             </w:r>
             <w:r>
               <w:rPr>
-                <w:rFonts w:ascii="BC Sans" w:hAnsi="BC Sans" w:eastAsia="Times New Roman" w:cs="Times New Roman"/>
+                <w:rFonts w:ascii="BC Sans" w:eastAsia="Times New Roman" w:hAnsi="BC Sans" w:cs="Times New Roman"/>
                 <w:color w:val="000000" w:themeColor="text1"/>
                 <w:sz w:val="20"/>
                 <w:szCs w:val="20"/>
@@ -710,7 +710,7 @@
         <w:spacing w:after="0" w:line="240" w:lineRule="auto"/>
         <w:textAlignment w:val="baseline"/>
         <w:rPr>
-          <w:rFonts w:ascii="BC Sans" w:hAnsi="BC Sans" w:eastAsia="Times New Roman" w:cs="Segoe UI"/>
+          <w:rFonts w:ascii="BC Sans" w:eastAsia="Times New Roman" w:hAnsi="BC Sans" w:cs="Segoe UI"/>
           <w:color w:val="000000"/>
           <w:kern w:val="0"/>
           <w:sz w:val="20"/>
@@ -721,7 +721,7 @@
       </w:pPr>
       <w:r>
         <w:rPr>
-          <w:rFonts w:ascii="BC Sans" w:hAnsi="BC Sans" w:eastAsia="Times New Roman" w:cs="Segoe UI"/>
+          <w:rFonts w:ascii="BC Sans" w:eastAsia="Times New Roman" w:hAnsi="BC Sans" w:cs="Segoe UI"/>
           <w:color w:val="000000"/>
           <w:kern w:val="0"/>
           <w:sz w:val="20"/>
@@ -733,7 +733,7 @@
       </w:r>
       <w:r>
         <w:rPr>
-          <w:rFonts w:ascii="BC Sans" w:hAnsi="BC Sans" w:eastAsia="Times New Roman" w:cs="Segoe UI"/>
+          <w:rFonts w:ascii="BC Sans" w:eastAsia="Times New Roman" w:hAnsi="BC Sans" w:cs="Segoe UI"/>
           <w:color w:val="000000"/>
           <w:kern w:val="0"/>
           <w:sz w:val="20"/>
@@ -745,7 +745,7 @@
       </w:r>
       <w:r>
         <w:rPr>
-          <w:rFonts w:ascii="BC Sans" w:hAnsi="BC Sans" w:eastAsia="Times New Roman" w:cs="Segoe UI"/>
+          <w:rFonts w:ascii="BC Sans" w:eastAsia="Times New Roman" w:hAnsi="BC Sans" w:cs="Segoe UI"/>
           <w:color w:val="000000"/>
           <w:kern w:val="0"/>
           <w:sz w:val="20"/>
@@ -757,7 +757,7 @@
       </w:r>
       <w:r>
         <w:rPr>
-          <w:rFonts w:ascii="BC Sans" w:hAnsi="BC Sans" w:eastAsia="Times New Roman" w:cs="Segoe UI"/>
+          <w:rFonts w:ascii="BC Sans" w:eastAsia="Times New Roman" w:hAnsi="BC Sans" w:cs="Segoe UI"/>
           <w:color w:val="000000"/>
           <w:kern w:val="0"/>
           <w:sz w:val="20"/>
@@ -769,7 +769,7 @@
       </w:r>
       <w:r>
         <w:rPr>
-          <w:rFonts w:ascii="BC Sans" w:hAnsi="BC Sans" w:eastAsia="Times New Roman" w:cs="Segoe UI"/>
+          <w:rFonts w:ascii="BC Sans" w:eastAsia="Times New Roman" w:hAnsi="BC Sans" w:cs="Segoe UI"/>
           <w:color w:val="000000"/>
           <w:kern w:val="0"/>
           <w:sz w:val="20"/>
@@ -805,7 +805,7 @@
           <w:p>
             <w:pPr>
               <w:rPr>
-                <w:rFonts w:ascii="BC Sans" w:hAnsi="BC Sans" w:eastAsia="Times New Roman" w:cs="Times New Roman"/>
+                <w:rFonts w:ascii="BC Sans" w:eastAsia="Times New Roman" w:hAnsi="BC Sans" w:cs="Times New Roman"/>
                 <w:color w:val="000000"/>
                 <w:kern w:val="0"/>
                 <w:sz w:val="20"/>
@@ -815,7 +815,7 @@
             </w:pPr>
             <w:r>
               <w:rPr>
-                <w:rFonts w:ascii="BC Sans" w:hAnsi="BC Sans" w:eastAsia="Times New Roman" w:cs="Times New Roman"/>
+                <w:rFonts w:ascii="BC Sans" w:eastAsia="Times New Roman" w:hAnsi="BC Sans" w:cs="Times New Roman"/>
                 <w:caps w:val="0"/>
                 <w:color w:val="000000"/>
                 <w:kern w:val="0"/>
@@ -828,7 +828,7 @@
             <w:commentRangeStart w:id="0"/>
             <w:r>
               <w:rPr>
-                <w:rFonts w:ascii="BC Sans" w:hAnsi="BC Sans" w:eastAsia="Times New Roman" w:cs="Times New Roman"/>
+                <w:rFonts w:ascii="BC Sans" w:eastAsia="Times New Roman" w:hAnsi="BC Sans" w:cs="Times New Roman"/>
                 <w:caps w:val="0"/>
                 <w:color w:val="000000"/>
                 <w:kern w:val="0"/>
@@ -842,9 +842,12 @@
             <w:r>
               <w:rPr>
                 <w:rStyle w:val="CommentReference"/>
-                <w:b w:val="0"/>
-                <w:bCs w:val="0"/>
-                <w:caps w:val="0"/>
+                <w:rFonts w:ascii="BC Sans" w:eastAsia="Times New Roman" w:hAnsi="BC Sans" w:cs="Times New Roman"/>
+                <w:color w:val="000000"/>
+                <w:kern w:val="0"/>
+                <w:sz w:val="20"/>
+                <w:szCs w:val="20"/>
+                <w14:ligatures w14:val="none"/>
               </w:rPr>
               <w:commentReference w:id="0"/>
             </w:r>
@@ -860,7 +863,7 @@
             <w:pPr>
               <w:cnfStyle w:val="100000000000" w:firstRow="1" w:lastRow="0" w:firstColumn="0" w:lastColumn="0" w:oddVBand="0" w:evenVBand="0" w:oddHBand="0" w:evenHBand="0" w:firstRowFirstColumn="0" w:firstRowLastColumn="0" w:lastRowFirstColumn="0" w:lastRowLastColumn="0"/>
               <w:rPr>
-                <w:rFonts w:ascii="BC Sans" w:hAnsi="BC Sans" w:eastAsia="Times New Roman" w:cs="Times New Roman"/>
+                <w:rFonts w:ascii="BC Sans" w:eastAsia="Times New Roman" w:hAnsi="BC Sans" w:cs="Times New Roman"/>
                 <w:color w:val="000000"/>
                 <w:kern w:val="0"/>
                 <w:sz w:val="20"/>
@@ -874,7 +877,7 @@
       <w:tr>
         <w:trPr>
           <w:cnfStyle w:val="000000100000" w:firstRow="0" w:lastRow="0" w:firstColumn="0" w:lastColumn="0" w:oddVBand="0" w:evenVBand="0" w:oddHBand="1" w:evenHBand="0" w:firstRowFirstColumn="0" w:firstRowLastColumn="0" w:lastRowFirstColumn="0" w:lastRowLastColumn="0"/>
-          <w:trHeight w:val="20" w:hRule="exact"/>
+          <w:trHeight w:hRule="exact" w:val="20"/>
         </w:trPr>
         <w:tc>
           <w:tcPr>
@@ -882,7 +885,7 @@
             <w:tcW w:w="10915" w:type="dxa"/>
             <w:gridSpan w:val="2"/>
             <w:tcBorders>
-              <w:right w:val="none" w:color="auto" w:sz="0" w:space="0"/>
+              <w:right w:val="none" w:sz="0" w:space="0" w:color="auto"/>
             </w:tcBorders>
             <w:noWrap/>
             <w:vAlign w:val="center"/>
@@ -891,7 +894,7 @@
             <w:pPr>
               <w:spacing w:line="259" w:lineRule="auto"/>
               <w:rPr>
-                <w:rFonts w:ascii="BC Sans" w:hAnsi="BC Sans" w:eastAsia="Times New Roman" w:cs="Times New Roman"/>
+                <w:rFonts w:ascii="BC Sans" w:eastAsia="Times New Roman" w:hAnsi="BC Sans" w:cs="Times New Roman"/>
                 <w:color w:val="000000" w:themeColor="text1"/>
                 <w:sz w:val="18"/>
                 <w:szCs w:val="18"/>
@@ -902,7 +905,7 @@
       </w:tr>
       <w:tr>
         <w:trPr>
-          <w:trHeight w:val="20" w:hRule="exact"/>
+          <w:trHeight w:hRule="exact" w:val="20"/>
         </w:trPr>
         <w:tc>
           <w:tcPr>
@@ -910,7 +913,7 @@
             <w:tcW w:w="10915" w:type="dxa"/>
             <w:gridSpan w:val="2"/>
             <w:tcBorders>
-              <w:right w:val="none" w:color="auto" w:sz="0" w:space="0"/>
+              <w:right w:val="none" w:sz="0" w:space="0" w:color="auto"/>
             </w:tcBorders>
             <w:noWrap/>
             <w:vAlign w:val="center"/>
@@ -918,7 +921,7 @@
           <w:p>
             <w:pPr>
               <w:rPr>
-                <w:rFonts w:ascii="BC Sans" w:hAnsi="BC Sans" w:eastAsia="Times New Roman" w:cs="Times New Roman"/>
+                <w:rFonts w:ascii="BC Sans" w:eastAsia="Times New Roman" w:hAnsi="BC Sans" w:cs="Times New Roman"/>
                 <w:color w:val="000000" w:themeColor="text1"/>
                 <w:sz w:val="20"/>
                 <w:szCs w:val="20"/>
@@ -939,7 +942,7 @@
             <w:tcW w:w="10915" w:type="dxa"/>
             <w:gridSpan w:val="2"/>
             <w:tcBorders>
-              <w:right w:val="none" w:color="auto" w:sz="0" w:space="0"/>
+              <w:right w:val="none" w:sz="0" w:space="0" w:color="auto"/>
             </w:tcBorders>
             <w:noWrap/>
             <w:vAlign w:val="center"/>
@@ -948,7 +951,7 @@
             <w:pPr>
               <w:spacing w:line="259" w:lineRule="auto"/>
               <w:rPr>
-                <w:rFonts w:ascii="BC Sans" w:hAnsi="BC Sans" w:eastAsia="Times New Roman" w:cs="Times New Roman"/>
+                <w:rFonts w:ascii="BC Sans" w:eastAsia="Times New Roman" w:hAnsi="BC Sans" w:cs="Times New Roman"/>
                 <w:b w:val="0"/>
                 <w:bCs w:val="0"/>
                 <w:color w:val="000000" w:themeColor="text1"/>
@@ -958,7 +961,7 @@
             </w:pPr>
             <w:r>
               <w:rPr>
-                <w:rFonts w:ascii="BC Sans" w:hAnsi="BC Sans" w:eastAsia="Times New Roman" w:cs="Times New Roman"/>
+                <w:rFonts w:ascii="BC Sans" w:eastAsia="Times New Roman" w:hAnsi="BC Sans" w:cs="Times New Roman"/>
                 <w:b w:val="0"/>
                 <w:bCs w:val="0"/>
                 <w:caps w:val="0"/>
@@ -970,7 +973,7 @@
             </w:r>
             <w:r>
               <w:rPr>
-                <w:rFonts w:ascii="BC Sans" w:hAnsi="BC Sans" w:eastAsia="Times New Roman" w:cs="Times New Roman"/>
+                <w:rFonts w:ascii="BC Sans" w:eastAsia="Times New Roman" w:hAnsi="BC Sans" w:cs="Times New Roman"/>
                 <w:b w:val="0"/>
                 <w:bCs w:val="0"/>
                 <w:caps w:val="0"/>
@@ -982,7 +985,7 @@
             </w:r>
             <w:r>
               <w:rPr>
-                <w:rFonts w:ascii="BC Sans" w:hAnsi="BC Sans" w:eastAsia="Times New Roman" w:cs="Times New Roman"/>
+                <w:rFonts w:ascii="BC Sans" w:eastAsia="Times New Roman" w:hAnsi="BC Sans" w:cs="Times New Roman"/>
                 <w:b w:val="0"/>
                 <w:bCs w:val="0"/>
                 <w:caps w:val="0"/>
@@ -994,7 +997,7 @@
             </w:r>
             <w:r>
               <w:rPr>
-                <w:rFonts w:ascii="BC Sans" w:hAnsi="BC Sans" w:eastAsia="Times New Roman" w:cs="Times New Roman"/>
+                <w:rFonts w:ascii="BC Sans" w:eastAsia="Times New Roman" w:hAnsi="BC Sans" w:cs="Times New Roman"/>
                 <w:b w:val="0"/>
                 <w:bCs w:val="0"/>
                 <w:caps w:val="0"/>
@@ -1006,7 +1009,7 @@
             </w:r>
             <w:r>
               <w:rPr>
-                <w:rFonts w:ascii="BC Sans" w:hAnsi="BC Sans" w:eastAsia="Times New Roman" w:cs="Times New Roman"/>
+                <w:rFonts w:ascii="BC Sans" w:eastAsia="Times New Roman" w:hAnsi="BC Sans" w:cs="Times New Roman"/>
                 <w:b w:val="0"/>
                 <w:bCs w:val="0"/>
                 <w:caps w:val="0"/>
@@ -1018,7 +1021,7 @@
             </w:r>
             <w:r>
               <w:rPr>
-                <w:rFonts w:ascii="BC Sans" w:hAnsi="BC Sans" w:eastAsia="Times New Roman" w:cs="Times New Roman"/>
+                <w:rFonts w:ascii="BC Sans" w:eastAsia="Times New Roman" w:hAnsi="BC Sans" w:cs="Times New Roman"/>
                 <w:b w:val="0"/>
                 <w:bCs w:val="0"/>
                 <w:caps w:val="0"/>
@@ -1030,7 +1033,7 @@
             </w:r>
             <w:r>
               <w:rPr>
-                <w:rFonts w:ascii="BC Sans" w:hAnsi="BC Sans" w:eastAsia="Times New Roman" w:cs="Times New Roman"/>
+                <w:rFonts w:ascii="BC Sans" w:eastAsia="Times New Roman" w:hAnsi="BC Sans" w:cs="Times New Roman"/>
                 <w:b w:val="0"/>
                 <w:bCs w:val="0"/>
                 <w:caps w:val="0"/>
@@ -1042,7 +1045,7 @@
             </w:r>
             <w:r>
               <w:rPr>
-                <w:rFonts w:ascii="BC Sans" w:hAnsi="BC Sans" w:eastAsia="Times New Roman" w:cs="Times New Roman"/>
+                <w:rFonts w:ascii="BC Sans" w:eastAsia="Times New Roman" w:hAnsi="BC Sans" w:cs="Times New Roman"/>
                 <w:b w:val="0"/>
                 <w:bCs w:val="0"/>
                 <w:caps w:val="0"/>
@@ -1054,7 +1057,7 @@
             </w:r>
             <w:r>
               <w:rPr>
-                <w:rFonts w:ascii="BC Sans" w:hAnsi="BC Sans" w:eastAsia="Times New Roman" w:cs="Times New Roman"/>
+                <w:rFonts w:ascii="BC Sans" w:eastAsia="Times New Roman" w:hAnsi="BC Sans" w:cs="Times New Roman"/>
                 <w:b w:val="0"/>
                 <w:bCs w:val="0"/>
                 <w:caps w:val="0"/>
@@ -1066,7 +1069,7 @@
             </w:r>
             <w:r>
               <w:rPr>
-                <w:rFonts w:ascii="BC Sans" w:hAnsi="BC Sans" w:eastAsia="Times New Roman" w:cs="Times New Roman"/>
+                <w:rFonts w:ascii="BC Sans" w:eastAsia="Times New Roman" w:hAnsi="BC Sans" w:cs="Times New Roman"/>
                 <w:b w:val="0"/>
                 <w:bCs w:val="0"/>
                 <w:caps w:val="0"/>
@@ -1078,7 +1081,7 @@
             </w:r>
             <w:r>
               <w:rPr>
-                <w:rFonts w:ascii="BC Sans" w:hAnsi="BC Sans" w:eastAsia="Times New Roman" w:cs="Times New Roman"/>
+                <w:rFonts w:ascii="BC Sans" w:eastAsia="Times New Roman" w:hAnsi="BC Sans" w:cs="Times New Roman"/>
                 <w:b w:val="0"/>
                 <w:bCs w:val="0"/>
                 <w:caps w:val="0"/>
@@ -1090,7 +1093,7 @@
             </w:r>
             <w:r>
               <w:rPr>
-                <w:rFonts w:ascii="BC Sans" w:hAnsi="BC Sans" w:eastAsia="Times New Roman" w:cs="Times New Roman"/>
+                <w:rFonts w:ascii="BC Sans" w:eastAsia="Times New Roman" w:hAnsi="BC Sans" w:cs="Times New Roman"/>
                 <w:b w:val="0"/>
                 <w:bCs w:val="0"/>
                 <w:caps w:val="0"/>
@@ -1102,7 +1105,7 @@
             </w:r>
             <w:r>
               <w:rPr>
-                <w:rFonts w:ascii="BC Sans" w:hAnsi="BC Sans" w:eastAsia="Times New Roman" w:cs="Times New Roman"/>
+                <w:rFonts w:ascii="BC Sans" w:eastAsia="Times New Roman" w:hAnsi="BC Sans" w:cs="Times New Roman"/>
                 <w:b w:val="0"/>
                 <w:bCs w:val="0"/>
                 <w:caps w:val="0"/>
@@ -1114,7 +1117,7 @@
             </w:r>
             <w:r>
               <w:rPr>
-                <w:rFonts w:ascii="BC Sans" w:hAnsi="BC Sans" w:eastAsia="Times New Roman" w:cs="Times New Roman"/>
+                <w:rFonts w:ascii="BC Sans" w:eastAsia="Times New Roman" w:hAnsi="BC Sans" w:cs="Times New Roman"/>
                 <w:b w:val="0"/>
                 <w:bCs w:val="0"/>
                 <w:caps w:val="0"/>
@@ -1126,7 +1129,7 @@
             </w:r>
             <w:r>
               <w:rPr>
-                <w:rFonts w:ascii="BC Sans" w:hAnsi="BC Sans" w:eastAsia="Times New Roman" w:cs="Times New Roman"/>
+                <w:rFonts w:ascii="BC Sans" w:eastAsia="Times New Roman" w:hAnsi="BC Sans" w:cs="Times New Roman"/>
                 <w:b w:val="0"/>
                 <w:bCs w:val="0"/>
                 <w:caps w:val="0"/>
@@ -1138,7 +1141,7 @@
             </w:r>
             <w:r>
               <w:rPr>
-                <w:rFonts w:ascii="BC Sans" w:hAnsi="BC Sans" w:eastAsia="Times New Roman" w:cs="Times New Roman"/>
+                <w:rFonts w:ascii="BC Sans" w:eastAsia="Times New Roman" w:hAnsi="BC Sans" w:cs="Times New Roman"/>
                 <w:b w:val="0"/>
                 <w:bCs w:val="0"/>
                 <w:caps w:val="0"/>
@@ -1150,7 +1153,7 @@
             </w:r>
             <w:r>
               <w:rPr>
-                <w:rFonts w:ascii="BC Sans" w:hAnsi="BC Sans" w:eastAsia="Times New Roman" w:cs="Times New Roman"/>
+                <w:rFonts w:ascii="BC Sans" w:eastAsia="Times New Roman" w:hAnsi="BC Sans" w:cs="Times New Roman"/>
                 <w:b w:val="0"/>
                 <w:bCs w:val="0"/>
                 <w:caps w:val="0"/>
@@ -1162,7 +1165,7 @@
             </w:r>
             <w:r>
               <w:rPr>
-                <w:rFonts w:ascii="BC Sans" w:hAnsi="BC Sans" w:eastAsia="Times New Roman" w:cs="Times New Roman"/>
+                <w:rFonts w:ascii="BC Sans" w:eastAsia="Times New Roman" w:hAnsi="BC Sans" w:cs="Times New Roman"/>
                 <w:b w:val="0"/>
                 <w:bCs w:val="0"/>
                 <w:caps w:val="0"/>
@@ -1174,7 +1177,7 @@
             </w:r>
             <w:r>
               <w:rPr>
-                <w:rFonts w:ascii="BC Sans" w:hAnsi="BC Sans" w:eastAsia="Times New Roman" w:cs="Times New Roman"/>
+                <w:rFonts w:ascii="BC Sans" w:eastAsia="Times New Roman" w:hAnsi="BC Sans" w:cs="Times New Roman"/>
                 <w:b w:val="0"/>
                 <w:bCs w:val="0"/>
                 <w:caps w:val="0"/>
@@ -1186,7 +1189,7 @@
             </w:r>
             <w:r>
               <w:rPr>
-                <w:rFonts w:ascii="BC Sans" w:hAnsi="BC Sans" w:eastAsia="Times New Roman" w:cs="Times New Roman"/>
+                <w:rFonts w:ascii="BC Sans" w:eastAsia="Times New Roman" w:hAnsi="BC Sans" w:cs="Times New Roman"/>
                 <w:b w:val="0"/>
                 <w:bCs w:val="0"/>
                 <w:caps w:val="0"/>
@@ -1198,7 +1201,7 @@
             </w:r>
             <w:r>
               <w:rPr>
-                <w:rFonts w:ascii="BC Sans" w:hAnsi="BC Sans" w:eastAsia="Times New Roman" w:cs="Times New Roman"/>
+                <w:rFonts w:ascii="BC Sans" w:eastAsia="Times New Roman" w:hAnsi="BC Sans" w:cs="Times New Roman"/>
                 <w:b w:val="0"/>
                 <w:bCs w:val="0"/>
                 <w:caps w:val="0"/>
@@ -1210,7 +1213,7 @@
             </w:r>
             <w:r>
               <w:rPr>
-                <w:rFonts w:ascii="BC Sans" w:hAnsi="BC Sans" w:eastAsia="Times New Roman" w:cs="Times New Roman"/>
+                <w:rFonts w:ascii="BC Sans" w:eastAsia="Times New Roman" w:hAnsi="BC Sans" w:cs="Times New Roman"/>
                 <w:b w:val="0"/>
                 <w:bCs w:val="0"/>
                 <w:caps w:val="0"/>
@@ -1222,7 +1225,7 @@
             </w:r>
             <w:r>
               <w:rPr>
-                <w:rFonts w:ascii="BC Sans" w:hAnsi="BC Sans" w:eastAsia="Times New Roman" w:cs="Times New Roman"/>
+                <w:rFonts w:ascii="BC Sans" w:eastAsia="Times New Roman" w:hAnsi="BC Sans" w:cs="Times New Roman"/>
                 <w:b w:val="0"/>
                 <w:bCs w:val="0"/>
                 <w:caps w:val="0"/>
@@ -1234,7 +1237,7 @@
             </w:r>
             <w:r>
               <w:rPr>
-                <w:rFonts w:ascii="BC Sans" w:hAnsi="BC Sans" w:eastAsia="Times New Roman" w:cs="Times New Roman"/>
+                <w:rFonts w:ascii="BC Sans" w:eastAsia="Times New Roman" w:hAnsi="BC Sans" w:cs="Times New Roman"/>
                 <w:b w:val="0"/>
                 <w:bCs w:val="0"/>
                 <w:caps w:val="0"/>
@@ -1246,7 +1249,7 @@
             </w:r>
             <w:r>
               <w:rPr>
-                <w:rFonts w:ascii="BC Sans" w:hAnsi="BC Sans" w:eastAsia="Times New Roman" w:cs="Times New Roman"/>
+                <w:rFonts w:ascii="BC Sans" w:eastAsia="Times New Roman" w:hAnsi="BC Sans" w:cs="Times New Roman"/>
                 <w:b w:val="0"/>
                 <w:bCs w:val="0"/>
                 <w:caps w:val="0"/>
@@ -1258,7 +1261,7 @@
             </w:r>
             <w:r>
               <w:rPr>
-                <w:rFonts w:ascii="BC Sans" w:hAnsi="BC Sans" w:eastAsia="Times New Roman" w:cs="Times New Roman"/>
+                <w:rFonts w:ascii="BC Sans" w:eastAsia="Times New Roman" w:hAnsi="BC Sans" w:cs="Times New Roman"/>
                 <w:b w:val="0"/>
                 <w:bCs w:val="0"/>
                 <w:caps w:val="0"/>
@@ -1270,7 +1273,7 @@
             </w:r>
             <w:r>
               <w:rPr>
-                <w:rFonts w:ascii="BC Sans" w:hAnsi="BC Sans" w:eastAsia="Times New Roman" w:cs="Times New Roman"/>
+                <w:rFonts w:ascii="BC Sans" w:eastAsia="Times New Roman" w:hAnsi="BC Sans" w:cs="Times New Roman"/>
                 <w:b w:val="0"/>
                 <w:bCs w:val="0"/>
                 <w:caps w:val="0"/>
@@ -1282,7 +1285,7 @@
             </w:r>
             <w:r>
               <w:rPr>
-                <w:rFonts w:ascii="BC Sans" w:hAnsi="BC Sans" w:eastAsia="Times New Roman" w:cs="Times New Roman"/>
+                <w:rFonts w:ascii="BC Sans" w:eastAsia="Times New Roman" w:hAnsi="BC Sans" w:cs="Times New Roman"/>
                 <w:b w:val="0"/>
                 <w:bCs w:val="0"/>
                 <w:caps w:val="0"/>
@@ -1294,7 +1297,7 @@
             </w:r>
             <w:r>
               <w:rPr>
-                <w:rFonts w:ascii="BC Sans" w:hAnsi="BC Sans" w:eastAsia="Times New Roman" w:cs="Times New Roman"/>
+                <w:rFonts w:ascii="BC Sans" w:eastAsia="Times New Roman" w:hAnsi="BC Sans" w:cs="Times New Roman"/>
                 <w:b w:val="0"/>
                 <w:bCs w:val="0"/>
                 <w:caps w:val="0"/>
@@ -1317,7 +1320,7 @@
             <w:tcW w:w="10915" w:type="dxa"/>
             <w:gridSpan w:val="2"/>
             <w:tcBorders>
-              <w:right w:val="none" w:color="auto" w:sz="0" w:space="0"/>
+              <w:right w:val="none" w:sz="0" w:space="0" w:color="auto"/>
             </w:tcBorders>
             <w:noWrap/>
             <w:vAlign w:val="center"/>
@@ -1326,15 +1329,15 @@
           <w:p>
             <w:pPr>
               <w:rPr>
-                <w:rFonts w:ascii="BC Sans" w:hAnsi="BC Sans" w:eastAsia="Times New Roman" w:cs="Times New Roman"/>
-                <w:color w:val="000000" w:themeColor="text1"/>
-                <w:sz w:val="20"/>
-                <w:szCs w:val="20"/>
-              </w:rPr>
-            </w:pPr>
-            <w:r>
-              <w:rPr>
-                <w:rFonts w:ascii="BC Sans" w:hAnsi="BC Sans" w:eastAsia="Times New Roman" w:cs="Times New Roman"/>
+                <w:rFonts w:ascii="BC Sans" w:eastAsia="Times New Roman" w:hAnsi="BC Sans" w:cs="Times New Roman"/>
+                <w:color w:val="000000" w:themeColor="text1"/>
+                <w:sz w:val="20"/>
+                <w:szCs w:val="20"/>
+              </w:rPr>
+            </w:pPr>
+            <w:r>
+              <w:rPr>
+                <w:rFonts w:ascii="BC Sans" w:eastAsia="Times New Roman" w:hAnsi="BC Sans" w:cs="Times New Roman"/>
                 <w:b w:val="0"/>
                 <w:bCs w:val="0"/>
                 <w:caps w:val="0"/>
@@ -1346,7 +1349,7 @@
             </w:r>
             <w:r>
               <w:rPr>
-                <w:rFonts w:ascii="BC Sans" w:hAnsi="BC Sans" w:eastAsia="Times New Roman" w:cs="Times New Roman"/>
+                <w:rFonts w:ascii="BC Sans" w:eastAsia="Times New Roman" w:hAnsi="BC Sans" w:cs="Times New Roman"/>
                 <w:b w:val="0"/>
                 <w:bCs w:val="0"/>
                 <w:caps w:val="0"/>
@@ -1358,7 +1361,7 @@
             </w:r>
             <w:r>
               <w:rPr>
-                <w:rFonts w:ascii="BC Sans" w:hAnsi="BC Sans" w:eastAsia="Times New Roman" w:cs="Times New Roman"/>
+                <w:rFonts w:ascii="BC Sans" w:eastAsia="Times New Roman" w:hAnsi="BC Sans" w:cs="Times New Roman"/>
                 <w:b w:val="0"/>
                 <w:bCs w:val="0"/>
                 <w:caps w:val="0"/>
@@ -1370,7 +1373,7 @@
             </w:r>
             <w:r>
               <w:rPr>
-                <w:rFonts w:ascii="BC Sans" w:hAnsi="BC Sans" w:eastAsia="Times New Roman" w:cs="Times New Roman"/>
+                <w:rFonts w:ascii="BC Sans" w:eastAsia="Times New Roman" w:hAnsi="BC Sans" w:cs="Times New Roman"/>
                 <w:b w:val="0"/>
                 <w:bCs w:val="0"/>
                 <w:caps w:val="0"/>
@@ -1382,7 +1385,7 @@
             </w:r>
             <w:r>
               <w:rPr>
-                <w:rFonts w:ascii="BC Sans" w:hAnsi="BC Sans" w:eastAsia="Times New Roman" w:cs="Times New Roman"/>
+                <w:rFonts w:ascii="BC Sans" w:eastAsia="Times New Roman" w:hAnsi="BC Sans" w:cs="Times New Roman"/>
                 <w:b w:val="0"/>
                 <w:bCs w:val="0"/>
                 <w:caps w:val="0"/>
@@ -1394,7 +1397,7 @@
             </w:r>
             <w:r>
               <w:rPr>
-                <w:rFonts w:ascii="BC Sans" w:hAnsi="BC Sans" w:eastAsia="Times New Roman" w:cs="Times New Roman"/>
+                <w:rFonts w:ascii="BC Sans" w:eastAsia="Times New Roman" w:hAnsi="BC Sans" w:cs="Times New Roman"/>
                 <w:b w:val="0"/>
                 <w:bCs w:val="0"/>
                 <w:caps w:val="0"/>
@@ -1406,7 +1409,7 @@
             </w:r>
             <w:r>
               <w:rPr>
-                <w:rFonts w:ascii="BC Sans" w:hAnsi="BC Sans" w:eastAsia="Times New Roman" w:cs="Times New Roman"/>
+                <w:rFonts w:ascii="BC Sans" w:eastAsia="Times New Roman" w:hAnsi="BC Sans" w:cs="Times New Roman"/>
                 <w:b w:val="0"/>
                 <w:bCs w:val="0"/>
                 <w:caps w:val="0"/>
@@ -1418,7 +1421,7 @@
             </w:r>
             <w:r>
               <w:rPr>
-                <w:rFonts w:ascii="BC Sans" w:hAnsi="BC Sans" w:eastAsia="Times New Roman" w:cs="Times New Roman"/>
+                <w:rFonts w:ascii="BC Sans" w:eastAsia="Times New Roman" w:hAnsi="BC Sans" w:cs="Times New Roman"/>
                 <w:b w:val="0"/>
                 <w:bCs w:val="0"/>
                 <w:caps w:val="0"/>
@@ -1430,7 +1433,7 @@
             </w:r>
             <w:r>
               <w:rPr>
-                <w:rFonts w:ascii="BC Sans" w:hAnsi="BC Sans" w:eastAsia="Times New Roman" w:cs="Times New Roman"/>
+                <w:rFonts w:ascii="BC Sans" w:eastAsia="Times New Roman" w:hAnsi="BC Sans" w:cs="Times New Roman"/>
                 <w:b w:val="0"/>
                 <w:bCs w:val="0"/>
                 <w:caps w:val="0"/>
@@ -1442,7 +1445,7 @@
             </w:r>
             <w:r>
               <w:rPr>
-                <w:rFonts w:ascii="BC Sans" w:hAnsi="BC Sans" w:eastAsia="Times New Roman" w:cs="Times New Roman"/>
+                <w:rFonts w:ascii="BC Sans" w:eastAsia="Times New Roman" w:hAnsi="BC Sans" w:cs="Times New Roman"/>
                 <w:b w:val="0"/>
                 <w:bCs w:val="0"/>
                 <w:caps w:val="0"/>
@@ -1454,7 +1457,7 @@
             </w:r>
             <w:r>
               <w:rPr>
-                <w:rFonts w:ascii="BC Sans" w:hAnsi="BC Sans" w:eastAsia="Times New Roman" w:cs="Times New Roman"/>
+                <w:rFonts w:ascii="BC Sans" w:eastAsia="Times New Roman" w:hAnsi="BC Sans" w:cs="Times New Roman"/>
                 <w:b w:val="0"/>
                 <w:bCs w:val="0"/>
                 <w:caps w:val="0"/>
@@ -1466,7 +1469,7 @@
             </w:r>
             <w:r>
               <w:rPr>
-                <w:rFonts w:ascii="BC Sans" w:hAnsi="BC Sans" w:eastAsia="Times New Roman" w:cs="Times New Roman"/>
+                <w:rFonts w:ascii="BC Sans" w:eastAsia="Times New Roman" w:hAnsi="BC Sans" w:cs="Times New Roman"/>
                 <w:b w:val="0"/>
                 <w:bCs w:val="0"/>
                 <w:caps w:val="0"/>
@@ -1478,7 +1481,7 @@
             </w:r>
             <w:r>
               <w:rPr>
-                <w:rFonts w:ascii="BC Sans" w:hAnsi="BC Sans" w:eastAsia="Times New Roman" w:cs="Times New Roman"/>
+                <w:rFonts w:ascii="BC Sans" w:eastAsia="Times New Roman" w:hAnsi="BC Sans" w:cs="Times New Roman"/>
                 <w:b w:val="0"/>
                 <w:bCs w:val="0"/>
                 <w:caps w:val="0"/>
@@ -1490,7 +1493,7 @@
             </w:r>
             <w:r>
               <w:rPr>
-                <w:rFonts w:ascii="BC Sans" w:hAnsi="BC Sans" w:eastAsia="Times New Roman" w:cs="Times New Roman"/>
+                <w:rFonts w:ascii="BC Sans" w:eastAsia="Times New Roman" w:hAnsi="BC Sans" w:cs="Times New Roman"/>
                 <w:b w:val="0"/>
                 <w:bCs w:val="0"/>
                 <w:caps w:val="0"/>
@@ -1502,7 +1505,7 @@
             </w:r>
             <w:r>
               <w:rPr>
-                <w:rFonts w:ascii="BC Sans" w:hAnsi="BC Sans" w:eastAsia="Times New Roman" w:cs="Times New Roman"/>
+                <w:rFonts w:ascii="BC Sans" w:eastAsia="Times New Roman" w:hAnsi="BC Sans" w:cs="Times New Roman"/>
                 <w:b w:val="0"/>
                 <w:bCs w:val="0"/>
                 <w:caps w:val="0"/>
@@ -1514,7 +1517,7 @@
             </w:r>
             <w:r>
               <w:rPr>
-                <w:rFonts w:ascii="BC Sans" w:hAnsi="BC Sans" w:eastAsia="Times New Roman" w:cs="Times New Roman"/>
+                <w:rFonts w:ascii="BC Sans" w:eastAsia="Times New Roman" w:hAnsi="BC Sans" w:cs="Times New Roman"/>
                 <w:b w:val="0"/>
                 <w:bCs w:val="0"/>
                 <w:caps w:val="0"/>
@@ -1526,7 +1529,7 @@
             </w:r>
             <w:r>
               <w:rPr>
-                <w:rFonts w:ascii="BC Sans" w:hAnsi="BC Sans" w:eastAsia="Times New Roman" w:cs="Times New Roman"/>
+                <w:rFonts w:ascii="BC Sans" w:eastAsia="Times New Roman" w:hAnsi="BC Sans" w:cs="Times New Roman"/>
                 <w:b w:val="0"/>
                 <w:bCs w:val="0"/>
                 <w:caps w:val="0"/>
@@ -1538,7 +1541,7 @@
             </w:r>
             <w:r>
               <w:rPr>
-                <w:rFonts w:ascii="BC Sans" w:hAnsi="BC Sans" w:eastAsia="Times New Roman" w:cs="Times New Roman"/>
+                <w:rFonts w:ascii="BC Sans" w:eastAsia="Times New Roman" w:hAnsi="BC Sans" w:cs="Times New Roman"/>
                 <w:b w:val="0"/>
                 <w:bCs w:val="0"/>
                 <w:caps w:val="0"/>
@@ -1550,7 +1553,7 @@
             </w:r>
             <w:r>
               <w:rPr>
-                <w:rFonts w:ascii="BC Sans" w:hAnsi="BC Sans" w:eastAsia="Times New Roman" w:cs="Times New Roman"/>
+                <w:rFonts w:ascii="BC Sans" w:eastAsia="Times New Roman" w:hAnsi="BC Sans" w:cs="Times New Roman"/>
                 <w:b w:val="0"/>
                 <w:bCs w:val="0"/>
                 <w:caps w:val="0"/>
@@ -1562,7 +1565,7 @@
             </w:r>
             <w:r>
               <w:rPr>
-                <w:rFonts w:ascii="BC Sans" w:hAnsi="BC Sans" w:eastAsia="Times New Roman" w:cs="Times New Roman"/>
+                <w:rFonts w:ascii="BC Sans" w:eastAsia="Times New Roman" w:hAnsi="BC Sans" w:cs="Times New Roman"/>
                 <w:b w:val="0"/>
                 <w:bCs w:val="0"/>
                 <w:caps w:val="0"/>
@@ -1574,7 +1577,7 @@
             </w:r>
             <w:r>
               <w:rPr>
-                <w:rFonts w:ascii="BC Sans" w:hAnsi="BC Sans" w:eastAsia="Times New Roman" w:cs="Times New Roman"/>
+                <w:rFonts w:ascii="BC Sans" w:eastAsia="Times New Roman" w:hAnsi="BC Sans" w:cs="Times New Roman"/>
                 <w:b w:val="0"/>
                 <w:bCs w:val="0"/>
                 <w:caps w:val="0"/>
@@ -1586,7 +1589,7 @@
             </w:r>
             <w:r>
               <w:rPr>
-                <w:rFonts w:ascii="BC Sans" w:hAnsi="BC Sans" w:eastAsia="Times New Roman" w:cs="Times New Roman"/>
+                <w:rFonts w:ascii="BC Sans" w:eastAsia="Times New Roman" w:hAnsi="BC Sans" w:cs="Times New Roman"/>
                 <w:b w:val="0"/>
                 <w:bCs w:val="0"/>
                 <w:caps w:val="0"/>
@@ -1598,7 +1601,7 @@
             </w:r>
             <w:r>
               <w:rPr>
-                <w:rFonts w:ascii="BC Sans" w:hAnsi="BC Sans" w:eastAsia="Times New Roman" w:cs="Times New Roman"/>
+                <w:rFonts w:ascii="BC Sans" w:eastAsia="Times New Roman" w:hAnsi="BC Sans" w:cs="Times New Roman"/>
                 <w:b w:val="0"/>
                 <w:bCs w:val="0"/>
                 <w:caps w:val="0"/>
@@ -1610,7 +1613,7 @@
             </w:r>
             <w:r>
               <w:rPr>
-                <w:rFonts w:ascii="BC Sans" w:hAnsi="BC Sans" w:eastAsia="Times New Roman" w:cs="Times New Roman"/>
+                <w:rFonts w:ascii="BC Sans" w:eastAsia="Times New Roman" w:hAnsi="BC Sans" w:cs="Times New Roman"/>
                 <w:b w:val="0"/>
                 <w:bCs w:val="0"/>
                 <w:caps w:val="0"/>
@@ -1622,7 +1625,7 @@
             </w:r>
             <w:r>
               <w:rPr>
-                <w:rFonts w:ascii="BC Sans" w:hAnsi="BC Sans" w:eastAsia="Times New Roman" w:cs="Times New Roman"/>
+                <w:rFonts w:ascii="BC Sans" w:eastAsia="Times New Roman" w:hAnsi="BC Sans" w:cs="Times New Roman"/>
                 <w:b w:val="0"/>
                 <w:bCs w:val="0"/>
                 <w:caps w:val="0"/>
@@ -1634,7 +1637,7 @@
             </w:r>
             <w:r>
               <w:rPr>
-                <w:rFonts w:ascii="BC Sans" w:hAnsi="BC Sans" w:eastAsia="Times New Roman" w:cs="Times New Roman"/>
+                <w:rFonts w:ascii="BC Sans" w:eastAsia="Times New Roman" w:hAnsi="BC Sans" w:cs="Times New Roman"/>
                 <w:b w:val="0"/>
                 <w:bCs w:val="0"/>
                 <w:caps w:val="0"/>
@@ -1646,7 +1649,7 @@
             </w:r>
             <w:r>
               <w:rPr>
-                <w:rFonts w:ascii="BC Sans" w:hAnsi="BC Sans" w:eastAsia="Times New Roman" w:cs="Times New Roman"/>
+                <w:rFonts w:ascii="BC Sans" w:eastAsia="Times New Roman" w:hAnsi="BC Sans" w:cs="Times New Roman"/>
                 <w:b w:val="0"/>
                 <w:bCs w:val="0"/>
                 <w:caps w:val="0"/>
@@ -1658,7 +1661,7 @@
             </w:r>
             <w:r>
               <w:rPr>
-                <w:rFonts w:ascii="BC Sans" w:hAnsi="BC Sans" w:eastAsia="Times New Roman" w:cs="Times New Roman"/>
+                <w:rFonts w:ascii="BC Sans" w:eastAsia="Times New Roman" w:hAnsi="BC Sans" w:cs="Times New Roman"/>
                 <w:b w:val="0"/>
                 <w:bCs w:val="0"/>
                 <w:caps w:val="0"/>
@@ -1670,7 +1673,7 @@
             </w:r>
             <w:r>
               <w:rPr>
-                <w:rFonts w:ascii="BC Sans" w:hAnsi="BC Sans" w:eastAsia="Times New Roman" w:cs="Times New Roman"/>
+                <w:rFonts w:ascii="BC Sans" w:eastAsia="Times New Roman" w:hAnsi="BC Sans" w:cs="Times New Roman"/>
                 <w:b w:val="0"/>
                 <w:bCs w:val="0"/>
                 <w:caps w:val="0"/>
@@ -1682,7 +1685,7 @@
             </w:r>
             <w:r>
               <w:rPr>
-                <w:rFonts w:ascii="BC Sans" w:hAnsi="BC Sans" w:eastAsia="Times New Roman" w:cs="Times New Roman"/>
+                <w:rFonts w:ascii="BC Sans" w:eastAsia="Times New Roman" w:hAnsi="BC Sans" w:cs="Times New Roman"/>
                 <w:b w:val="0"/>
                 <w:bCs w:val="0"/>
                 <w:caps w:val="0"/>
@@ -1694,7 +1697,7 @@
             </w:r>
             <w:r>
               <w:rPr>
-                <w:rFonts w:ascii="BC Sans" w:hAnsi="BC Sans" w:eastAsia="Times New Roman" w:cs="Times New Roman"/>
+                <w:rFonts w:ascii="BC Sans" w:eastAsia="Times New Roman" w:hAnsi="BC Sans" w:cs="Times New Roman"/>
                 <w:b w:val="0"/>
                 <w:bCs w:val="0"/>
                 <w:caps w:val="0"/>
@@ -1706,7 +1709,7 @@
             </w:r>
             <w:r>
               <w:rPr>
-                <w:rFonts w:ascii="BC Sans" w:hAnsi="BC Sans" w:eastAsia="Times New Roman" w:cs="Times New Roman"/>
+                <w:rFonts w:ascii="BC Sans" w:eastAsia="Times New Roman" w:hAnsi="BC Sans" w:cs="Times New Roman"/>
                 <w:b w:val="0"/>
                 <w:bCs w:val="0"/>
                 <w:caps w:val="0"/>
@@ -1718,7 +1721,7 @@
             </w:r>
             <w:r>
               <w:rPr>
-                <w:rFonts w:ascii="BC Sans" w:hAnsi="BC Sans" w:eastAsia="Times New Roman" w:cs="Times New Roman"/>
+                <w:rFonts w:ascii="BC Sans" w:eastAsia="Times New Roman" w:hAnsi="BC Sans" w:cs="Times New Roman"/>
                 <w:b w:val="0"/>
                 <w:bCs w:val="0"/>
                 <w:caps w:val="0"/>
@@ -1730,7 +1733,7 @@
             </w:r>
             <w:r>
               <w:rPr>
-                <w:rFonts w:ascii="BC Sans" w:hAnsi="BC Sans" w:eastAsia="Times New Roman" w:cs="Times New Roman"/>
+                <w:rFonts w:ascii="BC Sans" w:eastAsia="Times New Roman" w:hAnsi="BC Sans" w:cs="Times New Roman"/>
                 <w:b w:val="0"/>
                 <w:bCs w:val="0"/>
                 <w:caps w:val="0"/>
@@ -1742,7 +1745,7 @@
             </w:r>
             <w:r>
               <w:rPr>
-                <w:rFonts w:ascii="BC Sans" w:hAnsi="BC Sans" w:eastAsia="Times New Roman" w:cs="Times New Roman"/>
+                <w:rFonts w:ascii="BC Sans" w:eastAsia="Times New Roman" w:hAnsi="BC Sans" w:cs="Times New Roman"/>
                 <w:b w:val="0"/>
                 <w:bCs w:val="0"/>
                 <w:caps w:val="0"/>
@@ -1754,7 +1757,7 @@
             </w:r>
             <w:r>
               <w:rPr>
-                <w:rFonts w:ascii="BC Sans" w:hAnsi="BC Sans" w:eastAsia="Times New Roman" w:cs="Times New Roman"/>
+                <w:rFonts w:ascii="BC Sans" w:eastAsia="Times New Roman" w:hAnsi="BC Sans" w:cs="Times New Roman"/>
                 <w:b w:val="0"/>
                 <w:bCs w:val="0"/>
                 <w:caps w:val="0"/>
@@ -1766,7 +1769,7 @@
             </w:r>
             <w:r>
               <w:rPr>
-                <w:rFonts w:ascii="BC Sans" w:hAnsi="BC Sans" w:eastAsia="Times New Roman" w:cs="Times New Roman"/>
+                <w:rFonts w:ascii="BC Sans" w:eastAsia="Times New Roman" w:hAnsi="BC Sans" w:cs="Times New Roman"/>
                 <w:b w:val="0"/>
                 <w:bCs w:val="0"/>
                 <w:caps w:val="0"/>
@@ -1778,7 +1781,7 @@
             </w:r>
             <w:r>
               <w:rPr>
-                <w:rFonts w:ascii="BC Sans" w:hAnsi="BC Sans" w:eastAsia="Times New Roman" w:cs="Times New Roman"/>
+                <w:rFonts w:ascii="BC Sans" w:eastAsia="Times New Roman" w:hAnsi="BC Sans" w:cs="Times New Roman"/>
                 <w:b w:val="0"/>
                 <w:bCs w:val="0"/>
                 <w:caps w:val="0"/>
@@ -1790,7 +1793,7 @@
             </w:r>
             <w:r>
               <w:rPr>
-                <w:rFonts w:ascii="BC Sans" w:hAnsi="BC Sans" w:eastAsia="Times New Roman" w:cs="Times New Roman"/>
+                <w:rFonts w:ascii="BC Sans" w:eastAsia="Times New Roman" w:hAnsi="BC Sans" w:cs="Times New Roman"/>
                 <w:b w:val="0"/>
                 <w:bCs w:val="0"/>
                 <w:caps w:val="0"/>
@@ -1802,7 +1805,7 @@
             </w:r>
             <w:r>
               <w:rPr>
-                <w:rFonts w:ascii="BC Sans" w:hAnsi="BC Sans" w:eastAsia="Times New Roman" w:cs="Times New Roman"/>
+                <w:rFonts w:ascii="BC Sans" w:eastAsia="Times New Roman" w:hAnsi="BC Sans" w:cs="Times New Roman"/>
                 <w:b w:val="0"/>
                 <w:bCs w:val="0"/>
                 <w:caps w:val="0"/>
@@ -1814,7 +1817,7 @@
             </w:r>
             <w:r>
               <w:rPr>
-                <w:rFonts w:ascii="BC Sans" w:hAnsi="BC Sans" w:eastAsia="Times New Roman" w:cs="Times New Roman"/>
+                <w:rFonts w:ascii="BC Sans" w:eastAsia="Times New Roman" w:hAnsi="BC Sans" w:cs="Times New Roman"/>
                 <w:b w:val="0"/>
                 <w:bCs w:val="0"/>
                 <w:caps w:val="0"/>
@@ -1833,7 +1836,7 @@
         <w:spacing w:after="0" w:line="240" w:lineRule="auto"/>
         <w:textAlignment w:val="baseline"/>
         <w:rPr>
-          <w:rFonts w:ascii="BC Sans" w:hAnsi="BC Sans" w:eastAsia="Times New Roman" w:cs="Segoe UI"/>
+          <w:rFonts w:ascii="BC Sans" w:eastAsia="Times New Roman" w:hAnsi="BC Sans" w:cs="Segoe UI"/>
           <w:color w:val="000000"/>
           <w:kern w:val="0"/>
           <w:sz w:val="20"/>
@@ -1844,7 +1847,7 @@
       </w:pPr>
       <w:r>
         <w:rPr>
-          <w:rFonts w:ascii="BC Sans" w:hAnsi="BC Sans" w:eastAsia="Times New Roman" w:cs="Segoe UI"/>
+          <w:rFonts w:ascii="BC Sans" w:eastAsia="Times New Roman" w:hAnsi="BC Sans" w:cs="Segoe UI"/>
           <w:color w:val="000000"/>
           <w:kern w:val="0"/>
           <w:sz w:val="20"/>
@@ -1856,7 +1859,7 @@
       </w:r>
       <w:r>
         <w:rPr>
-          <w:rFonts w:ascii="BC Sans" w:hAnsi="BC Sans" w:eastAsia="Times New Roman" w:cs="Segoe UI"/>
+          <w:rFonts w:ascii="BC Sans" w:eastAsia="Times New Roman" w:hAnsi="BC Sans" w:cs="Segoe UI"/>
           <w:color w:val="000000"/>
           <w:kern w:val="0"/>
           <w:sz w:val="20"/>
@@ -1868,7 +1871,7 @@
       </w:r>
       <w:r>
         <w:rPr>
-          <w:rFonts w:ascii="BC Sans" w:hAnsi="BC Sans" w:eastAsia="Times New Roman" w:cs="Segoe UI"/>
+          <w:rFonts w:ascii="BC Sans" w:eastAsia="Times New Roman" w:hAnsi="BC Sans" w:cs="Segoe UI"/>
           <w:color w:val="000000"/>
           <w:kern w:val="0"/>
           <w:sz w:val="20"/>
@@ -1904,7 +1907,7 @@
           <w:p>
             <w:pPr>
               <w:rPr>
-                <w:rFonts w:ascii="BC Sans" w:hAnsi="BC Sans" w:eastAsia="Times New Roman" w:cs="Times New Roman"/>
+                <w:rFonts w:ascii="BC Sans" w:eastAsia="Times New Roman" w:hAnsi="BC Sans" w:cs="Times New Roman"/>
                 <w:color w:val="000000"/>
                 <w:kern w:val="0"/>
                 <w:sz w:val="20"/>
@@ -1914,7 +1917,7 @@
             </w:pPr>
             <w:r>
               <w:rPr>
-                <w:rFonts w:ascii="BC Sans" w:hAnsi="BC Sans" w:eastAsia="Times New Roman" w:cs="Times New Roman"/>
+                <w:rFonts w:ascii="BC Sans" w:eastAsia="Times New Roman" w:hAnsi="BC Sans" w:cs="Times New Roman"/>
                 <w:caps w:val="0"/>
                 <w:color w:val="000000"/>
                 <w:kern w:val="0"/>
@@ -1936,7 +1939,7 @@
             <w:pPr>
               <w:cnfStyle w:val="100000000000" w:firstRow="1" w:lastRow="0" w:firstColumn="0" w:lastColumn="0" w:oddVBand="0" w:evenVBand="0" w:oddHBand="0" w:evenHBand="0" w:firstRowFirstColumn="0" w:firstRowLastColumn="0" w:lastRowFirstColumn="0" w:lastRowLastColumn="0"/>
               <w:rPr>
-                <w:rFonts w:ascii="BC Sans" w:hAnsi="BC Sans" w:eastAsia="Times New Roman" w:cs="Times New Roman"/>
+                <w:rFonts w:ascii="BC Sans" w:eastAsia="Times New Roman" w:hAnsi="BC Sans" w:cs="Times New Roman"/>
                 <w:color w:val="000000"/>
                 <w:kern w:val="0"/>
                 <w:sz w:val="20"/>
@@ -2017,7 +2020,7 @@
               <w:spacing w:line="259" w:lineRule="auto"/>
               <w:cnfStyle w:val="000000100000" w:firstRow="0" w:lastRow="0" w:firstColumn="0" w:lastColumn="0" w:oddVBand="0" w:evenVBand="0" w:oddHBand="1" w:evenHBand="0" w:firstRowFirstColumn="0" w:firstRowLastColumn="0" w:lastRowFirstColumn="0" w:lastRowLastColumn="0"/>
               <w:rPr>
-                <w:rFonts w:ascii="BC Sans" w:hAnsi="BC Sans" w:eastAsia="Times New Roman" w:cs="Times New Roman"/>
+                <w:rFonts w:ascii="BC Sans" w:eastAsia="Times New Roman" w:hAnsi="BC Sans" w:cs="Times New Roman"/>
                 <w:color w:val="000000" w:themeColor="text1"/>
                 <w:sz w:val="18"/>
                 <w:szCs w:val="18"/>
@@ -2025,7 +2028,7 @@
             </w:pPr>
             <w:r>
               <w:rPr>
-                <w:rFonts w:ascii="BC Sans" w:hAnsi="BC Sans" w:eastAsia="Times New Roman" w:cs="Times New Roman"/>
+                <w:rFonts w:ascii="BC Sans" w:eastAsia="Times New Roman" w:hAnsi="BC Sans" w:cs="Times New Roman"/>
                 <w:color w:val="000000" w:themeColor="text1"/>
                 <w:sz w:val="20"/>
                 <w:szCs w:val="20"/>
@@ -2034,7 +2037,7 @@
             </w:r>
             <w:r>
               <w:rPr>
-                <w:rFonts w:ascii="BC Sans" w:hAnsi="BC Sans" w:eastAsia="Times New Roman" w:cs="Times New Roman"/>
+                <w:rFonts w:ascii="BC Sans" w:eastAsia="Times New Roman" w:hAnsi="BC Sans" w:cs="Times New Roman"/>
                 <w:color w:val="000000" w:themeColor="text1"/>
                 <w:sz w:val="20"/>
                 <w:szCs w:val="20"/>
@@ -2043,7 +2046,7 @@
             </w:r>
             <w:r>
               <w:rPr>
-                <w:rFonts w:ascii="BC Sans" w:hAnsi="BC Sans" w:eastAsia="Times New Roman" w:cs="Times New Roman"/>
+                <w:rFonts w:ascii="BC Sans" w:eastAsia="Times New Roman" w:hAnsi="BC Sans" w:cs="Times New Roman"/>
                 <w:color w:val="000000" w:themeColor="text1"/>
                 <w:sz w:val="20"/>
                 <w:szCs w:val="20"/>
@@ -2052,7 +2055,7 @@
             </w:r>
             <w:r>
               <w:rPr>
-                <w:rFonts w:ascii="BC Sans" w:hAnsi="BC Sans" w:eastAsia="Times New Roman" w:cs="Times New Roman"/>
+                <w:rFonts w:ascii="BC Sans" w:eastAsia="Times New Roman" w:hAnsi="BC Sans" w:cs="Times New Roman"/>
                 <w:color w:val="000000" w:themeColor="text1"/>
                 <w:sz w:val="20"/>
                 <w:szCs w:val="20"/>
@@ -2061,7 +2064,7 @@
             </w:r>
             <w:r>
               <w:rPr>
-                <w:rFonts w:ascii="BC Sans" w:hAnsi="BC Sans" w:eastAsia="Times New Roman" w:cs="Times New Roman"/>
+                <w:rFonts w:ascii="BC Sans" w:eastAsia="Times New Roman" w:hAnsi="BC Sans" w:cs="Times New Roman"/>
                 <w:color w:val="000000" w:themeColor="text1"/>
                 <w:sz w:val="20"/>
                 <w:szCs w:val="20"/>
@@ -2138,15 +2141,15 @@
             <w:pPr>
               <w:cnfStyle w:val="000000000000" w:firstRow="0" w:lastRow="0" w:firstColumn="0" w:lastColumn="0" w:oddVBand="0" w:evenVBand="0" w:oddHBand="0" w:evenHBand="0" w:firstRowFirstColumn="0" w:firstRowLastColumn="0" w:lastRowFirstColumn="0" w:lastRowLastColumn="0"/>
               <w:rPr>
-                <w:rFonts w:ascii="BC Sans" w:hAnsi="BC Sans" w:eastAsia="Times New Roman" w:cs="Times New Roman"/>
-                <w:color w:val="000000" w:themeColor="text1"/>
-                <w:sz w:val="20"/>
-                <w:szCs w:val="20"/>
-              </w:rPr>
-            </w:pPr>
-            <w:r>
-              <w:rPr>
-                <w:rFonts w:ascii="BC Sans" w:hAnsi="BC Sans" w:eastAsia="Times New Roman" w:cs="Times New Roman"/>
+                <w:rFonts w:ascii="BC Sans" w:eastAsia="Times New Roman" w:hAnsi="BC Sans" w:cs="Times New Roman"/>
+                <w:color w:val="000000" w:themeColor="text1"/>
+                <w:sz w:val="20"/>
+                <w:szCs w:val="20"/>
+              </w:rPr>
+            </w:pPr>
+            <w:r>
+              <w:rPr>
+                <w:rFonts w:ascii="BC Sans" w:eastAsia="Times New Roman" w:hAnsi="BC Sans" w:cs="Times New Roman"/>
                 <w:color w:val="000000" w:themeColor="text1"/>
                 <w:sz w:val="20"/>
                 <w:szCs w:val="20"/>
@@ -2155,7 +2158,7 @@
             </w:r>
             <w:r>
               <w:rPr>
-                <w:rFonts w:ascii="BC Sans" w:hAnsi="BC Sans" w:eastAsia="Times New Roman" w:cs="Times New Roman"/>
+                <w:rFonts w:ascii="BC Sans" w:eastAsia="Times New Roman" w:hAnsi="BC Sans" w:cs="Times New Roman"/>
                 <w:color w:val="000000" w:themeColor="text1"/>
                 <w:sz w:val="20"/>
                 <w:szCs w:val="20"/>
@@ -2164,7 +2167,7 @@
             </w:r>
             <w:r>
               <w:rPr>
-                <w:rFonts w:ascii="BC Sans" w:hAnsi="BC Sans" w:eastAsia="Times New Roman" w:cs="Times New Roman"/>
+                <w:rFonts w:ascii="BC Sans" w:eastAsia="Times New Roman" w:hAnsi="BC Sans" w:cs="Times New Roman"/>
                 <w:color w:val="000000" w:themeColor="text1"/>
                 <w:sz w:val="20"/>
                 <w:szCs w:val="20"/>
@@ -2173,7 +2176,7 @@
             </w:r>
             <w:r>
               <w:rPr>
-                <w:rFonts w:ascii="BC Sans" w:hAnsi="BC Sans" w:eastAsia="Times New Roman" w:cs="Times New Roman"/>
+                <w:rFonts w:ascii="BC Sans" w:eastAsia="Times New Roman" w:hAnsi="BC Sans" w:cs="Times New Roman"/>
                 <w:color w:val="000000" w:themeColor="text1"/>
                 <w:sz w:val="20"/>
                 <w:szCs w:val="20"/>
@@ -2240,7 +2243,7 @@
               <w:spacing w:line="259" w:lineRule="auto"/>
               <w:cnfStyle w:val="000000100000" w:firstRow="0" w:lastRow="0" w:firstColumn="0" w:lastColumn="0" w:oddVBand="0" w:evenVBand="0" w:oddHBand="1" w:evenHBand="0" w:firstRowFirstColumn="0" w:firstRowLastColumn="0" w:lastRowFirstColumn="0" w:lastRowLastColumn="0"/>
               <w:rPr>
-                <w:rFonts w:ascii="BC Sans" w:hAnsi="BC Sans" w:eastAsia="Times New Roman" w:cs="Times New Roman"/>
+                <w:rFonts w:ascii="BC Sans" w:eastAsia="Times New Roman" w:hAnsi="BC Sans" w:cs="Times New Roman"/>
                 <w:color w:val="000000" w:themeColor="text1"/>
                 <w:sz w:val="18"/>
                 <w:szCs w:val="18"/>
@@ -2248,7 +2251,7 @@
             </w:pPr>
             <w:r>
               <w:rPr>
-                <w:rFonts w:ascii="BC Sans" w:hAnsi="BC Sans" w:eastAsia="Times New Roman" w:cs="Times New Roman"/>
+                <w:rFonts w:ascii="BC Sans" w:eastAsia="Times New Roman" w:hAnsi="BC Sans" w:cs="Times New Roman"/>
                 <w:color w:val="000000" w:themeColor="text1"/>
                 <w:sz w:val="20"/>
                 <w:szCs w:val="20"/>
@@ -2257,7 +2260,7 @@
             </w:r>
             <w:r>
               <w:rPr>
-                <w:rFonts w:ascii="BC Sans" w:hAnsi="BC Sans" w:eastAsia="Times New Roman" w:cs="Times New Roman"/>
+                <w:rFonts w:ascii="BC Sans" w:eastAsia="Times New Roman" w:hAnsi="BC Sans" w:cs="Times New Roman"/>
                 <w:color w:val="000000" w:themeColor="text1"/>
                 <w:sz w:val="20"/>
                 <w:szCs w:val="20"/>
@@ -2266,7 +2269,7 @@
             </w:r>
             <w:r>
               <w:rPr>
-                <w:rFonts w:ascii="BC Sans" w:hAnsi="BC Sans" w:eastAsia="Times New Roman" w:cs="Times New Roman"/>
+                <w:rFonts w:ascii="BC Sans" w:eastAsia="Times New Roman" w:hAnsi="BC Sans" w:cs="Times New Roman"/>
                 <w:color w:val="000000" w:themeColor="text1"/>
                 <w:sz w:val="20"/>
                 <w:szCs w:val="20"/>
@@ -2275,7 +2278,7 @@
             </w:r>
             <w:r>
               <w:rPr>
-                <w:rFonts w:ascii="BC Sans" w:hAnsi="BC Sans" w:eastAsia="Times New Roman" w:cs="Times New Roman"/>
+                <w:rFonts w:ascii="BC Sans" w:eastAsia="Times New Roman" w:hAnsi="BC Sans" w:cs="Times New Roman"/>
                 <w:color w:val="000000" w:themeColor="text1"/>
                 <w:sz w:val="20"/>
                 <w:szCs w:val="20"/>
@@ -2284,7 +2287,7 @@
             </w:r>
             <w:r>
               <w:rPr>
-                <w:rFonts w:ascii="BC Sans" w:hAnsi="BC Sans" w:eastAsia="Times New Roman" w:cs="Times New Roman"/>
+                <w:rFonts w:ascii="BC Sans" w:eastAsia="Times New Roman" w:hAnsi="BC Sans" w:cs="Times New Roman"/>
                 <w:color w:val="000000" w:themeColor="text1"/>
                 <w:sz w:val="20"/>
                 <w:szCs w:val="20"/>
@@ -2341,15 +2344,15 @@
             <w:pPr>
               <w:cnfStyle w:val="000000000000" w:firstRow="0" w:lastRow="0" w:firstColumn="0" w:lastColumn="0" w:oddVBand="0" w:evenVBand="0" w:oddHBand="0" w:evenHBand="0" w:firstRowFirstColumn="0" w:firstRowLastColumn="0" w:lastRowFirstColumn="0" w:lastRowLastColumn="0"/>
               <w:rPr>
-                <w:rFonts w:ascii="BC Sans" w:hAnsi="BC Sans" w:eastAsia="Times New Roman" w:cs="Times New Roman"/>
-                <w:color w:val="000000" w:themeColor="text1"/>
-                <w:sz w:val="20"/>
-                <w:szCs w:val="20"/>
-              </w:rPr>
-            </w:pPr>
-            <w:r>
-              <w:rPr>
-                <w:rFonts w:ascii="BC Sans" w:hAnsi="BC Sans" w:eastAsia="Times New Roman" w:cs="Times New Roman"/>
+                <w:rFonts w:ascii="BC Sans" w:eastAsia="Times New Roman" w:hAnsi="BC Sans" w:cs="Times New Roman"/>
+                <w:color w:val="000000" w:themeColor="text1"/>
+                <w:sz w:val="20"/>
+                <w:szCs w:val="20"/>
+              </w:rPr>
+            </w:pPr>
+            <w:r>
+              <w:rPr>
+                <w:rFonts w:ascii="BC Sans" w:eastAsia="Times New Roman" w:hAnsi="BC Sans" w:cs="Times New Roman"/>
                 <w:color w:val="000000" w:themeColor="text1"/>
                 <w:sz w:val="20"/>
                 <w:szCs w:val="20"/>
@@ -2358,7 +2361,7 @@
             </w:r>
             <w:r>
               <w:rPr>
-                <w:rFonts w:ascii="BC Sans" w:hAnsi="BC Sans" w:eastAsia="Times New Roman" w:cs="Times New Roman"/>
+                <w:rFonts w:ascii="BC Sans" w:eastAsia="Times New Roman" w:hAnsi="BC Sans" w:cs="Times New Roman"/>
                 <w:color w:val="000000" w:themeColor="text1"/>
                 <w:sz w:val="20"/>
                 <w:szCs w:val="20"/>
@@ -2367,7 +2370,7 @@
             </w:r>
             <w:r>
               <w:rPr>
-                <w:rFonts w:ascii="BC Sans" w:hAnsi="BC Sans" w:eastAsia="Times New Roman" w:cs="Times New Roman"/>
+                <w:rFonts w:ascii="BC Sans" w:eastAsia="Times New Roman" w:hAnsi="BC Sans" w:cs="Times New Roman"/>
                 <w:color w:val="000000" w:themeColor="text1"/>
                 <w:sz w:val="20"/>
                 <w:szCs w:val="20"/>
@@ -2376,7 +2379,7 @@
             </w:r>
             <w:r>
               <w:rPr>
-                <w:rFonts w:ascii="BC Sans" w:hAnsi="BC Sans" w:eastAsia="Times New Roman" w:cs="Times New Roman"/>
+                <w:rFonts w:ascii="BC Sans" w:eastAsia="Times New Roman" w:hAnsi="BC Sans" w:cs="Times New Roman"/>
                 <w:color w:val="000000" w:themeColor="text1"/>
                 <w:sz w:val="20"/>
                 <w:szCs w:val="20"/>
@@ -2385,7 +2388,7 @@
             </w:r>
             <w:r>
               <w:rPr>
-                <w:rFonts w:ascii="BC Sans" w:hAnsi="BC Sans" w:eastAsia="Times New Roman" w:cs="Times New Roman"/>
+                <w:rFonts w:ascii="BC Sans" w:eastAsia="Times New Roman" w:hAnsi="BC Sans" w:cs="Times New Roman"/>
                 <w:color w:val="000000" w:themeColor="text1"/>
                 <w:sz w:val="20"/>
                 <w:szCs w:val="20"/>
@@ -2443,15 +2446,15 @@
             <w:pPr>
               <w:cnfStyle w:val="000000100000" w:firstRow="0" w:lastRow="0" w:firstColumn="0" w:lastColumn="0" w:oddVBand="0" w:evenVBand="0" w:oddHBand="1" w:evenHBand="0" w:firstRowFirstColumn="0" w:firstRowLastColumn="0" w:lastRowFirstColumn="0" w:lastRowLastColumn="0"/>
               <w:rPr>
-                <w:rFonts w:ascii="BC Sans" w:hAnsi="BC Sans" w:eastAsia="Times New Roman" w:cs="Times New Roman"/>
-                <w:color w:val="000000" w:themeColor="text1"/>
-                <w:sz w:val="20"/>
-                <w:szCs w:val="20"/>
-              </w:rPr>
-            </w:pPr>
-            <w:r>
-              <w:rPr>
-                <w:rFonts w:ascii="BC Sans" w:hAnsi="BC Sans" w:eastAsia="Times New Roman" w:cs="Times New Roman"/>
+                <w:rFonts w:ascii="BC Sans" w:eastAsia="Times New Roman" w:hAnsi="BC Sans" w:cs="Times New Roman"/>
+                <w:color w:val="000000" w:themeColor="text1"/>
+                <w:sz w:val="20"/>
+                <w:szCs w:val="20"/>
+              </w:rPr>
+            </w:pPr>
+            <w:r>
+              <w:rPr>
+                <w:rFonts w:ascii="BC Sans" w:eastAsia="Times New Roman" w:hAnsi="BC Sans" w:cs="Times New Roman"/>
                 <w:color w:val="000000" w:themeColor="text1"/>
                 <w:sz w:val="20"/>
                 <w:szCs w:val="20"/>
@@ -2460,7 +2463,7 @@
             </w:r>
             <w:r>
               <w:rPr>
-                <w:rFonts w:ascii="BC Sans" w:hAnsi="BC Sans" w:eastAsia="Times New Roman" w:cs="Times New Roman"/>
+                <w:rFonts w:ascii="BC Sans" w:eastAsia="Times New Roman" w:hAnsi="BC Sans" w:cs="Times New Roman"/>
                 <w:color w:val="000000" w:themeColor="text1"/>
                 <w:sz w:val="20"/>
                 <w:szCs w:val="20"/>
@@ -2469,7 +2472,7 @@
             </w:r>
             <w:r>
               <w:rPr>
-                <w:rFonts w:ascii="BC Sans" w:hAnsi="BC Sans" w:eastAsia="Times New Roman" w:cs="Times New Roman"/>
+                <w:rFonts w:ascii="BC Sans" w:eastAsia="Times New Roman" w:hAnsi="BC Sans" w:cs="Times New Roman"/>
                 <w:color w:val="000000" w:themeColor="text1"/>
                 <w:sz w:val="20"/>
                 <w:szCs w:val="20"/>
@@ -2478,7 +2481,7 @@
             </w:r>
             <w:r>
               <w:rPr>
-                <w:rFonts w:ascii="BC Sans" w:hAnsi="BC Sans" w:eastAsia="Times New Roman" w:cs="Times New Roman"/>
+                <w:rFonts w:ascii="BC Sans" w:eastAsia="Times New Roman" w:hAnsi="BC Sans" w:cs="Times New Roman"/>
                 <w:color w:val="000000" w:themeColor="text1"/>
                 <w:sz w:val="20"/>
                 <w:szCs w:val="20"/>
@@ -2487,7 +2490,7 @@
             </w:r>
             <w:r>
               <w:rPr>
-                <w:rFonts w:ascii="BC Sans" w:hAnsi="BC Sans" w:eastAsia="Times New Roman" w:cs="Times New Roman"/>
+                <w:rFonts w:ascii="BC Sans" w:eastAsia="Times New Roman" w:hAnsi="BC Sans" w:cs="Times New Roman"/>
                 <w:color w:val="000000" w:themeColor="text1"/>
                 <w:sz w:val="20"/>
                 <w:szCs w:val="20"/>
@@ -2534,7 +2537,7 @@
             <w:pPr>
               <w:cnfStyle w:val="000000000000" w:firstRow="0" w:lastRow="0" w:firstColumn="0" w:lastColumn="0" w:oddVBand="0" w:evenVBand="0" w:oddHBand="0" w:evenHBand="0" w:firstRowFirstColumn="0" w:firstRowLastColumn="0" w:lastRowFirstColumn="0" w:lastRowLastColumn="0"/>
               <w:rPr>
-                <w:rFonts w:ascii="BC Sans" w:hAnsi="BC Sans" w:eastAsia="Times New Roman" w:cs="Times New Roman"/>
+                <w:rFonts w:ascii="BC Sans" w:eastAsia="Times New Roman" w:hAnsi="BC Sans" w:cs="Times New Roman"/>
                 <w:color w:val="000000"/>
                 <w:kern w:val="0"/>
                 <w:sz w:val="20"/>
@@ -2544,7 +2547,7 @@
             </w:pPr>
             <w:r>
               <w:rPr>
-                <w:rFonts w:ascii="BC Sans" w:hAnsi="BC Sans" w:eastAsia="Times New Roman" w:cs="Times New Roman"/>
+                <w:rFonts w:ascii="BC Sans" w:eastAsia="Times New Roman" w:hAnsi="BC Sans" w:cs="Times New Roman"/>
                 <w:color w:val="000000"/>
                 <w:kern w:val="0"/>
                 <w:sz w:val="20"/>
@@ -2555,7 +2558,7 @@
             </w:r>
             <w:r>
               <w:rPr>
-                <w:rFonts w:ascii="BC Sans" w:hAnsi="BC Sans" w:eastAsia="Times New Roman" w:cs="Times New Roman"/>
+                <w:rFonts w:ascii="BC Sans" w:eastAsia="Times New Roman" w:hAnsi="BC Sans" w:cs="Times New Roman"/>
                 <w:color w:val="000000"/>
                 <w:kern w:val="0"/>
                 <w:sz w:val="20"/>
@@ -2566,7 +2569,7 @@
             </w:r>
             <w:r>
               <w:rPr>
-                <w:rFonts w:ascii="BC Sans" w:hAnsi="BC Sans" w:eastAsia="Times New Roman" w:cs="Times New Roman"/>
+                <w:rFonts w:ascii="BC Sans" w:eastAsia="Times New Roman" w:hAnsi="BC Sans" w:cs="Times New Roman"/>
                 <w:color w:val="000000" w:themeColor="text1"/>
                 <w:sz w:val="20"/>
                 <w:szCs w:val="20"/>
@@ -2575,7 +2578,7 @@
             </w:r>
             <w:r>
               <w:rPr>
-                <w:rFonts w:ascii="BC Sans" w:hAnsi="BC Sans" w:eastAsia="Times New Roman" w:cs="Times New Roman"/>
+                <w:rFonts w:ascii="BC Sans" w:eastAsia="Times New Roman" w:hAnsi="BC Sans" w:cs="Times New Roman"/>
                 <w:color w:val="000000"/>
                 <w:kern w:val="0"/>
                 <w:sz w:val="20"/>
@@ -2586,7 +2589,7 @@
             </w:r>
             <w:r>
               <w:rPr>
-                <w:rFonts w:ascii="BC Sans" w:hAnsi="BC Sans" w:eastAsia="Times New Roman" w:cs="Times New Roman"/>
+                <w:rFonts w:ascii="BC Sans" w:eastAsia="Times New Roman" w:hAnsi="BC Sans" w:cs="Times New Roman"/>
                 <w:color w:val="000000"/>
                 <w:kern w:val="0"/>
                 <w:sz w:val="20"/>
@@ -2670,7 +2673,7 @@
               <w:spacing w:line="259" w:lineRule="auto"/>
               <w:cnfStyle w:val="000000100000" w:firstRow="0" w:lastRow="0" w:firstColumn="0" w:lastColumn="0" w:oddVBand="0" w:evenVBand="0" w:oddHBand="1" w:evenHBand="0" w:firstRowFirstColumn="0" w:firstRowLastColumn="0" w:lastRowFirstColumn="0" w:lastRowLastColumn="0"/>
               <w:rPr>
-                <w:rFonts w:ascii="BC Sans" w:hAnsi="BC Sans" w:eastAsia="Times New Roman" w:cs="Times New Roman"/>
+                <w:rFonts w:ascii="BC Sans" w:eastAsia="Times New Roman" w:hAnsi="BC Sans" w:cs="Times New Roman"/>
                 <w:color w:val="000000" w:themeColor="text1"/>
                 <w:sz w:val="18"/>
                 <w:szCs w:val="18"/>
@@ -2686,7 +2689,7 @@
             </w:r>
             <w:r>
               <w:rPr>
-                <w:rFonts w:ascii="BC Sans" w:hAnsi="BC Sans" w:eastAsia="Times New Roman" w:cs="Times New Roman"/>
+                <w:rFonts w:ascii="BC Sans" w:eastAsia="Times New Roman" w:hAnsi="BC Sans" w:cs="Times New Roman"/>
                 <w:color w:val="000000" w:themeColor="text1"/>
                 <w:sz w:val="20"/>
                 <w:szCs w:val="20"/>
@@ -2743,7 +2746,7 @@
             </w:r>
             <w:r>
               <w:rPr>
-                <w:rFonts w:ascii="BC Sans" w:hAnsi="BC Sans" w:eastAsia="Times New Roman" w:cs="Times New Roman"/>
+                <w:rFonts w:ascii="BC Sans" w:eastAsia="Times New Roman" w:hAnsi="BC Sans" w:cs="Times New Roman"/>
                 <w:color w:val="000000" w:themeColor="text1"/>
                 <w:sz w:val="20"/>
                 <w:szCs w:val="20"/>
@@ -2752,7 +2755,7 @@
             </w:r>
             <w:r>
               <w:rPr>
-                <w:rFonts w:ascii="BC Sans" w:hAnsi="BC Sans" w:eastAsia="Times New Roman" w:cs="Times New Roman"/>
+                <w:rFonts w:ascii="BC Sans" w:eastAsia="Times New Roman" w:hAnsi="BC Sans" w:cs="Times New Roman"/>
                 <w:color w:val="000000" w:themeColor="text1"/>
                 <w:sz w:val="20"/>
                 <w:szCs w:val="20"/>
@@ -2761,7 +2764,7 @@
             </w:r>
             <w:r>
               <w:rPr>
-                <w:rFonts w:ascii="BC Sans" w:hAnsi="BC Sans" w:eastAsia="Times New Roman" w:cs="Times New Roman"/>
+                <w:rFonts w:ascii="BC Sans" w:eastAsia="Times New Roman" w:hAnsi="BC Sans" w:cs="Times New Roman"/>
                 <w:color w:val="000000" w:themeColor="text1"/>
                 <w:sz w:val="20"/>
                 <w:szCs w:val="20"/>
@@ -2770,7 +2773,7 @@
             </w:r>
             <w:r>
               <w:rPr>
-                <w:rFonts w:ascii="BC Sans" w:hAnsi="BC Sans" w:eastAsia="Times New Roman" w:cs="Times New Roman"/>
+                <w:rFonts w:ascii="BC Sans" w:eastAsia="Times New Roman" w:hAnsi="BC Sans" w:cs="Times New Roman"/>
                 <w:color w:val="000000" w:themeColor="text1"/>
                 <w:sz w:val="20"/>
                 <w:szCs w:val="20"/>
@@ -2779,7 +2782,7 @@
             </w:r>
             <w:r>
               <w:rPr>
-                <w:rFonts w:ascii="BC Sans" w:hAnsi="BC Sans" w:eastAsia="Times New Roman" w:cs="Times New Roman"/>
+                <w:rFonts w:ascii="BC Sans" w:eastAsia="Times New Roman" w:hAnsi="BC Sans" w:cs="Times New Roman"/>
                 <w:color w:val="000000" w:themeColor="text1"/>
                 <w:sz w:val="20"/>
                 <w:szCs w:val="20"/>
@@ -2788,7 +2791,7 @@
             </w:r>
             <w:r>
               <w:rPr>
-                <w:rFonts w:ascii="BC Sans" w:hAnsi="BC Sans" w:eastAsia="Times New Roman" w:cs="Times New Roman"/>
+                <w:rFonts w:ascii="BC Sans" w:eastAsia="Times New Roman" w:hAnsi="BC Sans" w:cs="Times New Roman"/>
                 <w:color w:val="000000" w:themeColor="text1"/>
                 <w:sz w:val="20"/>
                 <w:szCs w:val="20"/>
@@ -2797,7 +2800,7 @@
             </w:r>
             <w:r>
               <w:rPr>
-                <w:rFonts w:ascii="BC Sans" w:hAnsi="BC Sans" w:eastAsia="Times New Roman" w:cs="Times New Roman"/>
+                <w:rFonts w:ascii="BC Sans" w:eastAsia="Times New Roman" w:hAnsi="BC Sans" w:cs="Times New Roman"/>
                 <w:color w:val="000000" w:themeColor="text1"/>
                 <w:sz w:val="20"/>
                 <w:szCs w:val="20"/>
@@ -2806,7 +2809,7 @@
             </w:r>
             <w:r>
               <w:rPr>
-                <w:rFonts w:ascii="BC Sans" w:hAnsi="BC Sans" w:eastAsia="Times New Roman" w:cs="Times New Roman"/>
+                <w:rFonts w:ascii="BC Sans" w:eastAsia="Times New Roman" w:hAnsi="BC Sans" w:cs="Times New Roman"/>
                 <w:color w:val="000000" w:themeColor="text1"/>
                 <w:sz w:val="20"/>
                 <w:szCs w:val="20"/>
@@ -2815,7 +2818,7 @@
             </w:r>
             <w:r>
               <w:rPr>
-                <w:rFonts w:ascii="BC Sans" w:hAnsi="BC Sans" w:eastAsia="Times New Roman" w:cs="Times New Roman"/>
+                <w:rFonts w:ascii="BC Sans" w:eastAsia="Times New Roman" w:hAnsi="BC Sans" w:cs="Times New Roman"/>
                 <w:color w:val="000000" w:themeColor="text1"/>
                 <w:sz w:val="20"/>
                 <w:szCs w:val="20"/>
@@ -2832,7 +2835,7 @@
             </w:r>
             <w:r>
               <w:rPr>
-                <w:rFonts w:ascii="BC Sans" w:hAnsi="BC Sans" w:eastAsia="Times New Roman" w:cs="Times New Roman"/>
+                <w:rFonts w:ascii="BC Sans" w:eastAsia="Times New Roman" w:hAnsi="BC Sans" w:cs="Times New Roman"/>
                 <w:color w:val="000000" w:themeColor="text1"/>
                 <w:sz w:val="20"/>
                 <w:szCs w:val="20"/>
@@ -3013,18 +3016,18 @@
             <w:pPr>
               <w:spacing w:line="259" w:lineRule="auto"/>
               <w:rPr>
-                <w:rFonts w:ascii="BC Sans" w:hAnsi="BC Sans" w:eastAsia="BC Sans" w:cs="BC Sans"/>
-                <w:b w:val="0"/>
-                <w:bCs w:val="0"/>
-                <w:caps w:val="0"/>
-                <w:color w:val="000000" w:themeColor="text1"/>
-                <w:sz w:val="20"/>
-                <w:szCs w:val="20"/>
-              </w:rPr>
-            </w:pPr>
-            <w:r>
-              <w:rPr>
-                <w:rFonts w:ascii="BC Sans" w:hAnsi="BC Sans" w:eastAsia="BC Sans" w:cs="BC Sans"/>
+                <w:rFonts w:ascii="BC Sans" w:eastAsia="BC Sans" w:hAnsi="BC Sans" w:cs="BC Sans"/>
+                <w:b w:val="0"/>
+                <w:bCs w:val="0"/>
+                <w:caps w:val="0"/>
+                <w:color w:val="000000" w:themeColor="text1"/>
+                <w:sz w:val="20"/>
+                <w:szCs w:val="20"/>
+              </w:rPr>
+            </w:pPr>
+            <w:r>
+              <w:rPr>
+                <w:rFonts w:ascii="BC Sans" w:eastAsia="BC Sans" w:hAnsi="BC Sans" w:cs="BC Sans"/>
                 <w:b w:val="0"/>
                 <w:bCs w:val="0"/>
                 <w:caps w:val="0"/>
@@ -3036,7 +3039,7 @@
             </w:r>
             <w:r>
               <w:rPr>
-                <w:rFonts w:ascii="BC Sans" w:hAnsi="BC Sans" w:eastAsia="BC Sans" w:cs="BC Sans"/>
+                <w:rFonts w:ascii="BC Sans" w:eastAsia="BC Sans" w:hAnsi="BC Sans" w:cs="BC Sans"/>
                 <w:b w:val="0"/>
                 <w:bCs w:val="0"/>
                 <w:caps w:val="0"/>
@@ -3048,7 +3051,7 @@
             </w:r>
             <w:r>
               <w:rPr>
-                <w:rFonts w:ascii="BC Sans" w:hAnsi="BC Sans" w:eastAsia="BC Sans" w:cs="BC Sans"/>
+                <w:rFonts w:ascii="BC Sans" w:eastAsia="BC Sans" w:hAnsi="BC Sans" w:cs="BC Sans"/>
                 <w:b w:val="0"/>
                 <w:bCs w:val="0"/>
                 <w:caps w:val="0"/>
@@ -3060,7 +3063,7 @@
             </w:r>
             <w:r>
               <w:rPr>
-                <w:rFonts w:ascii="BC Sans" w:hAnsi="BC Sans" w:eastAsia="BC Sans" w:cs="BC Sans"/>
+                <w:rFonts w:ascii="BC Sans" w:eastAsia="BC Sans" w:hAnsi="BC Sans" w:cs="BC Sans"/>
                 <w:b w:val="0"/>
                 <w:bCs w:val="0"/>
                 <w:caps w:val="0"/>
@@ -3072,7 +3075,7 @@
             </w:r>
             <w:r>
               <w:rPr>
-                <w:rFonts w:ascii="BC Sans" w:hAnsi="BC Sans" w:eastAsia="BC Sans" w:cs="BC Sans"/>
+                <w:rFonts w:ascii="BC Sans" w:eastAsia="BC Sans" w:hAnsi="BC Sans" w:cs="BC Sans"/>
                 <w:b w:val="0"/>
                 <w:bCs w:val="0"/>
                 <w:caps w:val="0"/>
@@ -3084,7 +3087,7 @@
             </w:r>
             <w:r>
               <w:rPr>
-                <w:rFonts w:ascii="BC Sans" w:hAnsi="BC Sans" w:eastAsia="BC Sans" w:cs="BC Sans"/>
+                <w:rFonts w:ascii="BC Sans" w:eastAsia="BC Sans" w:hAnsi="BC Sans" w:cs="BC Sans"/>
                 <w:b w:val="0"/>
                 <w:bCs w:val="0"/>
                 <w:caps w:val="0"/>
@@ -3108,15 +3111,15 @@
               <w:spacing w:line="259" w:lineRule="auto"/>
               <w:cnfStyle w:val="000000100000" w:firstRow="0" w:lastRow="0" w:firstColumn="0" w:lastColumn="0" w:oddVBand="0" w:evenVBand="0" w:oddHBand="1" w:evenHBand="0" w:firstRowFirstColumn="0" w:firstRowLastColumn="0" w:lastRowFirstColumn="0" w:lastRowLastColumn="0"/>
               <w:rPr>
-                <w:rFonts w:ascii="BC Sans" w:hAnsi="BC Sans" w:eastAsia="BC Sans" w:cs="BC Sans"/>
-                <w:color w:val="000000" w:themeColor="text1"/>
-                <w:sz w:val="20"/>
-                <w:szCs w:val="20"/>
-              </w:rPr>
-            </w:pPr>
-            <w:r>
-              <w:rPr>
-                <w:rFonts w:ascii="BC Sans" w:hAnsi="BC Sans" w:eastAsia="BC Sans" w:cs="BC Sans"/>
+                <w:rFonts w:ascii="BC Sans" w:eastAsia="BC Sans" w:hAnsi="BC Sans" w:cs="BC Sans"/>
+                <w:color w:val="000000" w:themeColor="text1"/>
+                <w:sz w:val="20"/>
+                <w:szCs w:val="20"/>
+              </w:rPr>
+            </w:pPr>
+            <w:r>
+              <w:rPr>
+                <w:rFonts w:ascii="BC Sans" w:eastAsia="BC Sans" w:hAnsi="BC Sans" w:cs="BC Sans"/>
                 <w:color w:val="000000" w:themeColor="text1"/>
                 <w:sz w:val="20"/>
                 <w:szCs w:val="20"/>
@@ -3125,7 +3128,7 @@
             </w:r>
             <w:r>
               <w:rPr>
-                <w:rFonts w:ascii="BC Sans" w:hAnsi="BC Sans" w:eastAsia="BC Sans" w:cs="BC Sans"/>
+                <w:rFonts w:ascii="BC Sans" w:eastAsia="BC Sans" w:hAnsi="BC Sans" w:cs="BC Sans"/>
                 <w:color w:val="000000" w:themeColor="text1"/>
                 <w:sz w:val="20"/>
                 <w:szCs w:val="20"/>
@@ -3134,7 +3137,7 @@
             </w:r>
             <w:r>
               <w:rPr>
-                <w:rFonts w:ascii="BC Sans" w:hAnsi="BC Sans" w:eastAsia="Times New Roman" w:cs="Times New Roman"/>
+                <w:rFonts w:ascii="BC Sans" w:eastAsia="Times New Roman" w:hAnsi="BC Sans" w:cs="Times New Roman"/>
                 <w:color w:val="000000" w:themeColor="text1"/>
                 <w:sz w:val="20"/>
                 <w:szCs w:val="20"/>
@@ -3143,7 +3146,7 @@
             </w:r>
             <w:r>
               <w:rPr>
-                <w:rFonts w:ascii="BC Sans" w:hAnsi="BC Sans" w:eastAsia="BC Sans" w:cs="BC Sans"/>
+                <w:rFonts w:ascii="BC Sans" w:eastAsia="BC Sans" w:hAnsi="BC Sans" w:cs="BC Sans"/>
                 <w:color w:val="000000" w:themeColor="text1"/>
                 <w:sz w:val="20"/>
                 <w:szCs w:val="20"/>
@@ -3152,7 +3155,7 @@
             </w:r>
             <w:r>
               <w:rPr>
-                <w:rFonts w:ascii="BC Sans" w:hAnsi="BC Sans" w:eastAsia="BC Sans" w:cs="BC Sans"/>
+                <w:rFonts w:ascii="BC Sans" w:eastAsia="BC Sans" w:hAnsi="BC Sans" w:cs="BC Sans"/>
                 <w:color w:val="000000" w:themeColor="text1"/>
                 <w:sz w:val="20"/>
                 <w:szCs w:val="20"/>
@@ -3161,7 +3164,7 @@
             </w:r>
             <w:r>
               <w:rPr>
-                <w:rFonts w:ascii="BC Sans" w:hAnsi="BC Sans" w:eastAsia="BC Sans" w:cs="BC Sans"/>
+                <w:rFonts w:ascii="BC Sans" w:eastAsia="BC Sans" w:hAnsi="BC Sans" w:cs="BC Sans"/>
                 <w:color w:val="000000" w:themeColor="text1"/>
                 <w:sz w:val="20"/>
                 <w:szCs w:val="20"/>
@@ -3170,7 +3173,7 @@
             </w:r>
             <w:r>
               <w:rPr>
-                <w:rFonts w:ascii="BC Sans" w:hAnsi="BC Sans" w:eastAsia="Times New Roman" w:cs="Times New Roman"/>
+                <w:rFonts w:ascii="BC Sans" w:eastAsia="Times New Roman" w:hAnsi="BC Sans" w:cs="Times New Roman"/>
                 <w:color w:val="000000" w:themeColor="text1"/>
                 <w:sz w:val="20"/>
                 <w:szCs w:val="20"/>
@@ -3179,7 +3182,7 @@
             </w:r>
             <w:r>
               <w:rPr>
-                <w:rFonts w:ascii="BC Sans" w:hAnsi="BC Sans" w:eastAsia="BC Sans" w:cs="BC Sans"/>
+                <w:rFonts w:ascii="BC Sans" w:eastAsia="BC Sans" w:hAnsi="BC Sans" w:cs="BC Sans"/>
                 <w:color w:val="000000" w:themeColor="text1"/>
                 <w:sz w:val="20"/>
                 <w:szCs w:val="20"/>
@@ -3188,7 +3191,7 @@
             </w:r>
             <w:r>
               <w:rPr>
-                <w:rFonts w:ascii="BC Sans" w:hAnsi="BC Sans" w:eastAsia="BC Sans" w:cs="BC Sans"/>
+                <w:rFonts w:ascii="BC Sans" w:eastAsia="BC Sans" w:hAnsi="BC Sans" w:cs="BC Sans"/>
                 <w:color w:val="000000" w:themeColor="text1"/>
                 <w:sz w:val="20"/>
                 <w:szCs w:val="20"/>
@@ -3197,7 +3200,7 @@
             </w:r>
             <w:r>
               <w:rPr>
-                <w:rFonts w:ascii="BC Sans" w:hAnsi="BC Sans" w:eastAsia="BC Sans" w:cs="BC Sans"/>
+                <w:rFonts w:ascii="BC Sans" w:eastAsia="BC Sans" w:hAnsi="BC Sans" w:cs="BC Sans"/>
                 <w:color w:val="000000" w:themeColor="text1"/>
                 <w:sz w:val="20"/>
                 <w:szCs w:val="20"/>
@@ -3206,7 +3209,7 @@
             </w:r>
             <w:r>
               <w:rPr>
-                <w:rFonts w:ascii="BC Sans" w:hAnsi="BC Sans" w:eastAsia="Times New Roman" w:cs="Times New Roman"/>
+                <w:rFonts w:ascii="BC Sans" w:eastAsia="Times New Roman" w:hAnsi="BC Sans" w:cs="Times New Roman"/>
                 <w:color w:val="000000" w:themeColor="text1"/>
                 <w:sz w:val="20"/>
                 <w:szCs w:val="20"/>
@@ -3215,7 +3218,7 @@
             </w:r>
             <w:r>
               <w:rPr>
-                <w:rFonts w:ascii="BC Sans" w:hAnsi="BC Sans" w:eastAsia="BC Sans" w:cs="BC Sans"/>
+                <w:rFonts w:ascii="BC Sans" w:eastAsia="BC Sans" w:hAnsi="BC Sans" w:cs="BC Sans"/>
                 <w:color w:val="000000" w:themeColor="text1"/>
                 <w:sz w:val="20"/>
                 <w:szCs w:val="20"/>
@@ -3271,15 +3274,15 @@
             <w:pPr>
               <w:cnfStyle w:val="000000000000" w:firstRow="0" w:lastRow="0" w:firstColumn="0" w:lastColumn="0" w:oddVBand="0" w:evenVBand="0" w:oddHBand="0" w:evenHBand="0" w:firstRowFirstColumn="0" w:firstRowLastColumn="0" w:lastRowFirstColumn="0" w:lastRowLastColumn="0"/>
               <w:rPr>
-                <w:rFonts w:ascii="BC Sans" w:hAnsi="BC Sans" w:eastAsia="Times New Roman" w:cs="Times New Roman"/>
-                <w:color w:val="000000" w:themeColor="text1"/>
-                <w:sz w:val="20"/>
-                <w:szCs w:val="20"/>
-              </w:rPr>
-            </w:pPr>
-            <w:r>
-              <w:rPr>
-                <w:rFonts w:ascii="BC Sans" w:hAnsi="BC Sans" w:eastAsia="Times New Roman" w:cs="Times New Roman"/>
+                <w:rFonts w:ascii="BC Sans" w:eastAsia="Times New Roman" w:hAnsi="BC Sans" w:cs="Times New Roman"/>
+                <w:color w:val="000000" w:themeColor="text1"/>
+                <w:sz w:val="20"/>
+                <w:szCs w:val="20"/>
+              </w:rPr>
+            </w:pPr>
+            <w:r>
+              <w:rPr>
+                <w:rFonts w:ascii="BC Sans" w:eastAsia="Times New Roman" w:hAnsi="BC Sans" w:cs="Times New Roman"/>
                 <w:color w:val="000000" w:themeColor="text1"/>
                 <w:sz w:val="20"/>
                 <w:szCs w:val="20"/>
@@ -3288,7 +3291,7 @@
             </w:r>
             <w:r>
               <w:rPr>
-                <w:rFonts w:ascii="BC Sans" w:hAnsi="BC Sans" w:eastAsia="Times New Roman" w:cs="Times New Roman"/>
+                <w:rFonts w:ascii="BC Sans" w:eastAsia="Times New Roman" w:hAnsi="BC Sans" w:cs="Times New Roman"/>
                 <w:color w:val="000000" w:themeColor="text1"/>
                 <w:sz w:val="20"/>
                 <w:szCs w:val="20"/>
@@ -3297,7 +3300,7 @@
             </w:r>
             <w:r>
               <w:rPr>
-                <w:rFonts w:ascii="BC Sans" w:hAnsi="BC Sans" w:eastAsia="Times New Roman" w:cs="Times New Roman"/>
+                <w:rFonts w:ascii="BC Sans" w:eastAsia="Times New Roman" w:hAnsi="BC Sans" w:cs="Times New Roman"/>
                 <w:color w:val="000000" w:themeColor="text1"/>
                 <w:sz w:val="20"/>
                 <w:szCs w:val="20"/>
@@ -3306,7 +3309,7 @@
             </w:r>
             <w:r>
               <w:rPr>
-                <w:rFonts w:ascii="BC Sans" w:hAnsi="BC Sans" w:eastAsia="Times New Roman" w:cs="Times New Roman"/>
+                <w:rFonts w:ascii="BC Sans" w:eastAsia="Times New Roman" w:hAnsi="BC Sans" w:cs="Times New Roman"/>
                 <w:color w:val="000000" w:themeColor="text1"/>
                 <w:sz w:val="20"/>
                 <w:szCs w:val="20"/>
@@ -3315,7 +3318,7 @@
             </w:r>
             <w:r>
               <w:rPr>
-                <w:rFonts w:ascii="BC Sans" w:hAnsi="BC Sans" w:eastAsia="Times New Roman" w:cs="Times New Roman"/>
+                <w:rFonts w:ascii="BC Sans" w:eastAsia="Times New Roman" w:hAnsi="BC Sans" w:cs="Times New Roman"/>
                 <w:color w:val="000000" w:themeColor="text1"/>
                 <w:sz w:val="20"/>
                 <w:szCs w:val="20"/>
@@ -3372,15 +3375,15 @@
             <w:pPr>
               <w:cnfStyle w:val="000000100000" w:firstRow="0" w:lastRow="0" w:firstColumn="0" w:lastColumn="0" w:oddVBand="0" w:evenVBand="0" w:oddHBand="1" w:evenHBand="0" w:firstRowFirstColumn="0" w:firstRowLastColumn="0" w:lastRowFirstColumn="0" w:lastRowLastColumn="0"/>
               <w:rPr>
-                <w:rFonts w:ascii="BC Sans" w:hAnsi="BC Sans" w:eastAsia="Times New Roman" w:cs="Times New Roman"/>
-                <w:color w:val="000000" w:themeColor="text1"/>
-                <w:sz w:val="20"/>
-                <w:szCs w:val="20"/>
-              </w:rPr>
-            </w:pPr>
-            <w:r>
-              <w:rPr>
-                <w:rFonts w:ascii="BC Sans" w:hAnsi="BC Sans" w:eastAsia="Times New Roman" w:cs="Times New Roman"/>
+                <w:rFonts w:ascii="BC Sans" w:eastAsia="Times New Roman" w:hAnsi="BC Sans" w:cs="Times New Roman"/>
+                <w:color w:val="000000" w:themeColor="text1"/>
+                <w:sz w:val="20"/>
+                <w:szCs w:val="20"/>
+              </w:rPr>
+            </w:pPr>
+            <w:r>
+              <w:rPr>
+                <w:rFonts w:ascii="BC Sans" w:eastAsia="Times New Roman" w:hAnsi="BC Sans" w:cs="Times New Roman"/>
                 <w:color w:val="000000" w:themeColor="text1"/>
                 <w:sz w:val="20"/>
                 <w:szCs w:val="20"/>
@@ -3389,7 +3392,7 @@
             </w:r>
             <w:r>
               <w:rPr>
-                <w:rFonts w:ascii="BC Sans" w:hAnsi="BC Sans" w:eastAsia="Times New Roman" w:cs="Times New Roman"/>
+                <w:rFonts w:ascii="BC Sans" w:eastAsia="Times New Roman" w:hAnsi="BC Sans" w:cs="Times New Roman"/>
                 <w:color w:val="000000" w:themeColor="text1"/>
                 <w:sz w:val="20"/>
                 <w:szCs w:val="20"/>
@@ -3398,7 +3401,7 @@
             </w:r>
             <w:r>
               <w:rPr>
-                <w:rFonts w:ascii="BC Sans" w:hAnsi="BC Sans" w:eastAsia="Times New Roman" w:cs="Times New Roman"/>
+                <w:rFonts w:ascii="BC Sans" w:eastAsia="Times New Roman" w:hAnsi="BC Sans" w:cs="Times New Roman"/>
                 <w:color w:val="000000" w:themeColor="text1"/>
                 <w:sz w:val="20"/>
                 <w:szCs w:val="20"/>
@@ -3407,7 +3410,7 @@
             </w:r>
             <w:r>
               <w:rPr>
-                <w:rFonts w:ascii="BC Sans" w:hAnsi="BC Sans" w:eastAsia="Times New Roman" w:cs="Times New Roman"/>
+                <w:rFonts w:ascii="BC Sans" w:eastAsia="Times New Roman" w:hAnsi="BC Sans" w:cs="Times New Roman"/>
                 <w:color w:val="000000" w:themeColor="text1"/>
                 <w:sz w:val="20"/>
                 <w:szCs w:val="20"/>
@@ -3416,7 +3419,7 @@
             </w:r>
             <w:r>
               <w:rPr>
-                <w:rFonts w:ascii="BC Sans" w:hAnsi="BC Sans" w:eastAsia="Times New Roman" w:cs="Times New Roman"/>
+                <w:rFonts w:ascii="BC Sans" w:eastAsia="Times New Roman" w:hAnsi="BC Sans" w:cs="Times New Roman"/>
                 <w:color w:val="000000" w:themeColor="text1"/>
                 <w:sz w:val="20"/>
                 <w:szCs w:val="20"/>
@@ -3442,50 +3445,38 @@
             <w:pPr>
               <w:spacing w:line="259" w:lineRule="auto"/>
               <w:rPr>
-                <w:rFonts w:ascii="BC Sans" w:hAnsi="BC Sans" w:eastAsia="BC Sans" w:cs="BC Sans"/>
-                <w:b w:val="0"/>
-                <w:bCs w:val="0"/>
-                <w:caps w:val="0"/>
-                <w:color w:val="000000" w:themeColor="text1"/>
-                <w:sz w:val="20"/>
-                <w:szCs w:val="20"/>
-              </w:rPr>
-            </w:pPr>
-            <w:r>
-              <w:rPr>
-                <w:rFonts w:ascii="BC Sans" w:hAnsi="BC Sans" w:eastAsia="BC Sans" w:cs="BC Sans"/>
-                <w:b w:val="0"/>
-                <w:bCs w:val="0"/>
-                <w:caps w:val="0"/>
-                <w:color w:val="000000" w:themeColor="text1"/>
-                <w:sz w:val="20"/>
-                <w:szCs w:val="20"/>
-              </w:rPr>
-              <w:t>Subject of complaint/</w:t>
-            </w:r>
-            <w:r>
-              <w:rPr>
-                <w:rFonts w:ascii="BC Sans" w:hAnsi="BC Sans" w:eastAsia="BC Sans" w:cs="BC Sans"/>
-                <w:b w:val="0"/>
-                <w:bCs w:val="0"/>
-                <w:caps w:val="0"/>
-                <w:color w:val="000000" w:themeColor="text1"/>
-                <w:sz w:val="20"/>
-                <w:szCs w:val="20"/>
-              </w:rPr>
-              <w:t xml:space="preserve"> </w:t>
-            </w:r>
-            <w:r>
-              <w:rPr>
-                <w:rFonts w:ascii="BC Sans" w:hAnsi="BC Sans" w:eastAsia="BC Sans" w:cs="BC Sans"/>
-                <w:b w:val="0"/>
-                <w:bCs w:val="0"/>
-                <w:caps w:val="0"/>
-                <w:color w:val="000000" w:themeColor="text1"/>
-                <w:sz w:val="20"/>
-                <w:szCs w:val="20"/>
-              </w:rPr>
-              <w:t>witness details</w:t>
+                <w:rFonts w:ascii="BC Sans" w:eastAsia="BC Sans" w:hAnsi="BC Sans" w:cs="BC Sans"/>
+                <w:b w:val="0"/>
+                <w:bCs w:val="0"/>
+                <w:caps w:val="0"/>
+                <w:color w:val="000000" w:themeColor="text1"/>
+                <w:sz w:val="20"/>
+                <w:szCs w:val="20"/>
+              </w:rPr>
+            </w:pPr>
+            <w:r>
+              <w:rPr>
+                <w:rFonts w:ascii="BC Sans" w:eastAsia="BC Sans" w:hAnsi="BC Sans" w:cs="BC Sans"/>
+                <w:b w:val="0"/>
+                <w:bCs w:val="0"/>
+                <w:caps w:val="0"/>
+                <w:color w:val="000000" w:themeColor="text1"/>
+                <w:sz w:val="20"/>
+                <w:szCs w:val="20"/>
+              </w:rPr>
+              <w:t>Party of interest</w:t>
+            </w:r>
+            <w:r>
+              <w:rPr>
+                <w:rFonts w:ascii="BC Sans" w:eastAsia="BC Sans" w:hAnsi="BC Sans" w:cs="BC Sans"/>
+                <w:b w:val="0"/>
+                <w:bCs w:val="0"/>
+                <w:caps w:val="0"/>
+                <w:color w:val="000000" w:themeColor="text1"/>
+                <w:sz w:val="20"/>
+                <w:szCs w:val="20"/>
+              </w:rPr>
+              <w:t xml:space="preserve"> details</w:t>
             </w:r>
           </w:p>
         </w:tc>
@@ -3501,15 +3492,15 @@
               <w:spacing w:line="259" w:lineRule="auto"/>
               <w:cnfStyle w:val="000000000000" w:firstRow="0" w:lastRow="0" w:firstColumn="0" w:lastColumn="0" w:oddVBand="0" w:evenVBand="0" w:oddHBand="0" w:evenHBand="0" w:firstRowFirstColumn="0" w:firstRowLastColumn="0" w:lastRowFirstColumn="0" w:lastRowLastColumn="0"/>
               <w:rPr>
-                <w:rFonts w:ascii="BC Sans" w:hAnsi="BC Sans" w:eastAsia="BC Sans" w:cs="BC Sans"/>
-                <w:color w:val="000000" w:themeColor="text1"/>
-                <w:sz w:val="20"/>
-                <w:szCs w:val="20"/>
-              </w:rPr>
-            </w:pPr>
-            <w:r>
-              <w:rPr>
-                <w:rFonts w:ascii="BC Sans" w:hAnsi="BC Sans" w:eastAsia="BC Sans" w:cs="BC Sans"/>
+                <w:rFonts w:ascii="BC Sans" w:eastAsia="BC Sans" w:hAnsi="BC Sans" w:cs="BC Sans"/>
+                <w:color w:val="000000" w:themeColor="text1"/>
+                <w:sz w:val="20"/>
+                <w:szCs w:val="20"/>
+              </w:rPr>
+            </w:pPr>
+            <w:r>
+              <w:rPr>
+                <w:rFonts w:ascii="BC Sans" w:eastAsia="BC Sans" w:hAnsi="BC Sans" w:cs="BC Sans"/>
                 <w:color w:val="000000" w:themeColor="text1"/>
                 <w:sz w:val="20"/>
                 <w:szCs w:val="20"/>
@@ -3518,7 +3509,7 @@
             </w:r>
             <w:r>
               <w:rPr>
-                <w:rFonts w:ascii="BC Sans" w:hAnsi="BC Sans" w:eastAsia="Times New Roman" w:cs="Times New Roman"/>
+                <w:rFonts w:ascii="BC Sans" w:eastAsia="Times New Roman" w:hAnsi="BC Sans" w:cs="Times New Roman"/>
                 <w:color w:val="000000" w:themeColor="text1"/>
                 <w:sz w:val="20"/>
                 <w:szCs w:val="20"/>
@@ -3527,7 +3518,7 @@
             </w:r>
             <w:r>
               <w:rPr>
-                <w:rFonts w:ascii="BC Sans" w:hAnsi="BC Sans" w:eastAsia="BC Sans" w:cs="BC Sans"/>
+                <w:rFonts w:ascii="BC Sans" w:eastAsia="BC Sans" w:hAnsi="BC Sans" w:cs="BC Sans"/>
                 <w:color w:val="000000" w:themeColor="text1"/>
                 <w:sz w:val="20"/>
                 <w:szCs w:val="20"/>
@@ -3574,7 +3565,7 @@
           <w:p>
             <w:pPr>
               <w:rPr>
-                <w:rFonts w:ascii="BC Sans" w:hAnsi="BC Sans" w:eastAsia="Times New Roman" w:cs="Times New Roman"/>
+                <w:rFonts w:ascii="BC Sans" w:eastAsia="Times New Roman" w:hAnsi="BC Sans" w:cs="Times New Roman"/>
                 <w:color w:val="000000"/>
                 <w:kern w:val="0"/>
                 <w:sz w:val="20"/>
@@ -3584,7 +3575,7 @@
             </w:pPr>
             <w:r>
               <w:rPr>
-                <w:rFonts w:ascii="BC Sans" w:hAnsi="BC Sans" w:eastAsia="Times New Roman" w:cs="Times New Roman"/>
+                <w:rFonts w:ascii="BC Sans" w:eastAsia="Times New Roman" w:hAnsi="BC Sans" w:cs="Times New Roman"/>
                 <w:caps w:val="0"/>
                 <w:color w:val="000000"/>
                 <w:kern w:val="0"/>
@@ -3592,7 +3583,19 @@
                 <w:szCs w:val="20"/>
                 <w14:ligatures w14:val="none"/>
               </w:rPr>
-              <w:t>Caller information</w:t>
+              <w:t>Complainant</w:t>
+            </w:r>
+            <w:r>
+              <w:rPr>
+                <w:rFonts w:ascii="BC Sans" w:eastAsia="Times New Roman" w:hAnsi="BC Sans" w:cs="Times New Roman"/>
+                <w:caps w:val="0"/>
+                <w:color w:val="000000"/>
+                <w:kern w:val="0"/>
+                <w:sz w:val="20"/>
+                <w:szCs w:val="20"/>
+                <w14:ligatures w14:val="none"/>
+              </w:rPr>
+              <w:t xml:space="preserve"> information</w:t>
             </w:r>
           </w:p>
         </w:tc>
@@ -3608,7 +3611,7 @@
             <w:cnfStyle w:val="001000000000" w:firstRow="0" w:lastRow="0" w:firstColumn="1" w:lastColumn="0" w:oddVBand="0" w:evenVBand="0" w:oddHBand="0" w:evenHBand="0" w:firstRowFirstColumn="0" w:firstRowLastColumn="0" w:lastRowFirstColumn="0" w:lastRowLastColumn="0"/>
             <w:tcW w:w="2552" w:type="dxa"/>
             <w:tcBorders>
-              <w:top w:val="single" w:color="7F7F7F" w:themeColor="text1" w:themeTint="80" w:sz="4" w:space="0"/>
+              <w:top w:val="single" w:sz="4" w:space="0" w:color="7F7F7F" w:themeColor="text1" w:themeTint="80"/>
             </w:tcBorders>
             <w:shd w:val="clear" w:color="auto" w:fill="F2F2F2"/>
             <w:noWrap/>
@@ -3657,7 +3660,7 @@
             </w:r>
             <w:r>
               <w:rPr>
-                <w:rFonts w:ascii="BC Sans" w:hAnsi="BC Sans" w:eastAsia="Times New Roman" w:cs="Times New Roman"/>
+                <w:rFonts w:ascii="BC Sans" w:eastAsia="Times New Roman" w:hAnsi="BC Sans" w:cs="Times New Roman"/>
                 <w:b w:val="0"/>
                 <w:bCs w:val="0"/>
                 <w:color w:val="000000" w:themeColor="text1"/>
@@ -3705,7 +3708,7 @@
           <w:tcPr>
             <w:tcW w:w="8364" w:type="dxa"/>
             <w:tcBorders>
-              <w:top w:val="single" w:color="7F7F7F" w:themeColor="text1" w:themeTint="80" w:sz="4" w:space="0"/>
+              <w:top w:val="single" w:sz="4" w:space="0" w:color="7F7F7F" w:themeColor="text1" w:themeTint="80"/>
             </w:tcBorders>
             <w:shd w:val="clear" w:color="auto" w:fill="F2F2F2"/>
             <w:noWrap/>
@@ -3730,7 +3733,7 @@
             </w:r>
             <w:r>
               <w:rPr>
-                <w:rFonts w:ascii="BC Sans" w:hAnsi="BC Sans" w:eastAsia="Times New Roman" w:cs="Times New Roman"/>
+                <w:rFonts w:ascii="BC Sans" w:eastAsia="Times New Roman" w:hAnsi="BC Sans" w:cs="Times New Roman"/>
                 <w:color w:val="000000" w:themeColor="text1"/>
                 <w:sz w:val="20"/>
                 <w:szCs w:val="20"/>
@@ -3766,6 +3769,9 @@
             <w:r>
               <w:rPr>
                 <w:rStyle w:val="CommentReference"/>
+                <w:rFonts w:ascii="BC Sans" w:hAnsi="BC Sans" w:cs="BC Sans Light"/>
+                <w:sz w:val="20"/>
+                <w:szCs w:val="20"/>
               </w:rPr>
               <w:commentReference w:id="1"/>
             </w:r>
@@ -3815,7 +3821,7 @@
             </w:r>
             <w:r>
               <w:rPr>
-                <w:rFonts w:ascii="BC Sans" w:hAnsi="BC Sans" w:eastAsia="Times New Roman" w:cs="Times New Roman"/>
+                <w:rFonts w:ascii="BC Sans" w:eastAsia="Times New Roman" w:hAnsi="BC Sans" w:cs="Times New Roman"/>
                 <w:b w:val="0"/>
                 <w:bCs w:val="0"/>
                 <w:color w:val="000000" w:themeColor="text1"/>
@@ -3895,7 +3901,7 @@
             </w:r>
             <w:r>
               <w:rPr>
-                <w:rFonts w:ascii="BC Sans" w:hAnsi="BC Sans" w:eastAsia="Times New Roman" w:cs="Times New Roman"/>
+                <w:rFonts w:ascii="BC Sans" w:eastAsia="Times New Roman" w:hAnsi="BC Sans" w:cs="Times New Roman"/>
                 <w:color w:val="000000" w:themeColor="text1"/>
                 <w:sz w:val="20"/>
                 <w:szCs w:val="20"/>
@@ -4436,7 +4442,6 @@
                 <w:sz w:val="20"/>
                 <w:szCs w:val="20"/>
               </w:rPr>
-              <w:lastRenderedPageBreak/>
               <w:t>Email</w:t>
             </w:r>
           </w:p>
@@ -4523,6 +4528,7 @@
                 <w:sz w:val="20"/>
                 <w:szCs w:val="20"/>
               </w:rPr>
+              <w:lastRenderedPageBreak/>
               <w:t>Organization reporting the complaint</w:t>
             </w:r>
           </w:p>
@@ -4590,7 +4596,7 @@
       <w:pPr>
         <w:spacing w:after="0"/>
         <w:rPr>
-          <w:rFonts w:ascii="Aptos" w:hAnsi="Aptos" w:eastAsia="Aptos" w:cs="Aptos"/>
+          <w:rFonts w:ascii="Aptos" w:eastAsia="Aptos" w:hAnsi="Aptos" w:cs="Aptos"/>
           <w:color w:val="000000" w:themeColor="text1"/>
         </w:rPr>
       </w:pPr>
@@ -4601,7 +4607,7 @@
       </w:pPr>
       <w:r>
         <w:rPr>
-          <w:rFonts w:ascii="Aptos" w:hAnsi="Aptos" w:eastAsia="Aptos" w:cs="Aptos"/>
+          <w:rFonts w:ascii="Aptos" w:eastAsia="Aptos" w:hAnsi="Aptos" w:cs="Aptos"/>
           <w:color w:val="000000" w:themeColor="text1"/>
         </w:rPr>
         <w:t>{d.updates[i].updateType:ifEQ(UPDATE):showBegin}</w:t>
@@ -4633,7 +4639,7 @@
           <w:p>
             <w:pPr>
               <w:rPr>
-                <w:rFonts w:ascii="BC Sans" w:hAnsi="BC Sans" w:eastAsia="Times New Roman" w:cs="Times New Roman"/>
+                <w:rFonts w:ascii="BC Sans" w:eastAsia="Times New Roman" w:hAnsi="BC Sans" w:cs="Times New Roman"/>
                 <w:color w:val="000000"/>
                 <w:kern w:val="0"/>
                 <w:sz w:val="20"/>
@@ -4643,7 +4649,7 @@
             </w:pPr>
             <w:r>
               <w:rPr>
-                <w:rFonts w:ascii="BC Sans" w:hAnsi="BC Sans" w:eastAsia="Times New Roman" w:cs="Times New Roman"/>
+                <w:rFonts w:ascii="BC Sans" w:eastAsia="Times New Roman" w:hAnsi="BC Sans" w:cs="Times New Roman"/>
                 <w:caps w:val="0"/>
                 <w:color w:val="000000"/>
                 <w:kern w:val="0"/>
@@ -4655,7 +4661,7 @@
             </w:r>
             <w:r>
               <w:rPr>
-                <w:rFonts w:ascii="BC Sans" w:hAnsi="BC Sans" w:eastAsia="Times New Roman" w:cs="Times New Roman"/>
+                <w:rFonts w:ascii="BC Sans" w:eastAsia="Times New Roman" w:hAnsi="BC Sans" w:cs="Times New Roman"/>
                 <w:caps w:val="0"/>
                 <w:color w:val="000000"/>
                 <w:kern w:val="0"/>
@@ -4667,7 +4673,7 @@
             </w:r>
             <w:r>
               <w:rPr>
-                <w:rFonts w:ascii="BC Sans" w:hAnsi="BC Sans" w:eastAsia="Times New Roman" w:cs="Times New Roman"/>
+                <w:rFonts w:ascii="BC Sans" w:eastAsia="Times New Roman" w:hAnsi="BC Sans" w:cs="Times New Roman"/>
                 <w:caps w:val="0"/>
                 <w:color w:val="000000"/>
                 <w:kern w:val="0"/>
@@ -4679,7 +4685,7 @@
             </w:r>
             <w:r>
               <w:rPr>
-                <w:rFonts w:ascii="BC Sans" w:hAnsi="BC Sans" w:eastAsia="Times New Roman" w:cs="Times New Roman"/>
+                <w:rFonts w:ascii="BC Sans" w:eastAsia="Times New Roman" w:hAnsi="BC Sans" w:cs="Times New Roman"/>
                 <w:b w:val="0"/>
                 <w:bCs w:val="0"/>
                 <w:caps w:val="0"/>
@@ -4693,7 +4699,7 @@
             </w:r>
             <w:r>
               <w:rPr>
-                <w:rFonts w:ascii="BC Sans" w:hAnsi="BC Sans" w:eastAsia="Times New Roman" w:cs="Times New Roman"/>
+                <w:rFonts w:ascii="BC Sans" w:eastAsia="Times New Roman" w:hAnsi="BC Sans" w:cs="Times New Roman"/>
                 <w:b w:val="0"/>
                 <w:bCs w:val="0"/>
                 <w:caps w:val="0"/>
@@ -4707,7 +4713,7 @@
             </w:r>
             <w:r>
               <w:rPr>
-                <w:rFonts w:ascii="BC Sans" w:hAnsi="BC Sans" w:eastAsia="Times New Roman" w:cs="Times New Roman"/>
+                <w:rFonts w:ascii="BC Sans" w:eastAsia="Times New Roman" w:hAnsi="BC Sans" w:cs="Times New Roman"/>
                 <w:b w:val="0"/>
                 <w:bCs w:val="0"/>
                 <w:caps w:val="0"/>
@@ -4731,7 +4737,7 @@
             </w:r>
             <w:r>
               <w:rPr>
-                <w:rFonts w:ascii="BC Sans" w:hAnsi="BC Sans" w:eastAsia="Times New Roman" w:cs="Times New Roman"/>
+                <w:rFonts w:ascii="BC Sans" w:eastAsia="Times New Roman" w:hAnsi="BC Sans" w:cs="Times New Roman"/>
                 <w:b w:val="0"/>
                 <w:bCs w:val="0"/>
                 <w:caps w:val="0"/>
@@ -4745,7 +4751,7 @@
             </w:r>
             <w:r>
               <w:rPr>
-                <w:rFonts w:ascii="BC Sans" w:hAnsi="BC Sans" w:eastAsia="Times New Roman" w:cs="Times New Roman"/>
+                <w:rFonts w:ascii="BC Sans" w:eastAsia="Times New Roman" w:hAnsi="BC Sans" w:cs="Times New Roman"/>
                 <w:caps w:val="0"/>
                 <w:color w:val="000000"/>
                 <w:kern w:val="0"/>
@@ -5383,7 +5389,7 @@
             </w:r>
             <w:r>
               <w:rPr>
-                <w:rFonts w:ascii="BC Sans" w:hAnsi="BC Sans" w:eastAsia="Times New Roman" w:cs="Times New Roman"/>
+                <w:rFonts w:ascii="BC Sans" w:eastAsia="Times New Roman" w:hAnsi="BC Sans" w:cs="Times New Roman"/>
                 <w:color w:val="000000" w:themeColor="text1"/>
                 <w:sz w:val="20"/>
                 <w:szCs w:val="20"/>
@@ -5459,7 +5465,7 @@
             </w:r>
             <w:r>
               <w:rPr>
-                <w:rFonts w:ascii="BC Sans" w:hAnsi="BC Sans" w:eastAsia="Times New Roman" w:cs="Times New Roman"/>
+                <w:rFonts w:ascii="BC Sans" w:eastAsia="Times New Roman" w:hAnsi="BC Sans" w:cs="Times New Roman"/>
                 <w:color w:val="000000" w:themeColor="text1"/>
                 <w:sz w:val="20"/>
                 <w:szCs w:val="20"/>
@@ -5536,7 +5542,7 @@
             </w:r>
             <w:r>
               <w:rPr>
-                <w:rFonts w:ascii="BC Sans" w:hAnsi="BC Sans" w:eastAsia="Times New Roman" w:cs="Times New Roman"/>
+                <w:rFonts w:ascii="BC Sans" w:eastAsia="Times New Roman" w:hAnsi="BC Sans" w:cs="Times New Roman"/>
                 <w:color w:val="000000" w:themeColor="text1"/>
                 <w:sz w:val="20"/>
                 <w:szCs w:val="20"/>
@@ -5612,7 +5618,7 @@
             </w:r>
             <w:r>
               <w:rPr>
-                <w:rFonts w:ascii="BC Sans" w:hAnsi="BC Sans" w:eastAsia="Times New Roman" w:cs="Times New Roman"/>
+                <w:rFonts w:ascii="BC Sans" w:eastAsia="Times New Roman" w:hAnsi="BC Sans" w:cs="Times New Roman"/>
                 <w:color w:val="000000" w:themeColor="text1"/>
                 <w:sz w:val="20"/>
                 <w:szCs w:val="20"/>
@@ -5689,7 +5695,7 @@
             </w:r>
             <w:r>
               <w:rPr>
-                <w:rFonts w:ascii="BC Sans" w:hAnsi="BC Sans" w:eastAsia="Times New Roman" w:cs="Times New Roman"/>
+                <w:rFonts w:ascii="BC Sans" w:eastAsia="Times New Roman" w:hAnsi="BC Sans" w:cs="Times New Roman"/>
                 <w:color w:val="000000" w:themeColor="text1"/>
                 <w:sz w:val="20"/>
                 <w:szCs w:val="20"/>
@@ -5765,7 +5771,7 @@
             </w:r>
             <w:r>
               <w:rPr>
-                <w:rFonts w:ascii="BC Sans" w:hAnsi="BC Sans" w:eastAsia="Times New Roman" w:cs="Times New Roman"/>
+                <w:rFonts w:ascii="BC Sans" w:eastAsia="Times New Roman" w:hAnsi="BC Sans" w:cs="Times New Roman"/>
                 <w:color w:val="000000" w:themeColor="text1"/>
                 <w:sz w:val="20"/>
                 <w:szCs w:val="20"/>
@@ -5842,7 +5848,7 @@
             </w:r>
             <w:r>
               <w:rPr>
-                <w:rFonts w:ascii="BC Sans" w:hAnsi="BC Sans" w:eastAsia="Times New Roman" w:cs="Times New Roman"/>
+                <w:rFonts w:ascii="BC Sans" w:eastAsia="Times New Roman" w:hAnsi="BC Sans" w:cs="Times New Roman"/>
                 <w:color w:val="000000" w:themeColor="text1"/>
                 <w:sz w:val="20"/>
                 <w:szCs w:val="20"/>
@@ -5904,15 +5910,15 @@
           <w:p>
             <w:pPr>
               <w:rPr>
-                <w:rFonts w:ascii="BC Sans" w:hAnsi="BC Sans" w:eastAsia="BC Sans" w:cs="BC Sans"/>
-                <w:color w:val="000000" w:themeColor="text1"/>
-                <w:sz w:val="20"/>
-                <w:szCs w:val="20"/>
-              </w:rPr>
-            </w:pPr>
-            <w:r>
-              <w:rPr>
-                <w:rFonts w:ascii="BC Sans" w:hAnsi="BC Sans" w:eastAsia="BC Sans" w:cs="BC Sans"/>
+                <w:rFonts w:ascii="BC Sans" w:eastAsia="BC Sans" w:hAnsi="BC Sans" w:cs="BC Sans"/>
+                <w:color w:val="000000" w:themeColor="text1"/>
+                <w:sz w:val="20"/>
+                <w:szCs w:val="20"/>
+              </w:rPr>
+            </w:pPr>
+            <w:r>
+              <w:rPr>
+                <w:rFonts w:ascii="BC Sans" w:eastAsia="BC Sans" w:hAnsi="BC Sans" w:cs="BC Sans"/>
                 <w:caps w:val="0"/>
                 <w:color w:val="000000" w:themeColor="text1"/>
                 <w:sz w:val="20"/>
@@ -5922,7 +5928,7 @@
             </w:r>
             <w:r>
               <w:rPr>
-                <w:rFonts w:ascii="BC Sans" w:hAnsi="BC Sans" w:eastAsia="BC Sans" w:cs="BC Sans"/>
+                <w:rFonts w:ascii="BC Sans" w:eastAsia="BC Sans" w:hAnsi="BC Sans" w:cs="BC Sans"/>
                 <w:color w:val="000000" w:themeColor="text1"/>
                 <w:sz w:val="20"/>
                 <w:szCs w:val="20"/>
@@ -5931,7 +5937,7 @@
             </w:r>
             <w:r>
               <w:rPr>
-                <w:rFonts w:ascii="BC Sans" w:hAnsi="BC Sans" w:eastAsia="BC Sans" w:cs="BC Sans"/>
+                <w:rFonts w:ascii="BC Sans" w:eastAsia="BC Sans" w:hAnsi="BC Sans" w:cs="BC Sans"/>
                 <w:caps w:val="0"/>
                 <w:color w:val="000000" w:themeColor="text1"/>
                 <w:sz w:val="20"/>
@@ -5941,7 +5947,7 @@
             </w:r>
             <w:r>
               <w:rPr>
-                <w:rFonts w:ascii="BC Sans" w:hAnsi="BC Sans" w:eastAsia="BC Sans" w:cs="BC Sans"/>
+                <w:rFonts w:ascii="BC Sans" w:eastAsia="BC Sans" w:hAnsi="BC Sans" w:cs="BC Sans"/>
                 <w:b w:val="0"/>
                 <w:bCs w:val="0"/>
                 <w:caps w:val="0"/>
@@ -5953,7 +5959,7 @@
             </w:r>
             <w:r>
               <w:rPr>
-                <w:rFonts w:ascii="BC Sans" w:hAnsi="BC Sans" w:eastAsia="BC Sans" w:cs="BC Sans"/>
+                <w:rFonts w:ascii="BC Sans" w:eastAsia="BC Sans" w:hAnsi="BC Sans" w:cs="BC Sans"/>
                 <w:b w:val="0"/>
                 <w:bCs w:val="0"/>
                 <w:caps w:val="0"/>
@@ -5965,7 +5971,7 @@
             </w:r>
             <w:r>
               <w:rPr>
-                <w:rFonts w:ascii="BC Sans" w:hAnsi="BC Sans" w:eastAsia="BC Sans" w:cs="BC Sans"/>
+                <w:rFonts w:ascii="BC Sans" w:eastAsia="BC Sans" w:hAnsi="BC Sans" w:cs="BC Sans"/>
                 <w:b w:val="0"/>
                 <w:bCs w:val="0"/>
                 <w:caps w:val="0"/>
@@ -5977,7 +5983,7 @@
             </w:r>
             <w:r>
               <w:rPr>
-                <w:rFonts w:ascii="BC Sans" w:hAnsi="BC Sans" w:eastAsia="BC Sans" w:cs="BC Sans"/>
+                <w:rFonts w:ascii="BC Sans" w:eastAsia="BC Sans" w:hAnsi="BC Sans" w:cs="BC Sans"/>
                 <w:b w:val="0"/>
                 <w:bCs w:val="0"/>
                 <w:caps w:val="0"/>
@@ -5989,7 +5995,7 @@
             </w:r>
             <w:r>
               <w:rPr>
-                <w:rFonts w:ascii="BC Sans" w:hAnsi="BC Sans" w:eastAsia="BC Sans" w:cs="BC Sans"/>
+                <w:rFonts w:ascii="BC Sans" w:eastAsia="BC Sans" w:hAnsi="BC Sans" w:cs="BC Sans"/>
                 <w:b w:val="0"/>
                 <w:bCs w:val="0"/>
                 <w:caps w:val="0"/>
@@ -6001,7 +6007,7 @@
             </w:r>
             <w:r>
               <w:rPr>
-                <w:rFonts w:ascii="BC Sans" w:hAnsi="BC Sans" w:eastAsia="BC Sans" w:cs="BC Sans"/>
+                <w:rFonts w:ascii="BC Sans" w:eastAsia="BC Sans" w:hAnsi="BC Sans" w:cs="BC Sans"/>
                 <w:b w:val="0"/>
                 <w:bCs w:val="0"/>
                 <w:caps w:val="0"/>
@@ -6013,7 +6019,7 @@
             </w:r>
             <w:r>
               <w:rPr>
-                <w:rFonts w:ascii="BC Sans" w:hAnsi="BC Sans" w:eastAsia="BC Sans" w:cs="BC Sans"/>
+                <w:rFonts w:ascii="BC Sans" w:eastAsia="BC Sans" w:hAnsi="BC Sans" w:cs="BC Sans"/>
                 <w:b w:val="0"/>
                 <w:bCs w:val="0"/>
                 <w:caps w:val="0"/>
@@ -6098,15 +6104,15 @@
           <w:p>
             <w:pPr>
               <w:rPr>
-                <w:rFonts w:ascii="BC Sans" w:hAnsi="BC Sans" w:eastAsia="BC Sans" w:cs="BC Sans"/>
-                <w:color w:val="000000" w:themeColor="text1"/>
-                <w:sz w:val="20"/>
-                <w:szCs w:val="20"/>
-              </w:rPr>
-            </w:pPr>
-            <w:r>
-              <w:rPr>
-                <w:rFonts w:ascii="BC Sans" w:hAnsi="BC Sans" w:eastAsia="BC Sans" w:cs="BC Sans"/>
+                <w:rFonts w:ascii="BC Sans" w:eastAsia="BC Sans" w:hAnsi="BC Sans" w:cs="BC Sans"/>
+                <w:color w:val="000000" w:themeColor="text1"/>
+                <w:sz w:val="20"/>
+                <w:szCs w:val="20"/>
+              </w:rPr>
+            </w:pPr>
+            <w:r>
+              <w:rPr>
+                <w:rFonts w:ascii="BC Sans" w:eastAsia="BC Sans" w:hAnsi="BC Sans" w:cs="BC Sans"/>
                 <w:b w:val="0"/>
                 <w:bCs w:val="0"/>
                 <w:caps w:val="0"/>
@@ -6157,15 +6163,15 @@
           <w:p>
             <w:pPr>
               <w:rPr>
-                <w:rFonts w:ascii="BC Sans" w:hAnsi="BC Sans" w:eastAsia="BC Sans" w:cs="BC Sans"/>
-                <w:color w:val="000000" w:themeColor="text1"/>
-                <w:sz w:val="20"/>
-                <w:szCs w:val="20"/>
-              </w:rPr>
-            </w:pPr>
-            <w:r>
-              <w:rPr>
-                <w:rFonts w:ascii="BC Sans" w:hAnsi="BC Sans" w:eastAsia="BC Sans" w:cs="BC Sans"/>
+                <w:rFonts w:ascii="BC Sans" w:eastAsia="BC Sans" w:hAnsi="BC Sans" w:cs="BC Sans"/>
+                <w:color w:val="000000" w:themeColor="text1"/>
+                <w:sz w:val="20"/>
+                <w:szCs w:val="20"/>
+              </w:rPr>
+            </w:pPr>
+            <w:r>
+              <w:rPr>
+                <w:rFonts w:ascii="BC Sans" w:eastAsia="BC Sans" w:hAnsi="BC Sans" w:cs="BC Sans"/>
                 <w:b w:val="0"/>
                 <w:bCs w:val="0"/>
                 <w:caps w:val="0"/>
@@ -6249,18 +6255,18 @@
           <w:p>
             <w:pPr>
               <w:rPr>
-                <w:rFonts w:ascii="BC Sans" w:hAnsi="BC Sans" w:eastAsia="Times New Roman" w:cs="Times New Roman"/>
-                <w:b w:val="0"/>
-                <w:bCs w:val="0"/>
-                <w:caps w:val="0"/>
-                <w:color w:val="000000" w:themeColor="text1"/>
-                <w:sz w:val="20"/>
-                <w:szCs w:val="20"/>
-              </w:rPr>
-            </w:pPr>
-            <w:r>
-              <w:rPr>
-                <w:rFonts w:ascii="BC Sans" w:hAnsi="BC Sans" w:eastAsia="Times New Roman" w:cs="Times New Roman"/>
+                <w:rFonts w:ascii="BC Sans" w:eastAsia="Times New Roman" w:hAnsi="BC Sans" w:cs="Times New Roman"/>
+                <w:b w:val="0"/>
+                <w:bCs w:val="0"/>
+                <w:caps w:val="0"/>
+                <w:color w:val="000000" w:themeColor="text1"/>
+                <w:sz w:val="20"/>
+                <w:szCs w:val="20"/>
+              </w:rPr>
+            </w:pPr>
+            <w:r>
+              <w:rPr>
+                <w:rFonts w:ascii="BC Sans" w:eastAsia="Times New Roman" w:hAnsi="BC Sans" w:cs="Times New Roman"/>
                 <w:caps w:val="0"/>
                 <w:color w:val="000000" w:themeColor="text1"/>
                 <w:sz w:val="20"/>
@@ -6270,7 +6276,7 @@
             </w:r>
             <w:r>
               <w:rPr>
-                <w:rFonts w:ascii="BC Sans" w:hAnsi="BC Sans" w:eastAsia="Times New Roman" w:cs="Times New Roman"/>
+                <w:rFonts w:ascii="BC Sans" w:eastAsia="Times New Roman" w:hAnsi="BC Sans" w:cs="Times New Roman"/>
                 <w:color w:val="000000" w:themeColor="text1"/>
                 <w:sz w:val="20"/>
                 <w:szCs w:val="20"/>
@@ -6279,7 +6285,7 @@
             </w:r>
             <w:r>
               <w:rPr>
-                <w:rFonts w:ascii="BC Sans" w:hAnsi="BC Sans" w:eastAsia="Times New Roman" w:cs="Times New Roman"/>
+                <w:rFonts w:ascii="BC Sans" w:eastAsia="Times New Roman" w:hAnsi="BC Sans" w:cs="Times New Roman"/>
                 <w:caps w:val="0"/>
                 <w:color w:val="000000" w:themeColor="text1"/>
                 <w:sz w:val="20"/>
@@ -6289,7 +6295,7 @@
             </w:r>
             <w:r>
               <w:rPr>
-                <w:rFonts w:ascii="BC Sans" w:hAnsi="BC Sans" w:eastAsia="Times New Roman" w:cs="Times New Roman"/>
+                <w:rFonts w:ascii="BC Sans" w:eastAsia="Times New Roman" w:hAnsi="BC Sans" w:cs="Times New Roman"/>
                 <w:b w:val="0"/>
                 <w:bCs w:val="0"/>
                 <w:caps w:val="0"/>
@@ -6301,7 +6307,7 @@
             </w:r>
             <w:r>
               <w:rPr>
-                <w:rFonts w:ascii="BC Sans" w:hAnsi="BC Sans" w:eastAsia="Times New Roman" w:cs="Times New Roman"/>
+                <w:rFonts w:ascii="BC Sans" w:eastAsia="Times New Roman" w:hAnsi="BC Sans" w:cs="Times New Roman"/>
                 <w:b w:val="0"/>
                 <w:bCs w:val="0"/>
                 <w:caps w:val="0"/>
@@ -6313,7 +6319,7 @@
             </w:r>
             <w:r>
               <w:rPr>
-                <w:rFonts w:ascii="BC Sans" w:hAnsi="BC Sans" w:eastAsia="Times New Roman" w:cs="Times New Roman"/>
+                <w:rFonts w:ascii="BC Sans" w:eastAsia="Times New Roman" w:hAnsi="BC Sans" w:cs="Times New Roman"/>
                 <w:b w:val="0"/>
                 <w:bCs w:val="0"/>
                 <w:caps w:val="0"/>
@@ -6385,7 +6391,7 @@
             </w:r>
             <w:r>
               <w:rPr>
-                <w:rFonts w:ascii="BC Sans" w:hAnsi="BC Sans" w:eastAsia="Times New Roman" w:cs="Times New Roman"/>
+                <w:rFonts w:ascii="BC Sans" w:eastAsia="Times New Roman" w:hAnsi="BC Sans" w:cs="Times New Roman"/>
                 <w:color w:val="000000" w:themeColor="text1"/>
                 <w:sz w:val="20"/>
                 <w:szCs w:val="20"/>
@@ -6394,7 +6400,7 @@
             </w:r>
             <w:r>
               <w:rPr>
-                <w:rFonts w:ascii="BC Sans" w:hAnsi="BC Sans" w:eastAsia="Times New Roman" w:cs="Times New Roman"/>
+                <w:rFonts w:ascii="BC Sans" w:eastAsia="Times New Roman" w:hAnsi="BC Sans" w:cs="Times New Roman"/>
                 <w:color w:val="000000" w:themeColor="text1"/>
                 <w:sz w:val="20"/>
                 <w:szCs w:val="20"/>
@@ -6486,7 +6492,7 @@
             </w:r>
             <w:r>
               <w:rPr>
-                <w:rFonts w:ascii="BC Sans" w:hAnsi="BC Sans" w:eastAsia="Times New Roman" w:cs="Times New Roman"/>
+                <w:rFonts w:ascii="BC Sans" w:eastAsia="Times New Roman" w:hAnsi="BC Sans" w:cs="Times New Roman"/>
                 <w:color w:val="000000" w:themeColor="text1"/>
                 <w:sz w:val="20"/>
                 <w:szCs w:val="20"/>
@@ -6495,7 +6501,7 @@
             </w:r>
             <w:r>
               <w:rPr>
-                <w:rFonts w:ascii="BC Sans" w:hAnsi="BC Sans" w:eastAsia="Times New Roman" w:cs="Times New Roman"/>
+                <w:rFonts w:ascii="BC Sans" w:eastAsia="Times New Roman" w:hAnsi="BC Sans" w:cs="Times New Roman"/>
                 <w:color w:val="000000" w:themeColor="text1"/>
                 <w:sz w:val="20"/>
                 <w:szCs w:val="20"/>
@@ -6544,7 +6550,7 @@
       </w:r>
       <w:r>
         <w:rPr>
-          <w:rFonts w:ascii="BC Sans" w:hAnsi="BC Sans" w:eastAsia="Times New Roman" w:cs="Times New Roman"/>
+          <w:rFonts w:ascii="BC Sans" w:eastAsia="Times New Roman" w:hAnsi="BC Sans" w:cs="Times New Roman"/>
           <w:color w:val="000000" w:themeColor="text1"/>
           <w:sz w:val="20"/>
           <w:szCs w:val="20"/>
@@ -6564,7 +6570,7 @@
       <w:pPr>
         <w:spacing w:after="0"/>
         <w:rPr>
-          <w:rFonts w:ascii="BC Sans" w:hAnsi="BC Sans" w:eastAsia="Times New Roman" w:cs="Segoe UI"/>
+          <w:rFonts w:ascii="BC Sans" w:eastAsia="Times New Roman" w:hAnsi="BC Sans" w:cs="Segoe UI"/>
           <w:color w:val="000000"/>
           <w:kern w:val="0"/>
           <w:sz w:val="20"/>
@@ -6575,7 +6581,7 @@
       </w:pPr>
       <w:r>
         <w:rPr>
-          <w:rFonts w:ascii="BC Sans" w:hAnsi="BC Sans" w:eastAsia="Times New Roman" w:cs="Segoe UI"/>
+          <w:rFonts w:ascii="BC Sans" w:eastAsia="Times New Roman" w:hAnsi="BC Sans" w:cs="Segoe UI"/>
           <w:color w:val="000000"/>
           <w:kern w:val="0"/>
           <w:sz w:val="20"/>
@@ -6587,7 +6593,7 @@
       </w:r>
       <w:r>
         <w:rPr>
-          <w:rFonts w:ascii="BC Sans" w:hAnsi="BC Sans" w:eastAsia="Times New Roman" w:cs="Segoe UI"/>
+          <w:rFonts w:ascii="BC Sans" w:eastAsia="Times New Roman" w:hAnsi="BC Sans" w:cs="Segoe UI"/>
           <w:color w:val="000000"/>
           <w:kern w:val="0"/>
           <w:sz w:val="20"/>
@@ -6599,7 +6605,7 @@
       </w:r>
       <w:r>
         <w:rPr>
-          <w:rFonts w:ascii="BC Sans" w:hAnsi="BC Sans" w:eastAsia="Times New Roman" w:cs="Segoe UI"/>
+          <w:rFonts w:ascii="BC Sans" w:eastAsia="Times New Roman" w:hAnsi="BC Sans" w:cs="Segoe UI"/>
           <w:color w:val="000000"/>
           <w:kern w:val="0"/>
           <w:sz w:val="20"/>
@@ -6636,7 +6642,7 @@
           <w:p>
             <w:pPr>
               <w:rPr>
-                <w:rFonts w:ascii="BC Sans" w:hAnsi="BC Sans" w:eastAsia="Times New Roman" w:cs="Times New Roman"/>
+                <w:rFonts w:ascii="BC Sans" w:eastAsia="Times New Roman" w:hAnsi="BC Sans" w:cs="Times New Roman"/>
                 <w:color w:val="000000"/>
                 <w:kern w:val="0"/>
                 <w:sz w:val="20"/>
@@ -6646,7 +6652,7 @@
             </w:pPr>
             <w:r>
               <w:rPr>
-                <w:rFonts w:ascii="BC Sans" w:hAnsi="BC Sans" w:eastAsia="Times New Roman" w:cs="Times New Roman"/>
+                <w:rFonts w:ascii="BC Sans" w:eastAsia="Times New Roman" w:hAnsi="BC Sans" w:cs="Times New Roman"/>
                 <w:caps w:val="0"/>
                 <w:color w:val="000000"/>
                 <w:kern w:val="0"/>
@@ -6658,7 +6664,7 @@
             </w:r>
             <w:r>
               <w:rPr>
-                <w:rFonts w:ascii="BC Sans" w:hAnsi="BC Sans" w:eastAsia="Times New Roman" w:cs="Times New Roman"/>
+                <w:rFonts w:ascii="BC Sans" w:eastAsia="Times New Roman" w:hAnsi="BC Sans" w:cs="Times New Roman"/>
                 <w:caps w:val="0"/>
                 <w:color w:val="000000"/>
                 <w:kern w:val="0"/>
@@ -6674,7 +6680,7 @@
       <w:tr>
         <w:trPr>
           <w:cnfStyle w:val="000000100000" w:firstRow="0" w:lastRow="0" w:firstColumn="0" w:lastColumn="0" w:oddVBand="0" w:evenVBand="0" w:oddHBand="1" w:evenHBand="0" w:firstRowFirstColumn="0" w:firstRowLastColumn="0" w:lastRowFirstColumn="0" w:lastRowLastColumn="0"/>
-          <w:trHeight w:val="20" w:hRule="exact"/>
+          <w:trHeight w:hRule="exact" w:val="20"/>
         </w:trPr>
         <w:tc>
           <w:tcPr>
@@ -6682,7 +6688,7 @@
             <w:tcW w:w="10916" w:type="dxa"/>
             <w:gridSpan w:val="2"/>
             <w:tcBorders>
-              <w:right w:val="none" w:color="auto" w:sz="0" w:space="0"/>
+              <w:right w:val="none" w:sz="0" w:space="0" w:color="auto"/>
             </w:tcBorders>
             <w:noWrap/>
             <w:vAlign w:val="center"/>
@@ -6691,7 +6697,7 @@
             <w:pPr>
               <w:spacing w:line="259" w:lineRule="auto"/>
               <w:rPr>
-                <w:rFonts w:ascii="BC Sans" w:hAnsi="BC Sans" w:eastAsia="Times New Roman" w:cs="Times New Roman"/>
+                <w:rFonts w:ascii="BC Sans" w:eastAsia="Times New Roman" w:hAnsi="BC Sans" w:cs="Times New Roman"/>
                 <w:color w:val="000000" w:themeColor="text1"/>
                 <w:sz w:val="18"/>
                 <w:szCs w:val="18"/>
@@ -6702,7 +6708,7 @@
       </w:tr>
       <w:tr>
         <w:trPr>
-          <w:trHeight w:val="20" w:hRule="exact"/>
+          <w:trHeight w:hRule="exact" w:val="20"/>
         </w:trPr>
         <w:tc>
           <w:tcPr>
@@ -6710,7 +6716,7 @@
             <w:tcW w:w="10916" w:type="dxa"/>
             <w:gridSpan w:val="2"/>
             <w:tcBorders>
-              <w:right w:val="none" w:color="auto" w:sz="0" w:space="0"/>
+              <w:right w:val="none" w:sz="0" w:space="0" w:color="auto"/>
             </w:tcBorders>
             <w:noWrap/>
             <w:vAlign w:val="center"/>
@@ -6718,7 +6724,7 @@
           <w:p>
             <w:pPr>
               <w:rPr>
-                <w:rFonts w:ascii="BC Sans" w:hAnsi="BC Sans" w:eastAsia="Times New Roman" w:cs="Times New Roman"/>
+                <w:rFonts w:ascii="BC Sans" w:eastAsia="Times New Roman" w:hAnsi="BC Sans" w:cs="Times New Roman"/>
                 <w:color w:val="000000" w:themeColor="text1"/>
                 <w:sz w:val="20"/>
                 <w:szCs w:val="20"/>
@@ -6743,7 +6749,7 @@
           <w:p>
             <w:pPr>
               <w:rPr>
-                <w:rFonts w:ascii="BC Sans" w:hAnsi="BC Sans" w:eastAsia="Times New Roman" w:cs="Times New Roman"/>
+                <w:rFonts w:ascii="BC Sans" w:eastAsia="Times New Roman" w:hAnsi="BC Sans" w:cs="Times New Roman"/>
                 <w:caps w:val="0"/>
                 <w:color w:val="000000" w:themeColor="text1"/>
                 <w:sz w:val="18"/>
@@ -6752,7 +6758,7 @@
             </w:pPr>
             <w:r>
               <w:rPr>
-                <w:rFonts w:ascii="BC Sans" w:hAnsi="BC Sans" w:eastAsia="Times New Roman" w:cs="Times New Roman"/>
+                <w:rFonts w:ascii="BC Sans" w:eastAsia="Times New Roman" w:hAnsi="BC Sans" w:cs="Times New Roman"/>
                 <w:b w:val="0"/>
                 <w:bCs w:val="0"/>
                 <w:caps w:val="0"/>
@@ -6764,7 +6770,7 @@
             </w:r>
             <w:r>
               <w:rPr>
-                <w:rFonts w:ascii="BC Sans" w:hAnsi="BC Sans" w:eastAsia="Times New Roman" w:cs="Times New Roman"/>
+                <w:rFonts w:ascii="BC Sans" w:eastAsia="Times New Roman" w:hAnsi="BC Sans" w:cs="Times New Roman"/>
                 <w:b w:val="0"/>
                 <w:bCs w:val="0"/>
                 <w:caps w:val="0"/>
@@ -6776,7 +6782,7 @@
             </w:r>
             <w:r>
               <w:rPr>
-                <w:rFonts w:ascii="BC Sans" w:hAnsi="BC Sans" w:eastAsia="Times New Roman" w:cs="Times New Roman"/>
+                <w:rFonts w:ascii="BC Sans" w:eastAsia="Times New Roman" w:hAnsi="BC Sans" w:cs="Times New Roman"/>
                 <w:b w:val="0"/>
                 <w:bCs w:val="0"/>
                 <w:caps w:val="0"/>
@@ -6788,7 +6794,7 @@
             </w:r>
             <w:r>
               <w:rPr>
-                <w:rFonts w:ascii="BC Sans" w:hAnsi="BC Sans" w:eastAsia="Times New Roman" w:cs="Times New Roman"/>
+                <w:rFonts w:ascii="BC Sans" w:eastAsia="Times New Roman" w:hAnsi="BC Sans" w:cs="Times New Roman"/>
                 <w:b w:val="0"/>
                 <w:bCs w:val="0"/>
                 <w:caps w:val="0"/>
@@ -6800,7 +6806,7 @@
             </w:r>
             <w:r>
               <w:rPr>
-                <w:rFonts w:ascii="BC Sans" w:hAnsi="BC Sans" w:eastAsia="Times New Roman" w:cs="Times New Roman"/>
+                <w:rFonts w:ascii="BC Sans" w:eastAsia="Times New Roman" w:hAnsi="BC Sans" w:cs="Times New Roman"/>
                 <w:b w:val="0"/>
                 <w:bCs w:val="0"/>
                 <w:caps w:val="0"/>
@@ -6812,7 +6818,7 @@
             </w:r>
             <w:r>
               <w:rPr>
-                <w:rFonts w:ascii="BC Sans" w:hAnsi="BC Sans" w:eastAsia="Times New Roman" w:cs="Times New Roman"/>
+                <w:rFonts w:ascii="BC Sans" w:eastAsia="Times New Roman" w:hAnsi="BC Sans" w:cs="Times New Roman"/>
                 <w:b w:val="0"/>
                 <w:bCs w:val="0"/>
                 <w:caps w:val="0"/>
@@ -6834,7 +6840,7 @@
               <w:spacing w:line="259" w:lineRule="auto"/>
               <w:cnfStyle w:val="000000100000" w:firstRow="0" w:lastRow="0" w:firstColumn="0" w:lastColumn="0" w:oddVBand="0" w:evenVBand="0" w:oddHBand="1" w:evenHBand="0" w:firstRowFirstColumn="0" w:firstRowLastColumn="0" w:lastRowFirstColumn="0" w:lastRowLastColumn="0"/>
               <w:rPr>
-                <w:rFonts w:ascii="BC Sans" w:hAnsi="BC Sans" w:eastAsia="Times New Roman" w:cs="Times New Roman"/>
+                <w:rFonts w:ascii="BC Sans" w:eastAsia="Times New Roman" w:hAnsi="BC Sans" w:cs="Times New Roman"/>
                 <w:b/>
                 <w:bCs/>
                 <w:color w:val="000000" w:themeColor="text1"/>
@@ -6844,7 +6850,7 @@
             </w:pPr>
             <w:r>
               <w:rPr>
-                <w:rFonts w:ascii="BC Sans" w:hAnsi="BC Sans" w:eastAsia="Times New Roman" w:cs="Times New Roman"/>
+                <w:rFonts w:ascii="BC Sans" w:eastAsia="Times New Roman" w:hAnsi="BC Sans" w:cs="Times New Roman"/>
                 <w:color w:val="000000" w:themeColor="text1"/>
                 <w:sz w:val="20"/>
                 <w:szCs w:val="20"/>
@@ -6853,7 +6859,7 @@
             </w:r>
             <w:r>
               <w:rPr>
-                <w:rFonts w:ascii="BC Sans" w:hAnsi="BC Sans" w:eastAsia="Times New Roman" w:cs="Times New Roman"/>
+                <w:rFonts w:ascii="BC Sans" w:eastAsia="Times New Roman" w:hAnsi="BC Sans" w:cs="Times New Roman"/>
                 <w:color w:val="000000" w:themeColor="text1"/>
                 <w:sz w:val="20"/>
                 <w:szCs w:val="20"/>
@@ -6862,7 +6868,7 @@
             </w:r>
             <w:r>
               <w:rPr>
-                <w:rFonts w:ascii="BC Sans" w:hAnsi="BC Sans" w:eastAsia="Times New Roman" w:cs="Times New Roman"/>
+                <w:rFonts w:ascii="BC Sans" w:eastAsia="Times New Roman" w:hAnsi="BC Sans" w:cs="Times New Roman"/>
                 <w:color w:val="000000" w:themeColor="text1"/>
                 <w:sz w:val="20"/>
                 <w:szCs w:val="20"/>
@@ -6871,7 +6877,7 @@
             </w:r>
             <w:r>
               <w:rPr>
-                <w:rFonts w:ascii="BC Sans" w:hAnsi="BC Sans" w:eastAsia="Times New Roman" w:cs="Times New Roman"/>
+                <w:rFonts w:ascii="BC Sans" w:eastAsia="Times New Roman" w:hAnsi="BC Sans" w:cs="Times New Roman"/>
                 <w:color w:val="000000" w:themeColor="text1"/>
                 <w:sz w:val="20"/>
                 <w:szCs w:val="20"/>
@@ -6880,7 +6886,7 @@
             </w:r>
             <w:r>
               <w:rPr>
-                <w:rFonts w:ascii="BC Sans" w:hAnsi="BC Sans" w:eastAsia="Times New Roman" w:cs="Times New Roman"/>
+                <w:rFonts w:ascii="BC Sans" w:eastAsia="Times New Roman" w:hAnsi="BC Sans" w:cs="Times New Roman"/>
                 <w:color w:val="000000" w:themeColor="text1"/>
                 <w:sz w:val="20"/>
                 <w:szCs w:val="20"/>
@@ -6905,18 +6911,18 @@
           <w:p>
             <w:pPr>
               <w:rPr>
-                <w:rFonts w:ascii="BC Sans" w:hAnsi="BC Sans" w:eastAsia="Times New Roman" w:cs="Times New Roman"/>
-                <w:b w:val="0"/>
-                <w:bCs w:val="0"/>
-                <w:caps w:val="0"/>
-                <w:color w:val="000000" w:themeColor="text1"/>
-                <w:sz w:val="20"/>
-                <w:szCs w:val="20"/>
-              </w:rPr>
-            </w:pPr>
-            <w:r>
-              <w:rPr>
-                <w:rFonts w:ascii="BC Sans" w:hAnsi="BC Sans" w:eastAsia="Times New Roman" w:cs="Times New Roman"/>
+                <w:rFonts w:ascii="BC Sans" w:eastAsia="Times New Roman" w:hAnsi="BC Sans" w:cs="Times New Roman"/>
+                <w:b w:val="0"/>
+                <w:bCs w:val="0"/>
+                <w:caps w:val="0"/>
+                <w:color w:val="000000" w:themeColor="text1"/>
+                <w:sz w:val="20"/>
+                <w:szCs w:val="20"/>
+              </w:rPr>
+            </w:pPr>
+            <w:r>
+              <w:rPr>
+                <w:rFonts w:ascii="BC Sans" w:eastAsia="Times New Roman" w:hAnsi="BC Sans" w:cs="Times New Roman"/>
                 <w:b w:val="0"/>
                 <w:bCs w:val="0"/>
                 <w:caps w:val="0"/>
@@ -6928,7 +6934,7 @@
             </w:r>
             <w:r>
               <w:rPr>
-                <w:rFonts w:ascii="BC Sans" w:hAnsi="BC Sans" w:eastAsia="Times New Roman" w:cs="Times New Roman"/>
+                <w:rFonts w:ascii="BC Sans" w:eastAsia="Times New Roman" w:hAnsi="BC Sans" w:cs="Times New Roman"/>
                 <w:b w:val="0"/>
                 <w:bCs w:val="0"/>
                 <w:caps w:val="0"/>
@@ -6940,7 +6946,7 @@
             </w:r>
             <w:r>
               <w:rPr>
-                <w:rFonts w:ascii="BC Sans" w:hAnsi="BC Sans" w:eastAsia="Times New Roman" w:cs="Times New Roman"/>
+                <w:rFonts w:ascii="BC Sans" w:eastAsia="Times New Roman" w:hAnsi="BC Sans" w:cs="Times New Roman"/>
                 <w:b w:val="0"/>
                 <w:bCs w:val="0"/>
                 <w:caps w:val="0"/>
@@ -6952,7 +6958,7 @@
             </w:r>
             <w:r>
               <w:rPr>
-                <w:rFonts w:ascii="BC Sans" w:hAnsi="BC Sans" w:eastAsia="Times New Roman" w:cs="Times New Roman"/>
+                <w:rFonts w:ascii="BC Sans" w:eastAsia="Times New Roman" w:hAnsi="BC Sans" w:cs="Times New Roman"/>
                 <w:b w:val="0"/>
                 <w:bCs w:val="0"/>
                 <w:caps w:val="0"/>
@@ -6964,7 +6970,7 @@
             </w:r>
             <w:r>
               <w:rPr>
-                <w:rFonts w:ascii="BC Sans" w:hAnsi="BC Sans" w:eastAsia="Times New Roman" w:cs="Times New Roman"/>
+                <w:rFonts w:ascii="BC Sans" w:eastAsia="Times New Roman" w:hAnsi="BC Sans" w:cs="Times New Roman"/>
                 <w:b w:val="0"/>
                 <w:bCs w:val="0"/>
                 <w:caps w:val="0"/>
@@ -6976,7 +6982,7 @@
             </w:r>
             <w:r>
               <w:rPr>
-                <w:rFonts w:ascii="BC Sans" w:hAnsi="BC Sans" w:eastAsia="Times New Roman" w:cs="Times New Roman"/>
+                <w:rFonts w:ascii="BC Sans" w:eastAsia="Times New Roman" w:hAnsi="BC Sans" w:cs="Times New Roman"/>
                 <w:b w:val="0"/>
                 <w:bCs w:val="0"/>
                 <w:caps w:val="0"/>
@@ -6988,7 +6994,7 @@
             </w:r>
             <w:r>
               <w:rPr>
-                <w:rFonts w:ascii="BC Sans" w:hAnsi="BC Sans" w:eastAsia="Times New Roman" w:cs="Times New Roman"/>
+                <w:rFonts w:ascii="BC Sans" w:eastAsia="Times New Roman" w:hAnsi="BC Sans" w:cs="Times New Roman"/>
                 <w:b w:val="0"/>
                 <w:bCs w:val="0"/>
                 <w:caps w:val="0"/>
@@ -7000,7 +7006,7 @@
             </w:r>
             <w:r>
               <w:rPr>
-                <w:rFonts w:ascii="BC Sans" w:hAnsi="BC Sans" w:eastAsia="Times New Roman" w:cs="Times New Roman"/>
+                <w:rFonts w:ascii="BC Sans" w:eastAsia="Times New Roman" w:hAnsi="BC Sans" w:cs="Times New Roman"/>
                 <w:b w:val="0"/>
                 <w:bCs w:val="0"/>
                 <w:caps w:val="0"/>
@@ -7021,15 +7027,15 @@
             <w:pPr>
               <w:cnfStyle w:val="000000000000" w:firstRow="0" w:lastRow="0" w:firstColumn="0" w:lastColumn="0" w:oddVBand="0" w:evenVBand="0" w:oddHBand="0" w:evenHBand="0" w:firstRowFirstColumn="0" w:firstRowLastColumn="0" w:lastRowFirstColumn="0" w:lastRowLastColumn="0"/>
               <w:rPr>
-                <w:rFonts w:ascii="BC Sans" w:hAnsi="BC Sans" w:eastAsia="Times New Roman" w:cs="Times New Roman"/>
-                <w:color w:val="000000" w:themeColor="text1"/>
-                <w:sz w:val="20"/>
-                <w:szCs w:val="20"/>
-              </w:rPr>
-            </w:pPr>
-            <w:r>
-              <w:rPr>
-                <w:rFonts w:ascii="BC Sans" w:hAnsi="BC Sans" w:eastAsia="Times New Roman" w:cs="Times New Roman"/>
+                <w:rFonts w:ascii="BC Sans" w:eastAsia="Times New Roman" w:hAnsi="BC Sans" w:cs="Times New Roman"/>
+                <w:color w:val="000000" w:themeColor="text1"/>
+                <w:sz w:val="20"/>
+                <w:szCs w:val="20"/>
+              </w:rPr>
+            </w:pPr>
+            <w:r>
+              <w:rPr>
+                <w:rFonts w:ascii="BC Sans" w:eastAsia="Times New Roman" w:hAnsi="BC Sans" w:cs="Times New Roman"/>
                 <w:color w:val="000000" w:themeColor="text1"/>
                 <w:sz w:val="20"/>
                 <w:szCs w:val="20"/>
@@ -7038,7 +7044,7 @@
             </w:r>
             <w:r>
               <w:rPr>
-                <w:rFonts w:ascii="BC Sans" w:hAnsi="BC Sans" w:eastAsia="Times New Roman" w:cs="Times New Roman"/>
+                <w:rFonts w:ascii="BC Sans" w:eastAsia="Times New Roman" w:hAnsi="BC Sans" w:cs="Times New Roman"/>
                 <w:color w:val="000000" w:themeColor="text1"/>
                 <w:sz w:val="20"/>
                 <w:szCs w:val="20"/>
@@ -7047,7 +7053,7 @@
             </w:r>
             <w:r>
               <w:rPr>
-                <w:rFonts w:ascii="BC Sans" w:hAnsi="BC Sans" w:eastAsia="Times New Roman" w:cs="Times New Roman"/>
+                <w:rFonts w:ascii="BC Sans" w:eastAsia="Times New Roman" w:hAnsi="BC Sans" w:cs="Times New Roman"/>
                 <w:color w:val="000000" w:themeColor="text1"/>
                 <w:sz w:val="20"/>
                 <w:szCs w:val="20"/>
@@ -7056,7 +7062,7 @@
             </w:r>
             <w:r>
               <w:rPr>
-                <w:rFonts w:ascii="BC Sans" w:hAnsi="BC Sans" w:eastAsia="Times New Roman" w:cs="Times New Roman"/>
+                <w:rFonts w:ascii="BC Sans" w:eastAsia="Times New Roman" w:hAnsi="BC Sans" w:cs="Times New Roman"/>
                 <w:color w:val="000000" w:themeColor="text1"/>
                 <w:sz w:val="20"/>
                 <w:szCs w:val="20"/>
@@ -7065,7 +7071,7 @@
             </w:r>
             <w:r>
               <w:rPr>
-                <w:rFonts w:ascii="BC Sans" w:hAnsi="BC Sans" w:eastAsia="Times New Roman" w:cs="Times New Roman"/>
+                <w:rFonts w:ascii="BC Sans" w:eastAsia="Times New Roman" w:hAnsi="BC Sans" w:cs="Times New Roman"/>
                 <w:color w:val="000000" w:themeColor="text1"/>
                 <w:sz w:val="20"/>
                 <w:szCs w:val="20"/>
@@ -7074,7 +7080,7 @@
             </w:r>
             <w:r>
               <w:rPr>
-                <w:rFonts w:ascii="BC Sans" w:hAnsi="BC Sans" w:eastAsia="Times New Roman" w:cs="Times New Roman"/>
+                <w:rFonts w:ascii="BC Sans" w:eastAsia="Times New Roman" w:hAnsi="BC Sans" w:cs="Times New Roman"/>
                 <w:color w:val="000000" w:themeColor="text1"/>
                 <w:sz w:val="20"/>
                 <w:szCs w:val="20"/>
@@ -7083,7 +7089,7 @@
             </w:r>
             <w:r>
               <w:rPr>
-                <w:rFonts w:ascii="BC Sans" w:hAnsi="BC Sans" w:eastAsia="Times New Roman" w:cs="Times New Roman"/>
+                <w:rFonts w:ascii="BC Sans" w:eastAsia="Times New Roman" w:hAnsi="BC Sans" w:cs="Times New Roman"/>
                 <w:color w:val="000000" w:themeColor="text1"/>
                 <w:sz w:val="20"/>
                 <w:szCs w:val="20"/>
@@ -7099,7 +7105,7 @@
         <w:spacing w:after="0" w:line="240" w:lineRule="auto"/>
         <w:textAlignment w:val="baseline"/>
         <w:rPr>
-          <w:rFonts w:ascii="BC Sans" w:hAnsi="BC Sans" w:eastAsia="Times New Roman" w:cs="Segoe UI"/>
+          <w:rFonts w:ascii="BC Sans" w:eastAsia="Times New Roman" w:hAnsi="BC Sans" w:cs="Segoe UI"/>
           <w:color w:val="000000"/>
           <w:kern w:val="0"/>
           <w:sz w:val="20"/>
@@ -7110,7 +7116,7 @@
       </w:pPr>
       <w:r>
         <w:rPr>
-          <w:rFonts w:ascii="BC Sans" w:hAnsi="BC Sans" w:eastAsia="Times New Roman" w:cs="Segoe UI"/>
+          <w:rFonts w:ascii="BC Sans" w:eastAsia="Times New Roman" w:hAnsi="BC Sans" w:cs="Segoe UI"/>
           <w:color w:val="000000"/>
           <w:kern w:val="0"/>
           <w:sz w:val="20"/>
@@ -7122,7 +7128,7 @@
       </w:r>
       <w:r>
         <w:rPr>
-          <w:rFonts w:ascii="BC Sans" w:hAnsi="BC Sans" w:eastAsia="Times New Roman" w:cs="Segoe UI"/>
+          <w:rFonts w:ascii="BC Sans" w:eastAsia="Times New Roman" w:hAnsi="BC Sans" w:cs="Segoe UI"/>
           <w:color w:val="000000"/>
           <w:kern w:val="0"/>
           <w:sz w:val="20"/>
@@ -7134,7 +7140,7 @@
       </w:r>
       <w:r>
         <w:rPr>
-          <w:rFonts w:ascii="BC Sans" w:hAnsi="BC Sans" w:eastAsia="Times New Roman" w:cs="Segoe UI"/>
+          <w:rFonts w:ascii="BC Sans" w:eastAsia="Times New Roman" w:hAnsi="BC Sans" w:cs="Segoe UI"/>
           <w:color w:val="000000"/>
           <w:kern w:val="0"/>
           <w:sz w:val="20"/>
@@ -7170,8 +7176,8 @@
       <w:r>
         <w:rPr>
           <w:rFonts w:ascii="BC Sans" w:hAnsi="BC Sans"/>
-          <w:b w:val="1"/>
-          <w:bCs w:val="1"/>
+          <w:b/>
+          <w:bCs/>
           <w:sz w:val="24"/>
           <w:szCs w:val="24"/>
           <w:lang w:val="en-CA"/>
@@ -7183,15 +7189,8 @@
       <w:pPr>
         <w:spacing w:after="0" w:line="240" w:lineRule="auto"/>
         <w:rPr>
-          <w:rFonts w:ascii="Segoe UI" w:hAnsi="Segoe UI" w:eastAsia="Segoe UI" w:cs="Segoe UI"/>
-          <w:b w:val="0"/>
-          <w:bCs w:val="0"/>
-          <w:i w:val="0"/>
-          <w:iCs w:val="0"/>
-          <w:caps w:val="0"/>
-          <w:smallCaps w:val="0"/>
-          <w:noProof w:val="0"/>
-          <w:color w:val="000000" w:themeColor="text1" w:themeTint="FF" w:themeShade="FF"/>
+          <w:rFonts w:ascii="Segoe UI" w:eastAsia="Segoe UI" w:hAnsi="Segoe UI" w:cs="Segoe UI"/>
+          <w:color w:val="000000" w:themeColor="text1"/>
           <w:sz w:val="20"/>
           <w:szCs w:val="20"/>
           <w:lang w:val="en-CA"/>
@@ -7199,15 +7198,8 @@
       </w:pPr>
       <w:r>
         <w:rPr>
-          <w:rFonts w:ascii="Segoe UI" w:hAnsi="Segoe UI" w:eastAsia="Segoe UI" w:cs="Segoe UI"/>
-          <w:b w:val="0"/>
-          <w:bCs w:val="0"/>
-          <w:i w:val="0"/>
-          <w:iCs w:val="0"/>
-          <w:caps w:val="0"/>
-          <w:smallCaps w:val="0"/>
-          <w:noProof w:val="0"/>
-          <w:color w:val="000000" w:themeColor="text1" w:themeTint="FF" w:themeShade="FF"/>
+          <w:rFonts w:ascii="Segoe UI" w:eastAsia="Segoe UI" w:hAnsi="Segoe UI" w:cs="Segoe UI"/>
+          <w:color w:val="000000" w:themeColor="text1"/>
           <w:sz w:val="20"/>
           <w:szCs w:val="20"/>
           <w:lang w:val="en-CA"/>
@@ -7217,14 +7209,12 @@
     </w:p>
     <w:tbl>
       <w:tblPr>
-        <w:tblStyle w:val="TableNormal"/>
-        <w:bidiVisual w:val="0"/>
         <w:tblW w:w="0" w:type="auto"/>
         <w:tblBorders>
-          <w:top w:val="single" w:sz="6"/>
-          <w:left w:val="single" w:sz="6"/>
-          <w:bottom w:val="single" w:sz="6"/>
-          <w:right w:val="single" w:sz="6"/>
+          <w:top w:val="single" w:sz="6" w:space="0" w:color="auto"/>
+          <w:left w:val="single" w:sz="6" w:space="0" w:color="auto"/>
+          <w:bottom w:val="single" w:sz="6" w:space="0" w:color="auto"/>
+          <w:right w:val="single" w:sz="6" w:space="0" w:color="auto"/>
         </w:tblBorders>
         <w:tblLook w:val="04A0" w:firstRow="1" w:lastRow="0" w:firstColumn="1" w:lastColumn="0" w:noHBand="0" w:noVBand="1"/>
       </w:tblPr>
@@ -7243,45 +7233,33 @@
             <w:tcBorders>
               <w:top w:val="nil"/>
               <w:left w:val="nil"/>
-              <w:bottom w:val="single" w:color="7F7F7F" w:themeColor="text1" w:themeTint="80" w:sz="6"/>
+              <w:bottom w:val="single" w:sz="6" w:space="0" w:color="7F7F7F" w:themeColor="text1" w:themeTint="80"/>
               <w:right w:val="nil"/>
             </w:tcBorders>
             <w:tcMar>
               <w:left w:w="105" w:type="dxa"/>
               <w:right w:w="105" w:type="dxa"/>
             </w:tcMar>
-            <w:vAlign w:val="top"/>
           </w:tcPr>
           <w:p>
             <w:pPr>
               <w:spacing w:after="0"/>
               <w:rPr>
-                <w:b w:val="0"/>
-                <w:bCs w:val="0"/>
-                <w:i w:val="0"/>
-                <w:iCs w:val="0"/>
-                <w:sz w:val="20"/>
-                <w:szCs w:val="20"/>
-              </w:rPr>
-            </w:pPr>
-            <w:r>
-              <w:rPr>
-                <w:b w:val="1"/>
-                <w:bCs w:val="1"/>
-                <w:i w:val="0"/>
-                <w:iCs w:val="0"/>
-                <w:sz w:val="20"/>
-                <w:szCs w:val="20"/>
-                <w:lang w:val="en-US"/>
+                <w:sz w:val="20"/>
+                <w:szCs w:val="20"/>
+              </w:rPr>
+            </w:pPr>
+            <w:r>
+              <w:rPr>
+                <w:b/>
+                <w:bCs/>
+                <w:sz w:val="20"/>
+                <w:szCs w:val="20"/>
               </w:rPr>
               <w:t>Complaint assessment #{</w:t>
             </w:r>
             <w:r>
               <w:rPr>
-                <w:b w:val="0"/>
-                <w:bCs w:val="0"/>
-                <w:i w:val="0"/>
-                <w:iCs w:val="0"/>
                 <w:sz w:val="20"/>
                 <w:szCs w:val="20"/>
                 <w:lang w:val="en-CA"/>
@@ -7290,13 +7268,10 @@
             </w:r>
             <w:r>
               <w:rPr>
-                <w:b w:val="1"/>
-                <w:bCs w:val="1"/>
-                <w:i w:val="0"/>
-                <w:iCs w:val="0"/>
-                <w:sz w:val="20"/>
-                <w:szCs w:val="20"/>
-                <w:lang w:val="en-US"/>
+                <w:b/>
+                <w:bCs/>
+                <w:sz w:val="20"/>
+                <w:szCs w:val="20"/>
               </w:rPr>
               <w:t>.order}</w:t>
             </w:r>
@@ -7311,48 +7286,36 @@
           <w:tcPr>
             <w:tcW w:w="5392" w:type="dxa"/>
             <w:tcBorders>
-              <w:top w:val="single" w:color="7F7F7F" w:themeColor="text1" w:themeTint="80" w:sz="6"/>
+              <w:top w:val="single" w:sz="6" w:space="0" w:color="7F7F7F" w:themeColor="text1" w:themeTint="80"/>
               <w:left w:val="nil"/>
-              <w:bottom w:val="nil" w:color="7F7F7F" w:themeColor="text1" w:themeTint="80" w:sz="6"/>
-              <w:right w:val="single" w:color="7F7F7F" w:themeColor="text1" w:themeTint="80" w:sz="6"/>
+              <w:bottom w:val="nil"/>
+              <w:right w:val="single" w:sz="6" w:space="0" w:color="7F7F7F" w:themeColor="text1" w:themeTint="80"/>
             </w:tcBorders>
             <w:shd w:val="clear" w:color="auto" w:fill="F2F2F2" w:themeFill="background1" w:themeFillShade="F2"/>
             <w:tcMar>
               <w:left w:w="105" w:type="dxa"/>
               <w:right w:w="105" w:type="dxa"/>
             </w:tcMar>
-            <w:vAlign w:val="top"/>
           </w:tcPr>
           <w:p>
             <w:pPr>
               <w:spacing w:after="0"/>
               <w:rPr>
-                <w:b w:val="0"/>
-                <w:bCs w:val="0"/>
-                <w:i w:val="0"/>
-                <w:iCs w:val="0"/>
-                <w:sz w:val="20"/>
-                <w:szCs w:val="20"/>
-              </w:rPr>
-            </w:pPr>
-            <w:r>
-              <w:rPr>
-                <w:b w:val="0"/>
-                <w:bCs w:val="0"/>
-                <w:i w:val="0"/>
-                <w:iCs w:val="0"/>
-                <w:sz w:val="20"/>
-                <w:szCs w:val="20"/>
-                <w:lang w:val="en-US"/>
+                <w:sz w:val="20"/>
+                <w:szCs w:val="20"/>
+              </w:rPr>
+            </w:pPr>
+            <w:r>
+              <w:rPr>
+                <w:sz w:val="20"/>
+                <w:szCs w:val="20"/>
               </w:rPr>
               <w:t>Action required?</w:t>
             </w:r>
             <w:r>
               <w:rPr>
-                <w:b w:val="1"/>
-                <w:bCs w:val="1"/>
-                <w:i w:val="0"/>
-                <w:iCs w:val="0"/>
+                <w:b/>
+                <w:bCs/>
                 <w:sz w:val="20"/>
                 <w:szCs w:val="20"/>
                 <w:lang w:val="en-CA"/>
@@ -7366,207 +7329,7 @@
             <w:tcW w:w="5392" w:type="dxa"/>
             <w:tcBorders>
               <w:top w:val="nil"/>
-              <w:left w:val="single" w:color="7F7F7F" w:themeColor="text1" w:themeTint="80" w:sz="6"/>
-              <w:bottom w:val="nil" w:color="7F7F7F" w:themeColor="text1" w:themeTint="80" w:sz="6"/>
-              <w:right w:val="nil"/>
-            </w:tcBorders>
-            <w:shd w:val="clear" w:color="auto" w:fill="F2F2F2" w:themeFill="background1" w:themeFillShade="F2"/>
-            <w:tcMar>
-              <w:left w:w="105" w:type="dxa"/>
-              <w:right w:w="105" w:type="dxa"/>
-            </w:tcMar>
-            <w:vAlign w:val="top"/>
-          </w:tcPr>
-          <w:p>
-            <w:pPr>
-              <w:spacing w:after="0"/>
-              <w:rPr>
-                <w:b w:val="0"/>
-                <w:bCs w:val="0"/>
-                <w:i w:val="0"/>
-                <w:iCs w:val="0"/>
-                <w:sz w:val="20"/>
-                <w:szCs w:val="20"/>
-              </w:rPr>
-            </w:pPr>
-            <w:r>
-              <w:rPr>
-                <w:b w:val="0"/>
-                <w:bCs w:val="0"/>
-                <w:i w:val="0"/>
-                <w:iCs w:val="0"/>
-                <w:sz w:val="20"/>
-                <w:szCs w:val="20"/>
-                <w:lang w:val="en-CA"/>
-              </w:rPr>
-              <w:t>{d.outcome.assessment[i].actionNotRequired}</w:t>
-            </w:r>
-          </w:p>
-        </w:tc>
-      </w:tr>
-      <w:tr>
-        <w:trPr>
-          <w:trHeight w:val="300"/>
-        </w:trPr>
-        <w:tc>
-          <w:tcPr>
-            <w:tcW w:w="5392" w:type="dxa"/>
-            <w:tcBorders>
-              <w:top w:val="nil"/>
-              <w:left w:val="nil"/>
-              <w:bottom w:val="nil"/>
-              <w:right w:val="single" w:color="7F7F7F" w:themeColor="text1" w:themeTint="80" w:sz="6"/>
-            </w:tcBorders>
-            <w:tcMar>
-              <w:left w:w="105" w:type="dxa"/>
-              <w:right w:w="105" w:type="dxa"/>
-            </w:tcMar>
-            <w:vAlign w:val="top"/>
-          </w:tcPr>
-          <w:p>
-            <w:pPr>
-              <w:spacing w:after="0"/>
-              <w:rPr>
-                <w:b w:val="0"/>
-                <w:bCs w:val="0"/>
-                <w:i w:val="0"/>
-                <w:iCs w:val="0"/>
-                <w:sz w:val="20"/>
-                <w:szCs w:val="20"/>
-              </w:rPr>
-            </w:pPr>
-            <w:r>
-              <w:rPr>
-                <w:b w:val="0"/>
-                <w:bCs w:val="0"/>
-                <w:i w:val="0"/>
-                <w:iCs w:val="0"/>
-                <w:sz w:val="20"/>
-                <w:szCs w:val="20"/>
-                <w:lang w:val="en-US"/>
-              </w:rPr>
-              <w:t>Contacted complainant</w:t>
-            </w:r>
-            <w:r>
-              <w:rPr>
-                <w:b w:val="1"/>
-                <w:bCs w:val="1"/>
-                <w:i w:val="0"/>
-                <w:iCs w:val="0"/>
-                <w:sz w:val="20"/>
-                <w:szCs w:val="20"/>
-                <w:lang w:val="en-CA"/>
-              </w:rPr>
-              <w:t> </w:t>
-            </w:r>
-          </w:p>
-        </w:tc>
-        <w:tc>
-          <w:tcPr>
-            <w:tcW w:w="5392" w:type="dxa"/>
-            <w:tcBorders>
-              <w:top w:val="nil"/>
-              <w:left w:val="single" w:color="7F7F7F" w:themeColor="text1" w:themeTint="80" w:sz="6"/>
-              <w:bottom w:val="nil"/>
-              <w:right w:val="nil"/>
-            </w:tcBorders>
-            <w:tcMar>
-              <w:left w:w="105" w:type="dxa"/>
-              <w:right w:w="105" w:type="dxa"/>
-            </w:tcMar>
-            <w:vAlign w:val="top"/>
-          </w:tcPr>
-          <w:p>
-            <w:pPr>
-              <w:spacing w:after="0"/>
-              <w:rPr>
-                <w:b w:val="0"/>
-                <w:bCs w:val="0"/>
-                <w:i w:val="0"/>
-                <w:iCs w:val="0"/>
-                <w:sz w:val="20"/>
-                <w:szCs w:val="20"/>
-              </w:rPr>
-            </w:pPr>
-            <w:r>
-              <w:rPr>
-                <w:b w:val="0"/>
-                <w:bCs w:val="0"/>
-                <w:i w:val="0"/>
-                <w:iCs w:val="0"/>
-                <w:sz w:val="20"/>
-                <w:szCs w:val="20"/>
-                <w:lang w:val="en-CA"/>
-              </w:rPr>
-              <w:t>{d.outcome.assessment[i].contactedComplainant}</w:t>
-            </w:r>
-          </w:p>
-        </w:tc>
-      </w:tr>
-      <w:tr>
-        <w:trPr>
-          <w:trHeight w:val="300"/>
-        </w:trPr>
-        <w:tc>
-          <w:tcPr>
-            <w:tcW w:w="5392" w:type="dxa"/>
-            <w:tcBorders>
-              <w:top w:val="nil"/>
-              <w:left w:val="nil"/>
-              <w:bottom w:val="nil"/>
-              <w:right w:val="single" w:color="7F7F7F" w:themeColor="text1" w:themeTint="80" w:sz="6"/>
-            </w:tcBorders>
-            <w:shd w:val="clear" w:color="auto" w:fill="F2F2F2" w:themeFill="background1" w:themeFillShade="F2"/>
-            <w:tcMar>
-              <w:left w:w="105" w:type="dxa"/>
-              <w:right w:w="105" w:type="dxa"/>
-            </w:tcMar>
-            <w:vAlign w:val="top"/>
-          </w:tcPr>
-          <w:p>
-            <w:pPr>
-              <w:spacing w:after="0"/>
-              <w:rPr>
-                <w:b w:val="0"/>
-                <w:bCs w:val="0"/>
-                <w:i w:val="0"/>
-                <w:iCs w:val="0"/>
-                <w:sz w:val="20"/>
-                <w:szCs w:val="20"/>
-              </w:rPr>
-            </w:pPr>
-            <w:r>
-              <w:rPr>
-                <w:b w:val="0"/>
-                <w:bCs w:val="0"/>
-                <w:i w:val="0"/>
-                <w:iCs w:val="0"/>
-                <w:sz w:val="20"/>
-                <w:szCs w:val="20"/>
-                <w:lang w:val="en-US"/>
-              </w:rPr>
-              <w:t>Attended</w:t>
-            </w:r>
-            <w:r>
-              <w:rPr>
-                <w:b w:val="1"/>
-                <w:bCs w:val="1"/>
-                <w:i w:val="0"/>
-                <w:iCs w:val="0"/>
-                <w:sz w:val="20"/>
-                <w:szCs w:val="20"/>
-                <w:lang w:val="en-CA"/>
-              </w:rPr>
-              <w:t> </w:t>
-            </w:r>
-          </w:p>
-        </w:tc>
-        <w:tc>
-          <w:tcPr>
-            <w:tcW w:w="5392" w:type="dxa"/>
-            <w:tcBorders>
-              <w:top w:val="nil"/>
-              <w:left w:val="single" w:color="7F7F7F" w:themeColor="text1" w:themeTint="80" w:sz="6"/>
+              <w:left w:val="single" w:sz="6" w:space="0" w:color="7F7F7F" w:themeColor="text1" w:themeTint="80"/>
               <w:bottom w:val="nil"/>
               <w:right w:val="nil"/>
             </w:tcBorders>
@@ -7575,31 +7338,22 @@
               <w:left w:w="105" w:type="dxa"/>
               <w:right w:w="105" w:type="dxa"/>
             </w:tcMar>
-            <w:vAlign w:val="top"/>
           </w:tcPr>
           <w:p>
             <w:pPr>
               <w:spacing w:after="0"/>
               <w:rPr>
-                <w:b w:val="0"/>
-                <w:bCs w:val="0"/>
-                <w:i w:val="0"/>
-                <w:iCs w:val="0"/>
-                <w:sz w:val="20"/>
-                <w:szCs w:val="20"/>
-              </w:rPr>
-            </w:pPr>
-            <w:r>
-              <w:rPr>
-                <w:b w:val="0"/>
-                <w:bCs w:val="0"/>
-                <w:i w:val="0"/>
-                <w:iCs w:val="0"/>
+                <w:sz w:val="20"/>
+                <w:szCs w:val="20"/>
+              </w:rPr>
+            </w:pPr>
+            <w:r>
+              <w:rPr>
                 <w:sz w:val="20"/>
                 <w:szCs w:val="20"/>
                 <w:lang w:val="en-CA"/>
               </w:rPr>
-              <w:t>{d.outcome.assessment[i].attended}</w:t>
+              <w:t>{d.outcome.assessment[i].actionNotRequired}</w:t>
             </w:r>
           </w:p>
         </w:tc>
@@ -7615,44 +7369,32 @@
               <w:top w:val="nil"/>
               <w:left w:val="nil"/>
               <w:bottom w:val="nil"/>
-              <w:right w:val="single" w:color="7F7F7F" w:themeColor="text1" w:themeTint="80" w:sz="6"/>
+              <w:right w:val="single" w:sz="6" w:space="0" w:color="7F7F7F" w:themeColor="text1" w:themeTint="80"/>
             </w:tcBorders>
             <w:tcMar>
               <w:left w:w="105" w:type="dxa"/>
               <w:right w:w="105" w:type="dxa"/>
             </w:tcMar>
-            <w:vAlign w:val="top"/>
           </w:tcPr>
           <w:p>
             <w:pPr>
               <w:spacing w:after="0"/>
               <w:rPr>
-                <w:b w:val="0"/>
-                <w:bCs w:val="0"/>
-                <w:i w:val="0"/>
-                <w:iCs w:val="0"/>
-                <w:sz w:val="20"/>
-                <w:szCs w:val="20"/>
-              </w:rPr>
-            </w:pPr>
-            <w:r>
-              <w:rPr>
-                <w:b w:val="0"/>
-                <w:bCs w:val="0"/>
-                <w:i w:val="0"/>
-                <w:iCs w:val="0"/>
-                <w:sz w:val="20"/>
-                <w:szCs w:val="20"/>
-                <w:lang w:val="en-US"/>
-              </w:rPr>
-              <w:t>Officer</w:t>
-            </w:r>
-            <w:r>
-              <w:rPr>
-                <w:b w:val="1"/>
-                <w:bCs w:val="1"/>
-                <w:i w:val="0"/>
-                <w:iCs w:val="0"/>
+                <w:sz w:val="20"/>
+                <w:szCs w:val="20"/>
+              </w:rPr>
+            </w:pPr>
+            <w:r>
+              <w:rPr>
+                <w:sz w:val="20"/>
+                <w:szCs w:val="20"/>
+              </w:rPr>
+              <w:t>Contacted complainant</w:t>
+            </w:r>
+            <w:r>
+              <w:rPr>
+                <w:b/>
+                <w:bCs/>
                 <w:sz w:val="20"/>
                 <w:szCs w:val="20"/>
                 <w:lang w:val="en-CA"/>
@@ -7666,7 +7408,7 @@
             <w:tcW w:w="5392" w:type="dxa"/>
             <w:tcBorders>
               <w:top w:val="nil"/>
-              <w:left w:val="single" w:color="7F7F7F" w:themeColor="text1" w:themeTint="80" w:sz="6"/>
+              <w:left w:val="single" w:sz="6" w:space="0" w:color="7F7F7F" w:themeColor="text1" w:themeTint="80"/>
               <w:bottom w:val="nil"/>
               <w:right w:val="nil"/>
             </w:tcBorders>
@@ -7674,31 +7416,22 @@
               <w:left w:w="105" w:type="dxa"/>
               <w:right w:w="105" w:type="dxa"/>
             </w:tcMar>
-            <w:vAlign w:val="top"/>
           </w:tcPr>
           <w:p>
             <w:pPr>
               <w:spacing w:after="0"/>
               <w:rPr>
-                <w:b w:val="0"/>
-                <w:bCs w:val="0"/>
-                <w:i w:val="0"/>
-                <w:iCs w:val="0"/>
-                <w:sz w:val="20"/>
-                <w:szCs w:val="20"/>
-              </w:rPr>
-            </w:pPr>
-            <w:r>
-              <w:rPr>
-                <w:b w:val="0"/>
-                <w:bCs w:val="0"/>
-                <w:i w:val="0"/>
-                <w:iCs w:val="0"/>
+                <w:sz w:val="20"/>
+                <w:szCs w:val="20"/>
+              </w:rPr>
+            </w:pPr>
+            <w:r>
+              <w:rPr>
                 <w:sz w:val="20"/>
                 <w:szCs w:val="20"/>
                 <w:lang w:val="en-CA"/>
               </w:rPr>
-              <w:t>{d.outcome.assessment[i].assessmentActor}</w:t>
+              <w:t>{d.outcome.assessment[i].contactedComplainant}</w:t>
             </w:r>
           </w:p>
         </w:tc>
@@ -7714,45 +7447,33 @@
               <w:top w:val="nil"/>
               <w:left w:val="nil"/>
               <w:bottom w:val="nil"/>
-              <w:right w:val="single" w:color="7F7F7F" w:themeColor="text1" w:themeTint="80" w:sz="6"/>
+              <w:right w:val="single" w:sz="6" w:space="0" w:color="7F7F7F" w:themeColor="text1" w:themeTint="80"/>
             </w:tcBorders>
             <w:shd w:val="clear" w:color="auto" w:fill="F2F2F2" w:themeFill="background1" w:themeFillShade="F2"/>
             <w:tcMar>
               <w:left w:w="105" w:type="dxa"/>
               <w:right w:w="105" w:type="dxa"/>
             </w:tcMar>
-            <w:vAlign w:val="top"/>
           </w:tcPr>
           <w:p>
             <w:pPr>
               <w:spacing w:after="0"/>
               <w:rPr>
-                <w:b w:val="0"/>
-                <w:bCs w:val="0"/>
-                <w:i w:val="0"/>
-                <w:iCs w:val="0"/>
-                <w:sz w:val="20"/>
-                <w:szCs w:val="20"/>
-              </w:rPr>
-            </w:pPr>
-            <w:r>
-              <w:rPr>
-                <w:b w:val="0"/>
-                <w:bCs w:val="0"/>
-                <w:i w:val="0"/>
-                <w:iCs w:val="0"/>
-                <w:sz w:val="20"/>
-                <w:szCs w:val="20"/>
-                <w:lang w:val="en-US"/>
-              </w:rPr>
-              <w:t>Assessment date</w:t>
-            </w:r>
-            <w:r>
-              <w:rPr>
-                <w:b w:val="1"/>
-                <w:bCs w:val="1"/>
-                <w:i w:val="0"/>
-                <w:iCs w:val="0"/>
+                <w:sz w:val="20"/>
+                <w:szCs w:val="20"/>
+              </w:rPr>
+            </w:pPr>
+            <w:r>
+              <w:rPr>
+                <w:sz w:val="20"/>
+                <w:szCs w:val="20"/>
+              </w:rPr>
+              <w:t>Attended</w:t>
+            </w:r>
+            <w:r>
+              <w:rPr>
+                <w:b/>
+                <w:bCs/>
                 <w:sz w:val="20"/>
                 <w:szCs w:val="20"/>
                 <w:lang w:val="en-CA"/>
@@ -7766,7 +7487,7 @@
             <w:tcW w:w="5392" w:type="dxa"/>
             <w:tcBorders>
               <w:top w:val="nil"/>
-              <w:left w:val="single" w:color="7F7F7F" w:themeColor="text1" w:themeTint="80" w:sz="6"/>
+              <w:left w:val="single" w:sz="6" w:space="0" w:color="7F7F7F" w:themeColor="text1" w:themeTint="80"/>
               <w:bottom w:val="nil"/>
               <w:right w:val="nil"/>
             </w:tcBorders>
@@ -7775,31 +7496,22 @@
               <w:left w:w="105" w:type="dxa"/>
               <w:right w:w="105" w:type="dxa"/>
             </w:tcMar>
-            <w:vAlign w:val="top"/>
           </w:tcPr>
           <w:p>
             <w:pPr>
               <w:spacing w:after="0"/>
               <w:rPr>
-                <w:b w:val="0"/>
-                <w:bCs w:val="0"/>
-                <w:i w:val="0"/>
-                <w:iCs w:val="0"/>
-                <w:sz w:val="20"/>
-                <w:szCs w:val="20"/>
-              </w:rPr>
-            </w:pPr>
-            <w:r>
-              <w:rPr>
-                <w:b w:val="0"/>
-                <w:bCs w:val="0"/>
-                <w:i w:val="0"/>
-                <w:iCs w:val="0"/>
+                <w:sz w:val="20"/>
+                <w:szCs w:val="20"/>
+              </w:rPr>
+            </w:pPr>
+            <w:r>
+              <w:rPr>
                 <w:sz w:val="20"/>
                 <w:szCs w:val="20"/>
                 <w:lang w:val="en-CA"/>
               </w:rPr>
-              <w:t>{d.outcome.assessment[i].assessmentDate}</w:t>
+              <w:t>{d.outcome.assessment[i].attended}</w:t>
             </w:r>
           </w:p>
         </w:tc>
@@ -7815,44 +7527,33 @@
               <w:top w:val="nil"/>
               <w:left w:val="nil"/>
               <w:bottom w:val="nil"/>
-              <w:right w:val="single" w:color="7F7F7F" w:themeColor="text1" w:themeTint="80" w:sz="6"/>
+              <w:right w:val="single" w:sz="6" w:space="0" w:color="7F7F7F" w:themeColor="text1" w:themeTint="80"/>
             </w:tcBorders>
             <w:tcMar>
               <w:left w:w="105" w:type="dxa"/>
               <w:right w:w="105" w:type="dxa"/>
             </w:tcMar>
-            <w:vAlign w:val="top"/>
           </w:tcPr>
           <w:p>
             <w:pPr>
               <w:spacing w:after="0"/>
               <w:rPr>
-                <w:b w:val="0"/>
-                <w:bCs w:val="0"/>
-                <w:i w:val="0"/>
-                <w:iCs w:val="0"/>
-                <w:sz w:val="20"/>
-                <w:szCs w:val="20"/>
-              </w:rPr>
-            </w:pPr>
-            <w:r>
-              <w:rPr>
-                <w:b w:val="0"/>
-                <w:bCs w:val="0"/>
-                <w:i w:val="0"/>
-                <w:iCs w:val="0"/>
-                <w:sz w:val="20"/>
-                <w:szCs w:val="20"/>
-                <w:lang w:val="en-US"/>
-              </w:rPr>
-              <w:t>Comments</w:t>
-            </w:r>
-            <w:r>
-              <w:rPr>
-                <w:b w:val="1"/>
-                <w:bCs w:val="1"/>
-                <w:i w:val="0"/>
-                <w:iCs w:val="0"/>
+                <w:sz w:val="20"/>
+                <w:szCs w:val="20"/>
+              </w:rPr>
+            </w:pPr>
+            <w:r>
+              <w:rPr>
+                <w:sz w:val="20"/>
+                <w:szCs w:val="20"/>
+              </w:rPr>
+              <w:lastRenderedPageBreak/>
+              <w:t>Officer</w:t>
+            </w:r>
+            <w:r>
+              <w:rPr>
+                <w:b/>
+                <w:bCs/>
                 <w:sz w:val="20"/>
                 <w:szCs w:val="20"/>
                 <w:lang w:val="en-CA"/>
@@ -7866,7 +7567,7 @@
             <w:tcW w:w="5392" w:type="dxa"/>
             <w:tcBorders>
               <w:top w:val="nil"/>
-              <w:left w:val="single" w:color="7F7F7F" w:themeColor="text1" w:themeTint="80" w:sz="6"/>
+              <w:left w:val="single" w:sz="6" w:space="0" w:color="7F7F7F" w:themeColor="text1" w:themeTint="80"/>
               <w:bottom w:val="nil"/>
               <w:right w:val="nil"/>
             </w:tcBorders>
@@ -7874,16 +7575,169 @@
               <w:left w:w="105" w:type="dxa"/>
               <w:right w:w="105" w:type="dxa"/>
             </w:tcMar>
-            <w:vAlign w:val="top"/>
           </w:tcPr>
           <w:p>
             <w:pPr>
               <w:spacing w:after="0"/>
               <w:rPr>
-                <w:b w:val="0"/>
-                <w:bCs w:val="0"/>
-                <w:i w:val="0"/>
-                <w:iCs w:val="0"/>
+                <w:sz w:val="20"/>
+                <w:szCs w:val="20"/>
+              </w:rPr>
+            </w:pPr>
+            <w:r>
+              <w:rPr>
+                <w:sz w:val="20"/>
+                <w:szCs w:val="20"/>
+                <w:lang w:val="en-CA"/>
+              </w:rPr>
+              <w:t>{d.outcome.assessment[i].assessmentActor}</w:t>
+            </w:r>
+          </w:p>
+        </w:tc>
+      </w:tr>
+      <w:tr>
+        <w:trPr>
+          <w:trHeight w:val="300"/>
+        </w:trPr>
+        <w:tc>
+          <w:tcPr>
+            <w:tcW w:w="5392" w:type="dxa"/>
+            <w:tcBorders>
+              <w:top w:val="nil"/>
+              <w:left w:val="nil"/>
+              <w:bottom w:val="nil"/>
+              <w:right w:val="single" w:sz="6" w:space="0" w:color="7F7F7F" w:themeColor="text1" w:themeTint="80"/>
+            </w:tcBorders>
+            <w:shd w:val="clear" w:color="auto" w:fill="F2F2F2" w:themeFill="background1" w:themeFillShade="F2"/>
+            <w:tcMar>
+              <w:left w:w="105" w:type="dxa"/>
+              <w:right w:w="105" w:type="dxa"/>
+            </w:tcMar>
+          </w:tcPr>
+          <w:p>
+            <w:pPr>
+              <w:spacing w:after="0"/>
+              <w:rPr>
+                <w:sz w:val="20"/>
+                <w:szCs w:val="20"/>
+              </w:rPr>
+            </w:pPr>
+            <w:r>
+              <w:rPr>
+                <w:sz w:val="20"/>
+                <w:szCs w:val="20"/>
+              </w:rPr>
+              <w:t>Assessment date</w:t>
+            </w:r>
+            <w:r>
+              <w:rPr>
+                <w:b/>
+                <w:bCs/>
+                <w:sz w:val="20"/>
+                <w:szCs w:val="20"/>
+                <w:lang w:val="en-CA"/>
+              </w:rPr>
+              <w:t> </w:t>
+            </w:r>
+          </w:p>
+        </w:tc>
+        <w:tc>
+          <w:tcPr>
+            <w:tcW w:w="5392" w:type="dxa"/>
+            <w:tcBorders>
+              <w:top w:val="nil"/>
+              <w:left w:val="single" w:sz="6" w:space="0" w:color="7F7F7F" w:themeColor="text1" w:themeTint="80"/>
+              <w:bottom w:val="nil"/>
+              <w:right w:val="nil"/>
+            </w:tcBorders>
+            <w:shd w:val="clear" w:color="auto" w:fill="F2F2F2" w:themeFill="background1" w:themeFillShade="F2"/>
+            <w:tcMar>
+              <w:left w:w="105" w:type="dxa"/>
+              <w:right w:w="105" w:type="dxa"/>
+            </w:tcMar>
+          </w:tcPr>
+          <w:p>
+            <w:pPr>
+              <w:spacing w:after="0"/>
+              <w:rPr>
+                <w:sz w:val="20"/>
+                <w:szCs w:val="20"/>
+              </w:rPr>
+            </w:pPr>
+            <w:r>
+              <w:rPr>
+                <w:sz w:val="20"/>
+                <w:szCs w:val="20"/>
+                <w:lang w:val="en-CA"/>
+              </w:rPr>
+              <w:t>{d.outcome.assessment[i].assessmentDate}</w:t>
+            </w:r>
+          </w:p>
+        </w:tc>
+      </w:tr>
+      <w:tr>
+        <w:trPr>
+          <w:trHeight w:val="300"/>
+        </w:trPr>
+        <w:tc>
+          <w:tcPr>
+            <w:tcW w:w="5392" w:type="dxa"/>
+            <w:tcBorders>
+              <w:top w:val="nil"/>
+              <w:left w:val="nil"/>
+              <w:bottom w:val="nil"/>
+              <w:right w:val="single" w:sz="6" w:space="0" w:color="7F7F7F" w:themeColor="text1" w:themeTint="80"/>
+            </w:tcBorders>
+            <w:tcMar>
+              <w:left w:w="105" w:type="dxa"/>
+              <w:right w:w="105" w:type="dxa"/>
+            </w:tcMar>
+          </w:tcPr>
+          <w:p>
+            <w:pPr>
+              <w:spacing w:after="0"/>
+              <w:rPr>
+                <w:sz w:val="20"/>
+                <w:szCs w:val="20"/>
+              </w:rPr>
+            </w:pPr>
+            <w:r>
+              <w:rPr>
+                <w:sz w:val="20"/>
+                <w:szCs w:val="20"/>
+              </w:rPr>
+              <w:t>Comments</w:t>
+            </w:r>
+            <w:r>
+              <w:rPr>
+                <w:b/>
+                <w:bCs/>
+                <w:sz w:val="20"/>
+                <w:szCs w:val="20"/>
+                <w:lang w:val="en-CA"/>
+              </w:rPr>
+              <w:t> </w:t>
+            </w:r>
+          </w:p>
+        </w:tc>
+        <w:tc>
+          <w:tcPr>
+            <w:tcW w:w="5392" w:type="dxa"/>
+            <w:tcBorders>
+              <w:top w:val="nil"/>
+              <w:left w:val="single" w:sz="6" w:space="0" w:color="7F7F7F" w:themeColor="text1" w:themeTint="80"/>
+              <w:bottom w:val="nil"/>
+              <w:right w:val="nil"/>
+            </w:tcBorders>
+            <w:tcMar>
+              <w:left w:w="105" w:type="dxa"/>
+              <w:right w:w="105" w:type="dxa"/>
+            </w:tcMar>
+          </w:tcPr>
+          <w:p>
+            <w:pPr>
+              <w:spacing w:after="0"/>
+              <w:rPr>
                 <w:sz w:val="20"/>
                 <w:szCs w:val="20"/>
               </w:rPr>
@@ -7903,18 +7757,10 @@
     </w:tbl>
     <w:p>
       <w:pPr>
-        <w:bidi w:val="0"/>
         <w:spacing w:after="0" w:line="240" w:lineRule="auto"/>
         <w:rPr>
-          <w:rFonts w:ascii="Segoe UI" w:hAnsi="Segoe UI" w:eastAsia="Segoe UI" w:cs="Segoe UI"/>
-          <w:b w:val="0"/>
-          <w:bCs w:val="0"/>
-          <w:i w:val="0"/>
-          <w:iCs w:val="0"/>
-          <w:caps w:val="0"/>
-          <w:smallCaps w:val="0"/>
-          <w:noProof w:val="0"/>
-          <w:color w:val="000000" w:themeColor="text1" w:themeTint="FF" w:themeShade="FF"/>
+          <w:rFonts w:ascii="Segoe UI" w:eastAsia="Segoe UI" w:hAnsi="Segoe UI" w:cs="Segoe UI"/>
+          <w:color w:val="000000" w:themeColor="text1"/>
           <w:sz w:val="20"/>
           <w:szCs w:val="20"/>
           <w:lang w:val="en-CA"/>
@@ -7922,32 +7768,17 @@
       </w:pPr>
       <w:r>
         <w:rPr>
-          <w:rFonts w:ascii="Segoe UI" w:hAnsi="Segoe UI" w:eastAsia="Segoe UI" w:cs="Segoe UI"/>
-          <w:b w:val="0"/>
-          <w:bCs w:val="0"/>
-          <w:i w:val="0"/>
-          <w:iCs w:val="0"/>
-          <w:caps w:val="0"/>
-          <w:smallCaps w:val="0"/>
-          <w:noProof w:val="0"/>
-          <w:color w:val="000000" w:themeColor="text1" w:themeTint="FF" w:themeShade="FF"/>
+          <w:rFonts w:ascii="Segoe UI" w:eastAsia="Segoe UI" w:hAnsi="Segoe UI" w:cs="Segoe UI"/>
+          <w:color w:val="000000" w:themeColor="text1"/>
           <w:sz w:val="20"/>
           <w:szCs w:val="20"/>
-          <w:lang w:val="en-US"/>
         </w:rPr>
         <w:t>{d.</w:t>
       </w:r>
       <w:r>
         <w:rPr>
-          <w:rFonts w:ascii="Segoe UI" w:hAnsi="Segoe UI" w:eastAsia="Segoe UI" w:cs="Segoe UI"/>
-          <w:b w:val="0"/>
-          <w:bCs w:val="0"/>
-          <w:i w:val="0"/>
-          <w:iCs w:val="0"/>
-          <w:caps w:val="0"/>
-          <w:smallCaps w:val="0"/>
-          <w:noProof w:val="0"/>
-          <w:color w:val="000000" w:themeColor="text1" w:themeTint="FF" w:themeShade="FF"/>
+          <w:rFonts w:ascii="Segoe UI" w:eastAsia="Segoe UI" w:hAnsi="Segoe UI" w:cs="Segoe UI"/>
+          <w:color w:val="000000" w:themeColor="text1"/>
           <w:sz w:val="20"/>
           <w:szCs w:val="20"/>
           <w:lang w:val="en-CA"/>
@@ -7956,32 +7787,17 @@
       </w:r>
       <w:r>
         <w:rPr>
-          <w:rFonts w:ascii="Segoe UI" w:hAnsi="Segoe UI" w:eastAsia="Segoe UI" w:cs="Segoe UI"/>
-          <w:b w:val="0"/>
-          <w:bCs w:val="0"/>
-          <w:i w:val="0"/>
-          <w:iCs w:val="0"/>
-          <w:caps w:val="0"/>
-          <w:smallCaps w:val="0"/>
-          <w:noProof w:val="0"/>
-          <w:color w:val="000000" w:themeColor="text1" w:themeTint="FF" w:themeShade="FF"/>
+          <w:rFonts w:ascii="Segoe UI" w:eastAsia="Segoe UI" w:hAnsi="Segoe UI" w:cs="Segoe UI"/>
+          <w:color w:val="000000" w:themeColor="text1"/>
           <w:sz w:val="20"/>
           <w:szCs w:val="20"/>
-          <w:lang w:val="en-US"/>
         </w:rPr>
         <w:t>.actionNotRequired:showEnd}{d.</w:t>
       </w:r>
       <w:r>
         <w:rPr>
-          <w:rFonts w:ascii="Segoe UI" w:hAnsi="Segoe UI" w:eastAsia="Segoe UI" w:cs="Segoe UI"/>
-          <w:b w:val="0"/>
-          <w:bCs w:val="0"/>
-          <w:i w:val="0"/>
-          <w:iCs w:val="0"/>
-          <w:caps w:val="0"/>
-          <w:smallCaps w:val="0"/>
-          <w:noProof w:val="0"/>
-          <w:color w:val="000000" w:themeColor="text1" w:themeTint="FF" w:themeShade="FF"/>
+          <w:rFonts w:ascii="Segoe UI" w:eastAsia="Segoe UI" w:hAnsi="Segoe UI" w:cs="Segoe UI"/>
+          <w:color w:val="000000" w:themeColor="text1"/>
           <w:sz w:val="20"/>
           <w:szCs w:val="20"/>
           <w:lang w:val="en-CA"/>
@@ -7990,38 +7806,28 @@
       </w:r>
       <w:r>
         <w:rPr>
-          <w:rFonts w:ascii="Segoe UI" w:hAnsi="Segoe UI" w:eastAsia="Segoe UI" w:cs="Segoe UI"/>
-          <w:b w:val="0"/>
-          <w:bCs w:val="0"/>
-          <w:i w:val="0"/>
-          <w:iCs w:val="0"/>
-          <w:caps w:val="0"/>
-          <w:smallCaps w:val="0"/>
-          <w:noProof w:val="0"/>
-          <w:color w:val="000000" w:themeColor="text1" w:themeTint="FF" w:themeShade="FF"/>
+          <w:rFonts w:ascii="Segoe UI" w:eastAsia="Segoe UI" w:hAnsi="Segoe UI" w:cs="Segoe UI"/>
+          <w:color w:val="000000" w:themeColor="text1"/>
           <w:sz w:val="20"/>
           <w:szCs w:val="20"/>
-          <w:lang w:val="en-US"/>
         </w:rPr>
         <w:t>:ifEQ(No):showBegin}</w:t>
       </w:r>
     </w:p>
     <w:tbl>
       <w:tblPr>
-        <w:tblStyle w:val="TableNormal"/>
-        <w:bidiVisual w:val="0"/>
         <w:tblW w:w="0" w:type="auto"/>
         <w:tblBorders>
-          <w:top w:val="single" w:sz="6"/>
-          <w:left w:val="single" w:sz="6"/>
-          <w:bottom w:val="single" w:sz="6"/>
-          <w:right w:val="single" w:sz="6"/>
+          <w:top w:val="single" w:sz="6" w:space="0" w:color="auto"/>
+          <w:left w:val="single" w:sz="6" w:space="0" w:color="auto"/>
+          <w:bottom w:val="single" w:sz="6" w:space="0" w:color="auto"/>
+          <w:right w:val="single" w:sz="6" w:space="0" w:color="auto"/>
         </w:tblBorders>
         <w:tblLook w:val="04A0" w:firstRow="1" w:lastRow="0" w:firstColumn="1" w:lastColumn="0" w:noHBand="0" w:noVBand="1"/>
       </w:tblPr>
       <w:tblGrid>
-        <w:gridCol w:w="5392"/>
-        <w:gridCol w:w="5392"/>
+        <w:gridCol w:w="5169"/>
+        <w:gridCol w:w="5631"/>
       </w:tblGrid>
       <w:tr>
         <w:trPr>
@@ -8034,46 +7840,33 @@
             <w:tcBorders>
               <w:top w:val="nil"/>
               <w:left w:val="nil"/>
-              <w:bottom w:val="single" w:color="7F7F7F" w:themeColor="text1" w:themeTint="80" w:sz="6"/>
+              <w:bottom w:val="single" w:sz="6" w:space="0" w:color="7F7F7F" w:themeColor="text1" w:themeTint="80"/>
               <w:right w:val="nil"/>
             </w:tcBorders>
             <w:tcMar>
               <w:left w:w="105" w:type="dxa"/>
               <w:right w:w="105" w:type="dxa"/>
             </w:tcMar>
-            <w:vAlign w:val="top"/>
-          </w:tcPr>
-          <w:p>
-            <w:pPr>
-              <w:bidi w:val="0"/>
+          </w:tcPr>
+          <w:p>
+            <w:pPr>
               <w:spacing w:after="0"/>
               <w:rPr>
-                <w:b w:val="0"/>
-                <w:bCs w:val="0"/>
-                <w:i w:val="0"/>
-                <w:iCs w:val="0"/>
-                <w:sz w:val="20"/>
-                <w:szCs w:val="20"/>
-              </w:rPr>
-            </w:pPr>
-            <w:r>
-              <w:rPr>
-                <w:b w:val="1"/>
-                <w:bCs w:val="1"/>
-                <w:i w:val="0"/>
-                <w:iCs w:val="0"/>
-                <w:sz w:val="20"/>
-                <w:szCs w:val="20"/>
-                <w:lang w:val="en-US"/>
+                <w:sz w:val="20"/>
+                <w:szCs w:val="20"/>
+              </w:rPr>
+            </w:pPr>
+            <w:r>
+              <w:rPr>
+                <w:b/>
+                <w:bCs/>
+                <w:sz w:val="20"/>
+                <w:szCs w:val="20"/>
               </w:rPr>
               <w:t>Complaint assessment #{</w:t>
             </w:r>
             <w:r>
               <w:rPr>
-                <w:b w:val="0"/>
-                <w:bCs w:val="0"/>
-                <w:i w:val="0"/>
-                <w:iCs w:val="0"/>
                 <w:sz w:val="20"/>
                 <w:szCs w:val="20"/>
                 <w:lang w:val="en-CA"/>
@@ -8082,13 +7875,10 @@
             </w:r>
             <w:r>
               <w:rPr>
-                <w:b w:val="1"/>
-                <w:bCs w:val="1"/>
-                <w:i w:val="0"/>
-                <w:iCs w:val="0"/>
-                <w:sz w:val="20"/>
-                <w:szCs w:val="20"/>
-                <w:lang w:val="en-US"/>
+                <w:b/>
+                <w:bCs/>
+                <w:sz w:val="20"/>
+                <w:szCs w:val="20"/>
               </w:rPr>
               <w:t>}</w:t>
             </w:r>
@@ -8103,49 +7893,36 @@
           <w:tcPr>
             <w:tcW w:w="5392" w:type="dxa"/>
             <w:tcBorders>
-              <w:top w:val="single" w:color="7F7F7F" w:themeColor="text1" w:themeTint="80" w:sz="6"/>
+              <w:top w:val="single" w:sz="6" w:space="0" w:color="7F7F7F" w:themeColor="text1" w:themeTint="80"/>
               <w:left w:val="nil"/>
-              <w:bottom w:val="nil" w:color="7F7F7F" w:themeColor="text1" w:themeTint="80" w:sz="6"/>
-              <w:right w:val="single" w:color="7F7F7F" w:themeColor="text1" w:themeTint="80" w:sz="6"/>
+              <w:bottom w:val="nil"/>
+              <w:right w:val="single" w:sz="6" w:space="0" w:color="7F7F7F" w:themeColor="text1" w:themeTint="80"/>
             </w:tcBorders>
             <w:shd w:val="clear" w:color="auto" w:fill="F2F2F2" w:themeFill="background1" w:themeFillShade="F2"/>
             <w:tcMar>
               <w:left w:w="105" w:type="dxa"/>
               <w:right w:w="105" w:type="dxa"/>
             </w:tcMar>
-            <w:vAlign w:val="top"/>
-          </w:tcPr>
-          <w:p>
-            <w:pPr>
-              <w:bidi w:val="0"/>
+          </w:tcPr>
+          <w:p>
+            <w:pPr>
               <w:spacing w:after="0"/>
               <w:rPr>
-                <w:b w:val="0"/>
-                <w:bCs w:val="0"/>
-                <w:i w:val="0"/>
-                <w:iCs w:val="0"/>
-                <w:sz w:val="20"/>
-                <w:szCs w:val="20"/>
-              </w:rPr>
-            </w:pPr>
-            <w:r>
-              <w:rPr>
-                <w:b w:val="0"/>
-                <w:bCs w:val="0"/>
-                <w:i w:val="0"/>
-                <w:iCs w:val="0"/>
-                <w:sz w:val="20"/>
-                <w:szCs w:val="20"/>
-                <w:lang w:val="en-US"/>
+                <w:sz w:val="20"/>
+                <w:szCs w:val="20"/>
+              </w:rPr>
+            </w:pPr>
+            <w:r>
+              <w:rPr>
+                <w:sz w:val="20"/>
+                <w:szCs w:val="20"/>
               </w:rPr>
               <w:t>Action required?</w:t>
             </w:r>
             <w:r>
               <w:rPr>
-                <w:b w:val="1"/>
-                <w:bCs w:val="1"/>
-                <w:i w:val="0"/>
-                <w:iCs w:val="0"/>
+                <w:b/>
+                <w:bCs/>
                 <w:sz w:val="20"/>
                 <w:szCs w:val="20"/>
                 <w:lang w:val="en-CA"/>
@@ -8159,312 +7936,7 @@
             <w:tcW w:w="5392" w:type="dxa"/>
             <w:tcBorders>
               <w:top w:val="nil"/>
-              <w:left w:val="single" w:color="7F7F7F" w:themeColor="text1" w:themeTint="80" w:sz="6"/>
-              <w:bottom w:val="nil" w:color="7F7F7F" w:themeColor="text1" w:themeTint="80" w:sz="6"/>
-              <w:right w:val="nil"/>
-            </w:tcBorders>
-            <w:shd w:val="clear" w:color="auto" w:fill="F2F2F2" w:themeFill="background1" w:themeFillShade="F2"/>
-            <w:tcMar>
-              <w:left w:w="105" w:type="dxa"/>
-              <w:right w:w="105" w:type="dxa"/>
-            </w:tcMar>
-            <w:vAlign w:val="top"/>
-          </w:tcPr>
-          <w:p>
-            <w:pPr>
-              <w:bidi w:val="0"/>
-              <w:spacing w:after="0"/>
-              <w:rPr>
-                <w:b w:val="0"/>
-                <w:bCs w:val="0"/>
-                <w:i w:val="0"/>
-                <w:iCs w:val="0"/>
-                <w:sz w:val="20"/>
-                <w:szCs w:val="20"/>
-              </w:rPr>
-            </w:pPr>
-            <w:r>
-              <w:rPr>
-                <w:b w:val="0"/>
-                <w:bCs w:val="0"/>
-                <w:i w:val="0"/>
-                <w:iCs w:val="0"/>
-                <w:sz w:val="20"/>
-                <w:szCs w:val="20"/>
-                <w:lang w:val="en-CA"/>
-              </w:rPr>
-              <w:t>{d.outcome.assessment[i].actionNotRequired}</w:t>
-            </w:r>
-          </w:p>
-        </w:tc>
-      </w:tr>
-      <w:tr>
-        <w:trPr>
-          <w:trHeight w:val="300"/>
-        </w:trPr>
-        <w:tc>
-          <w:tcPr>
-            <w:tcW w:w="5392" w:type="dxa"/>
-            <w:tcBorders>
-              <w:top w:val="nil"/>
-              <w:left w:val="nil"/>
-              <w:bottom w:val="nil"/>
-              <w:right w:val="single" w:color="7F7F7F" w:themeColor="text1" w:themeTint="80" w:sz="6"/>
-            </w:tcBorders>
-            <w:tcMar>
-              <w:left w:w="105" w:type="dxa"/>
-              <w:right w:w="105" w:type="dxa"/>
-            </w:tcMar>
-            <w:vAlign w:val="top"/>
-          </w:tcPr>
-          <w:p>
-            <w:pPr>
-              <w:bidi w:val="0"/>
-              <w:spacing w:after="0"/>
-              <w:rPr>
-                <w:b w:val="0"/>
-                <w:bCs w:val="0"/>
-                <w:i w:val="0"/>
-                <w:iCs w:val="0"/>
-                <w:sz w:val="20"/>
-                <w:szCs w:val="20"/>
-              </w:rPr>
-            </w:pPr>
-            <w:r>
-              <w:rPr>
-                <w:b w:val="0"/>
-                <w:bCs w:val="0"/>
-                <w:i w:val="0"/>
-                <w:iCs w:val="0"/>
-                <w:sz w:val="20"/>
-                <w:szCs w:val="20"/>
-                <w:lang w:val="en-US"/>
-              </w:rPr>
-              <w:t>Justification</w:t>
-            </w:r>
-            <w:r>
-              <w:rPr>
-                <w:b w:val="1"/>
-                <w:bCs w:val="1"/>
-                <w:i w:val="0"/>
-                <w:iCs w:val="0"/>
-                <w:sz w:val="20"/>
-                <w:szCs w:val="20"/>
-                <w:lang w:val="en-CA"/>
-              </w:rPr>
-              <w:t> </w:t>
-            </w:r>
-          </w:p>
-        </w:tc>
-        <w:tc>
-          <w:tcPr>
-            <w:tcW w:w="5392" w:type="dxa"/>
-            <w:tcBorders>
-              <w:top w:val="nil"/>
-              <w:left w:val="single" w:color="7F7F7F" w:themeColor="text1" w:themeTint="80" w:sz="6"/>
-              <w:bottom w:val="nil"/>
-              <w:right w:val="nil"/>
-            </w:tcBorders>
-            <w:tcMar>
-              <w:left w:w="105" w:type="dxa"/>
-              <w:right w:w="105" w:type="dxa"/>
-            </w:tcMar>
-            <w:vAlign w:val="top"/>
-          </w:tcPr>
-          <w:p>
-            <w:pPr>
-              <w:bidi w:val="0"/>
-              <w:spacing w:after="0"/>
-              <w:rPr>
-                <w:b w:val="0"/>
-                <w:bCs w:val="0"/>
-                <w:i w:val="0"/>
-                <w:iCs w:val="0"/>
-                <w:sz w:val="20"/>
-                <w:szCs w:val="20"/>
-              </w:rPr>
-            </w:pPr>
-            <w:r>
-              <w:rPr>
-                <w:b w:val="0"/>
-                <w:bCs w:val="0"/>
-                <w:i w:val="0"/>
-                <w:iCs w:val="0"/>
-                <w:sz w:val="20"/>
-                <w:szCs w:val="20"/>
-                <w:lang w:val="en-CA"/>
-              </w:rPr>
-              <w:t>{d.outcome.assessment[i].actionJustificationShortDescription}</w:t>
-            </w:r>
-          </w:p>
-        </w:tc>
-      </w:tr>
-      <w:tr>
-        <w:trPr>
-          <w:trHeight w:val="300"/>
-        </w:trPr>
-        <w:tc>
-          <w:tcPr>
-            <w:tcW w:w="5392" w:type="dxa"/>
-            <w:tcBorders>
-              <w:top w:val="nil"/>
-              <w:left w:val="nil"/>
-              <w:bottom w:val="nil"/>
-              <w:right w:val="single" w:color="7F7F7F" w:themeColor="text1" w:themeTint="80" w:sz="6"/>
-            </w:tcBorders>
-            <w:tcMar>
-              <w:left w:w="105" w:type="dxa"/>
-              <w:right w:w="105" w:type="dxa"/>
-            </w:tcMar>
-            <w:vAlign w:val="top"/>
-          </w:tcPr>
-          <w:p>
-            <w:pPr>
-              <w:bidi w:val="0"/>
-              <w:spacing w:after="0"/>
-              <w:rPr>
-                <w:b w:val="0"/>
-                <w:bCs w:val="0"/>
-                <w:i w:val="0"/>
-                <w:iCs w:val="0"/>
-                <w:sz w:val="20"/>
-                <w:szCs w:val="20"/>
-              </w:rPr>
-            </w:pPr>
-            <w:r>
-              <w:rPr>
-                <w:b w:val="0"/>
-                <w:bCs w:val="0"/>
-                <w:i w:val="0"/>
-                <w:iCs w:val="0"/>
-                <w:sz w:val="20"/>
-                <w:szCs w:val="20"/>
-                <w:lang w:val="en-US"/>
-              </w:rPr>
-              <w:t>Officer</w:t>
-            </w:r>
-            <w:r>
-              <w:rPr>
-                <w:b w:val="1"/>
-                <w:bCs w:val="1"/>
-                <w:i w:val="0"/>
-                <w:iCs w:val="0"/>
-                <w:sz w:val="20"/>
-                <w:szCs w:val="20"/>
-                <w:lang w:val="en-CA"/>
-              </w:rPr>
-              <w:t> </w:t>
-            </w:r>
-          </w:p>
-        </w:tc>
-        <w:tc>
-          <w:tcPr>
-            <w:tcW w:w="5392" w:type="dxa"/>
-            <w:tcBorders>
-              <w:top w:val="nil"/>
-              <w:left w:val="single" w:color="7F7F7F" w:themeColor="text1" w:themeTint="80" w:sz="6"/>
-              <w:bottom w:val="nil"/>
-              <w:right w:val="nil"/>
-            </w:tcBorders>
-            <w:tcMar>
-              <w:left w:w="105" w:type="dxa"/>
-              <w:right w:w="105" w:type="dxa"/>
-            </w:tcMar>
-            <w:vAlign w:val="top"/>
-          </w:tcPr>
-          <w:p>
-            <w:pPr>
-              <w:bidi w:val="0"/>
-              <w:spacing w:after="0"/>
-              <w:rPr>
-                <w:b w:val="0"/>
-                <w:bCs w:val="0"/>
-                <w:i w:val="0"/>
-                <w:iCs w:val="0"/>
-                <w:sz w:val="20"/>
-                <w:szCs w:val="20"/>
-              </w:rPr>
-            </w:pPr>
-            <w:r>
-              <w:rPr>
-                <w:b w:val="0"/>
-                <w:bCs w:val="0"/>
-                <w:i w:val="0"/>
-                <w:iCs w:val="0"/>
-                <w:sz w:val="20"/>
-                <w:szCs w:val="20"/>
-                <w:lang w:val="en-CA"/>
-              </w:rPr>
-              <w:t>{d.outcome.assessment[i].assessmentActor}</w:t>
-            </w:r>
-          </w:p>
-        </w:tc>
-      </w:tr>
-      <w:tr>
-        <w:trPr>
-          <w:trHeight w:val="300"/>
-        </w:trPr>
-        <w:tc>
-          <w:tcPr>
-            <w:tcW w:w="5392" w:type="dxa"/>
-            <w:tcBorders>
-              <w:top w:val="nil"/>
-              <w:left w:val="nil"/>
-              <w:bottom w:val="nil"/>
-              <w:right w:val="single" w:color="7F7F7F" w:themeColor="text1" w:themeTint="80" w:sz="6"/>
-            </w:tcBorders>
-            <w:shd w:val="clear" w:color="auto" w:fill="F2F2F2" w:themeFill="background1" w:themeFillShade="F2"/>
-            <w:tcMar>
-              <w:left w:w="105" w:type="dxa"/>
-              <w:right w:w="105" w:type="dxa"/>
-            </w:tcMar>
-            <w:vAlign w:val="top"/>
-          </w:tcPr>
-          <w:p>
-            <w:pPr>
-              <w:bidi w:val="0"/>
-              <w:spacing w:after="0"/>
-              <w:rPr>
-                <w:b w:val="0"/>
-                <w:bCs w:val="0"/>
-                <w:i w:val="0"/>
-                <w:iCs w:val="0"/>
-                <w:sz w:val="20"/>
-                <w:szCs w:val="20"/>
-              </w:rPr>
-            </w:pPr>
-            <w:r>
-              <w:rPr>
-                <w:b w:val="0"/>
-                <w:bCs w:val="0"/>
-                <w:i w:val="0"/>
-                <w:iCs w:val="0"/>
-                <w:sz w:val="20"/>
-                <w:szCs w:val="20"/>
-                <w:lang w:val="en-US"/>
-              </w:rPr>
-              <w:t>Assessment date</w:t>
-            </w:r>
-            <w:r>
-              <w:rPr>
-                <w:b w:val="1"/>
-                <w:bCs w:val="1"/>
-                <w:i w:val="0"/>
-                <w:iCs w:val="0"/>
-                <w:sz w:val="20"/>
-                <w:szCs w:val="20"/>
-                <w:lang w:val="en-CA"/>
-              </w:rPr>
-              <w:t> </w:t>
-            </w:r>
-          </w:p>
-        </w:tc>
-        <w:tc>
-          <w:tcPr>
-            <w:tcW w:w="5392" w:type="dxa"/>
-            <w:tcBorders>
-              <w:top w:val="nil"/>
-              <w:left w:val="single" w:color="7F7F7F" w:themeColor="text1" w:themeTint="80" w:sz="6"/>
+              <w:left w:val="single" w:sz="6" w:space="0" w:color="7F7F7F" w:themeColor="text1" w:themeTint="80"/>
               <w:bottom w:val="nil"/>
               <w:right w:val="nil"/>
             </w:tcBorders>
@@ -8473,32 +7945,22 @@
               <w:left w:w="105" w:type="dxa"/>
               <w:right w:w="105" w:type="dxa"/>
             </w:tcMar>
-            <w:vAlign w:val="top"/>
-          </w:tcPr>
-          <w:p>
-            <w:pPr>
-              <w:bidi w:val="0"/>
+          </w:tcPr>
+          <w:p>
+            <w:pPr>
               <w:spacing w:after="0"/>
               <w:rPr>
-                <w:b w:val="0"/>
-                <w:bCs w:val="0"/>
-                <w:i w:val="0"/>
-                <w:iCs w:val="0"/>
-                <w:sz w:val="20"/>
-                <w:szCs w:val="20"/>
-              </w:rPr>
-            </w:pPr>
-            <w:r>
-              <w:rPr>
-                <w:b w:val="0"/>
-                <w:bCs w:val="0"/>
-                <w:i w:val="0"/>
-                <w:iCs w:val="0"/>
+                <w:sz w:val="20"/>
+                <w:szCs w:val="20"/>
+              </w:rPr>
+            </w:pPr>
+            <w:r>
+              <w:rPr>
                 <w:sz w:val="20"/>
                 <w:szCs w:val="20"/>
                 <w:lang w:val="en-CA"/>
               </w:rPr>
-              <w:t>{d.outcome.assessment[i].assessmentDate}</w:t>
+              <w:t>{d.outcome.assessment[i].actionNotRequired}</w:t>
             </w:r>
           </w:p>
         </w:tc>
@@ -8514,45 +7976,32 @@
               <w:top w:val="nil"/>
               <w:left w:val="nil"/>
               <w:bottom w:val="nil"/>
-              <w:right w:val="single" w:color="7F7F7F" w:themeColor="text1" w:themeTint="80" w:sz="6"/>
+              <w:right w:val="single" w:sz="6" w:space="0" w:color="7F7F7F" w:themeColor="text1" w:themeTint="80"/>
             </w:tcBorders>
             <w:tcMar>
               <w:left w:w="105" w:type="dxa"/>
               <w:right w:w="105" w:type="dxa"/>
             </w:tcMar>
-            <w:vAlign w:val="top"/>
-          </w:tcPr>
-          <w:p>
-            <w:pPr>
-              <w:bidi w:val="0"/>
+          </w:tcPr>
+          <w:p>
+            <w:pPr>
               <w:spacing w:after="0"/>
               <w:rPr>
-                <w:b w:val="0"/>
-                <w:bCs w:val="0"/>
-                <w:i w:val="0"/>
-                <w:iCs w:val="0"/>
-                <w:sz w:val="20"/>
-                <w:szCs w:val="20"/>
-              </w:rPr>
-            </w:pPr>
-            <w:r>
-              <w:rPr>
-                <w:b w:val="0"/>
-                <w:bCs w:val="0"/>
-                <w:i w:val="0"/>
-                <w:iCs w:val="0"/>
-                <w:sz w:val="20"/>
-                <w:szCs w:val="20"/>
-                <w:lang w:val="en-US"/>
-              </w:rPr>
-              <w:t>Comments</w:t>
-            </w:r>
-            <w:r>
-              <w:rPr>
-                <w:b w:val="1"/>
-                <w:bCs w:val="1"/>
-                <w:i w:val="0"/>
-                <w:iCs w:val="0"/>
+                <w:sz w:val="20"/>
+                <w:szCs w:val="20"/>
+              </w:rPr>
+            </w:pPr>
+            <w:r>
+              <w:rPr>
+                <w:sz w:val="20"/>
+                <w:szCs w:val="20"/>
+              </w:rPr>
+              <w:t>Justification</w:t>
+            </w:r>
+            <w:r>
+              <w:rPr>
+                <w:b/>
+                <w:bCs/>
                 <w:sz w:val="20"/>
                 <w:szCs w:val="20"/>
                 <w:lang w:val="en-CA"/>
@@ -8566,7 +8015,7 @@
             <w:tcW w:w="5392" w:type="dxa"/>
             <w:tcBorders>
               <w:top w:val="nil"/>
-              <w:left w:val="single" w:color="7F7F7F" w:themeColor="text1" w:themeTint="80" w:sz="6"/>
+              <w:left w:val="single" w:sz="6" w:space="0" w:color="7F7F7F" w:themeColor="text1" w:themeTint="80"/>
               <w:bottom w:val="nil"/>
               <w:right w:val="nil"/>
             </w:tcBorders>
@@ -8574,17 +8023,247 @@
               <w:left w:w="105" w:type="dxa"/>
               <w:right w:w="105" w:type="dxa"/>
             </w:tcMar>
-            <w:vAlign w:val="top"/>
-          </w:tcPr>
-          <w:p>
-            <w:pPr>
-              <w:bidi w:val="0"/>
+          </w:tcPr>
+          <w:p>
+            <w:pPr>
               <w:spacing w:after="0"/>
               <w:rPr>
-                <w:b w:val="0"/>
-                <w:bCs w:val="0"/>
-                <w:i w:val="0"/>
-                <w:iCs w:val="0"/>
+                <w:sz w:val="20"/>
+                <w:szCs w:val="20"/>
+              </w:rPr>
+            </w:pPr>
+            <w:r>
+              <w:rPr>
+                <w:sz w:val="20"/>
+                <w:szCs w:val="20"/>
+                <w:lang w:val="en-CA"/>
+              </w:rPr>
+              <w:t>{d.outcome.assessment[i].actionJustificationShortDescription}</w:t>
+            </w:r>
+          </w:p>
+        </w:tc>
+      </w:tr>
+      <w:tr>
+        <w:trPr>
+          <w:trHeight w:val="300"/>
+        </w:trPr>
+        <w:tc>
+          <w:tcPr>
+            <w:tcW w:w="5392" w:type="dxa"/>
+            <w:tcBorders>
+              <w:top w:val="nil"/>
+              <w:left w:val="nil"/>
+              <w:bottom w:val="nil"/>
+              <w:right w:val="single" w:sz="6" w:space="0" w:color="7F7F7F" w:themeColor="text1" w:themeTint="80"/>
+            </w:tcBorders>
+            <w:tcMar>
+              <w:left w:w="105" w:type="dxa"/>
+              <w:right w:w="105" w:type="dxa"/>
+            </w:tcMar>
+          </w:tcPr>
+          <w:p>
+            <w:pPr>
+              <w:spacing w:after="0"/>
+              <w:rPr>
+                <w:sz w:val="20"/>
+                <w:szCs w:val="20"/>
+              </w:rPr>
+            </w:pPr>
+            <w:r>
+              <w:rPr>
+                <w:sz w:val="20"/>
+                <w:szCs w:val="20"/>
+              </w:rPr>
+              <w:t>Officer</w:t>
+            </w:r>
+            <w:r>
+              <w:rPr>
+                <w:b/>
+                <w:bCs/>
+                <w:sz w:val="20"/>
+                <w:szCs w:val="20"/>
+                <w:lang w:val="en-CA"/>
+              </w:rPr>
+              <w:t> </w:t>
+            </w:r>
+          </w:p>
+        </w:tc>
+        <w:tc>
+          <w:tcPr>
+            <w:tcW w:w="5392" w:type="dxa"/>
+            <w:tcBorders>
+              <w:top w:val="nil"/>
+              <w:left w:val="single" w:sz="6" w:space="0" w:color="7F7F7F" w:themeColor="text1" w:themeTint="80"/>
+              <w:bottom w:val="nil"/>
+              <w:right w:val="nil"/>
+            </w:tcBorders>
+            <w:tcMar>
+              <w:left w:w="105" w:type="dxa"/>
+              <w:right w:w="105" w:type="dxa"/>
+            </w:tcMar>
+          </w:tcPr>
+          <w:p>
+            <w:pPr>
+              <w:spacing w:after="0"/>
+              <w:rPr>
+                <w:sz w:val="20"/>
+                <w:szCs w:val="20"/>
+              </w:rPr>
+            </w:pPr>
+            <w:r>
+              <w:rPr>
+                <w:sz w:val="20"/>
+                <w:szCs w:val="20"/>
+                <w:lang w:val="en-CA"/>
+              </w:rPr>
+              <w:t>{d.outcome.assessment[i].assessmentActor}</w:t>
+            </w:r>
+          </w:p>
+        </w:tc>
+      </w:tr>
+      <w:tr>
+        <w:trPr>
+          <w:trHeight w:val="300"/>
+        </w:trPr>
+        <w:tc>
+          <w:tcPr>
+            <w:tcW w:w="5392" w:type="dxa"/>
+            <w:tcBorders>
+              <w:top w:val="nil"/>
+              <w:left w:val="nil"/>
+              <w:bottom w:val="nil"/>
+              <w:right w:val="single" w:sz="6" w:space="0" w:color="7F7F7F" w:themeColor="text1" w:themeTint="80"/>
+            </w:tcBorders>
+            <w:shd w:val="clear" w:color="auto" w:fill="F2F2F2" w:themeFill="background1" w:themeFillShade="F2"/>
+            <w:tcMar>
+              <w:left w:w="105" w:type="dxa"/>
+              <w:right w:w="105" w:type="dxa"/>
+            </w:tcMar>
+          </w:tcPr>
+          <w:p>
+            <w:pPr>
+              <w:spacing w:after="0"/>
+              <w:rPr>
+                <w:sz w:val="20"/>
+                <w:szCs w:val="20"/>
+              </w:rPr>
+            </w:pPr>
+            <w:r>
+              <w:rPr>
+                <w:sz w:val="20"/>
+                <w:szCs w:val="20"/>
+              </w:rPr>
+              <w:t>Assessment date</w:t>
+            </w:r>
+            <w:r>
+              <w:rPr>
+                <w:b/>
+                <w:bCs/>
+                <w:sz w:val="20"/>
+                <w:szCs w:val="20"/>
+                <w:lang w:val="en-CA"/>
+              </w:rPr>
+              <w:t> </w:t>
+            </w:r>
+          </w:p>
+        </w:tc>
+        <w:tc>
+          <w:tcPr>
+            <w:tcW w:w="5392" w:type="dxa"/>
+            <w:tcBorders>
+              <w:top w:val="nil"/>
+              <w:left w:val="single" w:sz="6" w:space="0" w:color="7F7F7F" w:themeColor="text1" w:themeTint="80"/>
+              <w:bottom w:val="nil"/>
+              <w:right w:val="nil"/>
+            </w:tcBorders>
+            <w:shd w:val="clear" w:color="auto" w:fill="F2F2F2" w:themeFill="background1" w:themeFillShade="F2"/>
+            <w:tcMar>
+              <w:left w:w="105" w:type="dxa"/>
+              <w:right w:w="105" w:type="dxa"/>
+            </w:tcMar>
+          </w:tcPr>
+          <w:p>
+            <w:pPr>
+              <w:spacing w:after="0"/>
+              <w:rPr>
+                <w:sz w:val="20"/>
+                <w:szCs w:val="20"/>
+              </w:rPr>
+            </w:pPr>
+            <w:r>
+              <w:rPr>
+                <w:sz w:val="20"/>
+                <w:szCs w:val="20"/>
+                <w:lang w:val="en-CA"/>
+              </w:rPr>
+              <w:t>{d.outcome.assessment[i].assessmentDate}</w:t>
+            </w:r>
+          </w:p>
+        </w:tc>
+      </w:tr>
+      <w:tr>
+        <w:trPr>
+          <w:trHeight w:val="300"/>
+        </w:trPr>
+        <w:tc>
+          <w:tcPr>
+            <w:tcW w:w="5392" w:type="dxa"/>
+            <w:tcBorders>
+              <w:top w:val="nil"/>
+              <w:left w:val="nil"/>
+              <w:bottom w:val="nil"/>
+              <w:right w:val="single" w:sz="6" w:space="0" w:color="7F7F7F" w:themeColor="text1" w:themeTint="80"/>
+            </w:tcBorders>
+            <w:tcMar>
+              <w:left w:w="105" w:type="dxa"/>
+              <w:right w:w="105" w:type="dxa"/>
+            </w:tcMar>
+          </w:tcPr>
+          <w:p>
+            <w:pPr>
+              <w:spacing w:after="0"/>
+              <w:rPr>
+                <w:sz w:val="20"/>
+                <w:szCs w:val="20"/>
+              </w:rPr>
+            </w:pPr>
+            <w:r>
+              <w:rPr>
+                <w:sz w:val="20"/>
+                <w:szCs w:val="20"/>
+              </w:rPr>
+              <w:t>Comments</w:t>
+            </w:r>
+            <w:r>
+              <w:rPr>
+                <w:b/>
+                <w:bCs/>
+                <w:sz w:val="20"/>
+                <w:szCs w:val="20"/>
+                <w:lang w:val="en-CA"/>
+              </w:rPr>
+              <w:t> </w:t>
+            </w:r>
+          </w:p>
+        </w:tc>
+        <w:tc>
+          <w:tcPr>
+            <w:tcW w:w="5392" w:type="dxa"/>
+            <w:tcBorders>
+              <w:top w:val="nil"/>
+              <w:left w:val="single" w:sz="6" w:space="0" w:color="7F7F7F" w:themeColor="text1" w:themeTint="80"/>
+              <w:bottom w:val="nil"/>
+              <w:right w:val="nil"/>
+            </w:tcBorders>
+            <w:tcMar>
+              <w:left w:w="105" w:type="dxa"/>
+              <w:right w:w="105" w:type="dxa"/>
+            </w:tcMar>
+          </w:tcPr>
+          <w:p>
+            <w:pPr>
+              <w:spacing w:after="0"/>
+              <w:rPr>
                 <w:sz w:val="20"/>
                 <w:szCs w:val="20"/>
               </w:rPr>
@@ -8604,18 +8283,10 @@
     </w:tbl>
     <w:p>
       <w:pPr>
-        <w:bidi w:val="0"/>
         <w:spacing w:after="0"/>
         <w:rPr>
-          <w:rFonts w:ascii="Segoe UI" w:hAnsi="Segoe UI" w:eastAsia="Segoe UI" w:cs="Segoe UI"/>
-          <w:b w:val="0"/>
-          <w:bCs w:val="0"/>
-          <w:i w:val="0"/>
-          <w:iCs w:val="0"/>
-          <w:caps w:val="0"/>
-          <w:smallCaps w:val="0"/>
-          <w:noProof w:val="0"/>
-          <w:color w:val="000000" w:themeColor="text1" w:themeTint="FF" w:themeShade="FF"/>
+          <w:rFonts w:ascii="Segoe UI" w:eastAsia="Segoe UI" w:hAnsi="Segoe UI" w:cs="Segoe UI"/>
+          <w:color w:val="000000" w:themeColor="text1"/>
           <w:sz w:val="20"/>
           <w:szCs w:val="20"/>
           <w:lang w:val="en-CA"/>
@@ -8623,15 +8294,8 @@
       </w:pPr>
       <w:r>
         <w:rPr>
-          <w:rFonts w:ascii="Segoe UI" w:hAnsi="Segoe UI" w:eastAsia="Segoe UI" w:cs="Segoe UI"/>
-          <w:b w:val="0"/>
-          <w:bCs w:val="0"/>
-          <w:i w:val="0"/>
-          <w:iCs w:val="0"/>
-          <w:caps w:val="0"/>
-          <w:smallCaps w:val="0"/>
-          <w:noProof w:val="0"/>
-          <w:color w:val="000000" w:themeColor="text1" w:themeTint="FF" w:themeShade="FF"/>
+          <w:rFonts w:ascii="Segoe UI" w:eastAsia="Segoe UI" w:hAnsi="Segoe UI" w:cs="Segoe UI"/>
+          <w:color w:val="000000" w:themeColor="text1"/>
           <w:sz w:val="20"/>
           <w:szCs w:val="20"/>
           <w:lang w:val="en-CA"/>
@@ -8640,32 +8304,19 @@
       </w:r>
       <w:r>
         <w:rPr>
-          <w:rFonts w:ascii="Segoe UI" w:hAnsi="Segoe UI" w:eastAsia="Segoe UI" w:cs="Segoe UI"/>
-          <w:b w:val="1"/>
-          <w:bCs w:val="1"/>
-          <w:i w:val="0"/>
-          <w:iCs w:val="0"/>
-          <w:caps w:val="0"/>
-          <w:smallCaps w:val="0"/>
-          <w:noProof w:val="0"/>
-          <w:color w:val="000000" w:themeColor="text1" w:themeTint="FF" w:themeShade="FF"/>
+          <w:rFonts w:ascii="Segoe UI" w:eastAsia="Segoe UI" w:hAnsi="Segoe UI" w:cs="Segoe UI"/>
+          <w:b/>
+          <w:bCs/>
+          <w:color w:val="000000" w:themeColor="text1"/>
           <w:sz w:val="20"/>
           <w:szCs w:val="20"/>
-          <w:lang w:val="en-US"/>
         </w:rPr>
         <w:t>}{</w:t>
       </w:r>
       <w:r>
         <w:rPr>
-          <w:rFonts w:ascii="Segoe UI" w:hAnsi="Segoe UI" w:eastAsia="Segoe UI" w:cs="Segoe UI"/>
-          <w:b w:val="0"/>
-          <w:bCs w:val="0"/>
-          <w:i w:val="0"/>
-          <w:iCs w:val="0"/>
-          <w:caps w:val="0"/>
-          <w:smallCaps w:val="0"/>
-          <w:noProof w:val="0"/>
-          <w:color w:val="000000" w:themeColor="text1" w:themeTint="FF" w:themeShade="FF"/>
+          <w:rFonts w:ascii="Segoe UI" w:eastAsia="Segoe UI" w:hAnsi="Segoe UI" w:cs="Segoe UI"/>
+          <w:color w:val="000000" w:themeColor="text1"/>
           <w:sz w:val="20"/>
           <w:szCs w:val="20"/>
           <w:lang w:val="en-CA"/>
@@ -8674,25 +8325,18 @@
       </w:r>
       <w:r>
         <w:rPr>
-          <w:rFonts w:ascii="Segoe UI" w:hAnsi="Segoe UI" w:eastAsia="Segoe UI" w:cs="Segoe UI"/>
-          <w:b w:val="1"/>
-          <w:bCs w:val="1"/>
-          <w:i w:val="0"/>
-          <w:iCs w:val="0"/>
-          <w:caps w:val="0"/>
-          <w:smallCaps w:val="0"/>
-          <w:noProof w:val="0"/>
-          <w:color w:val="000000" w:themeColor="text1" w:themeTint="FF" w:themeShade="FF"/>
+          <w:rFonts w:ascii="Segoe UI" w:eastAsia="Segoe UI" w:hAnsi="Segoe UI" w:cs="Segoe UI"/>
+          <w:b/>
+          <w:bCs/>
+          <w:color w:val="000000" w:themeColor="text1"/>
           <w:sz w:val="20"/>
           <w:szCs w:val="20"/>
-          <w:lang w:val="en-US"/>
         </w:rPr>
         <w:t>.order}</w:t>
       </w:r>
     </w:p>
     <w:p>
       <w:pPr>
-        <w:pStyle w:val="Normal"/>
         <w:spacing w:after="0"/>
         <w:rPr>
           <w:rFonts w:ascii="BC Sans" w:hAnsi="BC Sans"/>
@@ -8706,10 +8350,10 @@
       <w:tblPr>
         <w:tblW w:w="10800" w:type="dxa"/>
         <w:tblBorders>
-          <w:top w:val="outset" w:color="auto" w:sz="6" w:space="0"/>
-          <w:left w:val="outset" w:color="auto" w:sz="6" w:space="0"/>
-          <w:bottom w:val="outset" w:color="auto" w:sz="6" w:space="0"/>
-          <w:right w:val="outset" w:color="auto" w:sz="6" w:space="0"/>
+          <w:top w:val="outset" w:sz="6" w:space="0" w:color="auto"/>
+          <w:left w:val="outset" w:sz="6" w:space="0" w:color="auto"/>
+          <w:bottom w:val="outset" w:sz="6" w:space="0" w:color="auto"/>
+          <w:right w:val="outset" w:sz="6" w:space="0" w:color="auto"/>
         </w:tblBorders>
         <w:tblCellMar>
           <w:left w:w="0" w:type="dxa"/>
@@ -8732,7 +8376,7 @@
             <w:tcBorders>
               <w:top w:val="nil"/>
               <w:left w:val="nil"/>
-              <w:bottom w:val="single" w:color="7F7F7F" w:sz="6" w:space="0"/>
+              <w:bottom w:val="single" w:sz="6" w:space="0" w:color="7F7F7F"/>
               <w:right w:val="nil"/>
             </w:tcBorders>
             <w:vAlign w:val="center"/>
@@ -8786,7 +8430,7 @@
               <w:top w:val="nil"/>
               <w:left w:val="nil"/>
               <w:bottom w:val="nil"/>
-              <w:right w:val="single" w:color="7F7F7F" w:sz="6" w:space="0"/>
+              <w:right w:val="single" w:sz="6" w:space="0" w:color="7F7F7F"/>
             </w:tcBorders>
             <w:shd w:val="clear" w:color="auto" w:fill="F2F2F2"/>
             <w:vAlign w:val="center"/>
@@ -8810,7 +8454,6 @@
                 <w:sz w:val="20"/>
                 <w:szCs w:val="20"/>
               </w:rPr>
-              <w:lastRenderedPageBreak/>
               <w:t>WDR schedule/IPM sector type</w:t>
             </w:r>
             <w:r>
@@ -8869,7 +8512,7 @@
             </w:r>
             <w:r>
               <w:rPr>
-                <w:rFonts w:ascii="BC Sans" w:hAnsi="BC Sans" w:eastAsia="Times New Roman" w:cs="Times New Roman"/>
+                <w:rFonts w:ascii="BC Sans" w:eastAsia="Times New Roman" w:hAnsi="BC Sans" w:cs="Times New Roman"/>
                 <w:color w:val="000000" w:themeColor="text1"/>
                 <w:sz w:val="20"/>
                 <w:szCs w:val="20"/>
@@ -8878,7 +8521,7 @@
             </w:r>
             <w:r>
               <w:rPr>
-                <w:rFonts w:ascii="BC Sans" w:hAnsi="BC Sans" w:eastAsia="BC Sans" w:cs="BC Sans"/>
+                <w:rFonts w:ascii="BC Sans" w:eastAsia="BC Sans" w:hAnsi="BC Sans" w:cs="BC Sans"/>
                 <w:sz w:val="18"/>
                 <w:szCs w:val="18"/>
               </w:rPr>
@@ -8886,7 +8529,7 @@
             </w:r>
             <w:r>
               <w:rPr>
-                <w:rFonts w:ascii="BC Sans" w:hAnsi="BC Sans" w:eastAsia="BC Sans" w:cs="BC Sans"/>
+                <w:rFonts w:ascii="BC Sans" w:eastAsia="BC Sans" w:hAnsi="BC Sans" w:cs="BC Sans"/>
                 <w:sz w:val="18"/>
                 <w:szCs w:val="18"/>
               </w:rPr>
@@ -8894,7 +8537,7 @@
             </w:r>
             <w:r>
               <w:rPr>
-                <w:rFonts w:ascii="BC Sans" w:hAnsi="BC Sans" w:eastAsia="BC Sans" w:cs="BC Sans"/>
+                <w:rFonts w:ascii="BC Sans" w:eastAsia="BC Sans" w:hAnsi="BC Sans" w:cs="BC Sans"/>
                 <w:sz w:val="18"/>
                 <w:szCs w:val="18"/>
               </w:rPr>
@@ -8902,7 +8545,7 @@
             </w:r>
             <w:r>
               <w:rPr>
-                <w:rFonts w:ascii="BC Sans" w:hAnsi="BC Sans" w:eastAsia="BC Sans" w:cs="BC Sans"/>
+                <w:rFonts w:ascii="BC Sans" w:eastAsia="BC Sans" w:hAnsi="BC Sans" w:cs="BC Sans"/>
                 <w:sz w:val="18"/>
                 <w:szCs w:val="18"/>
               </w:rPr>
@@ -8910,7 +8553,7 @@
             </w:r>
             <w:r>
               <w:rPr>
-                <w:rFonts w:ascii="BC Sans" w:hAnsi="BC Sans" w:eastAsia="BC Sans" w:cs="BC Sans"/>
+                <w:rFonts w:ascii="BC Sans" w:eastAsia="BC Sans" w:hAnsi="BC Sans" w:cs="BC Sans"/>
                 <w:sz w:val="18"/>
                 <w:szCs w:val="18"/>
               </w:rPr>
@@ -8930,7 +8573,7 @@
               <w:top w:val="nil"/>
               <w:left w:val="nil"/>
               <w:bottom w:val="nil"/>
-              <w:right w:val="single" w:color="7F7F7F" w:sz="6" w:space="0"/>
+              <w:right w:val="single" w:sz="6" w:space="0" w:color="7F7F7F"/>
             </w:tcBorders>
             <w:shd w:val="clear" w:color="auto" w:fill="F2F2F2"/>
             <w:vAlign w:val="center"/>
@@ -9008,7 +8651,7 @@
               <w:top w:val="nil"/>
               <w:left w:val="nil"/>
               <w:bottom w:val="nil"/>
-              <w:right w:val="single" w:color="7F7F7F" w:sz="6" w:space="0"/>
+              <w:right w:val="single" w:sz="6" w:space="0" w:color="7F7F7F"/>
             </w:tcBorders>
             <w:shd w:val="clear" w:color="auto" w:fill="F2F2F2"/>
             <w:vAlign w:val="center"/>
@@ -9086,7 +8729,7 @@
               <w:top w:val="nil"/>
               <w:left w:val="nil"/>
               <w:bottom w:val="nil"/>
-              <w:right w:val="single" w:color="7F7F7F" w:sz="6" w:space="0"/>
+              <w:right w:val="single" w:sz="6" w:space="0" w:color="7F7F7F"/>
             </w:tcBorders>
             <w:vAlign w:val="center"/>
             <w:hideMark/>
@@ -9155,7 +8798,7 @@
             </w:r>
             <w:r>
               <w:rPr>
-                <w:rFonts w:ascii="BC Sans" w:hAnsi="BC Sans" w:eastAsia="Times New Roman" w:cs="Times New Roman"/>
+                <w:rFonts w:ascii="BC Sans" w:eastAsia="Times New Roman" w:hAnsi="BC Sans" w:cs="Times New Roman"/>
                 <w:color w:val="000000" w:themeColor="text1"/>
                 <w:sz w:val="20"/>
                 <w:szCs w:val="20"/>
@@ -9164,7 +8807,7 @@
             </w:r>
             <w:r>
               <w:rPr>
-                <w:rFonts w:ascii="BC Sans" w:hAnsi="BC Sans" w:eastAsia="BC Sans" w:cs="BC Sans"/>
+                <w:rFonts w:ascii="BC Sans" w:eastAsia="BC Sans" w:hAnsi="BC Sans" w:cs="BC Sans"/>
                 <w:sz w:val="18"/>
                 <w:szCs w:val="18"/>
               </w:rPr>
@@ -9172,7 +8815,7 @@
             </w:r>
             <w:r>
               <w:rPr>
-                <w:rFonts w:ascii="BC Sans" w:hAnsi="BC Sans" w:eastAsia="BC Sans" w:cs="BC Sans"/>
+                <w:rFonts w:ascii="BC Sans" w:eastAsia="BC Sans" w:hAnsi="BC Sans" w:cs="BC Sans"/>
                 <w:sz w:val="18"/>
                 <w:szCs w:val="18"/>
               </w:rPr>
@@ -9180,7 +8823,7 @@
             </w:r>
             <w:r>
               <w:rPr>
-                <w:rFonts w:ascii="BC Sans" w:hAnsi="BC Sans" w:eastAsia="BC Sans" w:cs="BC Sans"/>
+                <w:rFonts w:ascii="BC Sans" w:eastAsia="BC Sans" w:hAnsi="BC Sans" w:cs="BC Sans"/>
                 <w:sz w:val="18"/>
                 <w:szCs w:val="18"/>
               </w:rPr>
@@ -9188,7 +8831,7 @@
             </w:r>
             <w:r>
               <w:rPr>
-                <w:rFonts w:ascii="BC Sans" w:hAnsi="BC Sans" w:eastAsia="BC Sans" w:cs="BC Sans"/>
+                <w:rFonts w:ascii="BC Sans" w:eastAsia="BC Sans" w:hAnsi="BC Sans" w:cs="BC Sans"/>
                 <w:sz w:val="18"/>
                 <w:szCs w:val="18"/>
               </w:rPr>
@@ -9196,7 +8839,7 @@
             </w:r>
             <w:r>
               <w:rPr>
-                <w:rFonts w:ascii="BC Sans" w:hAnsi="BC Sans" w:eastAsia="BC Sans" w:cs="BC Sans"/>
+                <w:rFonts w:ascii="BC Sans" w:eastAsia="BC Sans" w:hAnsi="BC Sans" w:cs="BC Sans"/>
                 <w:sz w:val="18"/>
                 <w:szCs w:val="18"/>
               </w:rPr>
@@ -9216,7 +8859,7 @@
               <w:top w:val="nil"/>
               <w:left w:val="nil"/>
               <w:bottom w:val="nil"/>
-              <w:right w:val="single" w:color="7F7F7F" w:sz="6" w:space="0"/>
+              <w:right w:val="single" w:sz="6" w:space="0" w:color="7F7F7F"/>
             </w:tcBorders>
             <w:shd w:val="clear" w:color="auto" w:fill="F2F2F2"/>
             <w:vAlign w:val="center"/>
@@ -9298,7 +8941,7 @@
             </w:r>
             <w:r>
               <w:rPr>
-                <w:rFonts w:ascii="BC Sans" w:hAnsi="BC Sans" w:eastAsia="Times New Roman" w:cs="Times New Roman"/>
+                <w:rFonts w:ascii="BC Sans" w:eastAsia="Times New Roman" w:hAnsi="BC Sans" w:cs="Times New Roman"/>
                 <w:color w:val="000000" w:themeColor="text1"/>
                 <w:sz w:val="20"/>
                 <w:szCs w:val="20"/>
@@ -9307,7 +8950,7 @@
             </w:r>
             <w:r>
               <w:rPr>
-                <w:rFonts w:ascii="BC Sans" w:hAnsi="BC Sans" w:eastAsia="BC Sans" w:cs="BC Sans"/>
+                <w:rFonts w:ascii="BC Sans" w:eastAsia="BC Sans" w:hAnsi="BC Sans" w:cs="BC Sans"/>
                 <w:sz w:val="18"/>
                 <w:szCs w:val="18"/>
               </w:rPr>
@@ -9315,7 +8958,7 @@
             </w:r>
             <w:r>
               <w:rPr>
-                <w:rFonts w:ascii="BC Sans" w:hAnsi="BC Sans" w:eastAsia="BC Sans" w:cs="BC Sans"/>
+                <w:rFonts w:ascii="BC Sans" w:eastAsia="BC Sans" w:hAnsi="BC Sans" w:cs="BC Sans"/>
                 <w:sz w:val="18"/>
                 <w:szCs w:val="18"/>
               </w:rPr>
@@ -9323,7 +8966,7 @@
             </w:r>
             <w:r>
               <w:rPr>
-                <w:rFonts w:ascii="BC Sans" w:hAnsi="BC Sans" w:eastAsia="BC Sans" w:cs="BC Sans"/>
+                <w:rFonts w:ascii="BC Sans" w:eastAsia="BC Sans" w:hAnsi="BC Sans" w:cs="BC Sans"/>
                 <w:sz w:val="18"/>
                 <w:szCs w:val="18"/>
               </w:rPr>
@@ -9331,7 +8974,7 @@
             </w:r>
             <w:r>
               <w:rPr>
-                <w:rFonts w:ascii="BC Sans" w:hAnsi="BC Sans" w:eastAsia="BC Sans" w:cs="BC Sans"/>
+                <w:rFonts w:ascii="BC Sans" w:eastAsia="BC Sans" w:hAnsi="BC Sans" w:cs="BC Sans"/>
                 <w:sz w:val="18"/>
                 <w:szCs w:val="18"/>
               </w:rPr>
@@ -9339,7 +8982,7 @@
             </w:r>
             <w:r>
               <w:rPr>
-                <w:rFonts w:ascii="BC Sans" w:hAnsi="BC Sans" w:eastAsia="BC Sans" w:cs="BC Sans"/>
+                <w:rFonts w:ascii="BC Sans" w:eastAsia="BC Sans" w:hAnsi="BC Sans" w:cs="BC Sans"/>
                 <w:sz w:val="18"/>
                 <w:szCs w:val="18"/>
               </w:rPr>
@@ -9359,7 +9002,7 @@
               <w:top w:val="nil"/>
               <w:left w:val="nil"/>
               <w:bottom w:val="nil"/>
-              <w:right w:val="single" w:color="7F7F7F" w:sz="6" w:space="0"/>
+              <w:right w:val="single" w:sz="6" w:space="0" w:color="7F7F7F"/>
             </w:tcBorders>
             <w:vAlign w:val="center"/>
             <w:hideMark/>
@@ -9439,7 +9082,7 @@
             </w:r>
             <w:r>
               <w:rPr>
-                <w:rFonts w:ascii="BC Sans" w:hAnsi="BC Sans" w:eastAsia="Times New Roman" w:cs="Times New Roman"/>
+                <w:rFonts w:ascii="BC Sans" w:eastAsia="Times New Roman" w:hAnsi="BC Sans" w:cs="Times New Roman"/>
                 <w:color w:val="000000" w:themeColor="text1"/>
                 <w:sz w:val="20"/>
                 <w:szCs w:val="20"/>
@@ -9448,7 +9091,7 @@
             </w:r>
             <w:r>
               <w:rPr>
-                <w:rFonts w:ascii="BC Sans" w:hAnsi="BC Sans" w:eastAsia="BC Sans" w:cs="BC Sans"/>
+                <w:rFonts w:ascii="BC Sans" w:eastAsia="BC Sans" w:hAnsi="BC Sans" w:cs="BC Sans"/>
                 <w:sz w:val="18"/>
                 <w:szCs w:val="18"/>
               </w:rPr>
@@ -9456,7 +9099,7 @@
             </w:r>
             <w:r>
               <w:rPr>
-                <w:rFonts w:ascii="BC Sans" w:hAnsi="BC Sans" w:eastAsia="BC Sans" w:cs="BC Sans"/>
+                <w:rFonts w:ascii="BC Sans" w:eastAsia="BC Sans" w:hAnsi="BC Sans" w:cs="BC Sans"/>
                 <w:sz w:val="18"/>
                 <w:szCs w:val="18"/>
               </w:rPr>
@@ -9464,7 +9107,7 @@
             </w:r>
             <w:r>
               <w:rPr>
-                <w:rFonts w:ascii="BC Sans" w:hAnsi="BC Sans" w:eastAsia="BC Sans" w:cs="BC Sans"/>
+                <w:rFonts w:ascii="BC Sans" w:eastAsia="BC Sans" w:hAnsi="BC Sans" w:cs="BC Sans"/>
                 <w:sz w:val="18"/>
                 <w:szCs w:val="18"/>
               </w:rPr>
@@ -9472,7 +9115,7 @@
             </w:r>
             <w:r>
               <w:rPr>
-                <w:rFonts w:ascii="BC Sans" w:hAnsi="BC Sans" w:eastAsia="BC Sans" w:cs="BC Sans"/>
+                <w:rFonts w:ascii="BC Sans" w:eastAsia="BC Sans" w:hAnsi="BC Sans" w:cs="BC Sans"/>
                 <w:sz w:val="18"/>
                 <w:szCs w:val="18"/>
               </w:rPr>
@@ -9480,7 +9123,7 @@
             </w:r>
             <w:r>
               <w:rPr>
-                <w:rFonts w:ascii="BC Sans" w:hAnsi="BC Sans" w:eastAsia="BC Sans" w:cs="BC Sans"/>
+                <w:rFonts w:ascii="BC Sans" w:eastAsia="BC Sans" w:hAnsi="BC Sans" w:cs="BC Sans"/>
                 <w:sz w:val="18"/>
                 <w:szCs w:val="18"/>
               </w:rPr>
@@ -9500,7 +9143,7 @@
               <w:top w:val="nil"/>
               <w:left w:val="nil"/>
               <w:bottom w:val="nil"/>
-              <w:right w:val="single" w:color="7F7F7F" w:sz="6" w:space="0"/>
+              <w:right w:val="single" w:sz="6" w:space="0" w:color="7F7F7F"/>
             </w:tcBorders>
             <w:vAlign w:val="center"/>
             <w:hideMark/>
@@ -9540,7 +9183,7 @@
             </w:r>
             <w:r>
               <w:rPr>
-                <w:rFonts w:ascii="BC Sans" w:hAnsi="BC Sans" w:eastAsia="Times New Roman" w:cs="Times New Roman"/>
+                <w:rFonts w:ascii="BC Sans" w:eastAsia="Times New Roman" w:hAnsi="BC Sans" w:cs="Times New Roman"/>
                 <w:color w:val="000000" w:themeColor="text1"/>
                 <w:sz w:val="20"/>
                 <w:szCs w:val="20"/>
@@ -9549,7 +9192,7 @@
             </w:r>
             <w:r>
               <w:rPr>
-                <w:rFonts w:ascii="BC Sans" w:hAnsi="BC Sans" w:eastAsia="BC Sans" w:cs="BC Sans"/>
+                <w:rFonts w:ascii="BC Sans" w:eastAsia="BC Sans" w:hAnsi="BC Sans" w:cs="BC Sans"/>
                 <w:sz w:val="18"/>
                 <w:szCs w:val="18"/>
               </w:rPr>
@@ -9612,7 +9255,7 @@
             </w:r>
             <w:r>
               <w:rPr>
-                <w:rFonts w:ascii="BC Sans" w:hAnsi="BC Sans" w:eastAsia="Times New Roman" w:cs="Times New Roman"/>
+                <w:rFonts w:ascii="BC Sans" w:eastAsia="Times New Roman" w:hAnsi="BC Sans" w:cs="Times New Roman"/>
                 <w:color w:val="000000" w:themeColor="text1"/>
                 <w:sz w:val="20"/>
                 <w:szCs w:val="20"/>
@@ -9621,7 +9264,7 @@
             </w:r>
             <w:r>
               <w:rPr>
-                <w:rFonts w:ascii="BC Sans" w:hAnsi="BC Sans" w:eastAsia="BC Sans" w:cs="BC Sans"/>
+                <w:rFonts w:ascii="BC Sans" w:eastAsia="BC Sans" w:hAnsi="BC Sans" w:cs="BC Sans"/>
                 <w:sz w:val="18"/>
                 <w:szCs w:val="18"/>
               </w:rPr>
@@ -9657,7 +9300,7 @@
               <w:top w:val="nil"/>
               <w:left w:val="nil"/>
               <w:bottom w:val="nil"/>
-              <w:right w:val="single" w:color="7F7F7F" w:sz="6" w:space="0"/>
+              <w:right w:val="single" w:sz="6" w:space="0" w:color="7F7F7F"/>
             </w:tcBorders>
             <w:vAlign w:val="center"/>
           </w:tcPr>
@@ -9696,7 +9339,7 @@
             </w:r>
             <w:r>
               <w:rPr>
-                <w:rFonts w:ascii="BC Sans" w:hAnsi="BC Sans" w:eastAsia="Times New Roman" w:cs="Times New Roman"/>
+                <w:rFonts w:ascii="BC Sans" w:eastAsia="Times New Roman" w:hAnsi="BC Sans" w:cs="Times New Roman"/>
                 <w:color w:val="000000" w:themeColor="text1"/>
                 <w:sz w:val="20"/>
                 <w:szCs w:val="20"/>
@@ -9705,7 +9348,7 @@
             </w:r>
             <w:r>
               <w:rPr>
-                <w:rFonts w:ascii="BC Sans" w:hAnsi="BC Sans" w:eastAsia="BC Sans" w:cs="BC Sans"/>
+                <w:rFonts w:ascii="BC Sans" w:eastAsia="BC Sans" w:hAnsi="BC Sans" w:cs="BC Sans"/>
                 <w:sz w:val="18"/>
                 <w:szCs w:val="18"/>
               </w:rPr>
@@ -9766,7 +9409,7 @@
             </w:r>
             <w:r>
               <w:rPr>
-                <w:rFonts w:ascii="BC Sans" w:hAnsi="BC Sans" w:eastAsia="Times New Roman" w:cs="Times New Roman"/>
+                <w:rFonts w:ascii="BC Sans" w:eastAsia="Times New Roman" w:hAnsi="BC Sans" w:cs="Times New Roman"/>
                 <w:color w:val="000000" w:themeColor="text1"/>
                 <w:sz w:val="20"/>
                 <w:szCs w:val="20"/>
@@ -9775,7 +9418,7 @@
             </w:r>
             <w:r>
               <w:rPr>
-                <w:rFonts w:ascii="BC Sans" w:hAnsi="BC Sans" w:eastAsia="BC Sans" w:cs="BC Sans"/>
+                <w:rFonts w:ascii="BC Sans" w:eastAsia="BC Sans" w:hAnsi="BC Sans" w:cs="BC Sans"/>
                 <w:sz w:val="18"/>
                 <w:szCs w:val="18"/>
               </w:rPr>
@@ -9811,7 +9454,7 @@
               <w:top w:val="nil"/>
               <w:left w:val="nil"/>
               <w:bottom w:val="nil"/>
-              <w:right w:val="single" w:color="7F7F7F" w:sz="6" w:space="0"/>
+              <w:right w:val="single" w:sz="6" w:space="0" w:color="7F7F7F"/>
             </w:tcBorders>
             <w:vAlign w:val="center"/>
             <w:hideMark/>
@@ -9858,7 +9501,7 @@
             </w:r>
             <w:r>
               <w:rPr>
-                <w:rFonts w:ascii="BC Sans" w:hAnsi="BC Sans" w:eastAsia="Times New Roman" w:cs="Times New Roman"/>
+                <w:rFonts w:ascii="BC Sans" w:eastAsia="Times New Roman" w:hAnsi="BC Sans" w:cs="Times New Roman"/>
                 <w:color w:val="000000" w:themeColor="text1"/>
                 <w:sz w:val="20"/>
                 <w:szCs w:val="20"/>
@@ -9867,7 +9510,7 @@
             </w:r>
             <w:r>
               <w:rPr>
-                <w:rFonts w:ascii="BC Sans" w:hAnsi="BC Sans" w:eastAsia="BC Sans" w:cs="BC Sans"/>
+                <w:rFonts w:ascii="BC Sans" w:eastAsia="BC Sans" w:hAnsi="BC Sans" w:cs="BC Sans"/>
                 <w:sz w:val="18"/>
                 <w:szCs w:val="18"/>
               </w:rPr>
@@ -9875,7 +9518,7 @@
             </w:r>
             <w:r>
               <w:rPr>
-                <w:rFonts w:ascii="BC Sans" w:hAnsi="BC Sans" w:eastAsia="BC Sans" w:cs="BC Sans"/>
+                <w:rFonts w:ascii="BC Sans" w:eastAsia="BC Sans" w:hAnsi="BC Sans" w:cs="BC Sans"/>
                 <w:sz w:val="18"/>
                 <w:szCs w:val="18"/>
               </w:rPr>
@@ -9883,7 +9526,7 @@
             </w:r>
             <w:r>
               <w:rPr>
-                <w:rFonts w:ascii="BC Sans" w:hAnsi="BC Sans" w:eastAsia="BC Sans" w:cs="BC Sans"/>
+                <w:rFonts w:ascii="BC Sans" w:eastAsia="BC Sans" w:hAnsi="BC Sans" w:cs="BC Sans"/>
                 <w:sz w:val="18"/>
                 <w:szCs w:val="18"/>
               </w:rPr>
@@ -9932,7 +9575,7 @@
             </w:r>
             <w:r>
               <w:rPr>
-                <w:rFonts w:ascii="BC Sans" w:hAnsi="BC Sans" w:eastAsia="Times New Roman" w:cs="Times New Roman"/>
+                <w:rFonts w:ascii="BC Sans" w:eastAsia="Times New Roman" w:hAnsi="BC Sans" w:cs="Times New Roman"/>
                 <w:color w:val="000000" w:themeColor="text1"/>
                 <w:sz w:val="20"/>
                 <w:szCs w:val="20"/>
@@ -9941,7 +9584,7 @@
             </w:r>
             <w:r>
               <w:rPr>
-                <w:rFonts w:ascii="BC Sans" w:hAnsi="BC Sans" w:eastAsia="BC Sans" w:cs="BC Sans"/>
+                <w:rFonts w:ascii="BC Sans" w:eastAsia="BC Sans" w:hAnsi="BC Sans" w:cs="BC Sans"/>
                 <w:sz w:val="18"/>
                 <w:szCs w:val="18"/>
               </w:rPr>
@@ -9949,7 +9592,7 @@
             </w:r>
             <w:r>
               <w:rPr>
-                <w:rFonts w:ascii="BC Sans" w:hAnsi="BC Sans" w:eastAsia="BC Sans" w:cs="BC Sans"/>
+                <w:rFonts w:ascii="BC Sans" w:eastAsia="BC Sans" w:hAnsi="BC Sans" w:cs="BC Sans"/>
                 <w:sz w:val="18"/>
                 <w:szCs w:val="18"/>
               </w:rPr>
@@ -9957,7 +9600,7 @@
             </w:r>
             <w:r>
               <w:rPr>
-                <w:rFonts w:ascii="BC Sans" w:hAnsi="BC Sans" w:eastAsia="BC Sans" w:cs="BC Sans"/>
+                <w:rFonts w:ascii="BC Sans" w:eastAsia="BC Sans" w:hAnsi="BC Sans" w:cs="BC Sans"/>
                 <w:sz w:val="18"/>
                 <w:szCs w:val="18"/>
               </w:rPr>
@@ -9977,7 +9620,7 @@
               <w:top w:val="nil"/>
               <w:left w:val="nil"/>
               <w:bottom w:val="nil"/>
-              <w:right w:val="single" w:color="7F7F7F" w:sz="6" w:space="0"/>
+              <w:right w:val="single" w:sz="6" w:space="0" w:color="7F7F7F"/>
             </w:tcBorders>
             <w:vAlign w:val="center"/>
           </w:tcPr>
@@ -10023,7 +9666,7 @@
             </w:r>
             <w:r>
               <w:rPr>
-                <w:rFonts w:ascii="BC Sans" w:hAnsi="BC Sans" w:eastAsia="Times New Roman" w:cs="Times New Roman"/>
+                <w:rFonts w:ascii="BC Sans" w:eastAsia="Times New Roman" w:hAnsi="BC Sans" w:cs="Times New Roman"/>
                 <w:color w:val="000000" w:themeColor="text1"/>
                 <w:sz w:val="20"/>
                 <w:szCs w:val="20"/>
@@ -10032,7 +9675,7 @@
             </w:r>
             <w:r>
               <w:rPr>
-                <w:rFonts w:ascii="BC Sans" w:hAnsi="BC Sans" w:eastAsia="BC Sans" w:cs="BC Sans"/>
+                <w:rFonts w:ascii="BC Sans" w:eastAsia="BC Sans" w:hAnsi="BC Sans" w:cs="BC Sans"/>
                 <w:sz w:val="18"/>
                 <w:szCs w:val="18"/>
               </w:rPr>
@@ -10040,7 +9683,7 @@
             </w:r>
             <w:r>
               <w:rPr>
-                <w:rFonts w:ascii="BC Sans" w:hAnsi="BC Sans" w:eastAsia="BC Sans" w:cs="BC Sans"/>
+                <w:rFonts w:ascii="BC Sans" w:eastAsia="BC Sans" w:hAnsi="BC Sans" w:cs="BC Sans"/>
                 <w:sz w:val="18"/>
                 <w:szCs w:val="18"/>
               </w:rPr>
@@ -10048,7 +9691,7 @@
             </w:r>
             <w:r>
               <w:rPr>
-                <w:rFonts w:ascii="BC Sans" w:hAnsi="BC Sans" w:eastAsia="BC Sans" w:cs="BC Sans"/>
+                <w:rFonts w:ascii="BC Sans" w:eastAsia="BC Sans" w:hAnsi="BC Sans" w:cs="BC Sans"/>
                 <w:sz w:val="18"/>
                 <w:szCs w:val="18"/>
               </w:rPr>
@@ -10096,7 +9739,7 @@
             </w:r>
             <w:r>
               <w:rPr>
-                <w:rFonts w:ascii="BC Sans" w:hAnsi="BC Sans" w:eastAsia="Times New Roman" w:cs="Times New Roman"/>
+                <w:rFonts w:ascii="BC Sans" w:eastAsia="Times New Roman" w:hAnsi="BC Sans" w:cs="Times New Roman"/>
                 <w:color w:val="000000" w:themeColor="text1"/>
                 <w:sz w:val="20"/>
                 <w:szCs w:val="20"/>
@@ -10105,7 +9748,7 @@
             </w:r>
             <w:r>
               <w:rPr>
-                <w:rFonts w:ascii="BC Sans" w:hAnsi="BC Sans" w:eastAsia="BC Sans" w:cs="BC Sans"/>
+                <w:rFonts w:ascii="BC Sans" w:eastAsia="BC Sans" w:hAnsi="BC Sans" w:cs="BC Sans"/>
                 <w:sz w:val="18"/>
                 <w:szCs w:val="18"/>
               </w:rPr>
@@ -10113,7 +9756,7 @@
             </w:r>
             <w:r>
               <w:rPr>
-                <w:rFonts w:ascii="BC Sans" w:hAnsi="BC Sans" w:eastAsia="BC Sans" w:cs="BC Sans"/>
+                <w:rFonts w:ascii="BC Sans" w:eastAsia="BC Sans" w:hAnsi="BC Sans" w:cs="BC Sans"/>
                 <w:sz w:val="18"/>
                 <w:szCs w:val="18"/>
               </w:rPr>
@@ -10121,7 +9764,7 @@
             </w:r>
             <w:r>
               <w:rPr>
-                <w:rFonts w:ascii="BC Sans" w:hAnsi="BC Sans" w:eastAsia="BC Sans" w:cs="BC Sans"/>
+                <w:rFonts w:ascii="BC Sans" w:eastAsia="BC Sans" w:hAnsi="BC Sans" w:cs="BC Sans"/>
                 <w:sz w:val="18"/>
                 <w:szCs w:val="18"/>
               </w:rPr>
@@ -10141,7 +9784,7 @@
               <w:top w:val="nil"/>
               <w:left w:val="nil"/>
               <w:bottom w:val="nil"/>
-              <w:right w:val="single" w:color="7F7F7F" w:sz="6" w:space="0"/>
+              <w:right w:val="single" w:sz="6" w:space="0" w:color="7F7F7F"/>
             </w:tcBorders>
             <w:shd w:val="clear" w:color="auto" w:fill="F2F2F2"/>
             <w:vAlign w:val="center"/>
@@ -10223,7 +9866,7 @@
             </w:r>
             <w:r>
               <w:rPr>
-                <w:rFonts w:ascii="BC Sans" w:hAnsi="BC Sans" w:eastAsia="Times New Roman" w:cs="Times New Roman"/>
+                <w:rFonts w:ascii="BC Sans" w:eastAsia="Times New Roman" w:hAnsi="BC Sans" w:cs="Times New Roman"/>
                 <w:color w:val="000000" w:themeColor="text1"/>
                 <w:sz w:val="20"/>
                 <w:szCs w:val="20"/>
@@ -10232,7 +9875,7 @@
             </w:r>
             <w:r>
               <w:rPr>
-                <w:rFonts w:ascii="BC Sans" w:hAnsi="BC Sans" w:eastAsia="BC Sans" w:cs="BC Sans"/>
+                <w:rFonts w:ascii="BC Sans" w:eastAsia="BC Sans" w:hAnsi="BC Sans" w:cs="BC Sans"/>
                 <w:sz w:val="18"/>
                 <w:szCs w:val="18"/>
               </w:rPr>
@@ -10240,7 +9883,7 @@
             </w:r>
             <w:r>
               <w:rPr>
-                <w:rFonts w:ascii="BC Sans" w:hAnsi="BC Sans" w:eastAsia="BC Sans" w:cs="BC Sans"/>
+                <w:rFonts w:ascii="BC Sans" w:eastAsia="BC Sans" w:hAnsi="BC Sans" w:cs="BC Sans"/>
                 <w:sz w:val="18"/>
                 <w:szCs w:val="18"/>
               </w:rPr>
@@ -10248,7 +9891,7 @@
             </w:r>
             <w:r>
               <w:rPr>
-                <w:rFonts w:ascii="BC Sans" w:hAnsi="BC Sans" w:eastAsia="BC Sans" w:cs="BC Sans"/>
+                <w:rFonts w:ascii="BC Sans" w:eastAsia="BC Sans" w:hAnsi="BC Sans" w:cs="BC Sans"/>
                 <w:sz w:val="18"/>
                 <w:szCs w:val="18"/>
               </w:rPr>
@@ -10256,7 +9899,7 @@
             </w:r>
             <w:r>
               <w:rPr>
-                <w:rFonts w:ascii="BC Sans" w:hAnsi="BC Sans" w:eastAsia="BC Sans" w:cs="BC Sans"/>
+                <w:rFonts w:ascii="BC Sans" w:eastAsia="BC Sans" w:hAnsi="BC Sans" w:cs="BC Sans"/>
                 <w:sz w:val="18"/>
                 <w:szCs w:val="18"/>
               </w:rPr>
@@ -10264,7 +9907,7 @@
             </w:r>
             <w:r>
               <w:rPr>
-                <w:rFonts w:ascii="BC Sans" w:hAnsi="BC Sans" w:eastAsia="BC Sans" w:cs="BC Sans"/>
+                <w:rFonts w:ascii="BC Sans" w:eastAsia="BC Sans" w:hAnsi="BC Sans" w:cs="BC Sans"/>
                 <w:sz w:val="18"/>
                 <w:szCs w:val="18"/>
               </w:rPr>
@@ -10284,7 +9927,7 @@
               <w:top w:val="nil"/>
               <w:left w:val="nil"/>
               <w:bottom w:val="nil"/>
-              <w:right w:val="single" w:color="7F7F7F" w:sz="6" w:space="0"/>
+              <w:right w:val="single" w:sz="6" w:space="0" w:color="7F7F7F"/>
             </w:tcBorders>
             <w:vAlign w:val="center"/>
             <w:hideMark/>
@@ -10364,7 +10007,7 @@
             </w:r>
             <w:r>
               <w:rPr>
-                <w:rFonts w:ascii="BC Sans" w:hAnsi="BC Sans" w:eastAsia="Times New Roman" w:cs="Times New Roman"/>
+                <w:rFonts w:ascii="BC Sans" w:eastAsia="Times New Roman" w:hAnsi="BC Sans" w:cs="Times New Roman"/>
                 <w:color w:val="000000" w:themeColor="text1"/>
                 <w:sz w:val="20"/>
                 <w:szCs w:val="20"/>
@@ -10373,7 +10016,7 @@
             </w:r>
             <w:r>
               <w:rPr>
-                <w:rFonts w:ascii="BC Sans" w:hAnsi="BC Sans" w:eastAsia="BC Sans" w:cs="BC Sans"/>
+                <w:rFonts w:ascii="BC Sans" w:eastAsia="BC Sans" w:hAnsi="BC Sans" w:cs="BC Sans"/>
                 <w:sz w:val="18"/>
                 <w:szCs w:val="18"/>
               </w:rPr>
@@ -10381,7 +10024,7 @@
             </w:r>
             <w:r>
               <w:rPr>
-                <w:rFonts w:ascii="BC Sans" w:hAnsi="BC Sans" w:eastAsia="BC Sans" w:cs="BC Sans"/>
+                <w:rFonts w:ascii="BC Sans" w:eastAsia="BC Sans" w:hAnsi="BC Sans" w:cs="BC Sans"/>
                 <w:sz w:val="18"/>
                 <w:szCs w:val="18"/>
               </w:rPr>
@@ -10389,7 +10032,7 @@
             </w:r>
             <w:r>
               <w:rPr>
-                <w:rFonts w:ascii="BC Sans" w:hAnsi="BC Sans" w:eastAsia="BC Sans" w:cs="BC Sans"/>
+                <w:rFonts w:ascii="BC Sans" w:eastAsia="BC Sans" w:hAnsi="BC Sans" w:cs="BC Sans"/>
                 <w:sz w:val="18"/>
                 <w:szCs w:val="18"/>
               </w:rPr>
@@ -10397,7 +10040,7 @@
             </w:r>
             <w:r>
               <w:rPr>
-                <w:rFonts w:ascii="BC Sans" w:hAnsi="BC Sans" w:eastAsia="BC Sans" w:cs="BC Sans"/>
+                <w:rFonts w:ascii="BC Sans" w:eastAsia="BC Sans" w:hAnsi="BC Sans" w:cs="BC Sans"/>
                 <w:sz w:val="18"/>
                 <w:szCs w:val="18"/>
               </w:rPr>
@@ -10405,7 +10048,7 @@
             </w:r>
             <w:r>
               <w:rPr>
-                <w:rFonts w:ascii="BC Sans" w:hAnsi="BC Sans" w:eastAsia="BC Sans" w:cs="BC Sans"/>
+                <w:rFonts w:ascii="BC Sans" w:eastAsia="BC Sans" w:hAnsi="BC Sans" w:cs="BC Sans"/>
                 <w:sz w:val="18"/>
                 <w:szCs w:val="18"/>
               </w:rPr>
@@ -10425,7 +10068,7 @@
               <w:top w:val="nil"/>
               <w:left w:val="nil"/>
               <w:bottom w:val="nil"/>
-              <w:right w:val="single" w:color="7F7F7F" w:sz="6" w:space="0"/>
+              <w:right w:val="single" w:sz="6" w:space="0" w:color="7F7F7F"/>
             </w:tcBorders>
             <w:shd w:val="clear" w:color="auto" w:fill="F2F2F2"/>
             <w:vAlign w:val="center"/>
@@ -10524,10 +10167,10 @@
       <w:tblPr>
         <w:tblW w:w="10800" w:type="dxa"/>
         <w:tblBorders>
-          <w:top w:val="outset" w:color="auto" w:sz="6" w:space="0"/>
-          <w:left w:val="outset" w:color="auto" w:sz="6" w:space="0"/>
-          <w:bottom w:val="outset" w:color="auto" w:sz="6" w:space="0"/>
-          <w:right w:val="outset" w:color="auto" w:sz="6" w:space="0"/>
+          <w:top w:val="outset" w:sz="6" w:space="0" w:color="auto"/>
+          <w:left w:val="outset" w:sz="6" w:space="0" w:color="auto"/>
+          <w:bottom w:val="outset" w:sz="6" w:space="0" w:color="auto"/>
+          <w:right w:val="outset" w:sz="6" w:space="0" w:color="auto"/>
         </w:tblBorders>
         <w:tblLook w:val="04A0" w:firstRow="1" w:lastRow="0" w:firstColumn="1" w:lastColumn="0" w:noHBand="0" w:noVBand="1"/>
       </w:tblPr>
@@ -10546,7 +10189,7 @@
             <w:tcBorders>
               <w:top w:val="nil"/>
               <w:left w:val="nil"/>
-              <w:bottom w:val="single" w:color="7F7F7F" w:sz="6" w:space="0"/>
+              <w:bottom w:val="single" w:sz="6" w:space="0" w:color="7F7F7F"/>
               <w:right w:val="nil"/>
             </w:tcBorders>
             <w:hideMark/>
@@ -10607,7 +10250,7 @@
               <w:top w:val="nil"/>
               <w:left w:val="nil"/>
               <w:bottom w:val="nil"/>
-              <w:right w:val="single" w:color="7F7F7F" w:sz="6" w:space="0"/>
+              <w:right w:val="single" w:sz="6" w:space="0" w:color="7F7F7F"/>
             </w:tcBorders>
             <w:shd w:val="clear" w:color="auto" w:fill="F2F2F2"/>
             <w:hideMark/>
@@ -10687,7 +10330,7 @@
               <w:top w:val="nil"/>
               <w:left w:val="nil"/>
               <w:bottom w:val="nil"/>
-              <w:right w:val="single" w:color="7F7F7F" w:sz="6" w:space="0"/>
+              <w:right w:val="single" w:sz="6" w:space="0" w:color="7F7F7F"/>
             </w:tcBorders>
             <w:hideMark/>
           </w:tcPr>
@@ -10756,7 +10399,7 @@
               <w:top w:val="nil"/>
               <w:left w:val="nil"/>
               <w:bottom w:val="nil"/>
-              <w:right w:val="single" w:color="7F7F7F" w:sz="6" w:space="0"/>
+              <w:right w:val="single" w:sz="6" w:space="0" w:color="7F7F7F"/>
             </w:tcBorders>
             <w:shd w:val="clear" w:color="auto" w:fill="F2F2F2"/>
             <w:hideMark/>
@@ -10831,7 +10474,7 @@
       <w:pPr>
         <w:spacing w:after="0"/>
         <w:rPr>
-          <w:rFonts w:ascii="BC Sans" w:hAnsi="BC Sans" w:eastAsia="Times New Roman" w:cs="Segoe UI"/>
+          <w:rFonts w:ascii="BC Sans" w:eastAsia="Times New Roman" w:hAnsi="BC Sans" w:cs="Segoe UI"/>
           <w:color w:val="000000"/>
           <w:kern w:val="0"/>
           <w:sz w:val="20"/>
@@ -10850,7 +10493,7 @@
       </w:r>
       <w:r>
         <w:rPr>
-          <w:rFonts w:ascii="BC Sans" w:hAnsi="BC Sans" w:eastAsia="Times New Roman" w:cs="Segoe UI"/>
+          <w:rFonts w:ascii="BC Sans" w:eastAsia="Times New Roman" w:hAnsi="BC Sans" w:cs="Segoe UI"/>
           <w:color w:val="000000"/>
           <w:kern w:val="0"/>
           <w:sz w:val="20"/>
@@ -10862,7 +10505,7 @@
       </w:r>
       <w:r>
         <w:rPr>
-          <w:rFonts w:ascii="BC Sans" w:hAnsi="BC Sans" w:eastAsia="Times New Roman" w:cs="Segoe UI"/>
+          <w:rFonts w:ascii="BC Sans" w:eastAsia="Times New Roman" w:hAnsi="BC Sans" w:cs="Segoe UI"/>
           <w:color w:val="000000"/>
           <w:kern w:val="0"/>
           <w:sz w:val="20"/>
@@ -10874,7 +10517,7 @@
       </w:r>
       <w:r>
         <w:rPr>
-          <w:rFonts w:ascii="BC Sans" w:hAnsi="BC Sans" w:eastAsia="Times New Roman" w:cs="Segoe UI"/>
+          <w:rFonts w:ascii="BC Sans" w:eastAsia="Times New Roman" w:hAnsi="BC Sans" w:cs="Segoe UI"/>
           <w:color w:val="000000"/>
           <w:kern w:val="0"/>
           <w:sz w:val="20"/>
@@ -10911,7 +10554,7 @@
           <w:p>
             <w:pPr>
               <w:rPr>
-                <w:rFonts w:ascii="BC Sans" w:hAnsi="BC Sans" w:eastAsia="Times New Roman" w:cs="Times New Roman"/>
+                <w:rFonts w:ascii="BC Sans" w:eastAsia="Times New Roman" w:hAnsi="BC Sans" w:cs="Times New Roman"/>
                 <w:color w:val="000000"/>
                 <w:kern w:val="0"/>
                 <w:sz w:val="20"/>
@@ -10921,7 +10564,7 @@
             </w:pPr>
             <w:r>
               <w:rPr>
-                <w:rFonts w:ascii="BC Sans" w:hAnsi="BC Sans" w:eastAsia="Times New Roman" w:cs="Times New Roman"/>
+                <w:rFonts w:ascii="BC Sans" w:eastAsia="Times New Roman" w:hAnsi="BC Sans" w:cs="Times New Roman"/>
                 <w:caps w:val="0"/>
                 <w:color w:val="000000"/>
                 <w:kern w:val="0"/>
@@ -10933,7 +10576,7 @@
             </w:r>
             <w:r>
               <w:rPr>
-                <w:rFonts w:ascii="BC Sans" w:hAnsi="BC Sans" w:eastAsia="Times New Roman" w:cs="Times New Roman"/>
+                <w:rFonts w:ascii="BC Sans" w:eastAsia="Times New Roman" w:hAnsi="BC Sans" w:cs="Times New Roman"/>
                 <w:caps w:val="0"/>
                 <w:color w:val="000000"/>
                 <w:kern w:val="0"/>
@@ -10949,7 +10592,7 @@
       <w:tr>
         <w:trPr>
           <w:cnfStyle w:val="000000100000" w:firstRow="0" w:lastRow="0" w:firstColumn="0" w:lastColumn="0" w:oddVBand="0" w:evenVBand="0" w:oddHBand="1" w:evenHBand="0" w:firstRowFirstColumn="0" w:firstRowLastColumn="0" w:lastRowFirstColumn="0" w:lastRowLastColumn="0"/>
-          <w:trHeight w:val="20" w:hRule="exact"/>
+          <w:trHeight w:hRule="exact" w:val="20"/>
         </w:trPr>
         <w:tc>
           <w:tcPr>
@@ -10957,7 +10600,7 @@
             <w:tcW w:w="10916" w:type="dxa"/>
             <w:gridSpan w:val="2"/>
             <w:tcBorders>
-              <w:right w:val="none" w:color="auto" w:sz="0" w:space="0"/>
+              <w:right w:val="none" w:sz="0" w:space="0" w:color="auto"/>
             </w:tcBorders>
             <w:noWrap/>
             <w:vAlign w:val="center"/>
@@ -10966,7 +10609,7 @@
             <w:pPr>
               <w:spacing w:line="259" w:lineRule="auto"/>
               <w:rPr>
-                <w:rFonts w:ascii="BC Sans" w:hAnsi="BC Sans" w:eastAsia="Times New Roman" w:cs="Times New Roman"/>
+                <w:rFonts w:ascii="BC Sans" w:eastAsia="Times New Roman" w:hAnsi="BC Sans" w:cs="Times New Roman"/>
                 <w:color w:val="000000" w:themeColor="text1"/>
                 <w:sz w:val="18"/>
                 <w:szCs w:val="18"/>
@@ -10977,7 +10620,7 @@
       </w:tr>
       <w:tr>
         <w:trPr>
-          <w:trHeight w:val="20" w:hRule="exact"/>
+          <w:trHeight w:hRule="exact" w:val="20"/>
         </w:trPr>
         <w:tc>
           <w:tcPr>
@@ -10985,7 +10628,7 @@
             <w:tcW w:w="10916" w:type="dxa"/>
             <w:gridSpan w:val="2"/>
             <w:tcBorders>
-              <w:right w:val="none" w:color="auto" w:sz="0" w:space="0"/>
+              <w:right w:val="none" w:sz="0" w:space="0" w:color="auto"/>
             </w:tcBorders>
             <w:noWrap/>
             <w:vAlign w:val="center"/>
@@ -10993,7 +10636,7 @@
           <w:p>
             <w:pPr>
               <w:rPr>
-                <w:rFonts w:ascii="BC Sans" w:hAnsi="BC Sans" w:eastAsia="Times New Roman" w:cs="Times New Roman"/>
+                <w:rFonts w:ascii="BC Sans" w:eastAsia="Times New Roman" w:hAnsi="BC Sans" w:cs="Times New Roman"/>
                 <w:color w:val="000000" w:themeColor="text1"/>
                 <w:sz w:val="20"/>
                 <w:szCs w:val="20"/>
@@ -11018,7 +10661,7 @@
           <w:p>
             <w:pPr>
               <w:rPr>
-                <w:rFonts w:ascii="BC Sans" w:hAnsi="BC Sans" w:eastAsia="Times New Roman" w:cs="Times New Roman"/>
+                <w:rFonts w:ascii="BC Sans" w:eastAsia="Times New Roman" w:hAnsi="BC Sans" w:cs="Times New Roman"/>
                 <w:caps w:val="0"/>
                 <w:color w:val="000000" w:themeColor="text1"/>
                 <w:sz w:val="18"/>
@@ -11027,7 +10670,7 @@
             </w:pPr>
             <w:r>
               <w:rPr>
-                <w:rFonts w:ascii="BC Sans" w:hAnsi="BC Sans" w:eastAsia="Times New Roman" w:cs="Times New Roman"/>
+                <w:rFonts w:ascii="BC Sans" w:eastAsia="Times New Roman" w:hAnsi="BC Sans" w:cs="Times New Roman"/>
                 <w:b w:val="0"/>
                 <w:bCs w:val="0"/>
                 <w:caps w:val="0"/>
@@ -11039,7 +10682,7 @@
             </w:r>
             <w:r>
               <w:rPr>
-                <w:rFonts w:ascii="BC Sans" w:hAnsi="BC Sans" w:eastAsia="Times New Roman" w:cs="Times New Roman"/>
+                <w:rFonts w:ascii="BC Sans" w:eastAsia="Times New Roman" w:hAnsi="BC Sans" w:cs="Times New Roman"/>
                 <w:b w:val="0"/>
                 <w:bCs w:val="0"/>
                 <w:caps w:val="0"/>
@@ -11051,7 +10694,7 @@
             </w:r>
             <w:r>
               <w:rPr>
-                <w:rFonts w:ascii="BC Sans" w:hAnsi="BC Sans" w:eastAsia="Times New Roman" w:cs="Times New Roman"/>
+                <w:rFonts w:ascii="BC Sans" w:eastAsia="Times New Roman" w:hAnsi="BC Sans" w:cs="Times New Roman"/>
                 <w:b w:val="0"/>
                 <w:bCs w:val="0"/>
                 <w:caps w:val="0"/>
@@ -11063,7 +10706,7 @@
             </w:r>
             <w:r>
               <w:rPr>
-                <w:rFonts w:ascii="BC Sans" w:hAnsi="BC Sans" w:eastAsia="Times New Roman" w:cs="Times New Roman"/>
+                <w:rFonts w:ascii="BC Sans" w:eastAsia="Times New Roman" w:hAnsi="BC Sans" w:cs="Times New Roman"/>
                 <w:b w:val="0"/>
                 <w:bCs w:val="0"/>
                 <w:caps w:val="0"/>
@@ -11075,7 +10718,7 @@
             </w:r>
             <w:r>
               <w:rPr>
-                <w:rFonts w:ascii="BC Sans" w:hAnsi="BC Sans" w:eastAsia="Times New Roman" w:cs="Times New Roman"/>
+                <w:rFonts w:ascii="BC Sans" w:eastAsia="Times New Roman" w:hAnsi="BC Sans" w:cs="Times New Roman"/>
                 <w:b w:val="0"/>
                 <w:bCs w:val="0"/>
                 <w:caps w:val="0"/>
@@ -11087,7 +10730,7 @@
             </w:r>
             <w:r>
               <w:rPr>
-                <w:rFonts w:ascii="BC Sans" w:hAnsi="BC Sans" w:eastAsia="Times New Roman" w:cs="Times New Roman"/>
+                <w:rFonts w:ascii="BC Sans" w:eastAsia="Times New Roman" w:hAnsi="BC Sans" w:cs="Times New Roman"/>
                 <w:b w:val="0"/>
                 <w:bCs w:val="0"/>
                 <w:caps w:val="0"/>
@@ -11109,7 +10752,7 @@
               <w:spacing w:line="259" w:lineRule="auto"/>
               <w:cnfStyle w:val="000000100000" w:firstRow="0" w:lastRow="0" w:firstColumn="0" w:lastColumn="0" w:oddVBand="0" w:evenVBand="0" w:oddHBand="1" w:evenHBand="0" w:firstRowFirstColumn="0" w:firstRowLastColumn="0" w:lastRowFirstColumn="0" w:lastRowLastColumn="0"/>
               <w:rPr>
-                <w:rFonts w:ascii="BC Sans" w:hAnsi="BC Sans" w:eastAsia="Times New Roman" w:cs="Times New Roman"/>
+                <w:rFonts w:ascii="BC Sans" w:eastAsia="Times New Roman" w:hAnsi="BC Sans" w:cs="Times New Roman"/>
                 <w:b/>
                 <w:bCs/>
                 <w:color w:val="000000" w:themeColor="text1"/>
@@ -11119,7 +10762,7 @@
             </w:pPr>
             <w:r>
               <w:rPr>
-                <w:rFonts w:ascii="BC Sans" w:hAnsi="BC Sans" w:eastAsia="Times New Roman" w:cs="Times New Roman"/>
+                <w:rFonts w:ascii="BC Sans" w:eastAsia="Times New Roman" w:hAnsi="BC Sans" w:cs="Times New Roman"/>
                 <w:color w:val="000000" w:themeColor="text1"/>
                 <w:sz w:val="20"/>
                 <w:szCs w:val="20"/>
@@ -11128,7 +10771,7 @@
             </w:r>
             <w:r>
               <w:rPr>
-                <w:rFonts w:ascii="BC Sans" w:hAnsi="BC Sans" w:eastAsia="Times New Roman" w:cs="Times New Roman"/>
+                <w:rFonts w:ascii="BC Sans" w:eastAsia="Times New Roman" w:hAnsi="BC Sans" w:cs="Times New Roman"/>
                 <w:color w:val="000000" w:themeColor="text1"/>
                 <w:sz w:val="20"/>
                 <w:szCs w:val="20"/>
@@ -11137,7 +10780,7 @@
             </w:r>
             <w:r>
               <w:rPr>
-                <w:rFonts w:ascii="BC Sans" w:hAnsi="BC Sans" w:eastAsia="Times New Roman" w:cs="Times New Roman"/>
+                <w:rFonts w:ascii="BC Sans" w:eastAsia="Times New Roman" w:hAnsi="BC Sans" w:cs="Times New Roman"/>
                 <w:color w:val="000000" w:themeColor="text1"/>
                 <w:sz w:val="20"/>
                 <w:szCs w:val="20"/>
@@ -11146,7 +10789,7 @@
             </w:r>
             <w:r>
               <w:rPr>
-                <w:rFonts w:ascii="BC Sans" w:hAnsi="BC Sans" w:eastAsia="Times New Roman" w:cs="Times New Roman"/>
+                <w:rFonts w:ascii="BC Sans" w:eastAsia="Times New Roman" w:hAnsi="BC Sans" w:cs="Times New Roman"/>
                 <w:color w:val="000000" w:themeColor="text1"/>
                 <w:sz w:val="20"/>
                 <w:szCs w:val="20"/>
@@ -11155,7 +10798,7 @@
             </w:r>
             <w:r>
               <w:rPr>
-                <w:rFonts w:ascii="BC Sans" w:hAnsi="BC Sans" w:eastAsia="Times New Roman" w:cs="Times New Roman"/>
+                <w:rFonts w:ascii="BC Sans" w:eastAsia="Times New Roman" w:hAnsi="BC Sans" w:cs="Times New Roman"/>
                 <w:color w:val="000000" w:themeColor="text1"/>
                 <w:sz w:val="20"/>
                 <w:szCs w:val="20"/>
@@ -11180,18 +10823,18 @@
           <w:p>
             <w:pPr>
               <w:rPr>
-                <w:rFonts w:ascii="BC Sans" w:hAnsi="BC Sans" w:eastAsia="Times New Roman" w:cs="Times New Roman"/>
-                <w:b w:val="0"/>
-                <w:bCs w:val="0"/>
-                <w:caps w:val="0"/>
-                <w:color w:val="000000" w:themeColor="text1"/>
-                <w:sz w:val="20"/>
-                <w:szCs w:val="20"/>
-              </w:rPr>
-            </w:pPr>
-            <w:r>
-              <w:rPr>
-                <w:rFonts w:ascii="BC Sans" w:hAnsi="BC Sans" w:eastAsia="Times New Roman" w:cs="Times New Roman"/>
+                <w:rFonts w:ascii="BC Sans" w:eastAsia="Times New Roman" w:hAnsi="BC Sans" w:cs="Times New Roman"/>
+                <w:b w:val="0"/>
+                <w:bCs w:val="0"/>
+                <w:caps w:val="0"/>
+                <w:color w:val="000000" w:themeColor="text1"/>
+                <w:sz w:val="20"/>
+                <w:szCs w:val="20"/>
+              </w:rPr>
+            </w:pPr>
+            <w:r>
+              <w:rPr>
+                <w:rFonts w:ascii="BC Sans" w:eastAsia="Times New Roman" w:hAnsi="BC Sans" w:cs="Times New Roman"/>
                 <w:b w:val="0"/>
                 <w:bCs w:val="0"/>
                 <w:caps w:val="0"/>
@@ -11203,7 +10846,7 @@
             </w:r>
             <w:r>
               <w:rPr>
-                <w:rFonts w:ascii="BC Sans" w:hAnsi="BC Sans" w:eastAsia="Times New Roman" w:cs="Times New Roman"/>
+                <w:rFonts w:ascii="BC Sans" w:eastAsia="Times New Roman" w:hAnsi="BC Sans" w:cs="Times New Roman"/>
                 <w:b w:val="0"/>
                 <w:bCs w:val="0"/>
                 <w:caps w:val="0"/>
@@ -11215,7 +10858,7 @@
             </w:r>
             <w:r>
               <w:rPr>
-                <w:rFonts w:ascii="BC Sans" w:hAnsi="BC Sans" w:eastAsia="Times New Roman" w:cs="Times New Roman"/>
+                <w:rFonts w:ascii="BC Sans" w:eastAsia="Times New Roman" w:hAnsi="BC Sans" w:cs="Times New Roman"/>
                 <w:b w:val="0"/>
                 <w:bCs w:val="0"/>
                 <w:caps w:val="0"/>
@@ -11227,7 +10870,7 @@
             </w:r>
             <w:r>
               <w:rPr>
-                <w:rFonts w:ascii="BC Sans" w:hAnsi="BC Sans" w:eastAsia="Times New Roman" w:cs="Times New Roman"/>
+                <w:rFonts w:ascii="BC Sans" w:eastAsia="Times New Roman" w:hAnsi="BC Sans" w:cs="Times New Roman"/>
                 <w:b w:val="0"/>
                 <w:bCs w:val="0"/>
                 <w:caps w:val="0"/>
@@ -11239,7 +10882,7 @@
             </w:r>
             <w:r>
               <w:rPr>
-                <w:rFonts w:ascii="BC Sans" w:hAnsi="BC Sans" w:eastAsia="Times New Roman" w:cs="Times New Roman"/>
+                <w:rFonts w:ascii="BC Sans" w:eastAsia="Times New Roman" w:hAnsi="BC Sans" w:cs="Times New Roman"/>
                 <w:b w:val="0"/>
                 <w:bCs w:val="0"/>
                 <w:caps w:val="0"/>
@@ -11251,7 +10894,7 @@
             </w:r>
             <w:r>
               <w:rPr>
-                <w:rFonts w:ascii="BC Sans" w:hAnsi="BC Sans" w:eastAsia="Times New Roman" w:cs="Times New Roman"/>
+                <w:rFonts w:ascii="BC Sans" w:eastAsia="Times New Roman" w:hAnsi="BC Sans" w:cs="Times New Roman"/>
                 <w:b w:val="0"/>
                 <w:bCs w:val="0"/>
                 <w:caps w:val="0"/>
@@ -11263,7 +10906,7 @@
             </w:r>
             <w:r>
               <w:rPr>
-                <w:rFonts w:ascii="BC Sans" w:hAnsi="BC Sans" w:eastAsia="Times New Roman" w:cs="Times New Roman"/>
+                <w:rFonts w:ascii="BC Sans" w:eastAsia="Times New Roman" w:hAnsi="BC Sans" w:cs="Times New Roman"/>
                 <w:b w:val="0"/>
                 <w:bCs w:val="0"/>
                 <w:caps w:val="0"/>
@@ -11275,7 +10918,7 @@
             </w:r>
             <w:r>
               <w:rPr>
-                <w:rFonts w:ascii="BC Sans" w:hAnsi="BC Sans" w:eastAsia="Times New Roman" w:cs="Times New Roman"/>
+                <w:rFonts w:ascii="BC Sans" w:eastAsia="Times New Roman" w:hAnsi="BC Sans" w:cs="Times New Roman"/>
                 <w:b w:val="0"/>
                 <w:bCs w:val="0"/>
                 <w:caps w:val="0"/>
@@ -11296,15 +10939,15 @@
             <w:pPr>
               <w:cnfStyle w:val="000000000000" w:firstRow="0" w:lastRow="0" w:firstColumn="0" w:lastColumn="0" w:oddVBand="0" w:evenVBand="0" w:oddHBand="0" w:evenHBand="0" w:firstRowFirstColumn="0" w:firstRowLastColumn="0" w:lastRowFirstColumn="0" w:lastRowLastColumn="0"/>
               <w:rPr>
-                <w:rFonts w:ascii="BC Sans" w:hAnsi="BC Sans" w:eastAsia="Times New Roman" w:cs="Times New Roman"/>
-                <w:color w:val="000000" w:themeColor="text1"/>
-                <w:sz w:val="20"/>
-                <w:szCs w:val="20"/>
-              </w:rPr>
-            </w:pPr>
-            <w:r>
-              <w:rPr>
-                <w:rFonts w:ascii="BC Sans" w:hAnsi="BC Sans" w:eastAsia="Times New Roman" w:cs="Times New Roman"/>
+                <w:rFonts w:ascii="BC Sans" w:eastAsia="Times New Roman" w:hAnsi="BC Sans" w:cs="Times New Roman"/>
+                <w:color w:val="000000" w:themeColor="text1"/>
+                <w:sz w:val="20"/>
+                <w:szCs w:val="20"/>
+              </w:rPr>
+            </w:pPr>
+            <w:r>
+              <w:rPr>
+                <w:rFonts w:ascii="BC Sans" w:eastAsia="Times New Roman" w:hAnsi="BC Sans" w:cs="Times New Roman"/>
                 <w:color w:val="000000" w:themeColor="text1"/>
                 <w:sz w:val="20"/>
                 <w:szCs w:val="20"/>
@@ -11313,7 +10956,7 @@
             </w:r>
             <w:r>
               <w:rPr>
-                <w:rFonts w:ascii="BC Sans" w:hAnsi="BC Sans" w:eastAsia="Times New Roman" w:cs="Times New Roman"/>
+                <w:rFonts w:ascii="BC Sans" w:eastAsia="Times New Roman" w:hAnsi="BC Sans" w:cs="Times New Roman"/>
                 <w:color w:val="000000" w:themeColor="text1"/>
                 <w:sz w:val="20"/>
                 <w:szCs w:val="20"/>
@@ -11322,7 +10965,7 @@
             </w:r>
             <w:r>
               <w:rPr>
-                <w:rFonts w:ascii="BC Sans" w:hAnsi="BC Sans" w:eastAsia="Times New Roman" w:cs="Times New Roman"/>
+                <w:rFonts w:ascii="BC Sans" w:eastAsia="Times New Roman" w:hAnsi="BC Sans" w:cs="Times New Roman"/>
                 <w:color w:val="000000" w:themeColor="text1"/>
                 <w:sz w:val="20"/>
                 <w:szCs w:val="20"/>
@@ -11331,7 +10974,7 @@
             </w:r>
             <w:r>
               <w:rPr>
-                <w:rFonts w:ascii="BC Sans" w:hAnsi="BC Sans" w:eastAsia="Times New Roman" w:cs="Times New Roman"/>
+                <w:rFonts w:ascii="BC Sans" w:eastAsia="Times New Roman" w:hAnsi="BC Sans" w:cs="Times New Roman"/>
                 <w:color w:val="000000" w:themeColor="text1"/>
                 <w:sz w:val="20"/>
                 <w:szCs w:val="20"/>
@@ -11340,7 +10983,7 @@
             </w:r>
             <w:r>
               <w:rPr>
-                <w:rFonts w:ascii="BC Sans" w:hAnsi="BC Sans" w:eastAsia="Times New Roman" w:cs="Times New Roman"/>
+                <w:rFonts w:ascii="BC Sans" w:eastAsia="Times New Roman" w:hAnsi="BC Sans" w:cs="Times New Roman"/>
                 <w:color w:val="000000" w:themeColor="text1"/>
                 <w:sz w:val="20"/>
                 <w:szCs w:val="20"/>
@@ -11349,7 +10992,7 @@
             </w:r>
             <w:r>
               <w:rPr>
-                <w:rFonts w:ascii="BC Sans" w:hAnsi="BC Sans" w:eastAsia="Times New Roman" w:cs="Times New Roman"/>
+                <w:rFonts w:ascii="BC Sans" w:eastAsia="Times New Roman" w:hAnsi="BC Sans" w:cs="Times New Roman"/>
                 <w:color w:val="000000" w:themeColor="text1"/>
                 <w:sz w:val="20"/>
                 <w:szCs w:val="20"/>
@@ -11358,7 +11001,7 @@
             </w:r>
             <w:r>
               <w:rPr>
-                <w:rFonts w:ascii="BC Sans" w:hAnsi="BC Sans" w:eastAsia="Times New Roman" w:cs="Times New Roman"/>
+                <w:rFonts w:ascii="BC Sans" w:eastAsia="Times New Roman" w:hAnsi="BC Sans" w:cs="Times New Roman"/>
                 <w:color w:val="000000" w:themeColor="text1"/>
                 <w:sz w:val="20"/>
                 <w:szCs w:val="20"/>
@@ -11374,7 +11017,7 @@
         <w:spacing w:after="0" w:line="240" w:lineRule="auto"/>
         <w:textAlignment w:val="baseline"/>
         <w:rPr>
-          <w:rFonts w:ascii="BC Sans" w:hAnsi="BC Sans" w:eastAsia="Times New Roman" w:cs="Segoe UI"/>
+          <w:rFonts w:ascii="BC Sans" w:eastAsia="Times New Roman" w:hAnsi="BC Sans" w:cs="Segoe UI"/>
           <w:color w:val="000000"/>
           <w:kern w:val="0"/>
           <w:sz w:val="20"/>
@@ -11385,7 +11028,7 @@
       </w:pPr>
       <w:r>
         <w:rPr>
-          <w:rFonts w:ascii="BC Sans" w:hAnsi="BC Sans" w:eastAsia="Times New Roman" w:cs="Segoe UI"/>
+          <w:rFonts w:ascii="BC Sans" w:eastAsia="Times New Roman" w:hAnsi="BC Sans" w:cs="Segoe UI"/>
           <w:color w:val="000000"/>
           <w:kern w:val="0"/>
           <w:sz w:val="20"/>
@@ -11393,11 +11036,12 @@
           <w:lang w:eastAsia="en-CA"/>
           <w14:ligatures w14:val="none"/>
         </w:rPr>
+        <w:lastRenderedPageBreak/>
         <w:t>{d.</w:t>
       </w:r>
       <w:r>
         <w:rPr>
-          <w:rFonts w:ascii="BC Sans" w:hAnsi="BC Sans" w:eastAsia="Times New Roman" w:cs="Segoe UI"/>
+          <w:rFonts w:ascii="BC Sans" w:eastAsia="Times New Roman" w:hAnsi="BC Sans" w:cs="Segoe UI"/>
           <w:color w:val="000000"/>
           <w:kern w:val="0"/>
           <w:sz w:val="20"/>
@@ -11409,7 +11053,7 @@
       </w:r>
       <w:r>
         <w:rPr>
-          <w:rFonts w:ascii="BC Sans" w:hAnsi="BC Sans" w:eastAsia="Times New Roman" w:cs="Segoe UI"/>
+          <w:rFonts w:ascii="BC Sans" w:eastAsia="Times New Roman" w:hAnsi="BC Sans" w:cs="Segoe UI"/>
           <w:color w:val="000000"/>
           <w:kern w:val="0"/>
           <w:sz w:val="20"/>
@@ -11443,9 +11087,9 @@
       </w:pPr>
     </w:p>
     <w:sectPr>
-      <w:headerReference w:type="default" r:id="rId13"/>
-      <w:footerReference w:type="default" r:id="rId14"/>
-      <w:pgSz w:w="12240" w:h="15840" w:orient="portrait"/>
+      <w:headerReference w:type="default" r:id="rId14"/>
+      <w:footerReference w:type="default" r:id="rId15"/>
+      <w:pgSz w:w="12240" w:h="15840"/>
       <w:pgMar w:top="720" w:right="720" w:bottom="720" w:left="720" w:header="708" w:footer="708" w:gutter="0"/>
       <w:cols w:space="708"/>
       <w:docGrid w:linePitch="360"/>
@@ -11456,7 +11100,7 @@
 
 <file path=word/comments.xml><?xml version="1.0" encoding="utf-8"?>
 <w:comments xmlns:wpc="http://schemas.microsoft.com/office/word/2010/wordprocessingCanvas" xmlns:cx="http://schemas.microsoft.com/office/drawing/2014/chartex" xmlns:cx1="http://schemas.microsoft.com/office/drawing/2015/9/8/chartex" xmlns:cx2="http://schemas.microsoft.com/office/drawing/2015/10/21/chartex" xmlns:cx3="http://schemas.microsoft.com/office/drawing/2016/5/9/chartex" xmlns:cx4="http://schemas.microsoft.com/office/drawing/2016/5/10/chartex" xmlns:cx5="http://schemas.microsoft.com/office/drawing/2016/5/11/chartex" xmlns:cx6="http://schemas.microsoft.com/office/drawing/2016/5/12/chartex" xmlns:cx7="http://schemas.microsoft.com/office/drawing/2016/5/13/chartex" xmlns:cx8="http://schemas.microsoft.com/office/drawing/2016/5/14/chartex" xmlns:mc="http://schemas.openxmlformats.org/markup-compatibility/2006" xmlns:aink="http://schemas.microsoft.com/office/drawing/2016/ink" xmlns:am3d="http://schemas.microsoft.com/office/drawing/2017/model3d" xmlns:o="urn:schemas-microsoft-com:office:office" xmlns:oel="http://schemas.microsoft.com/office/2019/extlst" xmlns:r="http://schemas.openxmlformats.org/officeDocument/2006/relationships" xmlns:m="http://schemas.openxmlformats.org/officeDocument/2006/math" xmlns:v="urn:schemas-microsoft-com:vml" xmlns:wp14="http://schemas.microsoft.com/office/word/2010/wordprocessingDrawing" xmlns:wp="http://schemas.openxmlformats.org/drawingml/2006/wordprocessingDrawing" xmlns:w10="urn:schemas-microsoft-com:office:word" xmlns:w="http://schemas.openxmlformats.org/wordprocessingml/2006/main" xmlns:w14="http://schemas.microsoft.com/office/word/2010/wordml" xmlns:w15="http://schemas.microsoft.com/office/word/2012/wordml" xmlns:w16cex="http://schemas.microsoft.com/office/word/2018/wordml/cex" xmlns:w16cid="http://schemas.microsoft.com/office/word/2016/wordml/cid" xmlns:w16="http://schemas.microsoft.com/office/word/2018/wordml" xmlns:w16du="http://schemas.microsoft.com/office/word/2023/wordml/word16du" xmlns:w16sdtdh="http://schemas.microsoft.com/office/word/2020/wordml/sdtdatahash" xmlns:w16sdtfl="http://schemas.microsoft.com/office/word/2024/wordml/sdtformatlock" xmlns:w16se="http://schemas.microsoft.com/office/word/2015/wordml/symex" xmlns:wpg="http://schemas.microsoft.com/office/word/2010/wordprocessingGroup" xmlns:wpi="http://schemas.microsoft.com/office/word/2010/wordprocessingInk" xmlns:wne="http://schemas.microsoft.com/office/word/2006/wordml" xmlns:wps="http://schemas.microsoft.com/office/word/2010/wordprocessingShape" mc:Ignorable="w14 w15 w16se w16cid w16 w16cex w16sdtdh w16sdtfl w16du wp14">
-  <w:comment w:initials="AW" w:author="Alec Wilcox" w:date="2024-12-03T13:06:00Z" w:id="0">
+  <w:comment w:id="0" w:author="Alec Wilcox" w:date="2024-12-03T13:06:00Z" w:initials="AW">
     <w:p>
       <w:pPr>
         <w:pStyle w:val="CommentText"/>
@@ -11507,7 +11151,7 @@
       </w:r>
     </w:p>
   </w:comment>
-  <w:comment w:initials="M" w:author="Mike Sears" w:date="2024-09-23T10:33:00Z" w:id="1">
+  <w:comment w:id="1" w:author="Mike Sears" w:date="2024-09-23T10:33:00Z" w:initials="M">
     <w:p>
       <w:r>
         <w:rPr>
@@ -11661,7 +11305,7 @@
 </file>
 
 <file path=word/header1.xml><?xml version="1.0" encoding="utf-8"?>
-<w:hdr xmlns:wpc="http://schemas.microsoft.com/office/word/2010/wordprocessingCanvas" xmlns:cx="http://schemas.microsoft.com/office/drawing/2014/chartex" xmlns:cx1="http://schemas.microsoft.com/office/drawing/2015/9/8/chartex" xmlns:cx2="http://schemas.microsoft.com/office/drawing/2015/10/21/chartex" xmlns:cx3="http://schemas.microsoft.com/office/drawing/2016/5/9/chartex" xmlns:cx4="http://schemas.microsoft.com/office/drawing/2016/5/10/chartex" xmlns:cx5="http://schemas.microsoft.com/office/drawing/2016/5/11/chartex" xmlns:cx6="http://schemas.microsoft.com/office/drawing/2016/5/12/chartex" xmlns:cx7="http://schemas.microsoft.com/office/drawing/2016/5/13/chartex" xmlns:cx8="http://schemas.microsoft.com/office/drawing/2016/5/14/chartex" xmlns:mc="http://schemas.openxmlformats.org/markup-compatibility/2006" xmlns:aink="http://schemas.microsoft.com/office/drawing/2016/ink" xmlns:am3d="http://schemas.microsoft.com/office/drawing/2017/model3d" xmlns:o="urn:schemas-microsoft-com:office:office" xmlns:oel="http://schemas.microsoft.com/office/2019/extlst" xmlns:r="http://schemas.openxmlformats.org/officeDocument/2006/relationships" xmlns:m="http://schemas.openxmlformats.org/officeDocument/2006/math" xmlns:v="urn:schemas-microsoft-com:vml" xmlns:wp14="http://schemas.microsoft.com/office/word/2010/wordprocessingDrawing" xmlns:wp="http://schemas.openxmlformats.org/drawingml/2006/wordprocessingDrawing" xmlns:w10="urn:schemas-microsoft-com:office:word" xmlns:w="http://schemas.openxmlformats.org/wordprocessingml/2006/main" xmlns:w14="http://schemas.microsoft.com/office/word/2010/wordml" xmlns:w15="http://schemas.microsoft.com/office/word/2012/wordml" xmlns:w16cex="http://schemas.microsoft.com/office/word/2018/wordml/cex" xmlns:w16cid="http://schemas.microsoft.com/office/word/2016/wordml/cid" xmlns:w16="http://schemas.microsoft.com/office/word/2018/wordml" xmlns:w16du="http://schemas.microsoft.com/office/word/2023/wordml/word16du" xmlns:w16sdtdh="http://schemas.microsoft.com/office/word/2020/wordml/sdtdatahash" xmlns:w16sdtfl="http://schemas.microsoft.com/office/word/2024/wordml/sdtformatlock" xmlns:w16se="http://schemas.microsoft.com/office/word/2015/wordml/symex" xmlns:wpg="http://schemas.microsoft.com/office/word/2010/wordprocessingGroup" xmlns:wpi="http://schemas.microsoft.com/office/word/2010/wordprocessingInk" xmlns:wne="http://schemas.microsoft.com/office/word/2006/wordml" xmlns:wps="http://schemas.microsoft.com/office/word/2010/wordprocessingShape" xmlns:a="http://schemas.openxmlformats.org/drawingml/2006/main" xmlns:pic="http://schemas.openxmlformats.org/drawingml/2006/picture" xmlns:asvg="http://schemas.microsoft.com/office/drawing/2016/SVG/main" mc:Ignorable="w14 w15 w16se w16cid w16 w16cex w16sdtdh w16sdtfl w16du wp14">
+<w:hdr xmlns:wpc="http://schemas.microsoft.com/office/word/2010/wordprocessingCanvas" xmlns:cx="http://schemas.microsoft.com/office/drawing/2014/chartex" xmlns:cx1="http://schemas.microsoft.com/office/drawing/2015/9/8/chartex" xmlns:cx2="http://schemas.microsoft.com/office/drawing/2015/10/21/chartex" xmlns:cx3="http://schemas.microsoft.com/office/drawing/2016/5/9/chartex" xmlns:cx4="http://schemas.microsoft.com/office/drawing/2016/5/10/chartex" xmlns:cx5="http://schemas.microsoft.com/office/drawing/2016/5/11/chartex" xmlns:cx6="http://schemas.microsoft.com/office/drawing/2016/5/12/chartex" xmlns:cx7="http://schemas.microsoft.com/office/drawing/2016/5/13/chartex" xmlns:cx8="http://schemas.microsoft.com/office/drawing/2016/5/14/chartex" xmlns:mc="http://schemas.openxmlformats.org/markup-compatibility/2006" xmlns:aink="http://schemas.microsoft.com/office/drawing/2016/ink" xmlns:am3d="http://schemas.microsoft.com/office/drawing/2017/model3d" xmlns:o="urn:schemas-microsoft-com:office:office" xmlns:oel="http://schemas.microsoft.com/office/2019/extlst" xmlns:r="http://schemas.openxmlformats.org/officeDocument/2006/relationships" xmlns:m="http://schemas.openxmlformats.org/officeDocument/2006/math" xmlns:v="urn:schemas-microsoft-com:vml" xmlns:wp14="http://schemas.microsoft.com/office/word/2010/wordprocessingDrawing" xmlns:wp="http://schemas.openxmlformats.org/drawingml/2006/wordprocessingDrawing" xmlns:w10="urn:schemas-microsoft-com:office:word" xmlns:w="http://schemas.openxmlformats.org/wordprocessingml/2006/main" xmlns:w14="http://schemas.microsoft.com/office/word/2010/wordml" xmlns:w15="http://schemas.microsoft.com/office/word/2012/wordml" xmlns:w16cex="http://schemas.microsoft.com/office/word/2018/wordml/cex" xmlns:w16cid="http://schemas.microsoft.com/office/word/2016/wordml/cid" xmlns:w16="http://schemas.microsoft.com/office/word/2018/wordml" xmlns:w16du="http://schemas.microsoft.com/office/word/2023/wordml/word16du" xmlns:w16sdtdh="http://schemas.microsoft.com/office/word/2020/wordml/sdtdatahash" xmlns:w16sdtfl="http://schemas.microsoft.com/office/word/2024/wordml/sdtformatlock" xmlns:w16se="http://schemas.microsoft.com/office/word/2015/wordml/symex" xmlns:wpg="http://schemas.microsoft.com/office/word/2010/wordprocessingGroup" xmlns:wpi="http://schemas.microsoft.com/office/word/2010/wordprocessingInk" xmlns:wne="http://schemas.microsoft.com/office/word/2006/wordml" xmlns:wps="http://schemas.microsoft.com/office/word/2010/wordprocessingShape" mc:Ignorable="w14 w15 w16se w16cid w16 w16cex w16sdtdh w16sdtfl w16du wp14">
   <w:tbl>
     <w:tblPr>
       <w:tblW w:w="10802" w:type="dxa"/>
@@ -11756,14 +11400,14 @@
             <w:ind w:right="-115"/>
             <w:jc w:val="right"/>
             <w:rPr>
-              <w:rFonts w:ascii="BC Sans" w:hAnsi="BC Sans" w:eastAsia="BC Sans" w:cs="BC Sans"/>
+              <w:rFonts w:ascii="BC Sans" w:eastAsia="BC Sans" w:hAnsi="BC Sans" w:cs="BC Sans"/>
               <w:sz w:val="18"/>
               <w:szCs w:val="18"/>
             </w:rPr>
           </w:pPr>
           <w:r>
             <w:rPr>
-              <w:rFonts w:ascii="BC Sans" w:hAnsi="BC Sans" w:eastAsia="BC Sans" w:cs="BC Sans"/>
+              <w:rFonts w:ascii="BC Sans" w:eastAsia="BC Sans" w:hAnsi="BC Sans" w:cs="BC Sans"/>
               <w:sz w:val="18"/>
               <w:szCs w:val="18"/>
             </w:rPr>
@@ -11771,7 +11415,7 @@
           </w:r>
           <w:r>
             <w:rPr>
-              <w:rFonts w:ascii="BC Sans" w:hAnsi="BC Sans" w:eastAsia="BC Sans" w:cs="BC Sans"/>
+              <w:rFonts w:ascii="BC Sans" w:eastAsia="BC Sans" w:hAnsi="BC Sans" w:cs="BC Sans"/>
               <w:sz w:val="18"/>
               <w:szCs w:val="18"/>
             </w:rPr>
@@ -11779,7 +11423,7 @@
           </w:r>
           <w:r>
             <w:rPr>
-              <w:rFonts w:ascii="BC Sans" w:hAnsi="BC Sans" w:eastAsia="BC Sans" w:cs="BC Sans"/>
+              <w:rFonts w:ascii="BC Sans" w:eastAsia="BC Sans" w:hAnsi="BC Sans" w:cs="BC Sans"/>
               <w:sz w:val="18"/>
               <w:szCs w:val="18"/>
             </w:rPr>
@@ -11787,7 +11431,7 @@
           </w:r>
           <w:r>
             <w:rPr>
-              <w:rFonts w:ascii="BC Sans" w:hAnsi="BC Sans" w:eastAsia="BC Sans" w:cs="BC Sans"/>
+              <w:rFonts w:ascii="BC Sans" w:eastAsia="BC Sans" w:hAnsi="BC Sans" w:cs="BC Sans"/>
               <w:sz w:val="18"/>
               <w:szCs w:val="18"/>
             </w:rPr>
@@ -11795,7 +11439,7 @@
           </w:r>
           <w:r>
             <w:rPr>
-              <w:rFonts w:ascii="BC Sans" w:hAnsi="BC Sans" w:eastAsia="BC Sans" w:cs="BC Sans"/>
+              <w:rFonts w:ascii="BC Sans" w:eastAsia="BC Sans" w:hAnsi="BC Sans" w:cs="BC Sans"/>
               <w:sz w:val="18"/>
               <w:szCs w:val="18"/>
             </w:rPr>
@@ -11814,11 +11458,12 @@
 </file>
 
 <file path=word/numbering.xml><?xml version="1.0" encoding="utf-8"?>
-<w:numbering xmlns:w="http://schemas.openxmlformats.org/wordprocessingml/2006/main">
-  <w:abstractNum xmlns:w="http://schemas.openxmlformats.org/wordprocessingml/2006/main" w:abstractNumId="2">
-    <w:nsid w:val="3e94691"/>
-    <w:multiLevelType xmlns:w="http://schemas.openxmlformats.org/wordprocessingml/2006/main" w:val="multilevel"/>
-    <w:lvl xmlns:w="http://schemas.openxmlformats.org/wordprocessingml/2006/main" w:ilvl="0">
+<w:numbering xmlns:wpc="http://schemas.microsoft.com/office/word/2010/wordprocessingCanvas" xmlns:cx="http://schemas.microsoft.com/office/drawing/2014/chartex" xmlns:cx1="http://schemas.microsoft.com/office/drawing/2015/9/8/chartex" xmlns:cx2="http://schemas.microsoft.com/office/drawing/2015/10/21/chartex" xmlns:cx3="http://schemas.microsoft.com/office/drawing/2016/5/9/chartex" xmlns:cx4="http://schemas.microsoft.com/office/drawing/2016/5/10/chartex" xmlns:cx5="http://schemas.microsoft.com/office/drawing/2016/5/11/chartex" xmlns:cx6="http://schemas.microsoft.com/office/drawing/2016/5/12/chartex" xmlns:cx7="http://schemas.microsoft.com/office/drawing/2016/5/13/chartex" xmlns:cx8="http://schemas.microsoft.com/office/drawing/2016/5/14/chartex" xmlns:mc="http://schemas.openxmlformats.org/markup-compatibility/2006" xmlns:aink="http://schemas.microsoft.com/office/drawing/2016/ink" xmlns:am3d="http://schemas.microsoft.com/office/drawing/2017/model3d" xmlns:o="urn:schemas-microsoft-com:office:office" xmlns:oel="http://schemas.microsoft.com/office/2019/extlst" xmlns:r="http://schemas.openxmlformats.org/officeDocument/2006/relationships" xmlns:m="http://schemas.openxmlformats.org/officeDocument/2006/math" xmlns:v="urn:schemas-microsoft-com:vml" xmlns:wp14="http://schemas.microsoft.com/office/word/2010/wordprocessingDrawing" xmlns:wp="http://schemas.openxmlformats.org/drawingml/2006/wordprocessingDrawing" xmlns:w10="urn:schemas-microsoft-com:office:word" xmlns:w="http://schemas.openxmlformats.org/wordprocessingml/2006/main" xmlns:w14="http://schemas.microsoft.com/office/word/2010/wordml" xmlns:w15="http://schemas.microsoft.com/office/word/2012/wordml" xmlns:w16cex="http://schemas.microsoft.com/office/word/2018/wordml/cex" xmlns:w16cid="http://schemas.microsoft.com/office/word/2016/wordml/cid" xmlns:w16="http://schemas.microsoft.com/office/word/2018/wordml" xmlns:w16du="http://schemas.microsoft.com/office/word/2023/wordml/word16du" xmlns:w16sdtdh="http://schemas.microsoft.com/office/word/2020/wordml/sdtdatahash" xmlns:w16sdtfl="http://schemas.microsoft.com/office/word/2024/wordml/sdtformatlock" xmlns:w16se="http://schemas.microsoft.com/office/word/2015/wordml/symex" xmlns:wpg="http://schemas.microsoft.com/office/word/2010/wordprocessingGroup" xmlns:wpi="http://schemas.microsoft.com/office/word/2010/wordprocessingInk" xmlns:wne="http://schemas.microsoft.com/office/word/2006/wordml" xmlns:wps="http://schemas.microsoft.com/office/word/2010/wordprocessingShape" mc:Ignorable="w14 w15 w16se w16cid w16 w16cex w16sdtdh w16sdtfl w16du wp14">
+  <w:abstractNum w:abstractNumId="0" w15:restartNumberingAfterBreak="0">
+    <w:nsid w:val="03E94691"/>
+    <w:multiLevelType w:val="multilevel"/>
+    <w:tmpl w:val="52BE9504"/>
+    <w:lvl w:ilvl="0">
       <w:start w:val="1"/>
       <w:numFmt w:val="bullet"/>
       <w:lvlText w:val=""/>
@@ -11827,10 +11472,10 @@
         <w:ind w:left="720" w:hanging="360"/>
       </w:pPr>
       <w:rPr>
-        <w:rFonts w:hint="default" w:ascii="Symbol" w:hAnsi="Symbol"/>
+        <w:rFonts w:ascii="Symbol" w:hAnsi="Symbol" w:hint="default"/>
       </w:rPr>
     </w:lvl>
-    <w:lvl xmlns:w="http://schemas.openxmlformats.org/wordprocessingml/2006/main" w:ilvl="1">
+    <w:lvl w:ilvl="1">
       <w:start w:val="1"/>
       <w:numFmt w:val="bullet"/>
       <w:lvlText w:val="o"/>
@@ -11839,10 +11484,10 @@
         <w:ind w:left="1440" w:hanging="360"/>
       </w:pPr>
       <w:rPr>
-        <w:rFonts w:hint="default" w:ascii="Courier New" w:hAnsi="Courier New"/>
+        <w:rFonts w:ascii="Courier New" w:hAnsi="Courier New" w:hint="default"/>
       </w:rPr>
     </w:lvl>
-    <w:lvl xmlns:w="http://schemas.openxmlformats.org/wordprocessingml/2006/main" w:ilvl="2">
+    <w:lvl w:ilvl="2">
       <w:start w:val="1"/>
       <w:numFmt w:val="bullet"/>
       <w:lvlText w:val=""/>
@@ -11851,10 +11496,10 @@
         <w:ind w:left="2160" w:hanging="360"/>
       </w:pPr>
       <w:rPr>
-        <w:rFonts w:hint="default" w:ascii="Wingdings" w:hAnsi="Wingdings"/>
+        <w:rFonts w:ascii="Wingdings" w:hAnsi="Wingdings" w:hint="default"/>
       </w:rPr>
     </w:lvl>
-    <w:lvl xmlns:w="http://schemas.openxmlformats.org/wordprocessingml/2006/main" w:ilvl="3">
+    <w:lvl w:ilvl="3">
       <w:start w:val="1"/>
       <w:numFmt w:val="bullet"/>
       <w:lvlText w:val=""/>
@@ -11863,10 +11508,10 @@
         <w:ind w:left="2880" w:hanging="360"/>
       </w:pPr>
       <w:rPr>
-        <w:rFonts w:hint="default" w:ascii="Symbol" w:hAnsi="Symbol"/>
+        <w:rFonts w:ascii="Symbol" w:hAnsi="Symbol" w:hint="default"/>
       </w:rPr>
     </w:lvl>
-    <w:lvl xmlns:w="http://schemas.openxmlformats.org/wordprocessingml/2006/main" w:ilvl="4">
+    <w:lvl w:ilvl="4">
       <w:start w:val="1"/>
       <w:numFmt w:val="bullet"/>
       <w:lvlText w:val="o"/>
@@ -11875,10 +11520,10 @@
         <w:ind w:left="3600" w:hanging="360"/>
       </w:pPr>
       <w:rPr>
-        <w:rFonts w:hint="default" w:ascii="Courier New" w:hAnsi="Courier New"/>
+        <w:rFonts w:ascii="Courier New" w:hAnsi="Courier New" w:hint="default"/>
       </w:rPr>
     </w:lvl>
-    <w:lvl xmlns:w="http://schemas.openxmlformats.org/wordprocessingml/2006/main" w:ilvl="5">
+    <w:lvl w:ilvl="5">
       <w:start w:val="1"/>
       <w:numFmt w:val="bullet"/>
       <w:lvlText w:val=""/>
@@ -11887,10 +11532,10 @@
         <w:ind w:left="4320" w:hanging="360"/>
       </w:pPr>
       <w:rPr>
-        <w:rFonts w:hint="default" w:ascii="Wingdings" w:hAnsi="Wingdings"/>
+        <w:rFonts w:ascii="Wingdings" w:hAnsi="Wingdings" w:hint="default"/>
       </w:rPr>
     </w:lvl>
-    <w:lvl xmlns:w="http://schemas.openxmlformats.org/wordprocessingml/2006/main" w:ilvl="6">
+    <w:lvl w:ilvl="6">
       <w:start w:val="1"/>
       <w:numFmt w:val="bullet"/>
       <w:lvlText w:val=""/>
@@ -11899,10 +11544,10 @@
         <w:ind w:left="5040" w:hanging="360"/>
       </w:pPr>
       <w:rPr>
-        <w:rFonts w:hint="default" w:ascii="Symbol" w:hAnsi="Symbol"/>
+        <w:rFonts w:ascii="Symbol" w:hAnsi="Symbol" w:hint="default"/>
       </w:rPr>
     </w:lvl>
-    <w:lvl xmlns:w="http://schemas.openxmlformats.org/wordprocessingml/2006/main" w:ilvl="7">
+    <w:lvl w:ilvl="7">
       <w:start w:val="1"/>
       <w:numFmt w:val="bullet"/>
       <w:lvlText w:val="o"/>
@@ -11911,10 +11556,10 @@
         <w:ind w:left="5760" w:hanging="360"/>
       </w:pPr>
       <w:rPr>
-        <w:rFonts w:hint="default" w:ascii="Courier New" w:hAnsi="Courier New"/>
+        <w:rFonts w:ascii="Courier New" w:hAnsi="Courier New" w:hint="default"/>
       </w:rPr>
     </w:lvl>
-    <w:lvl xmlns:w="http://schemas.openxmlformats.org/wordprocessingml/2006/main" w:ilvl="8">
+    <w:lvl w:ilvl="8">
       <w:start w:val="1"/>
       <w:numFmt w:val="bullet"/>
       <w:lvlText w:val=""/>
@@ -11923,14 +11568,15 @@
         <w:ind w:left="6480" w:hanging="360"/>
       </w:pPr>
       <w:rPr>
-        <w:rFonts w:hint="default" w:ascii="Wingdings" w:hAnsi="Wingdings"/>
+        <w:rFonts w:ascii="Wingdings" w:hAnsi="Wingdings" w:hint="default"/>
       </w:rPr>
     </w:lvl>
   </w:abstractNum>
-  <w:abstractNum xmlns:w="http://schemas.openxmlformats.org/wordprocessingml/2006/main" w:abstractNumId="1">
-    <w:nsid w:val="601efc2"/>
-    <w:multiLevelType xmlns:w="http://schemas.openxmlformats.org/wordprocessingml/2006/main" w:val="hybridMultilevel"/>
-    <w:lvl xmlns:w="http://schemas.openxmlformats.org/wordprocessingml/2006/main" w:ilvl="0">
+  <w:abstractNum w:abstractNumId="1" w15:restartNumberingAfterBreak="0">
+    <w:nsid w:val="0601EFC2"/>
+    <w:multiLevelType w:val="hybridMultilevel"/>
+    <w:tmpl w:val="43300070"/>
+    <w:lvl w:ilvl="0" w:tplc="48FAFEFE">
       <w:start w:val="1"/>
       <w:numFmt w:val="bullet"/>
       <w:lvlText w:val=""/>
@@ -11939,10 +11585,10 @@
         <w:ind w:left="720" w:hanging="360"/>
       </w:pPr>
       <w:rPr>
-        <w:rFonts w:hint="default" w:ascii="Symbol" w:hAnsi="Symbol"/>
+        <w:rFonts w:ascii="Symbol" w:hAnsi="Symbol" w:hint="default"/>
       </w:rPr>
     </w:lvl>
-    <w:lvl xmlns:w="http://schemas.openxmlformats.org/wordprocessingml/2006/main" w:ilvl="1">
+    <w:lvl w:ilvl="1" w:tplc="E1E6D4EE">
       <w:start w:val="1"/>
       <w:numFmt w:val="bullet"/>
       <w:lvlText w:val="o"/>
@@ -11951,10 +11597,10 @@
         <w:ind w:left="1440" w:hanging="360"/>
       </w:pPr>
       <w:rPr>
-        <w:rFonts w:hint="default" w:ascii="Courier New" w:hAnsi="Courier New"/>
+        <w:rFonts w:ascii="Courier New" w:hAnsi="Courier New" w:hint="default"/>
       </w:rPr>
     </w:lvl>
-    <w:lvl xmlns:w="http://schemas.openxmlformats.org/wordprocessingml/2006/main" w:ilvl="2">
+    <w:lvl w:ilvl="2" w:tplc="3168DF78">
       <w:start w:val="1"/>
       <w:numFmt w:val="bullet"/>
       <w:lvlText w:val=""/>
@@ -11963,10 +11609,10 @@
         <w:ind w:left="2160" w:hanging="360"/>
       </w:pPr>
       <w:rPr>
-        <w:rFonts w:hint="default" w:ascii="Wingdings" w:hAnsi="Wingdings"/>
+        <w:rFonts w:ascii="Wingdings" w:hAnsi="Wingdings" w:hint="default"/>
       </w:rPr>
     </w:lvl>
-    <w:lvl xmlns:w="http://schemas.openxmlformats.org/wordprocessingml/2006/main" w:ilvl="3">
+    <w:lvl w:ilvl="3" w:tplc="9EF21804">
       <w:start w:val="1"/>
       <w:numFmt w:val="bullet"/>
       <w:lvlText w:val=""/>
@@ -11975,10 +11621,10 @@
         <w:ind w:left="2880" w:hanging="360"/>
       </w:pPr>
       <w:rPr>
-        <w:rFonts w:hint="default" w:ascii="Symbol" w:hAnsi="Symbol"/>
+        <w:rFonts w:ascii="Symbol" w:hAnsi="Symbol" w:hint="default"/>
       </w:rPr>
     </w:lvl>
-    <w:lvl xmlns:w="http://schemas.openxmlformats.org/wordprocessingml/2006/main" w:ilvl="4">
+    <w:lvl w:ilvl="4" w:tplc="C63A5CD8">
       <w:start w:val="1"/>
       <w:numFmt w:val="bullet"/>
       <w:lvlText w:val="o"/>
@@ -11987,10 +11633,10 @@
         <w:ind w:left="3600" w:hanging="360"/>
       </w:pPr>
       <w:rPr>
-        <w:rFonts w:hint="default" w:ascii="Courier New" w:hAnsi="Courier New"/>
+        <w:rFonts w:ascii="Courier New" w:hAnsi="Courier New" w:hint="default"/>
       </w:rPr>
     </w:lvl>
-    <w:lvl xmlns:w="http://schemas.openxmlformats.org/wordprocessingml/2006/main" w:ilvl="5">
+    <w:lvl w:ilvl="5" w:tplc="3A36A72C">
       <w:start w:val="1"/>
       <w:numFmt w:val="bullet"/>
       <w:lvlText w:val=""/>
@@ -11999,10 +11645,10 @@
         <w:ind w:left="4320" w:hanging="360"/>
       </w:pPr>
       <w:rPr>
-        <w:rFonts w:hint="default" w:ascii="Wingdings" w:hAnsi="Wingdings"/>
+        <w:rFonts w:ascii="Wingdings" w:hAnsi="Wingdings" w:hint="default"/>
       </w:rPr>
     </w:lvl>
-    <w:lvl xmlns:w="http://schemas.openxmlformats.org/wordprocessingml/2006/main" w:ilvl="6">
+    <w:lvl w:ilvl="6" w:tplc="EB28E786">
       <w:start w:val="1"/>
       <w:numFmt w:val="bullet"/>
       <w:lvlText w:val=""/>
@@ -12011,10 +11657,10 @@
         <w:ind w:left="5040" w:hanging="360"/>
       </w:pPr>
       <w:rPr>
-        <w:rFonts w:hint="default" w:ascii="Symbol" w:hAnsi="Symbol"/>
+        <w:rFonts w:ascii="Symbol" w:hAnsi="Symbol" w:hint="default"/>
       </w:rPr>
     </w:lvl>
-    <w:lvl xmlns:w="http://schemas.openxmlformats.org/wordprocessingml/2006/main" w:ilvl="7">
+    <w:lvl w:ilvl="7" w:tplc="89A27AA8">
       <w:start w:val="1"/>
       <w:numFmt w:val="bullet"/>
       <w:lvlText w:val="o"/>
@@ -12023,10 +11669,10 @@
         <w:ind w:left="5760" w:hanging="360"/>
       </w:pPr>
       <w:rPr>
-        <w:rFonts w:hint="default" w:ascii="Courier New" w:hAnsi="Courier New"/>
+        <w:rFonts w:ascii="Courier New" w:hAnsi="Courier New" w:hint="default"/>
       </w:rPr>
     </w:lvl>
-    <w:lvl xmlns:w="http://schemas.openxmlformats.org/wordprocessingml/2006/main" w:ilvl="8">
+    <w:lvl w:ilvl="8" w:tplc="D9F06304">
       <w:start w:val="1"/>
       <w:numFmt w:val="bullet"/>
       <w:lvlText w:val=""/>
@@ -12035,14 +11681,14 @@
         <w:ind w:left="6480" w:hanging="360"/>
       </w:pPr>
       <w:rPr>
-        <w:rFonts w:hint="default" w:ascii="Wingdings" w:hAnsi="Wingdings"/>
+        <w:rFonts w:ascii="Wingdings" w:hAnsi="Wingdings" w:hint="default"/>
       </w:rPr>
     </w:lvl>
   </w:abstractNum>
-  <w:num w:numId="2">
-    <w:abstractNumId w:val="2"/>
+  <w:num w:numId="1" w16cid:durableId="206962811">
+    <w:abstractNumId w:val="0"/>
   </w:num>
-  <w:num w:numId="1">
+  <w:num w:numId="2" w16cid:durableId="1340959323">
     <w:abstractNumId w:val="1"/>
   </w:num>
 </w:numbering>
@@ -12064,7 +11710,7 @@
   <w:docDefaults>
     <w:rPrDefault>
       <w:rPr>
-        <w:rFonts w:asciiTheme="minorHAnsi" w:hAnsiTheme="minorHAnsi" w:eastAsiaTheme="minorHAnsi" w:cstheme="minorBidi"/>
+        <w:rFonts w:asciiTheme="minorHAnsi" w:eastAsiaTheme="minorHAnsi" w:hAnsiTheme="minorHAnsi" w:cstheme="minorBidi"/>
         <w:kern w:val="2"/>
         <w:sz w:val="22"/>
         <w:szCs w:val="22"/>
@@ -12081,14 +11727,14 @@
   <w:latentStyles w:defLockedState="0" w:defUIPriority="99" w:defSemiHidden="0" w:defUnhideWhenUsed="0" w:defQFormat="0" w:count="376">
     <w:lsdException w:name="Normal" w:uiPriority="0" w:qFormat="1"/>
     <w:lsdException w:name="heading 1" w:uiPriority="9" w:qFormat="1"/>
-    <w:lsdException w:name="heading 2" w:uiPriority="9" w:semiHidden="1" w:unhideWhenUsed="1" w:qFormat="1"/>
-    <w:lsdException w:name="heading 3" w:uiPriority="9" w:semiHidden="1" w:unhideWhenUsed="1" w:qFormat="1"/>
-    <w:lsdException w:name="heading 4" w:uiPriority="9" w:semiHidden="1" w:unhideWhenUsed="1" w:qFormat="1"/>
-    <w:lsdException w:name="heading 5" w:uiPriority="9" w:semiHidden="1" w:unhideWhenUsed="1" w:qFormat="1"/>
-    <w:lsdException w:name="heading 6" w:uiPriority="9" w:semiHidden="1" w:unhideWhenUsed="1" w:qFormat="1"/>
-    <w:lsdException w:name="heading 7" w:uiPriority="9" w:semiHidden="1" w:unhideWhenUsed="1" w:qFormat="1"/>
-    <w:lsdException w:name="heading 8" w:uiPriority="9" w:semiHidden="1" w:unhideWhenUsed="1" w:qFormat="1"/>
-    <w:lsdException w:name="heading 9" w:uiPriority="9" w:semiHidden="1" w:unhideWhenUsed="1" w:qFormat="1"/>
+    <w:lsdException w:name="heading 2" w:semiHidden="1" w:uiPriority="9" w:unhideWhenUsed="1" w:qFormat="1"/>
+    <w:lsdException w:name="heading 3" w:semiHidden="1" w:uiPriority="9" w:unhideWhenUsed="1" w:qFormat="1"/>
+    <w:lsdException w:name="heading 4" w:semiHidden="1" w:uiPriority="9" w:unhideWhenUsed="1" w:qFormat="1"/>
+    <w:lsdException w:name="heading 5" w:semiHidden="1" w:uiPriority="9" w:unhideWhenUsed="1" w:qFormat="1"/>
+    <w:lsdException w:name="heading 6" w:semiHidden="1" w:uiPriority="9" w:unhideWhenUsed="1" w:qFormat="1"/>
+    <w:lsdException w:name="heading 7" w:semiHidden="1" w:uiPriority="9" w:unhideWhenUsed="1" w:qFormat="1"/>
+    <w:lsdException w:name="heading 8" w:semiHidden="1" w:uiPriority="9" w:unhideWhenUsed="1" w:qFormat="1"/>
+    <w:lsdException w:name="heading 9" w:semiHidden="1" w:uiPriority="9" w:unhideWhenUsed="1" w:qFormat="1"/>
     <w:lsdException w:name="index 1" w:semiHidden="1" w:unhideWhenUsed="1"/>
     <w:lsdException w:name="index 2" w:semiHidden="1" w:unhideWhenUsed="1"/>
     <w:lsdException w:name="index 3" w:semiHidden="1" w:unhideWhenUsed="1"/>
@@ -12098,22 +11744,22 @@
     <w:lsdException w:name="index 7" w:semiHidden="1" w:unhideWhenUsed="1"/>
     <w:lsdException w:name="index 8" w:semiHidden="1" w:unhideWhenUsed="1"/>
     <w:lsdException w:name="index 9" w:semiHidden="1" w:unhideWhenUsed="1"/>
-    <w:lsdException w:name="toc 1" w:uiPriority="39" w:semiHidden="1" w:unhideWhenUsed="1"/>
-    <w:lsdException w:name="toc 2" w:uiPriority="39" w:semiHidden="1" w:unhideWhenUsed="1"/>
-    <w:lsdException w:name="toc 3" w:uiPriority="39" w:semiHidden="1" w:unhideWhenUsed="1"/>
-    <w:lsdException w:name="toc 4" w:uiPriority="39" w:semiHidden="1" w:unhideWhenUsed="1"/>
-    <w:lsdException w:name="toc 5" w:uiPriority="39" w:semiHidden="1" w:unhideWhenUsed="1"/>
-    <w:lsdException w:name="toc 6" w:uiPriority="39" w:semiHidden="1" w:unhideWhenUsed="1"/>
-    <w:lsdException w:name="toc 7" w:uiPriority="39" w:semiHidden="1" w:unhideWhenUsed="1"/>
-    <w:lsdException w:name="toc 8" w:uiPriority="39" w:semiHidden="1" w:unhideWhenUsed="1"/>
-    <w:lsdException w:name="toc 9" w:uiPriority="39" w:semiHidden="1" w:unhideWhenUsed="1"/>
+    <w:lsdException w:name="toc 1" w:semiHidden="1" w:uiPriority="39" w:unhideWhenUsed="1"/>
+    <w:lsdException w:name="toc 2" w:semiHidden="1" w:uiPriority="39" w:unhideWhenUsed="1"/>
+    <w:lsdException w:name="toc 3" w:semiHidden="1" w:uiPriority="39" w:unhideWhenUsed="1"/>
+    <w:lsdException w:name="toc 4" w:semiHidden="1" w:uiPriority="39" w:unhideWhenUsed="1"/>
+    <w:lsdException w:name="toc 5" w:semiHidden="1" w:uiPriority="39" w:unhideWhenUsed="1"/>
+    <w:lsdException w:name="toc 6" w:semiHidden="1" w:uiPriority="39" w:unhideWhenUsed="1"/>
+    <w:lsdException w:name="toc 7" w:semiHidden="1" w:uiPriority="39" w:unhideWhenUsed="1"/>
+    <w:lsdException w:name="toc 8" w:semiHidden="1" w:uiPriority="39" w:unhideWhenUsed="1"/>
+    <w:lsdException w:name="toc 9" w:semiHidden="1" w:uiPriority="39" w:unhideWhenUsed="1"/>
     <w:lsdException w:name="Normal Indent" w:semiHidden="1" w:unhideWhenUsed="1"/>
     <w:lsdException w:name="footnote text" w:semiHidden="1" w:unhideWhenUsed="1"/>
     <w:lsdException w:name="annotation text" w:semiHidden="1" w:unhideWhenUsed="1"/>
     <w:lsdException w:name="header" w:semiHidden="1" w:unhideWhenUsed="1"/>
     <w:lsdException w:name="footer" w:semiHidden="1" w:unhideWhenUsed="1"/>
     <w:lsdException w:name="index heading" w:semiHidden="1" w:unhideWhenUsed="1"/>
-    <w:lsdException w:name="caption" w:uiPriority="35" w:semiHidden="1" w:unhideWhenUsed="1" w:qFormat="1"/>
+    <w:lsdException w:name="caption" w:semiHidden="1" w:uiPriority="35" w:unhideWhenUsed="1" w:qFormat="1"/>
     <w:lsdException w:name="table of figures" w:semiHidden="1" w:unhideWhenUsed="1"/>
     <w:lsdException w:name="envelope address" w:semiHidden="1" w:unhideWhenUsed="1"/>
     <w:lsdException w:name="envelope return" w:semiHidden="1" w:unhideWhenUsed="1"/>
@@ -12144,7 +11790,7 @@
     <w:lsdException w:name="Title" w:uiPriority="10" w:qFormat="1"/>
     <w:lsdException w:name="Closing" w:semiHidden="1" w:unhideWhenUsed="1"/>
     <w:lsdException w:name="Signature" w:semiHidden="1" w:unhideWhenUsed="1"/>
-    <w:lsdException w:name="Default Paragraph Font" w:uiPriority="1" w:semiHidden="1" w:unhideWhenUsed="1"/>
+    <w:lsdException w:name="Default Paragraph Font" w:semiHidden="1" w:uiPriority="1" w:unhideWhenUsed="1"/>
     <w:lsdException w:name="Body Text" w:semiHidden="1" w:unhideWhenUsed="1"/>
     <w:lsdException w:name="Body Text Indent" w:semiHidden="1" w:unhideWhenUsed="1"/>
     <w:lsdException w:name="List Continue" w:semiHidden="1" w:unhideWhenUsed="1"/>
@@ -12344,8 +11990,8 @@
     <w:lsdException w:name="Subtle Reference" w:uiPriority="31" w:qFormat="1"/>
     <w:lsdException w:name="Intense Reference" w:uiPriority="32" w:qFormat="1"/>
     <w:lsdException w:name="Book Title" w:uiPriority="33" w:qFormat="1"/>
-    <w:lsdException w:name="Bibliography" w:uiPriority="37" w:semiHidden="1" w:unhideWhenUsed="1"/>
-    <w:lsdException w:name="TOC Heading" w:uiPriority="39" w:semiHidden="1" w:unhideWhenUsed="1" w:qFormat="1"/>
+    <w:lsdException w:name="Bibliography" w:semiHidden="1" w:uiPriority="37" w:unhideWhenUsed="1"/>
+    <w:lsdException w:name="TOC Heading" w:semiHidden="1" w:uiPriority="39" w:unhideWhenUsed="1" w:qFormat="1"/>
     <w:lsdException w:name="Plain Table 1" w:uiPriority="41"/>
     <w:lsdException w:name="Plain Table 2" w:uiPriority="42"/>
     <w:lsdException w:name="Plain Table 3" w:uiPriority="43"/>
@@ -12456,7 +12102,7 @@
     <w:lsdException w:name="Unresolved Mention" w:semiHidden="1" w:unhideWhenUsed="1"/>
     <w:lsdException w:name="Smart Link" w:semiHidden="1" w:unhideWhenUsed="1"/>
   </w:latentStyles>
-  <w:style w:type="paragraph" w:styleId="Normal" w:default="1">
+  <w:style w:type="paragraph" w:default="1" w:styleId="Normal">
     <w:name w:val="Normal"/>
     <w:qFormat/>
     <w:rsid w:val="00B37B73"/>
@@ -12476,7 +12122,7 @@
       <w:outlineLvl w:val="0"/>
     </w:pPr>
     <w:rPr>
-      <w:rFonts w:asciiTheme="majorHAnsi" w:hAnsiTheme="majorHAnsi" w:eastAsiaTheme="majorEastAsia" w:cstheme="majorBidi"/>
+      <w:rFonts w:asciiTheme="majorHAnsi" w:eastAsiaTheme="majorEastAsia" w:hAnsiTheme="majorHAnsi" w:cstheme="majorBidi"/>
       <w:color w:val="0F4761" w:themeColor="accent1" w:themeShade="BF"/>
       <w:sz w:val="40"/>
       <w:szCs w:val="40"/>
@@ -12499,7 +12145,7 @@
       <w:outlineLvl w:val="1"/>
     </w:pPr>
     <w:rPr>
-      <w:rFonts w:asciiTheme="majorHAnsi" w:hAnsiTheme="majorHAnsi" w:eastAsiaTheme="majorEastAsia" w:cstheme="majorBidi"/>
+      <w:rFonts w:asciiTheme="majorHAnsi" w:eastAsiaTheme="majorEastAsia" w:hAnsiTheme="majorHAnsi" w:cstheme="majorBidi"/>
       <w:color w:val="0F4761" w:themeColor="accent1" w:themeShade="BF"/>
       <w:sz w:val="32"/>
       <w:szCs w:val="32"/>
@@ -12660,13 +12306,12 @@
       <w:color w:val="272727" w:themeColor="text1" w:themeTint="D8"/>
     </w:rPr>
   </w:style>
-  <w:style w:type="character" w:styleId="DefaultParagraphFont" w:default="1">
+  <w:style w:type="character" w:default="1" w:styleId="DefaultParagraphFont">
     <w:name w:val="Default Paragraph Font"/>
     <w:uiPriority w:val="1"/>
-    <w:semiHidden/>
     <w:unhideWhenUsed/>
   </w:style>
-  <w:style w:type="table" w:styleId="TableNormal" w:default="1">
+  <w:style w:type="table" w:default="1" w:styleId="TableNormal">
     <w:name w:val="Normal Table"/>
     <w:uiPriority w:val="99"/>
     <w:semiHidden/>
@@ -12681,26 +12326,26 @@
       </w:tblCellMar>
     </w:tblPr>
   </w:style>
-  <w:style w:type="numbering" w:styleId="NoList" w:default="1">
+  <w:style w:type="numbering" w:default="1" w:styleId="NoList">
     <w:name w:val="No List"/>
     <w:uiPriority w:val="99"/>
     <w:semiHidden/>
     <w:unhideWhenUsed/>
   </w:style>
-  <w:style w:type="character" w:styleId="Heading1Char" w:customStyle="1">
+  <w:style w:type="character" w:customStyle="1" w:styleId="Heading1Char">
     <w:name w:val="Heading 1 Char"/>
     <w:basedOn w:val="DefaultParagraphFont"/>
     <w:link w:val="Heading1"/>
     <w:uiPriority w:val="9"/>
     <w:rsid w:val="002E5CD8"/>
     <w:rPr>
-      <w:rFonts w:asciiTheme="majorHAnsi" w:hAnsiTheme="majorHAnsi" w:eastAsiaTheme="majorEastAsia" w:cstheme="majorBidi"/>
+      <w:rFonts w:asciiTheme="majorHAnsi" w:eastAsiaTheme="majorEastAsia" w:hAnsiTheme="majorHAnsi" w:cstheme="majorBidi"/>
       <w:color w:val="0F4761" w:themeColor="accent1" w:themeShade="BF"/>
       <w:sz w:val="40"/>
       <w:szCs w:val="40"/>
     </w:rPr>
   </w:style>
-  <w:style w:type="character" w:styleId="Heading2Char" w:customStyle="1">
+  <w:style w:type="character" w:customStyle="1" w:styleId="Heading2Char">
     <w:name w:val="Heading 2 Char"/>
     <w:basedOn w:val="DefaultParagraphFont"/>
     <w:link w:val="Heading2"/>
@@ -12708,13 +12353,13 @@
     <w:semiHidden/>
     <w:rsid w:val="002E5CD8"/>
     <w:rPr>
-      <w:rFonts w:asciiTheme="majorHAnsi" w:hAnsiTheme="majorHAnsi" w:eastAsiaTheme="majorEastAsia" w:cstheme="majorBidi"/>
+      <w:rFonts w:asciiTheme="majorHAnsi" w:eastAsiaTheme="majorEastAsia" w:hAnsiTheme="majorHAnsi" w:cstheme="majorBidi"/>
       <w:color w:val="0F4761" w:themeColor="accent1" w:themeShade="BF"/>
       <w:sz w:val="32"/>
       <w:szCs w:val="32"/>
     </w:rPr>
   </w:style>
-  <w:style w:type="character" w:styleId="Heading3Char" w:customStyle="1">
+  <w:style w:type="character" w:customStyle="1" w:styleId="Heading3Char">
     <w:name w:val="Heading 3 Char"/>
     <w:basedOn w:val="DefaultParagraphFont"/>
     <w:link w:val="Heading3"/>
@@ -12728,7 +12373,7 @@
       <w:szCs w:val="28"/>
     </w:rPr>
   </w:style>
-  <w:style w:type="character" w:styleId="Heading4Char" w:customStyle="1">
+  <w:style w:type="character" w:customStyle="1" w:styleId="Heading4Char">
     <w:name w:val="Heading 4 Char"/>
     <w:basedOn w:val="DefaultParagraphFont"/>
     <w:link w:val="Heading4"/>
@@ -12742,7 +12387,7 @@
       <w:color w:val="0F4761" w:themeColor="accent1" w:themeShade="BF"/>
     </w:rPr>
   </w:style>
-  <w:style w:type="character" w:styleId="Heading5Char" w:customStyle="1">
+  <w:style w:type="character" w:customStyle="1" w:styleId="Heading5Char">
     <w:name w:val="Heading 5 Char"/>
     <w:basedOn w:val="DefaultParagraphFont"/>
     <w:link w:val="Heading5"/>
@@ -12754,7 +12399,7 @@
       <w:color w:val="0F4761" w:themeColor="accent1" w:themeShade="BF"/>
     </w:rPr>
   </w:style>
-  <w:style w:type="character" w:styleId="Heading6Char" w:customStyle="1">
+  <w:style w:type="character" w:customStyle="1" w:styleId="Heading6Char">
     <w:name w:val="Heading 6 Char"/>
     <w:basedOn w:val="DefaultParagraphFont"/>
     <w:link w:val="Heading6"/>
@@ -12768,7 +12413,7 @@
       <w:color w:val="595959" w:themeColor="text1" w:themeTint="A6"/>
     </w:rPr>
   </w:style>
-  <w:style w:type="character" w:styleId="Heading7Char" w:customStyle="1">
+  <w:style w:type="character" w:customStyle="1" w:styleId="Heading7Char">
     <w:name w:val="Heading 7 Char"/>
     <w:basedOn w:val="DefaultParagraphFont"/>
     <w:link w:val="Heading7"/>
@@ -12780,7 +12425,7 @@
       <w:color w:val="595959" w:themeColor="text1" w:themeTint="A6"/>
     </w:rPr>
   </w:style>
-  <w:style w:type="character" w:styleId="Heading8Char" w:customStyle="1">
+  <w:style w:type="character" w:customStyle="1" w:styleId="Heading8Char">
     <w:name w:val="Heading 8 Char"/>
     <w:basedOn w:val="DefaultParagraphFont"/>
     <w:link w:val="Heading8"/>
@@ -12794,7 +12439,7 @@
       <w:color w:val="272727" w:themeColor="text1" w:themeTint="D8"/>
     </w:rPr>
   </w:style>
-  <w:style w:type="character" w:styleId="Heading9Char" w:customStyle="1">
+  <w:style w:type="character" w:customStyle="1" w:styleId="Heading9Char">
     <w:name w:val="Heading 9 Char"/>
     <w:basedOn w:val="DefaultParagraphFont"/>
     <w:link w:val="Heading9"/>
@@ -12819,21 +12464,21 @@
       <w:contextualSpacing/>
     </w:pPr>
     <w:rPr>
-      <w:rFonts w:asciiTheme="majorHAnsi" w:hAnsiTheme="majorHAnsi" w:eastAsiaTheme="majorEastAsia" w:cstheme="majorBidi"/>
+      <w:rFonts w:asciiTheme="majorHAnsi" w:eastAsiaTheme="majorEastAsia" w:hAnsiTheme="majorHAnsi" w:cstheme="majorBidi"/>
       <w:spacing w:val="-10"/>
       <w:kern w:val="28"/>
       <w:sz w:val="56"/>
       <w:szCs w:val="56"/>
     </w:rPr>
   </w:style>
-  <w:style w:type="character" w:styleId="TitleChar" w:customStyle="1">
+  <w:style w:type="character" w:customStyle="1" w:styleId="TitleChar">
     <w:name w:val="Title Char"/>
     <w:basedOn w:val="DefaultParagraphFont"/>
     <w:link w:val="Title"/>
     <w:uiPriority w:val="10"/>
     <w:rsid w:val="002E5CD8"/>
     <w:rPr>
-      <w:rFonts w:asciiTheme="majorHAnsi" w:hAnsiTheme="majorHAnsi" w:eastAsiaTheme="majorEastAsia" w:cstheme="majorBidi"/>
+      <w:rFonts w:asciiTheme="majorHAnsi" w:eastAsiaTheme="majorEastAsia" w:hAnsiTheme="majorHAnsi" w:cstheme="majorBidi"/>
       <w:spacing w:val="-10"/>
       <w:kern w:val="28"/>
       <w:sz w:val="56"/>
@@ -12861,7 +12506,7 @@
       <w:szCs w:val="28"/>
     </w:rPr>
   </w:style>
-  <w:style w:type="character" w:styleId="SubtitleChar" w:customStyle="1">
+  <w:style w:type="character" w:customStyle="1" w:styleId="SubtitleChar">
     <w:name w:val="Subtitle Char"/>
     <w:basedOn w:val="DefaultParagraphFont"/>
     <w:link w:val="Subtitle"/>
@@ -12893,7 +12538,7 @@
       <w:color w:val="404040" w:themeColor="text1" w:themeTint="BF"/>
     </w:rPr>
   </w:style>
-  <w:style w:type="character" w:styleId="QuoteChar" w:customStyle="1">
+  <w:style w:type="character" w:customStyle="1" w:styleId="QuoteChar">
     <w:name w:val="Quote Char"/>
     <w:basedOn w:val="DefaultParagraphFont"/>
     <w:link w:val="Quote"/>
@@ -12938,8 +12583,8 @@
     <w:rsid w:val="002E5CD8"/>
     <w:pPr>
       <w:pBdr>
-        <w:top w:val="single" w:color="0F4761" w:themeColor="accent1" w:themeShade="BF" w:sz="4" w:space="10"/>
-        <w:bottom w:val="single" w:color="0F4761" w:themeColor="accent1" w:themeShade="BF" w:sz="4" w:space="10"/>
+        <w:top w:val="single" w:sz="4" w:space="10" w:color="0F4761" w:themeColor="accent1" w:themeShade="BF"/>
+        <w:bottom w:val="single" w:sz="4" w:space="10" w:color="0F4761" w:themeColor="accent1" w:themeShade="BF"/>
       </w:pBdr>
       <w:spacing w:before="360" w:after="360"/>
       <w:ind w:left="864" w:right="864"/>
@@ -12951,7 +12596,7 @@
       <w:color w:val="0F4761" w:themeColor="accent1" w:themeShade="BF"/>
     </w:rPr>
   </w:style>
-  <w:style w:type="character" w:styleId="IntenseQuoteChar" w:customStyle="1">
+  <w:style w:type="character" w:customStyle="1" w:styleId="IntenseQuoteChar">
     <w:name w:val="Intense Quote Char"/>
     <w:basedOn w:val="DefaultParagraphFont"/>
     <w:link w:val="IntenseQuote"/>
@@ -12987,12 +12632,12 @@
     </w:pPr>
     <w:tblPr>
       <w:tblBorders>
-        <w:top w:val="single" w:color="auto" w:sz="4" w:space="0"/>
-        <w:left w:val="single" w:color="auto" w:sz="4" w:space="0"/>
-        <w:bottom w:val="single" w:color="auto" w:sz="4" w:space="0"/>
-        <w:right w:val="single" w:color="auto" w:sz="4" w:space="0"/>
-        <w:insideH w:val="single" w:color="auto" w:sz="4" w:space="0"/>
-        <w:insideV w:val="single" w:color="auto" w:sz="4" w:space="0"/>
+        <w:top w:val="single" w:sz="4" w:space="0" w:color="auto"/>
+        <w:left w:val="single" w:sz="4" w:space="0" w:color="auto"/>
+        <w:bottom w:val="single" w:sz="4" w:space="0" w:color="auto"/>
+        <w:right w:val="single" w:sz="4" w:space="0" w:color="auto"/>
+        <w:insideH w:val="single" w:sz="4" w:space="0" w:color="auto"/>
+        <w:insideV w:val="single" w:sz="4" w:space="0" w:color="auto"/>
       </w:tblBorders>
     </w:tblPr>
   </w:style>
@@ -13017,7 +12662,7 @@
       <w:tblPr/>
       <w:tcPr>
         <w:tcBorders>
-          <w:bottom w:val="single" w:color="7F7F7F" w:themeColor="text1" w:themeTint="80" w:sz="4" w:space="0"/>
+          <w:bottom w:val="single" w:sz="4" w:space="0" w:color="7F7F7F" w:themeColor="text1" w:themeTint="80"/>
         </w:tcBorders>
       </w:tcPr>
     </w:tblStylePr>
@@ -13043,7 +12688,7 @@
       <w:tblPr/>
       <w:tcPr>
         <w:tcBorders>
-          <w:right w:val="single" w:color="7F7F7F" w:themeColor="text1" w:themeTint="80" w:sz="4" w:space="0"/>
+          <w:right w:val="single" w:sz="4" w:space="0" w:color="7F7F7F" w:themeColor="text1" w:themeTint="80"/>
         </w:tcBorders>
       </w:tcPr>
     </w:tblStylePr>
@@ -13116,7 +12761,7 @@
       <w:szCs w:val="20"/>
     </w:rPr>
   </w:style>
-  <w:style w:type="character" w:styleId="CommentTextChar" w:customStyle="1">
+  <w:style w:type="character" w:customStyle="1" w:styleId="CommentTextChar">
     <w:name w:val="Comment Text Char"/>
     <w:basedOn w:val="DefaultParagraphFont"/>
     <w:link w:val="CommentText"/>
@@ -13141,7 +12786,7 @@
       <w:bCs/>
     </w:rPr>
   </w:style>
-  <w:style w:type="character" w:styleId="CommentSubjectChar" w:customStyle="1">
+  <w:style w:type="character" w:customStyle="1" w:styleId="CommentSubjectChar">
     <w:name w:val="Comment Subject Char"/>
     <w:basedOn w:val="CommentTextChar"/>
     <w:link w:val="CommentSubject"/>
@@ -13155,7 +12800,7 @@
       <w:szCs w:val="20"/>
     </w:rPr>
   </w:style>
-  <w:style w:type="character" w:styleId="HeaderChar" w:customStyle="1">
+  <w:style w:type="character" w:customStyle="1" w:styleId="HeaderChar">
     <w:name w:val="Header Char"/>
     <w:basedOn w:val="DefaultParagraphFont"/>
     <w:link w:val="Header"/>
@@ -13175,7 +12820,7 @@
       <w:spacing w:after="0" w:line="240" w:lineRule="auto"/>
     </w:pPr>
   </w:style>
-  <w:style w:type="character" w:styleId="FooterChar" w:customStyle="1">
+  <w:style w:type="character" w:customStyle="1" w:styleId="FooterChar">
     <w:name w:val="Footer Char"/>
     <w:basedOn w:val="DefaultParagraphFont"/>
     <w:link w:val="Footer"/>
@@ -13247,7 +12892,7 @@
 </file>
 
 <file path=word/theme/theme1.xml><?xml version="1.0" encoding="utf-8"?>
-<a:theme xmlns:a="http://schemas.openxmlformats.org/drawingml/2006/main" xmlns:thm15="http://schemas.microsoft.com/office/thememl/2012/main" name="Office Theme">
+<a:theme xmlns:a="http://schemas.openxmlformats.org/drawingml/2006/main" name="Office Theme">
   <a:themeElements>
     <a:clrScheme name="Office">
       <a:dk1>
@@ -13542,33 +13187,6 @@
 </file>
 
 <file path=customXml/item1.xml><?xml version="1.0" encoding="utf-8"?>
-<p:properties xmlns:p="http://schemas.microsoft.com/office/2006/metadata/properties" xmlns:xsi="http://www.w3.org/2001/XMLSchema-instance" xmlns:pc="http://schemas.microsoft.com/office/infopath/2007/PartnerControls">
-  <documentManagement>
-    <TaxCatchAll xmlns="cbeac988-4fd5-47cf-ad03-89cc7678fa90" xsi:nil="true"/>
-    <lcf76f155ced4ddcb4097134ff3c332f xmlns="aa9c99c1-69c1-4b58-9df5-4d4796c46f8a">
-      <Terms xmlns="http://schemas.microsoft.com/office/infopath/2007/PartnerControls"/>
-    </lcf76f155ced4ddcb4097134ff3c332f>
-    <SharedWithUsers xmlns="cbeac988-4fd5-47cf-ad03-89cc7678fa90">
-      <UserInfo>
-        <DisplayName/>
-        <AccountId xsi:nil="true"/>
-        <AccountType/>
-      </UserInfo>
-    </SharedWithUsers>
-  </documentManagement>
-</p:properties>
-</file>
-
-<file path=customXml/item2.xml><?xml version="1.0" encoding="utf-8"?>
-<?mso-contentType ?>
-<FormTemplates xmlns="http://schemas.microsoft.com/sharepoint/v3/contenttype/forms">
-  <Display>DocumentLibraryForm</Display>
-  <Edit>DocumentLibraryForm</Edit>
-  <New>DocumentLibraryForm</New>
-</FormTemplates>
-</file>
-
-<file path=customXml/item3.xml><?xml version="1.0" encoding="utf-8"?>
 <ct:contentTypeSchema xmlns:ct="http://schemas.microsoft.com/office/2006/metadata/contentType" xmlns:ma="http://schemas.microsoft.com/office/2006/metadata/properties/metaAttributes" ct:_="" ma:_="" ma:contentTypeName="Document" ma:contentTypeID="0x010100ED0089B3ED392A4CB3C10705735CFAD3" ma:contentTypeVersion="15" ma:contentTypeDescription="Create a new document." ma:contentTypeScope="" ma:versionID="e9715c4352d5d9c94cf397f6db7911f6">
   <xsd:schema xmlns:xsd="http://www.w3.org/2001/XMLSchema" xmlns:xs="http://www.w3.org/2001/XMLSchema" xmlns:p="http://schemas.microsoft.com/office/2006/metadata/properties" xmlns:ns2="aa9c99c1-69c1-4b58-9df5-4d4796c46f8a" xmlns:ns3="cbeac988-4fd5-47cf-ad03-89cc7678fa90" targetNamespace="http://schemas.microsoft.com/office/2006/metadata/properties" ma:root="true" ma:fieldsID="4a7b24a40f906d6832371abf7aef78d6" ns2:_="" ns3:_="">
     <xsd:import namespace="aa9c99c1-69c1-4b58-9df5-4d4796c46f8a"/>
@@ -13803,26 +13421,34 @@
 </ct:contentTypeSchema>
 </file>
 
-<file path=customXml/itemProps1.xml><?xml version="1.0" encoding="utf-8"?>
-<ds:datastoreItem xmlns:ds="http://schemas.openxmlformats.org/officeDocument/2006/customXml" ds:itemID="{C6C5DCE0-D69C-4B6E-96D9-C69B23DE6D4A}">
-  <ds:schemaRefs>
-    <ds:schemaRef ds:uri="http://schemas.microsoft.com/office/2006/metadata/properties"/>
-    <ds:schemaRef ds:uri="http://schemas.microsoft.com/office/infopath/2007/PartnerControls"/>
-    <ds:schemaRef ds:uri="cbeac988-4fd5-47cf-ad03-89cc7678fa90"/>
-    <ds:schemaRef ds:uri="aa9c99c1-69c1-4b58-9df5-4d4796c46f8a"/>
-  </ds:schemaRefs>
-</ds:datastoreItem>
+<file path=customXml/item2.xml><?xml version="1.0" encoding="utf-8"?>
+<?mso-contentType ?>
+<FormTemplates xmlns="http://schemas.microsoft.com/sharepoint/v3/contenttype/forms">
+  <Display>DocumentLibraryForm</Display>
+  <Edit>DocumentLibraryForm</Edit>
+  <New>DocumentLibraryForm</New>
+</FormTemplates>
 </file>
 
-<file path=customXml/itemProps2.xml><?xml version="1.0" encoding="utf-8"?>
-<ds:datastoreItem xmlns:ds="http://schemas.openxmlformats.org/officeDocument/2006/customXml" ds:itemID="{4BECF9F2-3A10-48CC-8D31-4F6E8664527E}">
-  <ds:schemaRefs>
-    <ds:schemaRef ds:uri="http://schemas.microsoft.com/sharepoint/v3/contenttype/forms"/>
-  </ds:schemaRefs>
-</ds:datastoreItem>
+<file path=customXml/item3.xml><?xml version="1.0" encoding="utf-8"?>
+<p:properties xmlns:p="http://schemas.microsoft.com/office/2006/metadata/properties" xmlns:xsi="http://www.w3.org/2001/XMLSchema-instance" xmlns:pc="http://schemas.microsoft.com/office/infopath/2007/PartnerControls">
+  <documentManagement>
+    <TaxCatchAll xmlns="cbeac988-4fd5-47cf-ad03-89cc7678fa90" xsi:nil="true"/>
+    <lcf76f155ced4ddcb4097134ff3c332f xmlns="aa9c99c1-69c1-4b58-9df5-4d4796c46f8a">
+      <Terms xmlns="http://schemas.microsoft.com/office/infopath/2007/PartnerControls"/>
+    </lcf76f155ced4ddcb4097134ff3c332f>
+    <SharedWithUsers xmlns="cbeac988-4fd5-47cf-ad03-89cc7678fa90">
+      <UserInfo>
+        <DisplayName/>
+        <AccountId xsi:nil="true"/>
+        <AccountType/>
+      </UserInfo>
+    </SharedWithUsers>
+  </documentManagement>
+</p:properties>
 </file>
 
-<file path=customXml/itemProps3.xml><?xml version="1.0" encoding="utf-8"?>
+<file path=customXml/itemProps1.xml><?xml version="1.0" encoding="utf-8"?>
 <ds:datastoreItem xmlns:ds="http://schemas.openxmlformats.org/officeDocument/2006/customXml" ds:itemID="{26FF9410-7F49-4DD5-9478-D670A139DF54}">
   <ds:schemaRefs>
     <ds:schemaRef ds:uri="http://schemas.microsoft.com/office/2006/metadata/contentType"/>
@@ -13839,4 +13465,23 @@
     <ds:schemaRef ds:uri="http://schemas.microsoft.com/internal/obd"/>
   </ds:schemaRefs>
 </ds:datastoreItem>
+</file>
+
+<file path=customXml/itemProps2.xml><?xml version="1.0" encoding="utf-8"?>
+<ds:datastoreItem xmlns:ds="http://schemas.openxmlformats.org/officeDocument/2006/customXml" ds:itemID="{4BECF9F2-3A10-48CC-8D31-4F6E8664527E}">
+  <ds:schemaRefs>
+    <ds:schemaRef ds:uri="http://schemas.microsoft.com/sharepoint/v3/contenttype/forms"/>
+  </ds:schemaRefs>
+</ds:datastoreItem>
+</file>
+
+<file path=customXml/itemProps3.xml><?xml version="1.0" encoding="utf-8"?>
+<ds:datastoreItem xmlns:ds="http://schemas.openxmlformats.org/officeDocument/2006/customXml" ds:itemID="{C6C5DCE0-D69C-4B6E-96D9-C69B23DE6D4A}">
+  <ds:schemaRefs>
+    <ds:schemaRef ds:uri="http://schemas.microsoft.com/office/2006/metadata/properties"/>
+    <ds:schemaRef ds:uri="http://schemas.microsoft.com/office/infopath/2007/PartnerControls"/>
+    <ds:schemaRef ds:uri="cbeac988-4fd5-47cf-ad03-89cc7678fa90"/>
+    <ds:schemaRef ds:uri="aa9c99c1-69c1-4b58-9df5-4d4796c46f8a"/>
+  </ds:schemaRefs>
+</ds:datastoreItem>
 </file>